--- a/Ian_Alloway_Resume_CV.docx
+++ b/Ian_Alloway_Resume_CV.docx
@@ -2,1939 +2,494 @@
 <file path=word/document.xml><?xml version="1.0" encoding="utf-8"?>
 <w:document xmlns:wpc="http://schemas.microsoft.com/office/word/2010/wordprocessingCanvas" xmlns:mo="http://schemas.microsoft.com/office/mac/office/2008/main" xmlns:mc="http://schemas.openxmlformats.org/markup-compatibility/2006" xmlns:mv="urn:schemas-microsoft-com:mac:vml" xmlns:o="urn:schemas-microsoft-com:office:office" xmlns:r="http://schemas.openxmlformats.org/officeDocument/2006/relationships" xmlns:m="http://schemas.openxmlformats.org/officeDocument/2006/math" xmlns:v="urn:schemas-microsoft-com:vml" xmlns:wp14="http://schemas.microsoft.com/office/word/2010/wordprocessingDrawing" xmlns:wp="http://schemas.openxmlformats.org/drawingml/2006/wordprocessingDrawing" xmlns:w10="urn:schemas-microsoft-com:office:word" xmlns:w="http://schemas.openxmlformats.org/wordprocessingml/2006/main" xmlns:w14="http://schemas.microsoft.com/office/word/2010/wordml" xmlns:wpg="http://schemas.microsoft.com/office/word/2010/wordprocessingGroup" xmlns:wpi="http://schemas.microsoft.com/office/word/2010/wordprocessingInk" xmlns:wne="http://schemas.microsoft.com/office/word/2006/wordml" xmlns:wps="http://schemas.microsoft.com/office/word/2010/wordprocessingShape" mc:Ignorable="w14 wp14">
   <w:body>
-    <w:p xmlns:wp14="http://schemas.microsoft.com/office/word/2010/wordml" wp14:textId="77777777">
+    <w:p>
       <w:pPr>
-        <w:spacing w:after="0"/>
         <w:jc w:val="center"/>
       </w:pPr>
       <w:r>
         <w:rPr>
-          <w:rFonts w:ascii="Calibri" w:hAnsi="Calibri"/>
           <w:b/>
-          <w:color w:val="1F2937"/>
-          <w:sz w:val="48"/>
+          <w:sz w:val="36"/>
         </w:rPr>
-        <w:t>IAN ALLOWAY</w:t>
+        <w:t>Ian Alloway</w:t>
       </w:r>
     </w:p>
-    <w:p xmlns:wp14="http://schemas.microsoft.com/office/word/2010/wordml" wp14:textId="77777777">
+    <w:p>
       <w:pPr>
-        <w:spacing w:after="120"/>
         <w:jc w:val="center"/>
       </w:pPr>
       <w:r>
         <w:rPr>
-          <w:rFonts w:ascii="Calibri" w:hAnsi="Calibri"/>
-          <w:color w:val="2563EB"/>
-          <w:sz w:val="24"/>
+          <w:sz w:val="17"/>
         </w:rPr>
-        <w:t>AI/ML Engineer | Data Scientist | Business Intelligence Specialist</w:t>
+        <w:t>Fairmont, WV (Remote-Friendly) | 727-470-8666 | ian@allowayllc.com | linkedin.com/in/ianit | github.com/ianalloway | ianalloway.xyz | allowayai.substack.com</w:t>
       </w:r>
     </w:p>
-    <w:p xmlns:wp14="http://schemas.microsoft.com/office/word/2010/wordml" wp14:textId="62DCF634">
-      <w:pPr>
-        <w:spacing w:after="200"/>
-        <w:jc w:val="center"/>
-        <w:rPr>
-          <w:rFonts w:ascii="Calibri" w:hAnsi="Calibri"/>
-          <w:sz w:val="20"/>
-          <w:szCs w:val="20"/>
-        </w:rPr>
-      </w:pPr>
+    <w:p>
       <w:r>
         <w:rPr>
-          <w:rFonts w:ascii="Calibri" w:hAnsi="Calibri"/>
-          <w:color w:val="374151"/>
-          <w:sz w:val="20"/>
-          <w:szCs w:val="20"/>
+          <w:b/>
+          <w:sz w:val="22"/>
         </w:rPr>
-        <w:t>Fairmont, WV (Remote-</w:t>
+        <w:t>SUMMARY</w:t>
       </w:r>
+    </w:p>
+    <w:p>
       <w:r>
         <w:rPr>
-          <w:rFonts w:ascii="Calibri" w:hAnsi="Calibri"/>
-          <w:color w:val="374151"/>
-          <w:sz w:val="20"/>
-          <w:szCs w:val="20"/>
+          <w:sz w:val="18"/>
         </w:rPr>
-        <w:t>Friendly)</w:t>
+        <w:t>ML Engineer and Data Scientist building production ML systems, evaluation tooling, and analytics products. Completed a B.S. in Information Science at the University of South Florida and currently pursuing an M.S. in Artificial Intelligence at USF. Founder of Alloway LLC, with experience shipping applied ML, dashboards, and decision-support software across sports analytics, fintech, and cybersecurity.</w:t>
       </w:r>
+    </w:p>
+    <w:p>
       <w:r>
         <w:rPr>
-          <w:rFonts w:ascii="Calibri" w:hAnsi="Calibri"/>
-          <w:color w:val="6B7280"/>
-          <w:sz w:val="20"/>
-          <w:szCs w:val="20"/>
-        </w:rPr>
-        <w:t xml:space="preserve">  |</w:t>
-      </w:r>
-      <w:r>
-        <w:rPr>
-          <w:rFonts w:ascii="Calibri" w:hAnsi="Calibri"/>
-          <w:color w:val="6B7280"/>
-          <w:sz w:val="20"/>
-          <w:szCs w:val="20"/>
-        </w:rPr>
-        <w:t xml:space="preserve">  </w:t>
-      </w:r>
-      <w:hyperlink r:id="Rd152ab8344ff4ee6">
-        <w:r>
-          <w:rPr>
-            <w:rStyle w:val="Hyperlink"/>
-            <w:rFonts w:ascii="Calibri" w:hAnsi="Calibri"/>
-            <w:sz w:val="20"/>
-            <w:szCs w:val="20"/>
-          </w:rPr>
-          <w:t>ian@allowayllc.com</w:t>
-        </w:r>
-      </w:hyperlink>
-      <w:r>
-        <w:rPr>
-          <w:rFonts w:ascii="Calibri" w:hAnsi="Calibri"/>
-          <w:color w:val="6B7280"/>
-          <w:sz w:val="20"/>
-          <w:szCs w:val="20"/>
-        </w:rPr>
-        <w:t xml:space="preserve">  |  </w:t>
-      </w:r>
-      <w:hyperlink r:id="Rc8b48bafc5f34a72">
-        <w:r>
-          <w:rPr>
-            <w:rStyle w:val="Hyperlink"/>
-            <w:rFonts w:ascii="Calibri" w:hAnsi="Calibri"/>
-            <w:sz w:val="20"/>
-            <w:szCs w:val="20"/>
-          </w:rPr>
-          <w:t>linkedin.com/in/ianit</w:t>
-        </w:r>
-      </w:hyperlink>
-      <w:r>
-        <w:rPr>
-          <w:rFonts w:ascii="Calibri" w:hAnsi="Calibri"/>
-          <w:color w:val="6B7280"/>
-          <w:sz w:val="20"/>
-          <w:szCs w:val="20"/>
-        </w:rPr>
-        <w:t xml:space="preserve">  |  </w:t>
-      </w:r>
-      <w:hyperlink r:id="R79901a8613184853">
-        <w:r>
-          <w:rPr>
-            <w:rStyle w:val="Hyperlink"/>
-            <w:rFonts w:ascii="Calibri" w:hAnsi="Calibri"/>
-            <w:sz w:val="20"/>
-            <w:szCs w:val="20"/>
-          </w:rPr>
-          <w:t>github.com/ianalloway</w:t>
-        </w:r>
-      </w:hyperlink>
-      <w:r>
-        <w:rPr>
-          <w:rFonts w:ascii="Calibri" w:hAnsi="Calibri"/>
-          <w:color w:val="6B7280"/>
-          <w:sz w:val="20"/>
-          <w:szCs w:val="20"/>
-        </w:rPr>
-        <w:t xml:space="preserve">  |  </w:t>
-      </w:r>
-      <w:hyperlink r:id="Rbb97ae062c924a45">
-        <w:r>
-          <w:rPr>
-            <w:rStyle w:val="Hyperlink"/>
-            <w:rFonts w:ascii="Calibri" w:hAnsi="Calibri"/>
-            <w:sz w:val="20"/>
-            <w:szCs w:val="20"/>
-          </w:rPr>
-          <w:t>ianalloway.xyz</w:t>
-        </w:r>
-      </w:hyperlink>
-      <w:r>
-        <w:rPr>
-          <w:rFonts w:ascii="Calibri" w:hAnsi="Calibri"/>
-          <w:color w:val="6B7280"/>
-          <w:sz w:val="20"/>
-          <w:szCs w:val="20"/>
-        </w:rPr>
-        <w:t xml:space="preserve">  |  </w:t>
-      </w:r>
-      <w:hyperlink r:id="Rf7926f7d630b42eb">
-        <w:r>
-          <w:rPr>
-            <w:rStyle w:val="Hyperlink"/>
-            <w:rFonts w:ascii="Calibri" w:hAnsi="Calibri"/>
-            <w:sz w:val="20"/>
-            <w:szCs w:val="20"/>
-          </w:rPr>
-          <w:t>allowayai.substack.com</w:t>
-        </w:r>
-      </w:hyperlink>
-      <w:r>
-        <w:rPr>
-          <w:rFonts w:ascii="Calibri" w:hAnsi="Calibri"/>
-          <w:sz w:val="20"/>
-          <w:szCs w:val="20"/>
-        </w:rPr>
-        <w:t xml:space="preserve">  </w:t>
-      </w:r>
-      <w:r>
-        <w:rPr>
-          <w:rFonts w:ascii="Calibri" w:hAnsi="Calibri"/>
-          <w:sz w:val="20"/>
-          <w:szCs w:val="20"/>
-        </w:rPr>
-        <w:t>|  727</w:t>
-      </w:r>
-      <w:r>
-        <w:rPr>
-          <w:rFonts w:ascii="Calibri" w:hAnsi="Calibri"/>
-          <w:sz w:val="20"/>
-          <w:szCs w:val="20"/>
-        </w:rPr>
-        <w:t>-470-8666</w:t>
-      </w:r>
-    </w:p>
-    <w:p xmlns:wp14="http://schemas.microsoft.com/office/word/2010/wordml" wp14:textId="77777777">
-      <w:pPr>
-        <w:spacing w:before="0" w:after="0"/>
-        <w:pBdr>
-          <w:bottom w:val="single" w:color="2563EB" w:sz="12"/>
-        </w:pBdr>
-      </w:pPr>
-    </w:p>
-    <w:p xmlns:wp14="http://schemas.microsoft.com/office/word/2010/wordml" wp14:textId="77777777">
-      <w:pPr>
-        <w:spacing w:before="240" w:after="80"/>
-        <w:pBdr>
-          <w:bottom w:val="single" w:color="E5E7EB" w:sz="6"/>
-        </w:pBdr>
-      </w:pPr>
-      <w:r>
-        <w:rPr>
-          <w:rFonts w:ascii="Calibri" w:hAnsi="Calibri"/>
           <w:b/>
-          <w:color w:val="1F2937"/>
-          <w:sz w:val="24"/>
-        </w:rPr>
-        <w:t>PROFESSIONAL SUMMARY</w:t>
-      </w:r>
-    </w:p>
-    <w:p xmlns:wp14="http://schemas.microsoft.com/office/word/2010/wordml" wp14:textId="77777777">
-      <w:pPr>
-        <w:spacing w:after="120" w:line="276" w:lineRule="auto"/>
-      </w:pPr>
-      <w:r>
-        <w:rPr>
-          <w:rFonts w:ascii="Calibri" w:hAnsi="Calibri"/>
-          <w:color w:val="374151"/>
           <w:sz w:val="22"/>
-        </w:rPr>
-        <w:t>Data Scientist and AI Engineer pursuing an MS in Artificial Intelligence at the University of South Florida. Builds production ML systems, blockchain analytics pipelines, and AI-powered products. Open-source contributor to OpenClaw (194k+ stars). Founder of Alloway LLC, delivering data-driven solutions across sports analytics, fintech, and cybersecurity. Proven track record of reducing fraud incidents by 30% through AI-based anomaly detection and improving client operational efficiency by 40%.</w:t>
-      </w:r>
-    </w:p>
-    <w:p xmlns:wp14="http://schemas.microsoft.com/office/word/2010/wordml" wp14:textId="77777777">
-      <w:pPr>
-        <w:spacing w:before="240" w:after="80"/>
-        <w:pBdr>
-          <w:bottom w:val="single" w:color="E5E7EB" w:sz="6"/>
-        </w:pBdr>
-      </w:pPr>
-      <w:r>
-        <w:rPr>
-          <w:rFonts w:ascii="Calibri" w:hAnsi="Calibri"/>
-          <w:b/>
-          <w:color w:val="1F2937"/>
-          <w:sz w:val="24"/>
         </w:rPr>
         <w:t>TECHNICAL SKILLS</w:t>
       </w:r>
     </w:p>
-    <w:p xmlns:wp14="http://schemas.microsoft.com/office/word/2010/wordml" wp14:textId="77777777">
+    <w:p>
+      <w:r>
+        <w:rPr>
+          <w:sz w:val="18"/>
+        </w:rPr>
+        <w:t>Languages: Python, SQL, TypeScript, JavaScript, R, Bash</w:t>
+      </w:r>
+    </w:p>
+    <w:p>
+      <w:r>
+        <w:rPr>
+          <w:sz w:val="18"/>
+        </w:rPr>
+        <w:t>ML / AI: Scikit-learn, XGBoost, PyTorch, TensorFlow, NLP, model evaluation, calibration, forecasting, computer vision</w:t>
+      </w:r>
+    </w:p>
+    <w:p>
+      <w:r>
+        <w:rPr>
+          <w:sz w:val="18"/>
+        </w:rPr>
+        <w:t>Data / Analytics: Pandas, NumPy, Tableau, Power BI, statistical analysis, experimentation, dashboarding</w:t>
+      </w:r>
+    </w:p>
+    <w:p>
+      <w:r>
+        <w:rPr>
+          <w:sz w:val="18"/>
+        </w:rPr>
+        <w:t>Backend / Infra: FastAPI, React, Node.js, PostgreSQL, SQLite, Redis, Docker, Git, GitHub Actions, AWS</w:t>
+      </w:r>
+    </w:p>
+    <w:p>
+      <w:r>
+        <w:rPr>
+          <w:sz w:val="18"/>
+        </w:rPr>
+        <w:t>Domain Experience: Sports analytics, blockchain analytics, fraud detection, decision-support systems</w:t>
+      </w:r>
+    </w:p>
+    <w:p>
+      <w:r>
+        <w:rPr>
+          <w:b/>
+          <w:sz w:val="22"/>
+        </w:rPr>
+        <w:t>EXPERIENCE</w:t>
+      </w:r>
+    </w:p>
+    <w:p>
+      <w:r>
+        <w:rPr>
+          <w:sz w:val="18"/>
+        </w:rPr>
+        <w:t>Founder &amp; Data Consultant, Alloway LLC</w:t>
+      </w:r>
+    </w:p>
+    <w:p>
+      <w:r>
+        <w:rPr>
+          <w:sz w:val="18"/>
+        </w:rPr>
+        <w:t>July 2023 - Present | Morgantown, WV</w:t>
+      </w:r>
+    </w:p>
+    <w:p>
       <w:pPr>
-        <w:spacing w:after="60"/>
+        <w:pStyle w:val="ListBullet"/>
       </w:pPr>
       <w:r>
         <w:rPr>
-          <w:rFonts w:ascii="Calibri" w:hAnsi="Calibri"/>
-          <w:b/>
-          <w:color w:val="374151"/>
-          <w:sz w:val="21"/>
+          <w:sz w:val="18"/>
         </w:rPr>
-        <w:t xml:space="preserve">AI/Machine Learning: </w:t>
-      </w:r>
-      <w:r>
-        <w:rPr>
-          <w:rFonts w:ascii="Calibri" w:hAnsi="Calibri"/>
-          <w:color w:val="6B7280"/>
-          <w:sz w:val="21"/>
-        </w:rPr>
-        <w:t>Python, TensorFlow, PyTorch, Scikit-learn, XGBoost, Deep Learning, NLP, Computer Vision, YOLOv8, Time Series Forecasting</w:t>
+        <w:t>Founded a consultancy delivering applied ML, analytics, and automation solutions for sports, fintech, and business operations use cases.</w:t>
       </w:r>
     </w:p>
-    <w:p xmlns:wp14="http://schemas.microsoft.com/office/word/2010/wordml" wp14:textId="77777777">
+    <w:p>
       <w:pPr>
-        <w:spacing w:after="60"/>
+        <w:pStyle w:val="ListBullet"/>
       </w:pPr>
       <w:r>
         <w:rPr>
-          <w:rFonts w:ascii="Calibri" w:hAnsi="Calibri"/>
-          <w:b/>
-          <w:color w:val="374151"/>
-          <w:sz w:val="21"/>
+          <w:sz w:val="18"/>
         </w:rPr>
-        <w:t xml:space="preserve">Data Engineering: </w:t>
-      </w:r>
-      <w:r>
-        <w:rPr>
-          <w:rFonts w:ascii="Calibri" w:hAnsi="Calibri"/>
-          <w:color w:val="6B7280"/>
-          <w:sz w:val="21"/>
-        </w:rPr>
-        <w:t>SQL, PostgreSQL, Oracle, Microsoft SQL Server, PL/SQL, Pandas, NumPy, Redis, ETL Pipelines</w:t>
+        <w:t>Developed and deployed ML-driven decision tools that improved client operational efficiency by 40%.</w:t>
       </w:r>
     </w:p>
-    <w:p xmlns:wp14="http://schemas.microsoft.com/office/word/2010/wordml" wp14:textId="77777777">
+    <w:p>
       <w:pPr>
-        <w:spacing w:after="60"/>
+        <w:pStyle w:val="ListBullet"/>
       </w:pPr>
       <w:r>
         <w:rPr>
-          <w:rFonts w:ascii="Calibri" w:hAnsi="Calibri"/>
-          <w:b/>
-          <w:color w:val="374151"/>
-          <w:sz w:val="21"/>
+          <w:sz w:val="18"/>
         </w:rPr>
-        <w:t xml:space="preserve">Visualization &amp; BI: </w:t>
-      </w:r>
-      <w:r>
-        <w:rPr>
-          <w:rFonts w:ascii="Calibri" w:hAnsi="Calibri"/>
-          <w:color w:val="6B7280"/>
-          <w:sz w:val="21"/>
-        </w:rPr>
-        <w:t>Tableau (Certified Professional), Power BI, Google Analytics, Statistical Analysis, Dashboard Development</w:t>
+        <w:t>Built production dashboards and reporting workflows in Tableau and Power BI across marketing, logistics, and customer-service data.</w:t>
       </w:r>
     </w:p>
-    <w:p xmlns:wp14="http://schemas.microsoft.com/office/word/2010/wordml" wp14:textId="77777777">
+    <w:p>
       <w:pPr>
-        <w:spacing w:after="60"/>
+        <w:pStyle w:val="ListBullet"/>
       </w:pPr>
       <w:r>
         <w:rPr>
-          <w:rFonts w:ascii="Calibri" w:hAnsi="Calibri"/>
-          <w:b/>
-          <w:color w:val="374151"/>
-          <w:sz w:val="21"/>
+          <w:sz w:val="18"/>
         </w:rPr>
-        <w:t xml:space="preserve">Cloud &amp; DevOps: </w:t>
+        <w:t>Led engagements end to end: requirements gathering, implementation, deployment, documentation, and client handoff.</w:t>
       </w:r>
+    </w:p>
+    <w:p>
       <w:r>
         <w:rPr>
-          <w:rFonts w:ascii="Calibri" w:hAnsi="Calibri"/>
-          <w:color w:val="6B7280"/>
-          <w:sz w:val="21"/>
+          <w:sz w:val="18"/>
         </w:rPr>
-        <w:t>AWS (Certified Practitioner), Docker, Git, APIs, Node.js, React, TypeScript, FastAPI, Tailwind CSS</w:t>
+        <w:t>Data Auditor / AI Engineer, Omniichain</w:t>
       </w:r>
     </w:p>
-    <w:p xmlns:wp14="http://schemas.microsoft.com/office/word/2010/wordml" wp14:textId="77777777">
+    <w:p>
+      <w:r>
+        <w:rPr>
+          <w:sz w:val="18"/>
+        </w:rPr>
+        <w:t>Jan 2020 - Dec 2024 | Remote</w:t>
+      </w:r>
+    </w:p>
+    <w:p>
       <w:pPr>
-        <w:spacing w:after="60"/>
+        <w:pStyle w:val="ListBullet"/>
       </w:pPr>
       <w:r>
         <w:rPr>
-          <w:rFonts w:ascii="Calibri" w:hAnsi="Calibri"/>
-          <w:b/>
-          <w:color w:val="374151"/>
-          <w:sz w:val="21"/>
+          <w:sz w:val="18"/>
         </w:rPr>
-        <w:t xml:space="preserve">Blockchain: </w:t>
-      </w:r>
-      <w:r>
-        <w:rPr>
-          <w:rFonts w:ascii="Calibri" w:hAnsi="Calibri"/>
-          <w:color w:val="6B7280"/>
-          <w:sz w:val="21"/>
-        </w:rPr>
-        <w:t>Ethereum, Solana, Polkadot, Smart Contracts, Solidity, Web3.js, Ethers.js, NFT Technology</w:t>
+        <w:t>Extracted, normalized, and analyzed multi-chain blockchain data from Ethereum, Solana, and Polkadot networks.</w:t>
       </w:r>
     </w:p>
-    <w:p xmlns:wp14="http://schemas.microsoft.com/office/word/2010/wordml" wp14:textId="77777777">
+    <w:p>
       <w:pPr>
-        <w:spacing w:after="60"/>
+        <w:pStyle w:val="ListBullet"/>
       </w:pPr>
       <w:r>
         <w:rPr>
-          <w:rFonts w:ascii="Calibri" w:hAnsi="Calibri"/>
-          <w:b/>
-          <w:color w:val="374151"/>
-          <w:sz w:val="21"/>
+          <w:sz w:val="18"/>
         </w:rPr>
-        <w:t xml:space="preserve">Autonomy: </w:t>
-      </w:r>
-      <w:r>
-        <w:rPr>
-          <w:rFonts w:ascii="Calibri" w:hAnsi="Calibri"/>
-          <w:color w:val="6B7280"/>
-          <w:sz w:val="21"/>
-        </w:rPr>
-        <w:t>MAVLink, PX4, ArduPilot, Path Planning (A*, RRT*), Sensor Fusion, EKF</w:t>
+        <w:t>Built anomaly-detection tooling that reduced fraud incidents by 30%.</w:t>
       </w:r>
     </w:p>
-    <w:p xmlns:wp14="http://schemas.microsoft.com/office/word/2010/wordml" wp14:textId="77777777">
+    <w:p>
       <w:pPr>
-        <w:spacing w:before="240" w:after="80"/>
-        <w:pBdr>
-          <w:bottom w:val="single" w:color="E5E7EB" w:sz="6"/>
-        </w:pBdr>
+        <w:pStyle w:val="ListBullet"/>
       </w:pPr>
       <w:r>
         <w:rPr>
-          <w:rFonts w:ascii="Calibri" w:hAnsi="Calibri"/>
-          <w:b/>
-          <w:color w:val="1F2937"/>
-          <w:sz w:val="24"/>
+          <w:sz w:val="18"/>
         </w:rPr>
-        <w:t>PROFESSIONAL EXPERIENCE</w:t>
+        <w:t>Created dashboards for token flow, market movement, and transactional risk monitoring.</w:t>
       </w:r>
     </w:p>
-    <w:p xmlns:wp14="http://schemas.microsoft.com/office/word/2010/wordml" wp14:textId="77777777">
+    <w:p>
       <w:pPr>
-        <w:spacing w:before="160" w:after="0"/>
+        <w:pStyle w:val="ListBullet"/>
       </w:pPr>
       <w:r>
         <w:rPr>
-          <w:rFonts w:ascii="Calibri" w:hAnsi="Calibri"/>
-          <w:b/>
-          <w:color w:val="374151"/>
-          <w:sz w:val="22"/>
+          <w:sz w:val="18"/>
         </w:rPr>
-        <w:t>Founder &amp; Business Owner</w:t>
+        <w:t>Benchmarked smart-contract performance and data quality workflows using Python and SQL.</w:t>
       </w:r>
+    </w:p>
+    <w:p>
       <w:r>
         <w:rPr>
-          <w:rFonts w:ascii="Calibri" w:hAnsi="Calibri"/>
-          <w:color w:val="6B7280"/>
-          <w:sz w:val="22"/>
+          <w:sz w:val="18"/>
         </w:rPr>
-        <w:t xml:space="preserve">  |  Alloway LLC  |  Morgantown, WV</w:t>
+        <w:t>Sales &amp; Purchasing Manager, IT Parts and Spares Ltd.</w:t>
       </w:r>
+    </w:p>
+    <w:p>
       <w:r>
         <w:rPr>
-          <w:rFonts w:ascii="Calibri" w:hAnsi="Calibri"/>
-          <w:color w:val="6B7280"/>
-          <w:sz w:val="22"/>
+          <w:sz w:val="18"/>
         </w:rPr>
-        <w:t xml:space="preserve">  |  July 2023 - Present</w:t>
+        <w:t>Sept 2018 - Aug 2020 | Miami/Fort Lauderdale, FL</w:t>
       </w:r>
     </w:p>
-    <w:p xmlns:wp14="http://schemas.microsoft.com/office/word/2010/wordml" wp14:textId="77777777">
+    <w:p>
       <w:pPr>
-        <w:spacing w:after="40" w:line="264" w:lineRule="auto"/>
+        <w:pStyle w:val="ListBullet"/>
       </w:pPr>
       <w:r>
         <w:rPr>
-          <w:rFonts w:ascii="Calibri" w:hAnsi="Calibri"/>
-          <w:color w:val="2563EB"/>
-          <w:sz w:val="20"/>
+          <w:sz w:val="18"/>
         </w:rPr>
-        <w:t xml:space="preserve">  </w:t>
-      </w:r>
-      <w:r>
-        <w:rPr>
-          <w:rFonts w:ascii="Calibri" w:hAnsi="Calibri"/>
-          <w:color w:val="374151"/>
-          <w:sz w:val="20"/>
-        </w:rPr>
-        <w:t>Founded data consultancy delivering AI-powered solutions to e-commerce and enterprise clients across multiple industries</w:t>
+        <w:t>Led procurement operations with international vendors, optimizing logistics and reducing costs by 15%.</w:t>
       </w:r>
     </w:p>
-    <w:p xmlns:wp14="http://schemas.microsoft.com/office/word/2010/wordml" wp14:textId="1DB49DE2">
+    <w:p>
       <w:pPr>
-        <w:spacing w:after="40" w:line="264" w:lineRule="auto"/>
+        <w:pStyle w:val="ListBullet"/>
       </w:pPr>
       <w:r>
         <w:rPr>
-          <w:rFonts w:ascii="Calibri" w:hAnsi="Calibri"/>
-          <w:color w:val="2563EB"/>
-          <w:sz w:val="20"/>
-          <w:szCs w:val="20"/>
+          <w:sz w:val="18"/>
         </w:rPr>
-        <w:t xml:space="preserve">  </w:t>
-      </w:r>
-      <w:r>
-        <w:rPr>
-          <w:rFonts w:ascii="Calibri" w:hAnsi="Calibri"/>
-          <w:color w:val="374151"/>
-          <w:sz w:val="20"/>
-          <w:szCs w:val="20"/>
-        </w:rPr>
-        <w:t>Developed and deployed machine learning models automating decision-making processes, improving client operational efficiency         by 40%</w:t>
+        <w:t>Maintained inventory and purchasing systems with a strong focus on data accuracy and operational visibility.</w:t>
       </w:r>
     </w:p>
-    <w:p xmlns:wp14="http://schemas.microsoft.com/office/word/2010/wordml" wp14:textId="77777777">
+    <w:p>
       <w:pPr>
-        <w:spacing w:after="40" w:line="264" w:lineRule="auto"/>
+        <w:pStyle w:val="ListBullet"/>
       </w:pPr>
       <w:r>
         <w:rPr>
-          <w:rFonts w:ascii="Calibri" w:hAnsi="Calibri"/>
-          <w:color w:val="2563EB"/>
-          <w:sz w:val="20"/>
+          <w:sz w:val="18"/>
         </w:rPr>
-        <w:t xml:space="preserve">  </w:t>
+        <w:t>Forecasted demand and negotiated pricing across major OEM contracts including HP, IBM, Lenovo, and Dell.</w:t>
       </w:r>
+    </w:p>
+    <w:p>
       <w:r>
         <w:rPr>
-          <w:rFonts w:ascii="Calibri" w:hAnsi="Calibri"/>
-          <w:color w:val="374151"/>
-          <w:sz w:val="20"/>
+          <w:sz w:val="18"/>
         </w:rPr>
-        <w:t>Built custom Tableau and Power BI dashboards for real-time data tracking across marketing, logistics, and customer service</w:t>
+        <w:t>Task Force Manager, Hilton Hotels</w:t>
       </w:r>
     </w:p>
-    <w:p xmlns:wp14="http://schemas.microsoft.com/office/word/2010/wordml" wp14:textId="77777777">
+    <w:p>
+      <w:r>
+        <w:rPr>
+          <w:sz w:val="18"/>
+        </w:rPr>
+        <w:t>Aug 2020 - Sept 2023 | Tampa, FL</w:t>
+      </w:r>
+    </w:p>
+    <w:p>
       <w:pPr>
-        <w:spacing w:after="40" w:line="264" w:lineRule="auto"/>
+        <w:pStyle w:val="ListBullet"/>
       </w:pPr>
       <w:r>
         <w:rPr>
-          <w:rFonts w:ascii="Calibri" w:hAnsi="Calibri"/>
-          <w:color w:val="2563EB"/>
-          <w:sz w:val="20"/>
+          <w:sz w:val="18"/>
         </w:rPr>
-        <w:t xml:space="preserve">  </w:t>
-      </w:r>
-      <w:r>
-        <w:rPr>
-          <w:rFonts w:ascii="Calibri" w:hAnsi="Calibri"/>
-          <w:color w:val="374151"/>
-          <w:sz w:val="20"/>
-        </w:rPr>
-        <w:t>Implemented cybersecurity audits and protocols, significantly mitigating client risk exposure</w:t>
+        <w:t>Directed operational improvements across multiple properties, achieving measurable guest satisfaction increases up to 20%.</w:t>
       </w:r>
     </w:p>
-    <w:p xmlns:wp14="http://schemas.microsoft.com/office/word/2010/wordml" wp14:textId="77777777">
+    <w:p>
       <w:pPr>
-        <w:spacing w:after="40" w:line="264" w:lineRule="auto"/>
+        <w:pStyle w:val="ListBullet"/>
       </w:pPr>
       <w:r>
         <w:rPr>
-          <w:rFonts w:ascii="Calibri" w:hAnsi="Calibri"/>
-          <w:color w:val="2563EB"/>
-          <w:sz w:val="20"/>
+          <w:sz w:val="18"/>
         </w:rPr>
-        <w:t xml:space="preserve">  </w:t>
+        <w:t>Managed property P&amp;L, budgets, vendor relationships, and GM-level operational coverage during transitions.</w:t>
       </w:r>
+    </w:p>
+    <w:p>
       <w:r>
         <w:rPr>
-          <w:rFonts w:ascii="Calibri" w:hAnsi="Calibri"/>
-          <w:color w:val="374151"/>
-          <w:sz w:val="20"/>
+          <w:b/>
+          <w:sz w:val="22"/>
         </w:rPr>
-        <w:t>Advised startups on automation strategies, digital transformation, and data infrastructure architecture</w:t>
+        <w:t>PROJECTS</w:t>
       </w:r>
     </w:p>
-    <w:p xmlns:wp14="http://schemas.microsoft.com/office/word/2010/wordml" wp14:textId="77777777">
-      <w:pPr>
-        <w:spacing w:before="160" w:after="0"/>
-      </w:pPr>
+    <w:p>
       <w:r>
         <w:rPr>
-          <w:rFonts w:ascii="Calibri" w:hAnsi="Calibri"/>
-          <w:b/>
-          <w:color w:val="374151"/>
-          <w:sz w:val="22"/>
+          <w:sz w:val="18"/>
         </w:rPr>
-        <w:t>Data Auditor / AI Engineer</w:t>
+        <w:t>AI Advantage Sports: Sports analytics platform with ML predictions, Kelly-based bet sizing, and live product workflows for NBA use cases. React, Python, XGBoost. https://aiadvantagesports.com</w:t>
       </w:r>
+    </w:p>
+    <w:p>
       <w:r>
         <w:rPr>
-          <w:rFonts w:ascii="Calibri" w:hAnsi="Calibri"/>
-          <w:color w:val="6B7280"/>
-          <w:sz w:val="22"/>
+          <w:sz w:val="18"/>
         </w:rPr>
-        <w:t xml:space="preserve">  |  Omniichain  |  Delaware, USA</w:t>
+        <w:t>nba-ratings: Reusable Elo, win-probability, and Kelly-sizing library for NBA-style models; designed as installable evaluation primitives. Python. https://github.com/ianalloway/nba-ratings</w:t>
       </w:r>
+    </w:p>
+    <w:p>
       <w:r>
         <w:rPr>
-          <w:rFonts w:ascii="Calibri" w:hAnsi="Calibri"/>
-          <w:color w:val="6B7280"/>
-          <w:sz w:val="22"/>
+          <w:sz w:val="18"/>
         </w:rPr>
-        <w:t xml:space="preserve">  |  Jan 2020 - Dec 2024</w:t>
+        <w:t>NBA CLV Dashboard: FastAPI and Chart.js dashboard for calibration, rolling accuracy, and CLV-style evaluation reporting. Python, FastAPI, Chart.js. https://github.com/ianalloway/nba-clv-dashboard</w:t>
       </w:r>
     </w:p>
-    <w:p xmlns:wp14="http://schemas.microsoft.com/office/word/2010/wordml" wp14:textId="77777777">
-      <w:pPr>
-        <w:spacing w:after="40" w:line="264" w:lineRule="auto"/>
-      </w:pPr>
+    <w:p>
       <w:r>
         <w:rPr>
-          <w:rFonts w:ascii="Calibri" w:hAnsi="Calibri"/>
-          <w:color w:val="2563EB"/>
-          <w:sz w:val="20"/>
+          <w:sz w:val="18"/>
         </w:rPr>
-        <w:t xml:space="preserve">  </w:t>
+        <w:t>Sports Betting ML: Applied NBA/NFL modeling project using logistic regression, XGBoost, and ensemble methods for edge detection. Python, XGBoost. https://huggingface.co/spaces/ianalloway/sports-betting-ml</w:t>
       </w:r>
+    </w:p>
+    <w:p>
       <w:r>
         <w:rPr>
-          <w:rFonts w:ascii="Calibri" w:hAnsi="Calibri"/>
-          <w:color w:val="374151"/>
-          <w:sz w:val="20"/>
+          <w:sz w:val="18"/>
         </w:rPr>
-        <w:t>Engineered AI-based anomaly detection tools analyzing multi-chain blockchain data, reducing fraud incidents by 30%</w:t>
+        <w:t>kelly-js: TypeScript package for Kelly sizing, odds conversion, and bankroll math in lightweight decision-support workflows. TypeScript, npm. https://github.com/ianalloway/kelly-js</w:t>
       </w:r>
     </w:p>
-    <w:p xmlns:wp14="http://schemas.microsoft.com/office/word/2010/wordml" wp14:textId="77777777">
-      <w:pPr>
-        <w:spacing w:after="40" w:line="264" w:lineRule="auto"/>
-      </w:pPr>
+    <w:p>
       <w:r>
         <w:rPr>
-          <w:rFonts w:ascii="Calibri" w:hAnsi="Calibri"/>
-          <w:color w:val="2563EB"/>
-          <w:sz w:val="20"/>
+          <w:sz w:val="18"/>
         </w:rPr>
-        <w:t xml:space="preserve">  </w:t>
+        <w:t>Repo Health: CLI that scores repository quality across README quality, CI, licensing, staleness, and maintenance indicators. Python CLI. https://github.com/ianalloway/repo-health</w:t>
       </w:r>
+    </w:p>
+    <w:p>
       <w:r>
         <w:rPr>
-          <w:rFonts w:ascii="Calibri" w:hAnsi="Calibri"/>
-          <w:color w:val="374151"/>
-          <w:sz w:val="20"/>
+          <w:sz w:val="18"/>
         </w:rPr>
-        <w:t>Extracted and normalized blockchain data from Ethereum, Solana, and Polkadot networks using Python and SQL</w:t>
+        <w:t>macOS Disk Cleanup: Open-source Bash CLI that safely reclaims macOS disk space by removing regenerable caches only, with dry-run support and ShellCheck CI. Bash, GitHub Actions. https://github.com/ianalloway/macos-disk-cleanup</w:t>
       </w:r>
     </w:p>
-    <w:p xmlns:wp14="http://schemas.microsoft.com/office/word/2010/wordml" wp14:textId="77777777">
-      <w:pPr>
-        <w:spacing w:after="40" w:line="264" w:lineRule="auto"/>
-      </w:pPr>
+    <w:p>
       <w:r>
         <w:rPr>
-          <w:rFonts w:ascii="Calibri" w:hAnsi="Calibri"/>
-          <w:color w:val="2563EB"/>
-          <w:sz w:val="20"/>
-        </w:rPr>
-        <w:t xml:space="preserve">  </w:t>
-      </w:r>
-      <w:r>
-        <w:rPr>
-          <w:rFonts w:ascii="Calibri" w:hAnsi="Calibri"/>
-          <w:color w:val="374151"/>
-          <w:sz w:val="20"/>
-        </w:rPr>
-        <w:t>Collaborated cross-functionally with engineering and DevOps teams to deploy analytics tools via RESTful APIs</w:t>
-      </w:r>
-    </w:p>
-    <w:p xmlns:wp14="http://schemas.microsoft.com/office/word/2010/wordml" wp14:textId="77777777">
-      <w:pPr>
-        <w:spacing w:after="40" w:line="264" w:lineRule="auto"/>
-      </w:pPr>
-      <w:r>
-        <w:rPr>
-          <w:rFonts w:ascii="Calibri" w:hAnsi="Calibri"/>
-          <w:color w:val="2563EB"/>
-          <w:sz w:val="20"/>
-        </w:rPr>
-        <w:t xml:space="preserve">  </w:t>
-      </w:r>
-      <w:r>
-        <w:rPr>
-          <w:rFonts w:ascii="Calibri" w:hAnsi="Calibri"/>
-          <w:color w:val="374151"/>
-          <w:sz w:val="20"/>
-        </w:rPr>
-        <w:t>Conducted performance benchmarking of smart contract data operations, optimizing query efficiency</w:t>
-      </w:r>
-    </w:p>
-    <w:p xmlns:wp14="http://schemas.microsoft.com/office/word/2010/wordml" wp14:textId="77777777">
-      <w:pPr>
-        <w:spacing w:after="40" w:line="264" w:lineRule="auto"/>
-      </w:pPr>
-      <w:r>
-        <w:rPr>
-          <w:rFonts w:ascii="Calibri" w:hAnsi="Calibri"/>
-          <w:color w:val="2563EB"/>
-          <w:sz w:val="20"/>
-        </w:rPr>
-        <w:t xml:space="preserve">  </w:t>
-      </w:r>
-      <w:r>
-        <w:rPr>
-          <w:rFonts w:ascii="Calibri" w:hAnsi="Calibri"/>
-          <w:color w:val="374151"/>
-          <w:sz w:val="20"/>
-        </w:rPr>
-        <w:t>Built interactive dashboards visualizing token flow, market movements, and transactional health for investors and auditors</w:t>
-      </w:r>
-    </w:p>
-    <w:p xmlns:wp14="http://schemas.microsoft.com/office/word/2010/wordml" wp14:textId="77777777">
-      <w:pPr>
-        <w:spacing w:before="160" w:after="0"/>
-      </w:pPr>
-      <w:r>
-        <w:rPr>
-          <w:rFonts w:ascii="Calibri" w:hAnsi="Calibri"/>
           <w:b/>
-          <w:color w:val="374151"/>
           <w:sz w:val="22"/>
-        </w:rPr>
-        <w:t>Task Force Manager</w:t>
-      </w:r>
-      <w:r>
-        <w:rPr>
-          <w:rFonts w:ascii="Calibri" w:hAnsi="Calibri"/>
-          <w:color w:val="6B7280"/>
-          <w:sz w:val="22"/>
-        </w:rPr>
-        <w:t xml:space="preserve">  |  Hilton Hotels  |  Tampa, FL</w:t>
-      </w:r>
-      <w:r>
-        <w:rPr>
-          <w:rFonts w:ascii="Calibri" w:hAnsi="Calibri"/>
-          <w:color w:val="6B7280"/>
-          <w:sz w:val="22"/>
-        </w:rPr>
-        <w:t xml:space="preserve">  |  Aug 2020 - Sept 2023</w:t>
-      </w:r>
-    </w:p>
-    <w:p xmlns:wp14="http://schemas.microsoft.com/office/word/2010/wordml" wp14:textId="77777777">
-      <w:pPr>
-        <w:spacing w:after="40" w:line="264" w:lineRule="auto"/>
-      </w:pPr>
-      <w:r>
-        <w:rPr>
-          <w:rFonts w:ascii="Calibri" w:hAnsi="Calibri"/>
-          <w:color w:val="2563EB"/>
-          <w:sz w:val="20"/>
-        </w:rPr>
-        <w:t xml:space="preserve">  </w:t>
-      </w:r>
-      <w:r>
-        <w:rPr>
-          <w:rFonts w:ascii="Calibri" w:hAnsi="Calibri"/>
-          <w:color w:val="374151"/>
-          <w:sz w:val="20"/>
-        </w:rPr>
-        <w:t>Directed operational improvements across multiple Hilton locations during transitional and underperforming phases</w:t>
-      </w:r>
-    </w:p>
-    <w:p xmlns:wp14="http://schemas.microsoft.com/office/word/2010/wordml" wp14:textId="77777777">
-      <w:pPr>
-        <w:spacing w:after="40" w:line="264" w:lineRule="auto"/>
-      </w:pPr>
-      <w:r>
-        <w:rPr>
-          <w:rFonts w:ascii="Calibri" w:hAnsi="Calibri"/>
-          <w:color w:val="2563EB"/>
-          <w:sz w:val="20"/>
-        </w:rPr>
-        <w:t xml:space="preserve">  </w:t>
-      </w:r>
-      <w:r>
-        <w:rPr>
-          <w:rFonts w:ascii="Calibri" w:hAnsi="Calibri"/>
-          <w:color w:val="374151"/>
-          <w:sz w:val="20"/>
-        </w:rPr>
-        <w:t>Achieved measurable guest satisfaction increases of up to 20% at assigned properties through process optimization</w:t>
-      </w:r>
-    </w:p>
-    <w:p xmlns:wp14="http://schemas.microsoft.com/office/word/2010/wordml" wp14:textId="77777777">
-      <w:pPr>
-        <w:spacing w:after="40" w:line="264" w:lineRule="auto"/>
-      </w:pPr>
-      <w:r>
-        <w:rPr>
-          <w:rFonts w:ascii="Calibri" w:hAnsi="Calibri"/>
-          <w:color w:val="2563EB"/>
-          <w:sz w:val="20"/>
-        </w:rPr>
-        <w:t xml:space="preserve">  </w:t>
-      </w:r>
-      <w:r>
-        <w:rPr>
-          <w:rFonts w:ascii="Calibri" w:hAnsi="Calibri"/>
-          <w:color w:val="374151"/>
-          <w:sz w:val="20"/>
-        </w:rPr>
-        <w:t>Managed property P&amp;L, budgeting operations, and vendor relations during temporary assignments</w:t>
-      </w:r>
-    </w:p>
-    <w:p xmlns:wp14="http://schemas.microsoft.com/office/word/2010/wordml" wp14:textId="77777777">
-      <w:pPr>
-        <w:spacing w:after="40" w:line="264" w:lineRule="auto"/>
-      </w:pPr>
-      <w:r>
-        <w:rPr>
-          <w:rFonts w:ascii="Calibri" w:hAnsi="Calibri"/>
-          <w:color w:val="2563EB"/>
-          <w:sz w:val="20"/>
-        </w:rPr>
-        <w:t xml:space="preserve">  </w:t>
-      </w:r>
-      <w:r>
-        <w:rPr>
-          <w:rFonts w:ascii="Calibri" w:hAnsi="Calibri"/>
-          <w:color w:val="374151"/>
-          <w:sz w:val="20"/>
-        </w:rPr>
-        <w:t>Provided leadership coverage ensuring uninterrupted property performance across regional portfolio</w:t>
-      </w:r>
-    </w:p>
-    <w:p xmlns:wp14="http://schemas.microsoft.com/office/word/2010/wordml" wp14:textId="77777777">
-      <w:pPr>
-        <w:spacing w:before="160" w:after="0"/>
-      </w:pPr>
-      <w:r>
-        <w:rPr>
-          <w:rFonts w:ascii="Calibri" w:hAnsi="Calibri"/>
-          <w:b/>
-          <w:color w:val="374151"/>
-          <w:sz w:val="22"/>
-        </w:rPr>
-        <w:t>Sales &amp; Purchasing Manager</w:t>
-      </w:r>
-      <w:r>
-        <w:rPr>
-          <w:rFonts w:ascii="Calibri" w:hAnsi="Calibri"/>
-          <w:color w:val="6B7280"/>
-          <w:sz w:val="22"/>
-        </w:rPr>
-        <w:t xml:space="preserve">  |  IT Parts and Spares Ltd.  |  Miami/Fort Lauderdale, FL</w:t>
-      </w:r>
-      <w:r>
-        <w:rPr>
-          <w:rFonts w:ascii="Calibri" w:hAnsi="Calibri"/>
-          <w:color w:val="6B7280"/>
-          <w:sz w:val="22"/>
-        </w:rPr>
-        <w:t xml:space="preserve">  |  Sept 2018 - Aug 2023</w:t>
-      </w:r>
-    </w:p>
-    <w:p xmlns:wp14="http://schemas.microsoft.com/office/word/2010/wordml" wp14:textId="77777777">
-      <w:pPr>
-        <w:spacing w:after="40" w:line="264" w:lineRule="auto"/>
-      </w:pPr>
-      <w:r>
-        <w:rPr>
-          <w:rFonts w:ascii="Calibri" w:hAnsi="Calibri"/>
-          <w:color w:val="2563EB"/>
-          <w:sz w:val="20"/>
-        </w:rPr>
-        <w:t xml:space="preserve">  </w:t>
-      </w:r>
-      <w:r>
-        <w:rPr>
-          <w:rFonts w:ascii="Calibri" w:hAnsi="Calibri"/>
-          <w:color w:val="374151"/>
-          <w:sz w:val="20"/>
-        </w:rPr>
-        <w:t>Led purchasing operations with international vendors for HP, IBM, Lenovo, and Dell hardware, reducing costs by 15%</w:t>
-      </w:r>
-    </w:p>
-    <w:p xmlns:wp14="http://schemas.microsoft.com/office/word/2010/wordml" wp14:textId="77777777">
-      <w:pPr>
-        <w:spacing w:after="40" w:line="264" w:lineRule="auto"/>
-      </w:pPr>
-      <w:r>
-        <w:rPr>
-          <w:rFonts w:ascii="Calibri" w:hAnsi="Calibri"/>
-          <w:color w:val="2563EB"/>
-          <w:sz w:val="20"/>
-        </w:rPr>
-        <w:t xml:space="preserve">  </w:t>
-      </w:r>
-      <w:r>
-        <w:rPr>
-          <w:rFonts w:ascii="Calibri" w:hAnsi="Calibri"/>
-          <w:color w:val="374151"/>
-          <w:sz w:val="20"/>
-        </w:rPr>
-        <w:t>Collaborated with IT teams to recommend and implement procurement automation tools</w:t>
-      </w:r>
-    </w:p>
-    <w:p xmlns:wp14="http://schemas.microsoft.com/office/word/2010/wordml" wp14:textId="77777777">
-      <w:pPr>
-        <w:spacing w:after="40" w:line="264" w:lineRule="auto"/>
-      </w:pPr>
-      <w:r>
-        <w:rPr>
-          <w:rFonts w:ascii="Calibri" w:hAnsi="Calibri"/>
-          <w:color w:val="2563EB"/>
-          <w:sz w:val="20"/>
-        </w:rPr>
-        <w:t xml:space="preserve">  </w:t>
-      </w:r>
-      <w:r>
-        <w:rPr>
-          <w:rFonts w:ascii="Calibri" w:hAnsi="Calibri"/>
-          <w:color w:val="374151"/>
-          <w:sz w:val="20"/>
-        </w:rPr>
-        <w:t>Monitored market trends to forecast demand and negotiate better pricing agreements</w:t>
-      </w:r>
-    </w:p>
-    <w:p xmlns:wp14="http://schemas.microsoft.com/office/word/2010/wordml" wp14:textId="77777777">
-      <w:pPr>
-        <w:spacing w:before="160" w:after="0"/>
-      </w:pPr>
-      <w:r>
-        <w:rPr>
-          <w:rFonts w:ascii="Calibri" w:hAnsi="Calibri"/>
-          <w:b/>
-          <w:color w:val="374151"/>
-          <w:sz w:val="22"/>
-        </w:rPr>
-        <w:t>Sales Team Lead</w:t>
-      </w:r>
-      <w:r>
-        <w:rPr>
-          <w:rFonts w:ascii="Calibri" w:hAnsi="Calibri"/>
-          <w:color w:val="6B7280"/>
-          <w:sz w:val="22"/>
-        </w:rPr>
-        <w:t xml:space="preserve">  |  CvMcDowell  |  Miami/Fort Lauderdale, FL</w:t>
-      </w:r>
-      <w:r>
-        <w:rPr>
-          <w:rFonts w:ascii="Calibri" w:hAnsi="Calibri"/>
-          <w:color w:val="6B7280"/>
-          <w:sz w:val="22"/>
-        </w:rPr>
-        <w:t xml:space="preserve">  |  Dec 2016 - Sept 2018</w:t>
-      </w:r>
-    </w:p>
-    <w:p xmlns:wp14="http://schemas.microsoft.com/office/word/2010/wordml" wp14:textId="77777777">
-      <w:pPr>
-        <w:spacing w:after="40" w:line="264" w:lineRule="auto"/>
-      </w:pPr>
-      <w:r>
-        <w:rPr>
-          <w:rFonts w:ascii="Calibri" w:hAnsi="Calibri"/>
-          <w:color w:val="2563EB"/>
-          <w:sz w:val="20"/>
-        </w:rPr>
-        <w:t xml:space="preserve">  </w:t>
-      </w:r>
-      <w:r>
-        <w:rPr>
-          <w:rFonts w:ascii="Calibri" w:hAnsi="Calibri"/>
-          <w:color w:val="374151"/>
-          <w:sz w:val="20"/>
-        </w:rPr>
-        <w:t>Achieved Top 10 National Sales Ranking for 12+ consecutive months through strategic outreach</w:t>
-      </w:r>
-    </w:p>
-    <w:p xmlns:wp14="http://schemas.microsoft.com/office/word/2010/wordml" wp14:textId="77777777">
-      <w:pPr>
-        <w:spacing w:after="40" w:line="264" w:lineRule="auto"/>
-      </w:pPr>
-      <w:r>
-        <w:rPr>
-          <w:rFonts w:ascii="Calibri" w:hAnsi="Calibri"/>
-          <w:color w:val="2563EB"/>
-          <w:sz w:val="20"/>
-        </w:rPr>
-        <w:t xml:space="preserve">  </w:t>
-      </w:r>
-      <w:r>
-        <w:rPr>
-          <w:rFonts w:ascii="Calibri" w:hAnsi="Calibri"/>
-          <w:color w:val="374151"/>
-          <w:sz w:val="20"/>
-        </w:rPr>
-        <w:t>Led CRM adoption initiative, improving tracking and management of client interactions</w:t>
-      </w:r>
-    </w:p>
-    <w:p xmlns:wp14="http://schemas.microsoft.com/office/word/2010/wordml" wp14:textId="77777777">
-      <w:pPr>
-        <w:spacing w:after="40" w:line="264" w:lineRule="auto"/>
-      </w:pPr>
-      <w:r>
-        <w:rPr>
-          <w:rFonts w:ascii="Calibri" w:hAnsi="Calibri"/>
-          <w:color w:val="2563EB"/>
-          <w:sz w:val="20"/>
-        </w:rPr>
-        <w:t xml:space="preserve">  </w:t>
-      </w:r>
-      <w:r>
-        <w:rPr>
-          <w:rFonts w:ascii="Calibri" w:hAnsi="Calibri"/>
-          <w:color w:val="374151"/>
-          <w:sz w:val="20"/>
-        </w:rPr>
-        <w:t>Analyzed customer data to drive upsell and retention strategies, improving closing rates</w:t>
-      </w:r>
-    </w:p>
-    <w:p xmlns:wp14="http://schemas.microsoft.com/office/word/2010/wordml" wp14:textId="77777777">
-      <w:pPr>
-        <w:spacing w:before="240" w:after="80"/>
-        <w:pBdr>
-          <w:bottom w:val="single" w:color="E5E7EB" w:sz="6"/>
-        </w:pBdr>
-      </w:pPr>
-      <w:r>
-        <w:rPr>
-          <w:rFonts w:ascii="Calibri" w:hAnsi="Calibri"/>
-          <w:b/>
-          <w:color w:val="1F2937"/>
-          <w:sz w:val="24"/>
-        </w:rPr>
-        <w:t>KEY PROJECTS</w:t>
-      </w:r>
-    </w:p>
-    <w:p xmlns:wp14="http://schemas.microsoft.com/office/word/2010/wordml" wp14:textId="77777777">
-      <w:pPr>
-        <w:spacing w:before="120" w:after="0"/>
-      </w:pPr>
-      <w:r>
-        <w:rPr>
-          <w:rFonts w:ascii="Calibri" w:hAnsi="Calibri"/>
-          <w:b w:val="1"/>
-          <w:bCs w:val="1"/>
-          <w:color w:val="374151"/>
-          <w:sz w:val="22"/>
-          <w:szCs w:val="22"/>
-        </w:rPr>
-        <w:t xml:space="preserve">AI Advantage </w:t>
-      </w:r>
-      <w:r>
-        <w:rPr>
-          <w:rFonts w:ascii="Calibri" w:hAnsi="Calibri"/>
-          <w:b w:val="1"/>
-          <w:bCs w:val="1"/>
-          <w:color w:val="374151"/>
-          <w:sz w:val="22"/>
-          <w:szCs w:val="22"/>
-        </w:rPr>
-        <w:t>Sports</w:t>
-      </w:r>
-      <w:r>
-        <w:rPr>
-          <w:rFonts w:ascii="Calibri" w:hAnsi="Calibri"/>
-          <w:color w:val="2563EB"/>
-          <w:sz w:val="20"/>
-          <w:szCs w:val="20"/>
-        </w:rPr>
-        <w:t xml:space="preserve">  -</w:t>
-      </w:r>
-      <w:r>
-        <w:rPr>
-          <w:rFonts w:ascii="Calibri" w:hAnsi="Calibri"/>
-          <w:color w:val="2563EB"/>
-          <w:sz w:val="20"/>
-          <w:szCs w:val="20"/>
-        </w:rPr>
-        <w:t xml:space="preserve"> </w:t>
-      </w:r>
-      <w:hyperlink r:id="Ra5c60c9500bc45c7">
-        <w:r>
-          <w:rPr>
-            <w:rStyle w:val="Hyperlink"/>
-            <w:rFonts w:ascii="Calibri" w:hAnsi="Calibri"/>
-            <w:sz w:val="20"/>
-            <w:szCs w:val="20"/>
-          </w:rPr>
-          <w:t>aiadvantagesports.com</w:t>
-        </w:r>
-      </w:hyperlink>
-    </w:p>
-    <w:p xmlns:wp14="http://schemas.microsoft.com/office/word/2010/wordml" wp14:textId="77777777">
-      <w:pPr>
-        <w:spacing w:after="40" w:line="264" w:lineRule="auto"/>
-      </w:pPr>
-      <w:r>
-        <w:rPr>
-          <w:rFonts w:ascii="Calibri" w:hAnsi="Calibri"/>
-          <w:color w:val="2563EB"/>
-          <w:sz w:val="20"/>
-        </w:rPr>
-        <w:t xml:space="preserve">  </w:t>
-      </w:r>
-      <w:r>
-        <w:rPr>
-          <w:rFonts w:ascii="Calibri" w:hAnsi="Calibri"/>
-          <w:color w:val="374151"/>
-          <w:sz w:val="20"/>
-        </w:rPr>
-        <w:t>Sports betting platform with integrated XGBoost ML predictions, Kelly Criterion bet sizing, and value bet detection for NBA games. Model achieved 68% prediction accuracy. (React, Python, XGBoost)</w:t>
-      </w:r>
-    </w:p>
-    <w:p xmlns:wp14="http://schemas.microsoft.com/office/word/2010/wordml" wp14:textId="77777777">
-      <w:pPr>
-        <w:spacing w:before="120" w:after="0"/>
-      </w:pPr>
-      <w:r>
-        <w:rPr>
-          <w:rFonts w:ascii="Calibri" w:hAnsi="Calibri"/>
-          <w:b w:val="1"/>
-          <w:bCs w:val="1"/>
-          <w:color w:val="374151"/>
-          <w:sz w:val="22"/>
-          <w:szCs w:val="22"/>
-        </w:rPr>
-        <w:t xml:space="preserve">Money Maker </w:t>
-      </w:r>
-      <w:r>
-        <w:rPr>
-          <w:rFonts w:ascii="Calibri" w:hAnsi="Calibri"/>
-          <w:b w:val="1"/>
-          <w:bCs w:val="1"/>
-          <w:color w:val="374151"/>
-          <w:sz w:val="22"/>
-          <w:szCs w:val="22"/>
-        </w:rPr>
-        <w:t>Bot</w:t>
-      </w:r>
-      <w:r>
-        <w:rPr>
-          <w:rFonts w:ascii="Calibri" w:hAnsi="Calibri"/>
-          <w:color w:val="2563EB"/>
-          <w:sz w:val="20"/>
-          <w:szCs w:val="20"/>
-        </w:rPr>
-        <w:t xml:space="preserve">  -</w:t>
-      </w:r>
-      <w:r>
-        <w:rPr>
-          <w:rFonts w:ascii="Calibri" w:hAnsi="Calibri"/>
-          <w:color w:val="2563EB"/>
-          <w:sz w:val="20"/>
-          <w:szCs w:val="20"/>
-        </w:rPr>
-        <w:t xml:space="preserve"> </w:t>
-      </w:r>
-      <w:hyperlink r:id="Ra0ee5f5739bd4cb4">
-        <w:r>
-          <w:rPr>
-            <w:rStyle w:val="Hyperlink"/>
-            <w:rFonts w:ascii="Calibri" w:hAnsi="Calibri"/>
-            <w:sz w:val="20"/>
-            <w:szCs w:val="20"/>
-          </w:rPr>
-          <w:t>github.com/ianalloway/Money-maker-bot</w:t>
-        </w:r>
-      </w:hyperlink>
-    </w:p>
-    <w:p xmlns:wp14="http://schemas.microsoft.com/office/word/2010/wordml" wp14:textId="77777777">
-      <w:pPr>
-        <w:spacing w:after="40" w:line="264" w:lineRule="auto"/>
-      </w:pPr>
-      <w:r>
-        <w:rPr>
-          <w:rFonts w:ascii="Calibri" w:hAnsi="Calibri"/>
-          <w:color w:val="2563EB"/>
-          <w:sz w:val="20"/>
-        </w:rPr>
-        <w:t xml:space="preserve">  </w:t>
-      </w:r>
-      <w:r>
-        <w:rPr>
-          <w:rFonts w:ascii="Calibri" w:hAnsi="Calibri"/>
-          <w:color w:val="374151"/>
-          <w:sz w:val="20"/>
-        </w:rPr>
-        <w:t>Financial intelligence assistant built on OpenClaw for sports odds analysis, NFT price tracking, and portfolio visualization. Published custom skills to ClawHub marketplace. (TypeScript, OpenClaw)</w:t>
-      </w:r>
-    </w:p>
-    <w:p xmlns:wp14="http://schemas.microsoft.com/office/word/2010/wordml" wp14:textId="77777777">
-      <w:pPr>
-        <w:spacing w:before="120" w:after="0"/>
-      </w:pPr>
-      <w:r>
-        <w:rPr>
-          <w:rFonts w:ascii="Calibri" w:hAnsi="Calibri"/>
-          <w:b w:val="1"/>
-          <w:bCs w:val="1"/>
-          <w:color w:val="374151"/>
-          <w:sz w:val="22"/>
-          <w:szCs w:val="22"/>
-          <w:lang w:val="fr-FR"/>
-        </w:rPr>
-        <w:t xml:space="preserve">Drone </w:t>
-      </w:r>
-      <w:r>
-        <w:rPr>
-          <w:rFonts w:ascii="Calibri" w:hAnsi="Calibri"/>
-          <w:b w:val="1"/>
-          <w:bCs w:val="1"/>
-          <w:color w:val="374151"/>
-          <w:sz w:val="22"/>
-          <w:szCs w:val="22"/>
-          <w:lang w:val="fr-FR"/>
-        </w:rPr>
-        <w:t>AI</w:t>
-      </w:r>
-      <w:r>
-        <w:rPr>
-          <w:rFonts w:ascii="Calibri" w:hAnsi="Calibri"/>
-          <w:color w:val="2563EB"/>
-          <w:sz w:val="20"/>
-          <w:szCs w:val="20"/>
-          <w:lang w:val="fr-FR"/>
-        </w:rPr>
-        <w:t xml:space="preserve">  -</w:t>
-      </w:r>
-      <w:r>
-        <w:rPr>
-          <w:rFonts w:ascii="Calibri" w:hAnsi="Calibri"/>
-          <w:color w:val="2563EB"/>
-          <w:sz w:val="20"/>
-          <w:szCs w:val="20"/>
-          <w:lang w:val="fr-FR"/>
-        </w:rPr>
-        <w:t xml:space="preserve"> </w:t>
-      </w:r>
-      <w:hyperlink r:id="R0ac0b1cfb597493f">
-        <w:r>
-          <w:rPr>
-            <w:rStyle w:val="Hyperlink"/>
-            <w:rFonts w:ascii="Calibri" w:hAnsi="Calibri"/>
-            <w:sz w:val="20"/>
-            <w:szCs w:val="20"/>
-            <w:lang w:val="fr-FR"/>
-          </w:rPr>
-          <w:t>github.com/ianalloway/ai-drone-auto-vehicle</w:t>
-        </w:r>
-      </w:hyperlink>
-    </w:p>
-    <w:p xmlns:wp14="http://schemas.microsoft.com/office/word/2010/wordml" wp14:textId="7AE442AD">
-      <w:pPr>
-        <w:spacing w:after="40" w:line="264" w:lineRule="auto"/>
-      </w:pPr>
-      <w:r>
-        <w:rPr>
-          <w:rFonts w:ascii="Calibri" w:hAnsi="Calibri"/>
-          <w:color w:val="2563EB"/>
-          <w:sz w:val="20"/>
-          <w:szCs w:val="20"/>
-        </w:rPr>
-        <w:t xml:space="preserve"> </w:t>
-      </w:r>
-      <w:r>
-        <w:rPr>
-          <w:rFonts w:ascii="Calibri" w:hAnsi="Calibri"/>
-          <w:color w:val="374151"/>
-          <w:sz w:val="20"/>
-          <w:szCs w:val="20"/>
-        </w:rPr>
-        <w:t xml:space="preserve">Autonomous vehicle intelligence platform with YOLOv8 computer vision, A*/RRT* path planning, behavior trees, and </w:t>
-      </w:r>
-      <w:r>
-        <w:rPr>
-          <w:rFonts w:ascii="Calibri" w:hAnsi="Calibri"/>
-          <w:color w:val="374151"/>
-          <w:sz w:val="20"/>
-          <w:szCs w:val="20"/>
-        </w:rPr>
-        <w:t>MAVLink</w:t>
-      </w:r>
-      <w:r>
-        <w:rPr>
-          <w:rFonts w:ascii="Calibri" w:hAnsi="Calibri"/>
-          <w:color w:val="374151"/>
-          <w:sz w:val="20"/>
-          <w:szCs w:val="20"/>
-        </w:rPr>
-        <w:t xml:space="preserve"> drone integration. (Python, </w:t>
-      </w:r>
-      <w:r>
-        <w:rPr>
-          <w:rFonts w:ascii="Calibri" w:hAnsi="Calibri"/>
-          <w:color w:val="374151"/>
-          <w:sz w:val="20"/>
-          <w:szCs w:val="20"/>
-        </w:rPr>
-        <w:t>PyTorch</w:t>
-      </w:r>
-      <w:r>
-        <w:rPr>
-          <w:rFonts w:ascii="Calibri" w:hAnsi="Calibri"/>
-          <w:color w:val="374151"/>
-          <w:sz w:val="20"/>
-          <w:szCs w:val="20"/>
-        </w:rPr>
-        <w:t xml:space="preserve">, </w:t>
-      </w:r>
-      <w:r>
-        <w:rPr>
-          <w:rFonts w:ascii="Calibri" w:hAnsi="Calibri"/>
-          <w:color w:val="374151"/>
-          <w:sz w:val="20"/>
-          <w:szCs w:val="20"/>
-        </w:rPr>
-        <w:t>MAVLink</w:t>
-      </w:r>
-      <w:r>
-        <w:rPr>
-          <w:rFonts w:ascii="Calibri" w:hAnsi="Calibri"/>
-          <w:color w:val="374151"/>
-          <w:sz w:val="20"/>
-          <w:szCs w:val="20"/>
-        </w:rPr>
-        <w:t>)</w:t>
-      </w:r>
-    </w:p>
-    <w:p xmlns:wp14="http://schemas.microsoft.com/office/word/2010/wordml" wp14:textId="174BD72A">
-      <w:pPr>
-        <w:spacing w:after="40" w:line="264" w:lineRule="auto"/>
-      </w:pPr>
-      <w:r>
-        <w:rPr>
-          <w:rFonts w:ascii="Calibri" w:hAnsi="Calibri"/>
-          <w:b w:val="1"/>
-          <w:bCs w:val="1"/>
-          <w:color w:val="374151"/>
-          <w:sz w:val="22"/>
-          <w:szCs w:val="22"/>
-        </w:rPr>
-        <w:t xml:space="preserve">Sports Betting </w:t>
-      </w:r>
-      <w:r>
-        <w:rPr>
-          <w:rFonts w:ascii="Calibri" w:hAnsi="Calibri"/>
-          <w:b w:val="1"/>
-          <w:bCs w:val="1"/>
-          <w:color w:val="374151"/>
-          <w:sz w:val="22"/>
-          <w:szCs w:val="22"/>
-        </w:rPr>
-        <w:t>ML</w:t>
-      </w:r>
-      <w:r>
-        <w:rPr>
-          <w:rFonts w:ascii="Calibri" w:hAnsi="Calibri"/>
-          <w:color w:val="2563EB"/>
-          <w:sz w:val="20"/>
-          <w:szCs w:val="20"/>
-        </w:rPr>
-        <w:t xml:space="preserve">  -</w:t>
-      </w:r>
-      <w:r>
-        <w:rPr>
-          <w:rFonts w:ascii="Calibri" w:hAnsi="Calibri"/>
-          <w:color w:val="2563EB"/>
-          <w:sz w:val="20"/>
-          <w:szCs w:val="20"/>
-        </w:rPr>
-        <w:t xml:space="preserve"> </w:t>
-      </w:r>
-      <w:hyperlink r:id="R47e6966ad0214538">
-        <w:r>
-          <w:rPr>
-            <w:rStyle w:val="Hyperlink"/>
-            <w:rFonts w:ascii="-webkit-standard" w:hAnsi="-webkit-standard" w:eastAsia="-webkit-standard" w:cs="-webkit-standard"/>
-            <w:noProof w:val="0"/>
-            <w:sz w:val="20"/>
-            <w:szCs w:val="20"/>
-            <w:lang w:val="en-US"/>
-          </w:rPr>
-          <w:t>https://huggingface.co/spaces/ianalloway/sports-betting-ml</w:t>
-        </w:r>
-      </w:hyperlink>
-    </w:p>
-    <w:p xmlns:wp14="http://schemas.microsoft.com/office/word/2010/wordml" wp14:textId="0513C22A">
-      <w:pPr>
-        <w:spacing w:after="40" w:line="264" w:lineRule="auto"/>
-      </w:pPr>
-      <w:r>
-        <w:rPr>
-          <w:rFonts w:ascii="Calibri" w:hAnsi="Calibri"/>
-          <w:color w:val="374151"/>
-          <w:sz w:val="20"/>
-          <w:szCs w:val="20"/>
-        </w:rPr>
-        <w:t xml:space="preserve">NBA game prediction model deployed on </w:t>
-      </w:r>
-      <w:r>
-        <w:rPr>
-          <w:rFonts w:ascii="Calibri" w:hAnsi="Calibri"/>
-          <w:color w:val="374151"/>
-          <w:sz w:val="20"/>
-          <w:szCs w:val="20"/>
-        </w:rPr>
-        <w:t>HuggingFace</w:t>
-      </w:r>
-      <w:r>
-        <w:rPr>
-          <w:rFonts w:ascii="Calibri" w:hAnsi="Calibri"/>
-          <w:color w:val="374151"/>
-          <w:sz w:val="20"/>
-          <w:szCs w:val="20"/>
-        </w:rPr>
-        <w:t xml:space="preserve">. </w:t>
-      </w:r>
-      <w:r>
-        <w:rPr>
-          <w:rFonts w:ascii="Calibri" w:hAnsi="Calibri"/>
-          <w:color w:val="374151"/>
-          <w:sz w:val="20"/>
-          <w:szCs w:val="20"/>
-        </w:rPr>
-        <w:t>XGBoost</w:t>
-      </w:r>
-      <w:r>
-        <w:rPr>
-          <w:rFonts w:ascii="Calibri" w:hAnsi="Calibri"/>
-          <w:color w:val="374151"/>
-          <w:sz w:val="20"/>
-          <w:szCs w:val="20"/>
-        </w:rPr>
-        <w:t xml:space="preserve"> classifier with feature engineering on player stats, team metrics, and historical matchups. (Python, </w:t>
-      </w:r>
-      <w:r>
-        <w:rPr>
-          <w:rFonts w:ascii="Calibri" w:hAnsi="Calibri"/>
-          <w:color w:val="374151"/>
-          <w:sz w:val="20"/>
-          <w:szCs w:val="20"/>
-        </w:rPr>
-        <w:t>XGBoost</w:t>
-      </w:r>
-      <w:r>
-        <w:rPr>
-          <w:rFonts w:ascii="Calibri" w:hAnsi="Calibri"/>
-          <w:color w:val="374151"/>
-          <w:sz w:val="20"/>
-          <w:szCs w:val="20"/>
-        </w:rPr>
-        <w:t xml:space="preserve">, </w:t>
-      </w:r>
-      <w:r>
-        <w:rPr>
-          <w:rFonts w:ascii="Calibri" w:hAnsi="Calibri"/>
-          <w:color w:val="374151"/>
-          <w:sz w:val="20"/>
-          <w:szCs w:val="20"/>
-        </w:rPr>
-        <w:t>Streamlit</w:t>
-      </w:r>
-      <w:r>
-        <w:rPr>
-          <w:rFonts w:ascii="Calibri" w:hAnsi="Calibri"/>
-          <w:color w:val="374151"/>
-          <w:sz w:val="20"/>
-          <w:szCs w:val="20"/>
-        </w:rPr>
-        <w:t>)</w:t>
-      </w:r>
-    </w:p>
-    <w:p xmlns:wp14="http://schemas.microsoft.com/office/word/2010/wordml" wp14:textId="77777777">
-      <w:pPr>
-        <w:spacing w:before="120" w:after="0"/>
-      </w:pPr>
-      <w:hyperlink r:id="R5b3f7e3aa971436c">
-        <w:r>
-          <w:rPr>
-            <w:rStyle w:val="Hyperlink"/>
-            <w:rFonts w:ascii="Calibri" w:hAnsi="Calibri"/>
-            <w:b w:val="1"/>
-            <w:bCs w:val="1"/>
-            <w:sz w:val="22"/>
-            <w:szCs w:val="22"/>
-          </w:rPr>
-          <w:t>Mutant Intelligence</w:t>
-        </w:r>
-      </w:hyperlink>
-    </w:p>
-    <w:p xmlns:wp14="http://schemas.microsoft.com/office/word/2010/wordml" wp14:textId="77777777">
-      <w:pPr>
-        <w:spacing w:after="40" w:line="264" w:lineRule="auto"/>
-      </w:pPr>
-      <w:r>
-        <w:rPr>
-          <w:rFonts w:ascii="Calibri" w:hAnsi="Calibri"/>
-          <w:color w:val="2563EB"/>
-          <w:sz w:val="20"/>
-        </w:rPr>
-        <w:t xml:space="preserve">  </w:t>
-      </w:r>
-      <w:r>
-        <w:rPr>
-          <w:rFonts w:ascii="Calibri" w:hAnsi="Calibri"/>
-          <w:color w:val="374151"/>
-          <w:sz w:val="20"/>
-        </w:rPr>
-        <w:t>Web3 application transforming Mutant Ape Yacht Club NFTs into AI assistants with traits-based personality. (React, Ethereum, Web3.js)</w:t>
-      </w:r>
-    </w:p>
-    <w:p xmlns:wp14="http://schemas.microsoft.com/office/word/2010/wordml" wp14:textId="77777777">
-      <w:pPr>
-        <w:spacing w:before="240" w:after="80"/>
-        <w:pBdr>
-          <w:bottom w:val="single" w:color="E5E7EB" w:sz="6"/>
-        </w:pBdr>
-      </w:pPr>
-      <w:r>
-        <w:rPr>
-          <w:rFonts w:ascii="Calibri" w:hAnsi="Calibri"/>
-          <w:b/>
-          <w:color w:val="1F2937"/>
-          <w:sz w:val="24"/>
         </w:rPr>
         <w:t>OPEN SOURCE</w:t>
       </w:r>
     </w:p>
-    <w:p xmlns:wp14="http://schemas.microsoft.com/office/word/2010/wordml" wp14:textId="77777777">
-      <w:pPr>
-        <w:spacing w:after="60" w:line="276" w:lineRule="auto"/>
-      </w:pPr>
-      <w:hyperlink r:id="Rc61c3c05e6104edd">
-        <w:r>
-          <w:rPr>
-            <w:rStyle w:val="Hyperlink"/>
-            <w:rFonts w:ascii="Calibri" w:hAnsi="Calibri"/>
-            <w:b w:val="1"/>
-            <w:bCs w:val="1"/>
-            <w:sz w:val="22"/>
-            <w:szCs w:val="22"/>
-          </w:rPr>
-          <w:t>OpenClaw</w:t>
-        </w:r>
-      </w:hyperlink>
+    <w:p>
       <w:r>
         <w:rPr>
-          <w:rFonts w:ascii="Calibri" w:hAnsi="Calibri"/>
-          <w:color w:val="374151"/>
-          <w:sz w:val="20"/>
-          <w:szCs w:val="20"/>
+          <w:sz w:val="18"/>
         </w:rPr>
-        <w:t xml:space="preserve"> — Active contributor to the 194k+ star AI agent framework. Bug fixes, skill system improvements, and published 4 skills to </w:t>
+        <w:t>OpenClaw: Contributor to the OpenClaw AI agent framework, including bug fixes, skill-system improvements, and published agent skills on ClawHub. https://github.com/openclaw/openclaw</w:t>
       </w:r>
-      <w:hyperlink r:id="Reb6465e705424f86">
-        <w:r>
-          <w:rPr>
-            <w:rStyle w:val="Hyperlink"/>
-            <w:rFonts w:ascii="Calibri" w:hAnsi="Calibri"/>
-            <w:sz w:val="20"/>
-            <w:szCs w:val="20"/>
-          </w:rPr>
-          <w:t>ClawHub</w:t>
-        </w:r>
-      </w:hyperlink>
+    </w:p>
+    <w:p>
       <w:r>
         <w:rPr>
-          <w:rFonts w:ascii="Calibri" w:hAnsi="Calibri"/>
-          <w:color w:val="374151"/>
-          <w:sz w:val="20"/>
-          <w:szCs w:val="20"/>
-        </w:rPr>
-        <w:t xml:space="preserve">: sports-odds, </w:t>
-      </w:r>
-      <w:r>
-        <w:rPr>
-          <w:rFonts w:ascii="Calibri" w:hAnsi="Calibri"/>
-          <w:color w:val="374151"/>
-          <w:sz w:val="20"/>
-          <w:szCs w:val="20"/>
-        </w:rPr>
-        <w:t>nft</w:t>
-      </w:r>
-      <w:r>
-        <w:rPr>
-          <w:rFonts w:ascii="Calibri" w:hAnsi="Calibri"/>
-          <w:color w:val="374151"/>
-          <w:sz w:val="20"/>
-          <w:szCs w:val="20"/>
-        </w:rPr>
-        <w:t>-tracker, data-viz, screenshot-annotator.</w:t>
-      </w:r>
-    </w:p>
-    <w:p xmlns:wp14="http://schemas.microsoft.com/office/word/2010/wordml" wp14:textId="77777777">
-      <w:pPr>
-        <w:spacing w:before="240" w:after="80"/>
-        <w:pBdr>
-          <w:bottom w:val="single" w:color="E5E7EB" w:sz="6"/>
-        </w:pBdr>
-      </w:pPr>
-      <w:r>
-        <w:rPr>
-          <w:rFonts w:ascii="Calibri" w:hAnsi="Calibri"/>
           <w:b/>
-          <w:color w:val="1F2937"/>
-          <w:sz w:val="24"/>
+          <w:sz w:val="22"/>
         </w:rPr>
         <w:t>EDUCATION</w:t>
       </w:r>
     </w:p>
-    <w:p xmlns:wp14="http://schemas.microsoft.com/office/word/2010/wordml" wp14:textId="77777777">
-      <w:pPr>
-        <w:spacing w:after="60"/>
-      </w:pPr>
+    <w:p>
       <w:r>
         <w:rPr>
-          <w:rFonts w:ascii="Calibri" w:hAnsi="Calibri"/>
-          <w:b/>
-          <w:color w:val="374151"/>
-          <w:sz w:val="21"/>
+          <w:sz w:val="18"/>
         </w:rPr>
-        <w:t>Master of Science in Artificial Intelligence (MSAI)</w:t>
+        <w:t>M.S. Artificial Intelligence, University of South Florida</w:t>
       </w:r>
+    </w:p>
+    <w:p>
       <w:r>
         <w:rPr>
-          <w:rFonts w:ascii="Calibri" w:hAnsi="Calibri"/>
-          <w:color w:val="6B7280"/>
-          <w:sz w:val="21"/>
+          <w:sz w:val="18"/>
         </w:rPr>
-        <w:t xml:space="preserve">  |  University of South Florida  |  Expected Dec 2027</w:t>
+        <w:t>In Progress</w:t>
       </w:r>
     </w:p>
-    <w:p xmlns:wp14="http://schemas.microsoft.com/office/word/2010/wordml" wp14:textId="77777777">
-      <w:pPr>
-        <w:spacing w:after="60"/>
-      </w:pPr>
+    <w:p>
       <w:r>
         <w:rPr>
-          <w:rFonts w:ascii="Calibri" w:hAnsi="Calibri"/>
-          <w:b/>
-          <w:color w:val="374151"/>
-          <w:sz w:val="21"/>
+          <w:sz w:val="18"/>
         </w:rPr>
-        <w:t>Bachelor of Science in Data Science and Analytics</w:t>
+        <w:t>B.S. Information Science, University of South Florida</w:t>
       </w:r>
+    </w:p>
+    <w:p>
       <w:r>
         <w:rPr>
-          <w:rFonts w:ascii="Calibri" w:hAnsi="Calibri"/>
-          <w:color w:val="6B7280"/>
-          <w:sz w:val="21"/>
+          <w:sz w:val="18"/>
         </w:rPr>
-        <w:t xml:space="preserve">  |  University of South Florida  |  Expected Dec 2025</w:t>
+        <w:t>Completed</w:t>
       </w:r>
     </w:p>
-    <w:p xmlns:wp14="http://schemas.microsoft.com/office/word/2010/wordml" wp14:textId="77777777">
-      <w:pPr>
-        <w:spacing w:after="60"/>
-      </w:pPr>
+    <w:p>
       <w:r>
         <w:rPr>
-          <w:rFonts w:ascii="Calibri" w:hAnsi="Calibri"/>
           <w:b/>
-          <w:color w:val="374151"/>
-          <w:sz w:val="21"/>
-        </w:rPr>
-        <w:t>Diploma in Hospitality Management</w:t>
-      </w:r>
-      <w:r>
-        <w:rPr>
-          <w:rFonts w:ascii="Calibri" w:hAnsi="Calibri"/>
-          <w:color w:val="6B7280"/>
-          <w:sz w:val="21"/>
-        </w:rPr>
-        <w:t xml:space="preserve">  |  Commonwealth University  |  June 2022</w:t>
-      </w:r>
-    </w:p>
-    <w:p xmlns:wp14="http://schemas.microsoft.com/office/word/2010/wordml" wp14:textId="77777777">
-      <w:pPr>
-        <w:spacing w:before="240" w:after="80"/>
-        <w:pBdr>
-          <w:bottom w:val="single" w:color="E5E7EB" w:sz="6"/>
-        </w:pBdr>
-      </w:pPr>
-      <w:r>
-        <w:rPr>
-          <w:rFonts w:ascii="Calibri" w:hAnsi="Calibri"/>
-          <w:b/>
-          <w:color w:val="1F2937"/>
-          <w:sz w:val="24"/>
+          <w:sz w:val="22"/>
         </w:rPr>
         <w:t>CERTIFICATIONS</w:t>
       </w:r>
     </w:p>
-    <w:p xmlns:wp14="http://schemas.microsoft.com/office/word/2010/wordml" wp14:textId="77777777">
-      <w:pPr>
-        <w:spacing w:after="40"/>
-      </w:pPr>
+    <w:p>
       <w:r>
         <w:rPr>
-          <w:rFonts w:ascii="Calibri" w:hAnsi="Calibri"/>
-          <w:color w:val="2563EB"/>
-          <w:sz w:val="20"/>
+          <w:sz w:val="18"/>
         </w:rPr>
-        <w:t xml:space="preserve">  </w:t>
+        <w:t>Deep Learning Specialization (Andrew Ng, Coursera)</w:t>
       </w:r>
+    </w:p>
+    <w:p>
       <w:r>
         <w:rPr>
-          <w:rFonts w:ascii="Calibri" w:hAnsi="Calibri"/>
-          <w:color w:val="374151"/>
-          <w:sz w:val="20"/>
+          <w:sz w:val="18"/>
         </w:rPr>
-        <w:t>Deep Learning Specialization - Coursera (Andrew Ng)</w:t>
+        <w:t>Machine Learning Engineering (Google Cloud)</w:t>
       </w:r>
     </w:p>
-    <w:p xmlns:wp14="http://schemas.microsoft.com/office/word/2010/wordml" wp14:textId="77777777">
-      <w:pPr>
-        <w:spacing w:after="40"/>
-      </w:pPr>
+    <w:p>
       <w:r>
         <w:rPr>
-          <w:rFonts w:ascii="Calibri" w:hAnsi="Calibri"/>
-          <w:color w:val="2563EB"/>
-          <w:sz w:val="20"/>
-        </w:rPr>
-        <w:t xml:space="preserve">  </w:t>
-      </w:r>
-      <w:r>
-        <w:rPr>
-          <w:rFonts w:ascii="Calibri" w:hAnsi="Calibri"/>
-          <w:color w:val="374151"/>
-          <w:sz w:val="20"/>
-        </w:rPr>
-        <w:t>Machine Learning Engineering - Google Cloud</w:t>
-      </w:r>
-    </w:p>
-    <w:p xmlns:wp14="http://schemas.microsoft.com/office/word/2010/wordml" wp14:textId="77777777">
-      <w:pPr>
-        <w:spacing w:after="40"/>
-      </w:pPr>
-      <w:r>
-        <w:rPr>
-          <w:rFonts w:ascii="Calibri" w:hAnsi="Calibri"/>
-          <w:color w:val="2563EB"/>
-          <w:sz w:val="20"/>
-        </w:rPr>
-        <w:t xml:space="preserve">  </w:t>
-      </w:r>
-      <w:r>
-        <w:rPr>
-          <w:rFonts w:ascii="Calibri" w:hAnsi="Calibri"/>
-          <w:color w:val="374151"/>
-          <w:sz w:val="20"/>
+          <w:sz w:val="18"/>
         </w:rPr>
         <w:t>AWS Certified Cloud Practitioner</w:t>
       </w:r>
     </w:p>
-    <w:p xmlns:wp14="http://schemas.microsoft.com/office/word/2010/wordml" wp14:textId="77777777">
-      <w:pPr>
-        <w:spacing w:after="40"/>
-      </w:pPr>
+    <w:p>
       <w:r>
         <w:rPr>
-          <w:rFonts w:ascii="Calibri" w:hAnsi="Calibri"/>
-          <w:color w:val="2563EB"/>
-          <w:sz w:val="20"/>
+          <w:sz w:val="18"/>
         </w:rPr>
-        <w:t xml:space="preserve">  </w:t>
+        <w:t>Blockchain Fundamentals (UC Berkeley)</w:t>
       </w:r>
+    </w:p>
+    <w:p>
       <w:r>
         <w:rPr>
-          <w:rFonts w:ascii="Calibri" w:hAnsi="Calibri"/>
-          <w:color w:val="374151"/>
-          <w:sz w:val="20"/>
+          <w:sz w:val="18"/>
         </w:rPr>
-        <w:t>Blockchain Fundamentals - UC Berkeley Extension</w:t>
+        <w:t>Oracle Database SQL Certified Associate</w:t>
       </w:r>
     </w:p>
-    <w:p xmlns:wp14="http://schemas.microsoft.com/office/word/2010/wordml" wp14:textId="77777777">
-      <w:pPr>
-        <w:spacing w:after="40"/>
-      </w:pPr>
+    <w:p>
       <w:r>
         <w:rPr>
-          <w:rFonts w:ascii="Calibri" w:hAnsi="Calibri"/>
-          <w:color w:val="2563EB"/>
-          <w:sz w:val="20"/>
-        </w:rPr>
-        <w:t xml:space="preserve">  </w:t>
-      </w:r>
-      <w:r>
-        <w:rPr>
-          <w:rFonts w:ascii="Calibri" w:hAnsi="Calibri"/>
-          <w:color w:val="374151"/>
-          <w:sz w:val="20"/>
+          <w:sz w:val="18"/>
         </w:rPr>
         <w:t>Tableau Desktop Certified Professional</w:t>
       </w:r>
     </w:p>
-    <w:p xmlns:wp14="http://schemas.microsoft.com/office/word/2010/wordml" wp14:textId="77777777">
-      <w:pPr>
-        <w:spacing w:after="40"/>
-      </w:pPr>
-      <w:r>
-        <w:rPr>
-          <w:rFonts w:ascii="Calibri" w:hAnsi="Calibri"/>
-          <w:color w:val="2563EB"/>
-          <w:sz w:val="20"/>
-        </w:rPr>
-        <w:t xml:space="preserve">  </w:t>
-      </w:r>
-      <w:r>
-        <w:rPr>
-          <w:rFonts w:ascii="Calibri" w:hAnsi="Calibri"/>
-          <w:color w:val="374151"/>
-          <w:sz w:val="20"/>
-        </w:rPr>
-        <w:t>Oracle Database SQL Certified Associate</w:t>
-      </w:r>
-    </w:p>
-    <w:p xmlns:wp14="http://schemas.microsoft.com/office/word/2010/wordml" wp14:textId="77777777">
-      <w:pPr>
-        <w:spacing w:before="240" w:after="80"/>
-        <w:pBdr>
-          <w:bottom w:val="single" w:color="E5E7EB" w:sz="6"/>
-        </w:pBdr>
-      </w:pPr>
-      <w:r>
-        <w:rPr>
-          <w:rFonts w:ascii="Calibri" w:hAnsi="Calibri"/>
-          <w:b/>
-          <w:color w:val="1F2937"/>
-          <w:sz w:val="24"/>
-        </w:rPr>
-        <w:t>AWARDS &amp; RECOGNITION</w:t>
-      </w:r>
-    </w:p>
-    <w:p xmlns:wp14="http://schemas.microsoft.com/office/word/2010/wordml" wp14:textId="77777777">
-      <w:pPr>
-        <w:spacing w:after="40" w:line="264" w:lineRule="auto"/>
-      </w:pPr>
-      <w:r>
-        <w:rPr>
-          <w:rFonts w:ascii="Calibri" w:hAnsi="Calibri"/>
-          <w:color w:val="2563EB"/>
-          <w:sz w:val="20"/>
-        </w:rPr>
-        <w:t xml:space="preserve">  </w:t>
-      </w:r>
-      <w:r>
-        <w:rPr>
-          <w:rFonts w:ascii="Calibri" w:hAnsi="Calibri"/>
-          <w:color w:val="374151"/>
-          <w:sz w:val="20"/>
-        </w:rPr>
-        <w:t>Leader of the Quarter Nominee - Wyndham Grand Clearwater Beach</w:t>
-      </w:r>
-    </w:p>
-    <w:p xmlns:wp14="http://schemas.microsoft.com/office/word/2010/wordml" wp14:textId="77777777">
-      <w:pPr>
-        <w:spacing w:after="40" w:line="264" w:lineRule="auto"/>
-      </w:pPr>
-      <w:r>
-        <w:rPr>
-          <w:rFonts w:ascii="Calibri" w:hAnsi="Calibri"/>
-          <w:color w:val="2563EB"/>
-          <w:sz w:val="20"/>
-        </w:rPr>
-        <w:t xml:space="preserve">  </w:t>
-      </w:r>
-      <w:r>
-        <w:rPr>
-          <w:rFonts w:ascii="Calibri" w:hAnsi="Calibri"/>
-          <w:color w:val="374151"/>
-          <w:sz w:val="20"/>
-        </w:rPr>
-        <w:t>Top 10 National Sales Performer (12+ months) - CvMcDowell</w:t>
-      </w:r>
-    </w:p>
-    <w:p xmlns:wp14="http://schemas.microsoft.com/office/word/2010/wordml" wp14:textId="77777777">
-      <w:pPr>
-        <w:spacing w:after="40" w:line="264" w:lineRule="auto"/>
-      </w:pPr>
-      <w:r>
-        <w:rPr>
-          <w:rFonts w:ascii="Calibri" w:hAnsi="Calibri"/>
-          <w:color w:val="2563EB"/>
-          <w:sz w:val="20"/>
-        </w:rPr>
-        <w:t xml:space="preserve">  </w:t>
-      </w:r>
-      <w:r>
-        <w:rPr>
-          <w:rFonts w:ascii="Calibri" w:hAnsi="Calibri"/>
-          <w:color w:val="374151"/>
-          <w:sz w:val="20"/>
-        </w:rPr>
-        <w:t>Ascend West Virginia Recipient - Entrepreneurship Program</w:t>
-      </w:r>
-    </w:p>
-    <w:p xmlns:wp14="http://schemas.microsoft.com/office/word/2010/wordml" wp14:textId="77777777">
-      <w:pPr>
-        <w:spacing w:after="40" w:line="264" w:lineRule="auto"/>
-      </w:pPr>
-      <w:r>
-        <w:rPr>
-          <w:rFonts w:ascii="Calibri" w:hAnsi="Calibri"/>
-          <w:color w:val="2563EB"/>
-          <w:sz w:val="20"/>
-        </w:rPr>
-        <w:t xml:space="preserve">  </w:t>
-      </w:r>
-      <w:r>
-        <w:rPr>
-          <w:rFonts w:ascii="Calibri" w:hAnsi="Calibri"/>
-          <w:color w:val="374151"/>
-          <w:sz w:val="20"/>
-        </w:rPr>
-        <w:t>OSHER Scholarship Recipient - Multiple Awards</w:t>
-      </w:r>
-    </w:p>
-    <w:p xmlns:wp14="http://schemas.microsoft.com/office/word/2010/wordml" wp14:textId="77777777">
-      <w:pPr>
-        <w:spacing w:before="240" w:after="80"/>
-        <w:pBdr>
-          <w:bottom w:val="single" w:color="E5E7EB" w:sz="6"/>
-        </w:pBdr>
-      </w:pPr>
-      <w:r>
-        <w:rPr>
-          <w:rFonts w:ascii="Calibri" w:hAnsi="Calibri"/>
-          <w:b/>
-          <w:color w:val="1F2937"/>
-          <w:sz w:val="24"/>
-        </w:rPr>
-        <w:t>WRITING</w:t>
-      </w:r>
-    </w:p>
-    <w:p xmlns:wp14="http://schemas.microsoft.com/office/word/2010/wordml" wp14:textId="6D6DCF0A">
-      <w:pPr>
-        <w:spacing w:after="60" w:line="276" w:lineRule="auto"/>
-      </w:pPr>
-      <w:r>
-        <w:rPr>
-          <w:rFonts w:ascii="Calibri" w:hAnsi="Calibri"/>
-          <w:b w:val="1"/>
-          <w:bCs w:val="1"/>
-          <w:color w:val="374151"/>
-          <w:sz w:val="22"/>
-          <w:szCs w:val="22"/>
-        </w:rPr>
-        <w:t>Alloway AI</w:t>
-      </w:r>
-      <w:r>
-        <w:rPr>
-          <w:rFonts w:ascii="Calibri" w:hAnsi="Calibri"/>
-          <w:color w:val="6B7280"/>
-          <w:sz w:val="22"/>
-          <w:szCs w:val="22"/>
-        </w:rPr>
-        <w:t xml:space="preserve"> </w:t>
-      </w:r>
-      <w:hyperlink r:id="R6ac300d382814b37">
-        <w:r>
-          <w:rPr>
-            <w:rStyle w:val="Hyperlink"/>
-            <w:rFonts w:ascii="Calibri" w:hAnsi="Calibri"/>
-            <w:sz w:val="22"/>
-            <w:szCs w:val="22"/>
-          </w:rPr>
-          <w:t>(Substack)</w:t>
-        </w:r>
-      </w:hyperlink>
-      <w:r>
-        <w:rPr>
-          <w:rFonts w:ascii="Calibri" w:hAnsi="Calibri"/>
-          <w:color w:val="374151"/>
-          <w:sz w:val="20"/>
-          <w:szCs w:val="20"/>
-        </w:rPr>
-        <w:t xml:space="preserve"> — Technical writing on ML model development, AI agent architecture, and sports analytics. Recent posts: "How I Built an ML Model That Beats Vegas (Sometimes)" and "Building a Job Fit Analyzer with NLP and React."</w:t>
-      </w:r>
-    </w:p>
     <w:sectPr>
-      <w:pgSz w:w="12240" w:h="15840" w:orient="portrait"/>
-      <w:pgMar w:top="720" w:right="720" w:bottom="720" w:left="720" w:header="720" w:footer="720" w:gutter="0"/>
+      <w:pgSz w:w="12240" w:h="15840"/>
+      <w:pgMar w:top="720" w:right="792" w:bottom="720" w:left="792" w:header="720" w:footer="720" w:gutter="0"/>
       <w:cols w:space="720"/>
       <w:docGrid w:linePitch="360"/>
     </w:sectPr>
@@ -2030,7 +585,7 @@
         <w:ind w:left="1440" w:hanging="360"/>
       </w:pPr>
       <w:rPr>
-        <w:rFonts w:hint="default" w:ascii="Symbol" w:hAnsi="Symbol"/>
+        <w:rFonts w:ascii="Symbol" w:hAnsi="Symbol" w:hint="default"/>
       </w:rPr>
     </w:lvl>
   </w:abstractNum>
@@ -2051,7 +606,7 @@
         <w:ind w:left="1080" w:hanging="360"/>
       </w:pPr>
       <w:rPr>
-        <w:rFonts w:hint="default" w:ascii="Symbol" w:hAnsi="Symbol"/>
+        <w:rFonts w:ascii="Symbol" w:hAnsi="Symbol" w:hint="default"/>
       </w:rPr>
     </w:lvl>
   </w:abstractNum>
@@ -2072,7 +627,7 @@
         <w:ind w:left="720" w:hanging="360"/>
       </w:pPr>
       <w:rPr>
-        <w:rFonts w:hint="default" w:ascii="Symbol" w:hAnsi="Symbol"/>
+        <w:rFonts w:ascii="Symbol" w:hAnsi="Symbol" w:hint="default"/>
       </w:rPr>
     </w:lvl>
   </w:abstractNum>
@@ -2111,7 +666,7 @@
         <w:ind w:left="360" w:hanging="360"/>
       </w:pPr>
       <w:rPr>
-        <w:rFonts w:hint="default" w:ascii="Symbol" w:hAnsi="Symbol"/>
+        <w:rFonts w:ascii="Symbol" w:hAnsi="Symbol" w:hint="default"/>
       </w:rPr>
     </w:lvl>
   </w:abstractNum>
@@ -2146,11 +701,11 @@
 </file>
 
 <file path=word/styles.xml><?xml version="1.0" encoding="utf-8"?>
-<w:styles xmlns:wp14="http://schemas.microsoft.com/office/word/2010/wordprocessingDrawing" xmlns:mc="http://schemas.openxmlformats.org/markup-compatibility/2006" xmlns:r="http://schemas.openxmlformats.org/officeDocument/2006/relationships" xmlns:w="http://schemas.openxmlformats.org/wordprocessingml/2006/main" xmlns:w14="http://schemas.microsoft.com/office/word/2010/wordml" mc:Ignorable="w14 wp14">
+<w:styles xmlns:mc="http://schemas.openxmlformats.org/markup-compatibility/2006" xmlns:r="http://schemas.openxmlformats.org/officeDocument/2006/relationships" xmlns:w="http://schemas.openxmlformats.org/wordprocessingml/2006/main" xmlns:w14="http://schemas.microsoft.com/office/word/2010/wordml" mc:Ignorable="w14">
   <w:docDefaults>
     <w:rPrDefault>
       <w:rPr>
-        <w:rFonts w:asciiTheme="minorHAnsi" w:hAnsiTheme="minorHAnsi" w:eastAsiaTheme="minorEastAsia" w:cstheme="minorBidi"/>
+        <w:rFonts w:asciiTheme="minorHAnsi" w:eastAsiaTheme="minorEastAsia" w:hAnsiTheme="minorHAnsi" w:cstheme="minorBidi"/>
         <w:sz w:val="22"/>
         <w:szCs w:val="22"/>
         <w:lang w:val="en-US" w:eastAsia="en-US" w:bidi="ar-SA"/>
@@ -2163,8 +718,8 @@
     </w:pPrDefault>
   </w:docDefaults>
   <w:latentStyles w:defLockedState="0" w:defUIPriority="99" w:defSemiHidden="1" w:defUnhideWhenUsed="1" w:defQFormat="0" w:count="276">
-    <w:lsdException w:name="Normal" w:uiPriority="0" w:semiHidden="0" w:unhideWhenUsed="0" w:qFormat="1"/>
-    <w:lsdException w:name="heading 1" w:uiPriority="9" w:semiHidden="0" w:unhideWhenUsed="0" w:qFormat="1"/>
+    <w:lsdException w:name="Normal" w:semiHidden="0" w:uiPriority="0" w:unhideWhenUsed="0" w:qFormat="1"/>
+    <w:lsdException w:name="heading 1" w:semiHidden="0" w:uiPriority="9" w:unhideWhenUsed="0" w:qFormat="1"/>
     <w:lsdException w:name="heading 2" w:uiPriority="9" w:qFormat="1"/>
     <w:lsdException w:name="heading 3" w:uiPriority="9" w:qFormat="1"/>
     <w:lsdException w:name="heading 4" w:uiPriority="9" w:qFormat="1"/>
@@ -2183,125 +738,125 @@
     <w:lsdException w:name="toc 8" w:uiPriority="39"/>
     <w:lsdException w:name="toc 9" w:uiPriority="39"/>
     <w:lsdException w:name="caption" w:uiPriority="35" w:qFormat="1"/>
-    <w:lsdException w:name="Title" w:uiPriority="10" w:semiHidden="0" w:unhideWhenUsed="0" w:qFormat="1"/>
+    <w:lsdException w:name="Title" w:semiHidden="0" w:uiPriority="10" w:unhideWhenUsed="0" w:qFormat="1"/>
     <w:lsdException w:name="Default Paragraph Font" w:uiPriority="1"/>
-    <w:lsdException w:name="Subtitle" w:uiPriority="11" w:semiHidden="0" w:unhideWhenUsed="0" w:qFormat="1"/>
-    <w:lsdException w:name="Strong" w:uiPriority="22" w:semiHidden="0" w:unhideWhenUsed="0" w:qFormat="1"/>
-    <w:lsdException w:name="Emphasis" w:uiPriority="20" w:semiHidden="0" w:unhideWhenUsed="0" w:qFormat="1"/>
-    <w:lsdException w:name="Table Grid" w:uiPriority="59" w:semiHidden="0" w:unhideWhenUsed="0"/>
+    <w:lsdException w:name="Subtitle" w:semiHidden="0" w:uiPriority="11" w:unhideWhenUsed="0" w:qFormat="1"/>
+    <w:lsdException w:name="Strong" w:semiHidden="0" w:uiPriority="22" w:unhideWhenUsed="0" w:qFormat="1"/>
+    <w:lsdException w:name="Emphasis" w:semiHidden="0" w:uiPriority="20" w:unhideWhenUsed="0" w:qFormat="1"/>
+    <w:lsdException w:name="Table Grid" w:semiHidden="0" w:uiPriority="59" w:unhideWhenUsed="0"/>
     <w:lsdException w:name="Placeholder Text" w:unhideWhenUsed="0"/>
-    <w:lsdException w:name="No Spacing" w:uiPriority="1" w:semiHidden="0" w:unhideWhenUsed="0" w:qFormat="1"/>
-    <w:lsdException w:name="Light Shading" w:uiPriority="60" w:semiHidden="0" w:unhideWhenUsed="0"/>
-    <w:lsdException w:name="Light List" w:uiPriority="61" w:semiHidden="0" w:unhideWhenUsed="0"/>
-    <w:lsdException w:name="Light Grid" w:uiPriority="62" w:semiHidden="0" w:unhideWhenUsed="0"/>
-    <w:lsdException w:name="Medium Shading 1" w:uiPriority="63" w:semiHidden="0" w:unhideWhenUsed="0"/>
-    <w:lsdException w:name="Medium Shading 2" w:uiPriority="64" w:semiHidden="0" w:unhideWhenUsed="0"/>
-    <w:lsdException w:name="Medium List 1" w:uiPriority="65" w:semiHidden="0" w:unhideWhenUsed="0"/>
-    <w:lsdException w:name="Medium List 2" w:uiPriority="66" w:semiHidden="0" w:unhideWhenUsed="0"/>
-    <w:lsdException w:name="Medium Grid 1" w:uiPriority="67" w:semiHidden="0" w:unhideWhenUsed="0"/>
-    <w:lsdException w:name="Medium Grid 2" w:uiPriority="68" w:semiHidden="0" w:unhideWhenUsed="0"/>
-    <w:lsdException w:name="Medium Grid 3" w:uiPriority="69" w:semiHidden="0" w:unhideWhenUsed="0"/>
-    <w:lsdException w:name="Dark List" w:uiPriority="70" w:semiHidden="0" w:unhideWhenUsed="0"/>
-    <w:lsdException w:name="Colorful Shading" w:uiPriority="71" w:semiHidden="0" w:unhideWhenUsed="0"/>
-    <w:lsdException w:name="Colorful List" w:uiPriority="72" w:semiHidden="0" w:unhideWhenUsed="0"/>
-    <w:lsdException w:name="Colorful Grid" w:uiPriority="73" w:semiHidden="0" w:unhideWhenUsed="0"/>
-    <w:lsdException w:name="Light Shading Accent 1" w:uiPriority="60" w:semiHidden="0" w:unhideWhenUsed="0"/>
-    <w:lsdException w:name="Light List Accent 1" w:uiPriority="61" w:semiHidden="0" w:unhideWhenUsed="0"/>
-    <w:lsdException w:name="Light Grid Accent 1" w:uiPriority="62" w:semiHidden="0" w:unhideWhenUsed="0"/>
-    <w:lsdException w:name="Medium Shading 1 Accent 1" w:uiPriority="63" w:semiHidden="0" w:unhideWhenUsed="0"/>
-    <w:lsdException w:name="Medium Shading 2 Accent 1" w:uiPriority="64" w:semiHidden="0" w:unhideWhenUsed="0"/>
-    <w:lsdException w:name="Medium List 1 Accent 1" w:uiPriority="65" w:semiHidden="0" w:unhideWhenUsed="0"/>
+    <w:lsdException w:name="No Spacing" w:semiHidden="0" w:uiPriority="1" w:unhideWhenUsed="0" w:qFormat="1"/>
+    <w:lsdException w:name="Light Shading" w:semiHidden="0" w:uiPriority="60" w:unhideWhenUsed="0"/>
+    <w:lsdException w:name="Light List" w:semiHidden="0" w:uiPriority="61" w:unhideWhenUsed="0"/>
+    <w:lsdException w:name="Light Grid" w:semiHidden="0" w:uiPriority="62" w:unhideWhenUsed="0"/>
+    <w:lsdException w:name="Medium Shading 1" w:semiHidden="0" w:uiPriority="63" w:unhideWhenUsed="0"/>
+    <w:lsdException w:name="Medium Shading 2" w:semiHidden="0" w:uiPriority="64" w:unhideWhenUsed="0"/>
+    <w:lsdException w:name="Medium List 1" w:semiHidden="0" w:uiPriority="65" w:unhideWhenUsed="0"/>
+    <w:lsdException w:name="Medium List 2" w:semiHidden="0" w:uiPriority="66" w:unhideWhenUsed="0"/>
+    <w:lsdException w:name="Medium Grid 1" w:semiHidden="0" w:uiPriority="67" w:unhideWhenUsed="0"/>
+    <w:lsdException w:name="Medium Grid 2" w:semiHidden="0" w:uiPriority="68" w:unhideWhenUsed="0"/>
+    <w:lsdException w:name="Medium Grid 3" w:semiHidden="0" w:uiPriority="69" w:unhideWhenUsed="0"/>
+    <w:lsdException w:name="Dark List" w:semiHidden="0" w:uiPriority="70" w:unhideWhenUsed="0"/>
+    <w:lsdException w:name="Colorful Shading" w:semiHidden="0" w:uiPriority="71" w:unhideWhenUsed="0"/>
+    <w:lsdException w:name="Colorful List" w:semiHidden="0" w:uiPriority="72" w:unhideWhenUsed="0"/>
+    <w:lsdException w:name="Colorful Grid" w:semiHidden="0" w:uiPriority="73" w:unhideWhenUsed="0"/>
+    <w:lsdException w:name="Light Shading Accent 1" w:semiHidden="0" w:uiPriority="60" w:unhideWhenUsed="0"/>
+    <w:lsdException w:name="Light List Accent 1" w:semiHidden="0" w:uiPriority="61" w:unhideWhenUsed="0"/>
+    <w:lsdException w:name="Light Grid Accent 1" w:semiHidden="0" w:uiPriority="62" w:unhideWhenUsed="0"/>
+    <w:lsdException w:name="Medium Shading 1 Accent 1" w:semiHidden="0" w:uiPriority="63" w:unhideWhenUsed="0"/>
+    <w:lsdException w:name="Medium Shading 2 Accent 1" w:semiHidden="0" w:uiPriority="64" w:unhideWhenUsed="0"/>
+    <w:lsdException w:name="Medium List 1 Accent 1" w:semiHidden="0" w:uiPriority="65" w:unhideWhenUsed="0"/>
     <w:lsdException w:name="Revision" w:unhideWhenUsed="0"/>
-    <w:lsdException w:name="List Paragraph" w:uiPriority="34" w:semiHidden="0" w:unhideWhenUsed="0" w:qFormat="1"/>
-    <w:lsdException w:name="Quote" w:uiPriority="29" w:semiHidden="0" w:unhideWhenUsed="0" w:qFormat="1"/>
-    <w:lsdException w:name="Intense Quote" w:uiPriority="30" w:semiHidden="0" w:unhideWhenUsed="0" w:qFormat="1"/>
-    <w:lsdException w:name="Medium List 2 Accent 1" w:uiPriority="66" w:semiHidden="0" w:unhideWhenUsed="0"/>
-    <w:lsdException w:name="Medium Grid 1 Accent 1" w:uiPriority="67" w:semiHidden="0" w:unhideWhenUsed="0"/>
-    <w:lsdException w:name="Medium Grid 2 Accent 1" w:uiPriority="68" w:semiHidden="0" w:unhideWhenUsed="0"/>
-    <w:lsdException w:name="Medium Grid 3 Accent 1" w:uiPriority="69" w:semiHidden="0" w:unhideWhenUsed="0"/>
-    <w:lsdException w:name="Dark List Accent 1" w:uiPriority="70" w:semiHidden="0" w:unhideWhenUsed="0"/>
-    <w:lsdException w:name="Colorful Shading Accent 1" w:uiPriority="71" w:semiHidden="0" w:unhideWhenUsed="0"/>
-    <w:lsdException w:name="Colorful List Accent 1" w:uiPriority="72" w:semiHidden="0" w:unhideWhenUsed="0"/>
-    <w:lsdException w:name="Colorful Grid Accent 1" w:uiPriority="73" w:semiHidden="0" w:unhideWhenUsed="0"/>
-    <w:lsdException w:name="Light Shading Accent 2" w:uiPriority="60" w:semiHidden="0" w:unhideWhenUsed="0"/>
-    <w:lsdException w:name="Light List Accent 2" w:uiPriority="61" w:semiHidden="0" w:unhideWhenUsed="0"/>
-    <w:lsdException w:name="Light Grid Accent 2" w:uiPriority="62" w:semiHidden="0" w:unhideWhenUsed="0"/>
-    <w:lsdException w:name="Medium Shading 1 Accent 2" w:uiPriority="63" w:semiHidden="0" w:unhideWhenUsed="0"/>
-    <w:lsdException w:name="Medium Shading 2 Accent 2" w:uiPriority="64" w:semiHidden="0" w:unhideWhenUsed="0"/>
-    <w:lsdException w:name="Medium List 1 Accent 2" w:uiPriority="65" w:semiHidden="0" w:unhideWhenUsed="0"/>
-    <w:lsdException w:name="Medium List 2 Accent 2" w:uiPriority="66" w:semiHidden="0" w:unhideWhenUsed="0"/>
-    <w:lsdException w:name="Medium Grid 1 Accent 2" w:uiPriority="67" w:semiHidden="0" w:unhideWhenUsed="0"/>
-    <w:lsdException w:name="Medium Grid 2 Accent 2" w:uiPriority="68" w:semiHidden="0" w:unhideWhenUsed="0"/>
-    <w:lsdException w:name="Medium Grid 3 Accent 2" w:uiPriority="69" w:semiHidden="0" w:unhideWhenUsed="0"/>
-    <w:lsdException w:name="Dark List Accent 2" w:uiPriority="70" w:semiHidden="0" w:unhideWhenUsed="0"/>
-    <w:lsdException w:name="Colorful Shading Accent 2" w:uiPriority="71" w:semiHidden="0" w:unhideWhenUsed="0"/>
-    <w:lsdException w:name="Colorful List Accent 2" w:uiPriority="72" w:semiHidden="0" w:unhideWhenUsed="0"/>
-    <w:lsdException w:name="Colorful Grid Accent 2" w:uiPriority="73" w:semiHidden="0" w:unhideWhenUsed="0"/>
-    <w:lsdException w:name="Light Shading Accent 3" w:uiPriority="60" w:semiHidden="0" w:unhideWhenUsed="0"/>
-    <w:lsdException w:name="Light List Accent 3" w:uiPriority="61" w:semiHidden="0" w:unhideWhenUsed="0"/>
-    <w:lsdException w:name="Light Grid Accent 3" w:uiPriority="62" w:semiHidden="0" w:unhideWhenUsed="0"/>
-    <w:lsdException w:name="Medium Shading 1 Accent 3" w:uiPriority="63" w:semiHidden="0" w:unhideWhenUsed="0"/>
-    <w:lsdException w:name="Medium Shading 2 Accent 3" w:uiPriority="64" w:semiHidden="0" w:unhideWhenUsed="0"/>
-    <w:lsdException w:name="Medium List 1 Accent 3" w:uiPriority="65" w:semiHidden="0" w:unhideWhenUsed="0"/>
-    <w:lsdException w:name="Medium List 2 Accent 3" w:uiPriority="66" w:semiHidden="0" w:unhideWhenUsed="0"/>
-    <w:lsdException w:name="Medium Grid 1 Accent 3" w:uiPriority="67" w:semiHidden="0" w:unhideWhenUsed="0"/>
-    <w:lsdException w:name="Medium Grid 2 Accent 3" w:uiPriority="68" w:semiHidden="0" w:unhideWhenUsed="0"/>
-    <w:lsdException w:name="Medium Grid 3 Accent 3" w:uiPriority="69" w:semiHidden="0" w:unhideWhenUsed="0"/>
-    <w:lsdException w:name="Dark List Accent 3" w:uiPriority="70" w:semiHidden="0" w:unhideWhenUsed="0"/>
-    <w:lsdException w:name="Colorful Shading Accent 3" w:uiPriority="71" w:semiHidden="0" w:unhideWhenUsed="0"/>
-    <w:lsdException w:name="Colorful List Accent 3" w:uiPriority="72" w:semiHidden="0" w:unhideWhenUsed="0"/>
-    <w:lsdException w:name="Colorful Grid Accent 3" w:uiPriority="73" w:semiHidden="0" w:unhideWhenUsed="0"/>
-    <w:lsdException w:name="Light Shading Accent 4" w:uiPriority="60" w:semiHidden="0" w:unhideWhenUsed="0"/>
-    <w:lsdException w:name="Light List Accent 4" w:uiPriority="61" w:semiHidden="0" w:unhideWhenUsed="0"/>
-    <w:lsdException w:name="Light Grid Accent 4" w:uiPriority="62" w:semiHidden="0" w:unhideWhenUsed="0"/>
-    <w:lsdException w:name="Medium Shading 1 Accent 4" w:uiPriority="63" w:semiHidden="0" w:unhideWhenUsed="0"/>
-    <w:lsdException w:name="Medium Shading 2 Accent 4" w:uiPriority="64" w:semiHidden="0" w:unhideWhenUsed="0"/>
-    <w:lsdException w:name="Medium List 1 Accent 4" w:uiPriority="65" w:semiHidden="0" w:unhideWhenUsed="0"/>
-    <w:lsdException w:name="Medium List 2 Accent 4" w:uiPriority="66" w:semiHidden="0" w:unhideWhenUsed="0"/>
-    <w:lsdException w:name="Medium Grid 1 Accent 4" w:uiPriority="67" w:semiHidden="0" w:unhideWhenUsed="0"/>
-    <w:lsdException w:name="Medium Grid 2 Accent 4" w:uiPriority="68" w:semiHidden="0" w:unhideWhenUsed="0"/>
-    <w:lsdException w:name="Medium Grid 3 Accent 4" w:uiPriority="69" w:semiHidden="0" w:unhideWhenUsed="0"/>
-    <w:lsdException w:name="Dark List Accent 4" w:uiPriority="70" w:semiHidden="0" w:unhideWhenUsed="0"/>
-    <w:lsdException w:name="Colorful Shading Accent 4" w:uiPriority="71" w:semiHidden="0" w:unhideWhenUsed="0"/>
-    <w:lsdException w:name="Colorful List Accent 4" w:uiPriority="72" w:semiHidden="0" w:unhideWhenUsed="0"/>
-    <w:lsdException w:name="Colorful Grid Accent 4" w:uiPriority="73" w:semiHidden="0" w:unhideWhenUsed="0"/>
-    <w:lsdException w:name="Light Shading Accent 5" w:uiPriority="60" w:semiHidden="0" w:unhideWhenUsed="0"/>
-    <w:lsdException w:name="Light List Accent 5" w:uiPriority="61" w:semiHidden="0" w:unhideWhenUsed="0"/>
-    <w:lsdException w:name="Light Grid Accent 5" w:uiPriority="62" w:semiHidden="0" w:unhideWhenUsed="0"/>
-    <w:lsdException w:name="Medium Shading 1 Accent 5" w:uiPriority="63" w:semiHidden="0" w:unhideWhenUsed="0"/>
-    <w:lsdException w:name="Medium Shading 2 Accent 5" w:uiPriority="64" w:semiHidden="0" w:unhideWhenUsed="0"/>
-    <w:lsdException w:name="Medium List 1 Accent 5" w:uiPriority="65" w:semiHidden="0" w:unhideWhenUsed="0"/>
-    <w:lsdException w:name="Medium List 2 Accent 5" w:uiPriority="66" w:semiHidden="0" w:unhideWhenUsed="0"/>
-    <w:lsdException w:name="Medium Grid 1 Accent 5" w:uiPriority="67" w:semiHidden="0" w:unhideWhenUsed="0"/>
-    <w:lsdException w:name="Medium Grid 2 Accent 5" w:uiPriority="68" w:semiHidden="0" w:unhideWhenUsed="0"/>
-    <w:lsdException w:name="Medium Grid 3 Accent 5" w:uiPriority="69" w:semiHidden="0" w:unhideWhenUsed="0"/>
-    <w:lsdException w:name="Dark List Accent 5" w:uiPriority="70" w:semiHidden="0" w:unhideWhenUsed="0"/>
-    <w:lsdException w:name="Colorful Shading Accent 5" w:uiPriority="71" w:semiHidden="0" w:unhideWhenUsed="0"/>
-    <w:lsdException w:name="Colorful List Accent 5" w:uiPriority="72" w:semiHidden="0" w:unhideWhenUsed="0"/>
-    <w:lsdException w:name="Colorful Grid Accent 5" w:uiPriority="73" w:semiHidden="0" w:unhideWhenUsed="0"/>
-    <w:lsdException w:name="Light Shading Accent 6" w:uiPriority="60" w:semiHidden="0" w:unhideWhenUsed="0"/>
-    <w:lsdException w:name="Light List Accent 6" w:uiPriority="61" w:semiHidden="0" w:unhideWhenUsed="0"/>
-    <w:lsdException w:name="Light Grid Accent 6" w:uiPriority="62" w:semiHidden="0" w:unhideWhenUsed="0"/>
-    <w:lsdException w:name="Medium Shading 1 Accent 6" w:uiPriority="63" w:semiHidden="0" w:unhideWhenUsed="0"/>
-    <w:lsdException w:name="Medium Shading 2 Accent 6" w:uiPriority="64" w:semiHidden="0" w:unhideWhenUsed="0"/>
-    <w:lsdException w:name="Medium List 1 Accent 6" w:uiPriority="65" w:semiHidden="0" w:unhideWhenUsed="0"/>
-    <w:lsdException w:name="Medium List 2 Accent 6" w:uiPriority="66" w:semiHidden="0" w:unhideWhenUsed="0"/>
-    <w:lsdException w:name="Medium Grid 1 Accent 6" w:uiPriority="67" w:semiHidden="0" w:unhideWhenUsed="0"/>
-    <w:lsdException w:name="Medium Grid 2 Accent 6" w:uiPriority="68" w:semiHidden="0" w:unhideWhenUsed="0"/>
-    <w:lsdException w:name="Medium Grid 3 Accent 6" w:uiPriority="69" w:semiHidden="0" w:unhideWhenUsed="0"/>
-    <w:lsdException w:name="Dark List Accent 6" w:uiPriority="70" w:semiHidden="0" w:unhideWhenUsed="0"/>
-    <w:lsdException w:name="Colorful Shading Accent 6" w:uiPriority="71" w:semiHidden="0" w:unhideWhenUsed="0"/>
-    <w:lsdException w:name="Colorful List Accent 6" w:uiPriority="72" w:semiHidden="0" w:unhideWhenUsed="0"/>
-    <w:lsdException w:name="Colorful Grid Accent 6" w:uiPriority="73" w:semiHidden="0" w:unhideWhenUsed="0"/>
-    <w:lsdException w:name="Subtle Emphasis" w:uiPriority="19" w:semiHidden="0" w:unhideWhenUsed="0" w:qFormat="1"/>
-    <w:lsdException w:name="Intense Emphasis" w:uiPriority="21" w:semiHidden="0" w:unhideWhenUsed="0" w:qFormat="1"/>
-    <w:lsdException w:name="Subtle Reference" w:uiPriority="31" w:semiHidden="0" w:unhideWhenUsed="0" w:qFormat="1"/>
-    <w:lsdException w:name="Intense Reference" w:uiPriority="32" w:semiHidden="0" w:unhideWhenUsed="0" w:qFormat="1"/>
-    <w:lsdException w:name="Book Title" w:uiPriority="33" w:semiHidden="0" w:unhideWhenUsed="0" w:qFormat="1"/>
+    <w:lsdException w:name="List Paragraph" w:semiHidden="0" w:uiPriority="34" w:unhideWhenUsed="0" w:qFormat="1"/>
+    <w:lsdException w:name="Quote" w:semiHidden="0" w:uiPriority="29" w:unhideWhenUsed="0" w:qFormat="1"/>
+    <w:lsdException w:name="Intense Quote" w:semiHidden="0" w:uiPriority="30" w:unhideWhenUsed="0" w:qFormat="1"/>
+    <w:lsdException w:name="Medium List 2 Accent 1" w:semiHidden="0" w:uiPriority="66" w:unhideWhenUsed="0"/>
+    <w:lsdException w:name="Medium Grid 1 Accent 1" w:semiHidden="0" w:uiPriority="67" w:unhideWhenUsed="0"/>
+    <w:lsdException w:name="Medium Grid 2 Accent 1" w:semiHidden="0" w:uiPriority="68" w:unhideWhenUsed="0"/>
+    <w:lsdException w:name="Medium Grid 3 Accent 1" w:semiHidden="0" w:uiPriority="69" w:unhideWhenUsed="0"/>
+    <w:lsdException w:name="Dark List Accent 1" w:semiHidden="0" w:uiPriority="70" w:unhideWhenUsed="0"/>
+    <w:lsdException w:name="Colorful Shading Accent 1" w:semiHidden="0" w:uiPriority="71" w:unhideWhenUsed="0"/>
+    <w:lsdException w:name="Colorful List Accent 1" w:semiHidden="0" w:uiPriority="72" w:unhideWhenUsed="0"/>
+    <w:lsdException w:name="Colorful Grid Accent 1" w:semiHidden="0" w:uiPriority="73" w:unhideWhenUsed="0"/>
+    <w:lsdException w:name="Light Shading Accent 2" w:semiHidden="0" w:uiPriority="60" w:unhideWhenUsed="0"/>
+    <w:lsdException w:name="Light List Accent 2" w:semiHidden="0" w:uiPriority="61" w:unhideWhenUsed="0"/>
+    <w:lsdException w:name="Light Grid Accent 2" w:semiHidden="0" w:uiPriority="62" w:unhideWhenUsed="0"/>
+    <w:lsdException w:name="Medium Shading 1 Accent 2" w:semiHidden="0" w:uiPriority="63" w:unhideWhenUsed="0"/>
+    <w:lsdException w:name="Medium Shading 2 Accent 2" w:semiHidden="0" w:uiPriority="64" w:unhideWhenUsed="0"/>
+    <w:lsdException w:name="Medium List 1 Accent 2" w:semiHidden="0" w:uiPriority="65" w:unhideWhenUsed="0"/>
+    <w:lsdException w:name="Medium List 2 Accent 2" w:semiHidden="0" w:uiPriority="66" w:unhideWhenUsed="0"/>
+    <w:lsdException w:name="Medium Grid 1 Accent 2" w:semiHidden="0" w:uiPriority="67" w:unhideWhenUsed="0"/>
+    <w:lsdException w:name="Medium Grid 2 Accent 2" w:semiHidden="0" w:uiPriority="68" w:unhideWhenUsed="0"/>
+    <w:lsdException w:name="Medium Grid 3 Accent 2" w:semiHidden="0" w:uiPriority="69" w:unhideWhenUsed="0"/>
+    <w:lsdException w:name="Dark List Accent 2" w:semiHidden="0" w:uiPriority="70" w:unhideWhenUsed="0"/>
+    <w:lsdException w:name="Colorful Shading Accent 2" w:semiHidden="0" w:uiPriority="71" w:unhideWhenUsed="0"/>
+    <w:lsdException w:name="Colorful List Accent 2" w:semiHidden="0" w:uiPriority="72" w:unhideWhenUsed="0"/>
+    <w:lsdException w:name="Colorful Grid Accent 2" w:semiHidden="0" w:uiPriority="73" w:unhideWhenUsed="0"/>
+    <w:lsdException w:name="Light Shading Accent 3" w:semiHidden="0" w:uiPriority="60" w:unhideWhenUsed="0"/>
+    <w:lsdException w:name="Light List Accent 3" w:semiHidden="0" w:uiPriority="61" w:unhideWhenUsed="0"/>
+    <w:lsdException w:name="Light Grid Accent 3" w:semiHidden="0" w:uiPriority="62" w:unhideWhenUsed="0"/>
+    <w:lsdException w:name="Medium Shading 1 Accent 3" w:semiHidden="0" w:uiPriority="63" w:unhideWhenUsed="0"/>
+    <w:lsdException w:name="Medium Shading 2 Accent 3" w:semiHidden="0" w:uiPriority="64" w:unhideWhenUsed="0"/>
+    <w:lsdException w:name="Medium List 1 Accent 3" w:semiHidden="0" w:uiPriority="65" w:unhideWhenUsed="0"/>
+    <w:lsdException w:name="Medium List 2 Accent 3" w:semiHidden="0" w:uiPriority="66" w:unhideWhenUsed="0"/>
+    <w:lsdException w:name="Medium Grid 1 Accent 3" w:semiHidden="0" w:uiPriority="67" w:unhideWhenUsed="0"/>
+    <w:lsdException w:name="Medium Grid 2 Accent 3" w:semiHidden="0" w:uiPriority="68" w:unhideWhenUsed="0"/>
+    <w:lsdException w:name="Medium Grid 3 Accent 3" w:semiHidden="0" w:uiPriority="69" w:unhideWhenUsed="0"/>
+    <w:lsdException w:name="Dark List Accent 3" w:semiHidden="0" w:uiPriority="70" w:unhideWhenUsed="0"/>
+    <w:lsdException w:name="Colorful Shading Accent 3" w:semiHidden="0" w:uiPriority="71" w:unhideWhenUsed="0"/>
+    <w:lsdException w:name="Colorful List Accent 3" w:semiHidden="0" w:uiPriority="72" w:unhideWhenUsed="0"/>
+    <w:lsdException w:name="Colorful Grid Accent 3" w:semiHidden="0" w:uiPriority="73" w:unhideWhenUsed="0"/>
+    <w:lsdException w:name="Light Shading Accent 4" w:semiHidden="0" w:uiPriority="60" w:unhideWhenUsed="0"/>
+    <w:lsdException w:name="Light List Accent 4" w:semiHidden="0" w:uiPriority="61" w:unhideWhenUsed="0"/>
+    <w:lsdException w:name="Light Grid Accent 4" w:semiHidden="0" w:uiPriority="62" w:unhideWhenUsed="0"/>
+    <w:lsdException w:name="Medium Shading 1 Accent 4" w:semiHidden="0" w:uiPriority="63" w:unhideWhenUsed="0"/>
+    <w:lsdException w:name="Medium Shading 2 Accent 4" w:semiHidden="0" w:uiPriority="64" w:unhideWhenUsed="0"/>
+    <w:lsdException w:name="Medium List 1 Accent 4" w:semiHidden="0" w:uiPriority="65" w:unhideWhenUsed="0"/>
+    <w:lsdException w:name="Medium List 2 Accent 4" w:semiHidden="0" w:uiPriority="66" w:unhideWhenUsed="0"/>
+    <w:lsdException w:name="Medium Grid 1 Accent 4" w:semiHidden="0" w:uiPriority="67" w:unhideWhenUsed="0"/>
+    <w:lsdException w:name="Medium Grid 2 Accent 4" w:semiHidden="0" w:uiPriority="68" w:unhideWhenUsed="0"/>
+    <w:lsdException w:name="Medium Grid 3 Accent 4" w:semiHidden="0" w:uiPriority="69" w:unhideWhenUsed="0"/>
+    <w:lsdException w:name="Dark List Accent 4" w:semiHidden="0" w:uiPriority="70" w:unhideWhenUsed="0"/>
+    <w:lsdException w:name="Colorful Shading Accent 4" w:semiHidden="0" w:uiPriority="71" w:unhideWhenUsed="0"/>
+    <w:lsdException w:name="Colorful List Accent 4" w:semiHidden="0" w:uiPriority="72" w:unhideWhenUsed="0"/>
+    <w:lsdException w:name="Colorful Grid Accent 4" w:semiHidden="0" w:uiPriority="73" w:unhideWhenUsed="0"/>
+    <w:lsdException w:name="Light Shading Accent 5" w:semiHidden="0" w:uiPriority="60" w:unhideWhenUsed="0"/>
+    <w:lsdException w:name="Light List Accent 5" w:semiHidden="0" w:uiPriority="61" w:unhideWhenUsed="0"/>
+    <w:lsdException w:name="Light Grid Accent 5" w:semiHidden="0" w:uiPriority="62" w:unhideWhenUsed="0"/>
+    <w:lsdException w:name="Medium Shading 1 Accent 5" w:semiHidden="0" w:uiPriority="63" w:unhideWhenUsed="0"/>
+    <w:lsdException w:name="Medium Shading 2 Accent 5" w:semiHidden="0" w:uiPriority="64" w:unhideWhenUsed="0"/>
+    <w:lsdException w:name="Medium List 1 Accent 5" w:semiHidden="0" w:uiPriority="65" w:unhideWhenUsed="0"/>
+    <w:lsdException w:name="Medium List 2 Accent 5" w:semiHidden="0" w:uiPriority="66" w:unhideWhenUsed="0"/>
+    <w:lsdException w:name="Medium Grid 1 Accent 5" w:semiHidden="0" w:uiPriority="67" w:unhideWhenUsed="0"/>
+    <w:lsdException w:name="Medium Grid 2 Accent 5" w:semiHidden="0" w:uiPriority="68" w:unhideWhenUsed="0"/>
+    <w:lsdException w:name="Medium Grid 3 Accent 5" w:semiHidden="0" w:uiPriority="69" w:unhideWhenUsed="0"/>
+    <w:lsdException w:name="Dark List Accent 5" w:semiHidden="0" w:uiPriority="70" w:unhideWhenUsed="0"/>
+    <w:lsdException w:name="Colorful Shading Accent 5" w:semiHidden="0" w:uiPriority="71" w:unhideWhenUsed="0"/>
+    <w:lsdException w:name="Colorful List Accent 5" w:semiHidden="0" w:uiPriority="72" w:unhideWhenUsed="0"/>
+    <w:lsdException w:name="Colorful Grid Accent 5" w:semiHidden="0" w:uiPriority="73" w:unhideWhenUsed="0"/>
+    <w:lsdException w:name="Light Shading Accent 6" w:semiHidden="0" w:uiPriority="60" w:unhideWhenUsed="0"/>
+    <w:lsdException w:name="Light List Accent 6" w:semiHidden="0" w:uiPriority="61" w:unhideWhenUsed="0"/>
+    <w:lsdException w:name="Light Grid Accent 6" w:semiHidden="0" w:uiPriority="62" w:unhideWhenUsed="0"/>
+    <w:lsdException w:name="Medium Shading 1 Accent 6" w:semiHidden="0" w:uiPriority="63" w:unhideWhenUsed="0"/>
+    <w:lsdException w:name="Medium Shading 2 Accent 6" w:semiHidden="0" w:uiPriority="64" w:unhideWhenUsed="0"/>
+    <w:lsdException w:name="Medium List 1 Accent 6" w:semiHidden="0" w:uiPriority="65" w:unhideWhenUsed="0"/>
+    <w:lsdException w:name="Medium List 2 Accent 6" w:semiHidden="0" w:uiPriority="66" w:unhideWhenUsed="0"/>
+    <w:lsdException w:name="Medium Grid 1 Accent 6" w:semiHidden="0" w:uiPriority="67" w:unhideWhenUsed="0"/>
+    <w:lsdException w:name="Medium Grid 2 Accent 6" w:semiHidden="0" w:uiPriority="68" w:unhideWhenUsed="0"/>
+    <w:lsdException w:name="Medium Grid 3 Accent 6" w:semiHidden="0" w:uiPriority="69" w:unhideWhenUsed="0"/>
+    <w:lsdException w:name="Dark List Accent 6" w:semiHidden="0" w:uiPriority="70" w:unhideWhenUsed="0"/>
+    <w:lsdException w:name="Colorful Shading Accent 6" w:semiHidden="0" w:uiPriority="71" w:unhideWhenUsed="0"/>
+    <w:lsdException w:name="Colorful List Accent 6" w:semiHidden="0" w:uiPriority="72" w:unhideWhenUsed="0"/>
+    <w:lsdException w:name="Colorful Grid Accent 6" w:semiHidden="0" w:uiPriority="73" w:unhideWhenUsed="0"/>
+    <w:lsdException w:name="Subtle Emphasis" w:semiHidden="0" w:uiPriority="19" w:unhideWhenUsed="0" w:qFormat="1"/>
+    <w:lsdException w:name="Intense Emphasis" w:semiHidden="0" w:uiPriority="21" w:unhideWhenUsed="0" w:qFormat="1"/>
+    <w:lsdException w:name="Subtle Reference" w:semiHidden="0" w:uiPriority="31" w:unhideWhenUsed="0" w:qFormat="1"/>
+    <w:lsdException w:name="Intense Reference" w:semiHidden="0" w:uiPriority="32" w:unhideWhenUsed="0" w:qFormat="1"/>
+    <w:lsdException w:name="Book Title" w:semiHidden="0" w:uiPriority="33" w:unhideWhenUsed="0" w:qFormat="1"/>
     <w:lsdException w:name="Bibliography" w:uiPriority="37"/>
     <w:lsdException w:name="TOC Heading" w:uiPriority="39" w:qFormat="1"/>
   </w:latentStyles>
-  <w:style w:type="paragraph" w:styleId="Normal" w:default="1">
+  <w:style w:type="paragraph" w:default="1" w:styleId="Normal">
     <w:name w:val="Normal"/>
     <w:qFormat/>
     <w:rsid w:val="00FC693F"/>
@@ -2321,7 +876,7 @@
       <w:spacing w:after="0" w:line="240" w:lineRule="auto"/>
     </w:pPr>
   </w:style>
-  <w:style w:type="character" w:styleId="HeaderChar" w:customStyle="1">
+  <w:style w:type="character" w:customStyle="1" w:styleId="HeaderChar">
     <w:name w:val="Header Char"/>
     <w:basedOn w:val="DefaultParagraphFont"/>
     <w:link w:val="Header"/>
@@ -2343,7 +898,7 @@
       <w:spacing w:after="0" w:line="240" w:lineRule="auto"/>
     </w:pPr>
   </w:style>
-  <w:style w:type="character" w:styleId="FooterChar" w:customStyle="1">
+  <w:style w:type="character" w:customStyle="1" w:styleId="FooterChar">
     <w:name w:val="Footer Char"/>
     <w:basedOn w:val="DefaultParagraphFont"/>
     <w:link w:val="Footer"/>
@@ -2365,7 +920,7 @@
       <w:outlineLvl w:val="0"/>
     </w:pPr>
     <w:rPr>
-      <w:rFonts w:asciiTheme="majorHAnsi" w:hAnsiTheme="majorHAnsi" w:eastAsiaTheme="majorEastAsia" w:cstheme="majorBidi"/>
+      <w:rFonts w:asciiTheme="majorHAnsi" w:eastAsiaTheme="majorEastAsia" w:hAnsiTheme="majorHAnsi" w:cstheme="majorBidi"/>
       <w:b/>
       <w:bCs/>
       <w:color w:val="365F91" w:themeColor="accent1" w:themeShade="BF"/>
@@ -2389,7 +944,7 @@
       <w:outlineLvl w:val="1"/>
     </w:pPr>
     <w:rPr>
-      <w:rFonts w:asciiTheme="majorHAnsi" w:hAnsiTheme="majorHAnsi" w:eastAsiaTheme="majorEastAsia" w:cstheme="majorBidi"/>
+      <w:rFonts w:asciiTheme="majorHAnsi" w:eastAsiaTheme="majorEastAsia" w:hAnsiTheme="majorHAnsi" w:cstheme="majorBidi"/>
       <w:b/>
       <w:bCs/>
       <w:color w:val="4F81BD" w:themeColor="accent1"/>
@@ -2413,7 +968,7 @@
       <w:outlineLvl w:val="2"/>
     </w:pPr>
     <w:rPr>
-      <w:rFonts w:asciiTheme="majorHAnsi" w:hAnsiTheme="majorHAnsi" w:eastAsiaTheme="majorEastAsia" w:cstheme="majorBidi"/>
+      <w:rFonts w:asciiTheme="majorHAnsi" w:eastAsiaTheme="majorEastAsia" w:hAnsiTheme="majorHAnsi" w:cstheme="majorBidi"/>
       <w:b/>
       <w:bCs/>
       <w:color w:val="4F81BD" w:themeColor="accent1"/>
@@ -2436,7 +991,7 @@
       <w:outlineLvl w:val="3"/>
     </w:pPr>
     <w:rPr>
-      <w:rFonts w:asciiTheme="majorHAnsi" w:hAnsiTheme="majorHAnsi" w:eastAsiaTheme="majorEastAsia" w:cstheme="majorBidi"/>
+      <w:rFonts w:asciiTheme="majorHAnsi" w:eastAsiaTheme="majorEastAsia" w:hAnsiTheme="majorHAnsi" w:cstheme="majorBidi"/>
       <w:b/>
       <w:bCs/>
       <w:i/>
@@ -2461,7 +1016,7 @@
       <w:outlineLvl w:val="4"/>
     </w:pPr>
     <w:rPr>
-      <w:rFonts w:asciiTheme="majorHAnsi" w:hAnsiTheme="majorHAnsi" w:eastAsiaTheme="majorEastAsia" w:cstheme="majorBidi"/>
+      <w:rFonts w:asciiTheme="majorHAnsi" w:eastAsiaTheme="majorEastAsia" w:hAnsiTheme="majorHAnsi" w:cstheme="majorBidi"/>
       <w:color w:val="243F60" w:themeColor="accent1" w:themeShade="7F"/>
     </w:rPr>
   </w:style>
@@ -2482,7 +1037,7 @@
       <w:outlineLvl w:val="5"/>
     </w:pPr>
     <w:rPr>
-      <w:rFonts w:asciiTheme="majorHAnsi" w:hAnsiTheme="majorHAnsi" w:eastAsiaTheme="majorEastAsia" w:cstheme="majorBidi"/>
+      <w:rFonts w:asciiTheme="majorHAnsi" w:eastAsiaTheme="majorEastAsia" w:hAnsiTheme="majorHAnsi" w:cstheme="majorBidi"/>
       <w:i/>
       <w:iCs/>
       <w:color w:val="243F60" w:themeColor="accent1" w:themeShade="7F"/>
@@ -2505,7 +1060,7 @@
       <w:outlineLvl w:val="6"/>
     </w:pPr>
     <w:rPr>
-      <w:rFonts w:asciiTheme="majorHAnsi" w:hAnsiTheme="majorHAnsi" w:eastAsiaTheme="majorEastAsia" w:cstheme="majorBidi"/>
+      <w:rFonts w:asciiTheme="majorHAnsi" w:eastAsiaTheme="majorEastAsia" w:hAnsiTheme="majorHAnsi" w:cstheme="majorBidi"/>
       <w:i/>
       <w:iCs/>
       <w:color w:val="404040" w:themeColor="text1" w:themeTint="BF"/>
@@ -2528,7 +1083,7 @@
       <w:outlineLvl w:val="7"/>
     </w:pPr>
     <w:rPr>
-      <w:rFonts w:asciiTheme="majorHAnsi" w:hAnsiTheme="majorHAnsi" w:eastAsiaTheme="majorEastAsia" w:cstheme="majorBidi"/>
+      <w:rFonts w:asciiTheme="majorHAnsi" w:eastAsiaTheme="majorEastAsia" w:hAnsiTheme="majorHAnsi" w:cstheme="majorBidi"/>
       <w:color w:val="4F81BD" w:themeColor="accent1"/>
       <w:sz w:val="20"/>
       <w:szCs w:val="20"/>
@@ -2551,7 +1106,7 @@
       <w:outlineLvl w:val="8"/>
     </w:pPr>
     <w:rPr>
-      <w:rFonts w:asciiTheme="majorHAnsi" w:hAnsiTheme="majorHAnsi" w:eastAsiaTheme="majorEastAsia" w:cstheme="majorBidi"/>
+      <w:rFonts w:asciiTheme="majorHAnsi" w:eastAsiaTheme="majorEastAsia" w:hAnsiTheme="majorHAnsi" w:cstheme="majorBidi"/>
       <w:i/>
       <w:iCs/>
       <w:color w:val="404040" w:themeColor="text1" w:themeTint="BF"/>
@@ -2559,13 +1114,13 @@
       <w:szCs w:val="20"/>
     </w:rPr>
   </w:style>
-  <w:style w:type="character" w:styleId="DefaultParagraphFont" w:default="1">
+  <w:style w:type="character" w:default="1" w:styleId="DefaultParagraphFont">
     <w:name w:val="Default Paragraph Font"/>
     <w:uiPriority w:val="1"/>
     <w:semiHidden/>
     <w:unhideWhenUsed/>
   </w:style>
-  <w:style w:type="table" w:styleId="TableNormal" w:default="1">
+  <w:style w:type="table" w:default="1" w:styleId="TableNormal">
     <w:name w:val="Normal Table"/>
     <w:uiPriority w:val="99"/>
     <w:semiHidden/>
@@ -2580,7 +1135,7 @@
       </w:tblCellMar>
     </w:tblPr>
   </w:style>
-  <w:style w:type="numbering" w:styleId="NoList" w:default="1">
+  <w:style w:type="numbering" w:default="1" w:styleId="NoList">
     <w:name w:val="No List"/>
     <w:uiPriority w:val="99"/>
     <w:semiHidden/>
@@ -2595,14 +1150,14 @@
       <w:spacing w:after="0" w:line="240" w:lineRule="auto"/>
     </w:pPr>
   </w:style>
-  <w:style w:type="character" w:styleId="Heading1Char" w:customStyle="1">
+  <w:style w:type="character" w:customStyle="1" w:styleId="Heading1Char">
     <w:name w:val="Heading 1 Char"/>
     <w:basedOn w:val="DefaultParagraphFont"/>
     <w:link w:val="Heading1"/>
     <w:uiPriority w:val="9"/>
     <w:rsid w:val="00FC693F"/>
     <w:rPr>
-      <w:rFonts w:asciiTheme="majorHAnsi" w:hAnsiTheme="majorHAnsi" w:eastAsiaTheme="majorEastAsia" w:cstheme="majorBidi"/>
+      <w:rFonts w:asciiTheme="majorHAnsi" w:eastAsiaTheme="majorEastAsia" w:hAnsiTheme="majorHAnsi" w:cstheme="majorBidi"/>
       <w:b/>
       <w:bCs/>
       <w:color w:val="365F91" w:themeColor="accent1" w:themeShade="BF"/>
@@ -2610,14 +1165,14 @@
       <w:szCs w:val="28"/>
     </w:rPr>
   </w:style>
-  <w:style w:type="character" w:styleId="Heading2Char" w:customStyle="1">
+  <w:style w:type="character" w:customStyle="1" w:styleId="Heading2Char">
     <w:name w:val="Heading 2 Char"/>
     <w:basedOn w:val="DefaultParagraphFont"/>
     <w:link w:val="Heading2"/>
     <w:uiPriority w:val="9"/>
     <w:rsid w:val="00FC693F"/>
     <w:rPr>
-      <w:rFonts w:asciiTheme="majorHAnsi" w:hAnsiTheme="majorHAnsi" w:eastAsiaTheme="majorEastAsia" w:cstheme="majorBidi"/>
+      <w:rFonts w:asciiTheme="majorHAnsi" w:eastAsiaTheme="majorEastAsia" w:hAnsiTheme="majorHAnsi" w:cstheme="majorBidi"/>
       <w:b/>
       <w:bCs/>
       <w:color w:val="4F81BD" w:themeColor="accent1"/>
@@ -2625,14 +1180,14 @@
       <w:szCs w:val="26"/>
     </w:rPr>
   </w:style>
-  <w:style w:type="character" w:styleId="Heading3Char" w:customStyle="1">
+  <w:style w:type="character" w:customStyle="1" w:styleId="Heading3Char">
     <w:name w:val="Heading 3 Char"/>
     <w:basedOn w:val="DefaultParagraphFont"/>
     <w:link w:val="Heading3"/>
     <w:uiPriority w:val="9"/>
     <w:rsid w:val="00FC693F"/>
     <w:rPr>
-      <w:rFonts w:asciiTheme="majorHAnsi" w:hAnsiTheme="majorHAnsi" w:eastAsiaTheme="majorEastAsia" w:cstheme="majorBidi"/>
+      <w:rFonts w:asciiTheme="majorHAnsi" w:eastAsiaTheme="majorEastAsia" w:hAnsiTheme="majorHAnsi" w:cstheme="majorBidi"/>
       <w:b/>
       <w:bCs/>
       <w:color w:val="4F81BD" w:themeColor="accent1"/>
@@ -2648,13 +1203,13 @@
     <w:rsid w:val="00FC693F"/>
     <w:pPr>
       <w:pBdr>
-        <w:bottom w:val="single" w:color="4F81BD" w:themeColor="accent1" w:sz="8" w:space="4"/>
+        <w:bottom w:val="single" w:sz="8" w:space="4" w:color="4F81BD" w:themeColor="accent1"/>
       </w:pBdr>
       <w:spacing w:after="300" w:line="240" w:lineRule="auto"/>
       <w:contextualSpacing/>
     </w:pPr>
     <w:rPr>
-      <w:rFonts w:asciiTheme="majorHAnsi" w:hAnsiTheme="majorHAnsi" w:eastAsiaTheme="majorEastAsia" w:cstheme="majorBidi"/>
+      <w:rFonts w:asciiTheme="majorHAnsi" w:eastAsiaTheme="majorEastAsia" w:hAnsiTheme="majorHAnsi" w:cstheme="majorBidi"/>
       <w:color w:val="17365D" w:themeColor="text2" w:themeShade="BF"/>
       <w:spacing w:val="5"/>
       <w:kern w:val="28"/>
@@ -2662,14 +1217,14 @@
       <w:szCs w:val="52"/>
     </w:rPr>
   </w:style>
-  <w:style w:type="character" w:styleId="TitleChar" w:customStyle="1">
+  <w:style w:type="character" w:customStyle="1" w:styleId="TitleChar">
     <w:name w:val="Title Char"/>
     <w:basedOn w:val="DefaultParagraphFont"/>
     <w:link w:val="Title"/>
     <w:uiPriority w:val="10"/>
     <w:rsid w:val="00FC693F"/>
     <w:rPr>
-      <w:rFonts w:asciiTheme="majorHAnsi" w:hAnsiTheme="majorHAnsi" w:eastAsiaTheme="majorEastAsia" w:cstheme="majorBidi"/>
+      <w:rFonts w:asciiTheme="majorHAnsi" w:eastAsiaTheme="majorEastAsia" w:hAnsiTheme="majorHAnsi" w:cstheme="majorBidi"/>
       <w:color w:val="17365D" w:themeColor="text2" w:themeShade="BF"/>
       <w:spacing w:val="5"/>
       <w:kern w:val="28"/>
@@ -2691,7 +1246,7 @@
       </w:numPr>
     </w:pPr>
     <w:rPr>
-      <w:rFonts w:asciiTheme="majorHAnsi" w:hAnsiTheme="majorHAnsi" w:eastAsiaTheme="majorEastAsia" w:cstheme="majorBidi"/>
+      <w:rFonts w:asciiTheme="majorHAnsi" w:eastAsiaTheme="majorEastAsia" w:hAnsiTheme="majorHAnsi" w:cstheme="majorBidi"/>
       <w:i/>
       <w:iCs/>
       <w:color w:val="4F81BD" w:themeColor="accent1"/>
@@ -2700,14 +1255,14 @@
       <w:szCs w:val="24"/>
     </w:rPr>
   </w:style>
-  <w:style w:type="character" w:styleId="SubtitleChar" w:customStyle="1">
+  <w:style w:type="character" w:customStyle="1" w:styleId="SubtitleChar">
     <w:name w:val="Subtitle Char"/>
     <w:basedOn w:val="DefaultParagraphFont"/>
     <w:link w:val="Subtitle"/>
     <w:uiPriority w:val="11"/>
     <w:rsid w:val="00FC693F"/>
     <w:rPr>
-      <w:rFonts w:asciiTheme="majorHAnsi" w:hAnsiTheme="majorHAnsi" w:eastAsiaTheme="majorEastAsia" w:cstheme="majorBidi"/>
+      <w:rFonts w:asciiTheme="majorHAnsi" w:eastAsiaTheme="majorEastAsia" w:hAnsiTheme="majorHAnsi" w:cstheme="majorBidi"/>
       <w:i/>
       <w:iCs/>
       <w:color w:val="4F81BD" w:themeColor="accent1"/>
@@ -2738,7 +1293,7 @@
       <w:spacing w:after="120"/>
     </w:pPr>
   </w:style>
-  <w:style w:type="character" w:styleId="BodyTextChar" w:customStyle="1">
+  <w:style w:type="character" w:customStyle="1" w:styleId="BodyTextChar">
     <w:name w:val="Body Text Char"/>
     <w:basedOn w:val="DefaultParagraphFont"/>
     <w:link w:val="BodyText"/>
@@ -2756,7 +1311,7 @@
       <w:spacing w:after="120" w:line="480" w:lineRule="auto"/>
     </w:pPr>
   </w:style>
-  <w:style w:type="character" w:styleId="BodyText2Char" w:customStyle="1">
+  <w:style w:type="character" w:customStyle="1" w:styleId="BodyText2Char">
     <w:name w:val="Body Text 2 Char"/>
     <w:basedOn w:val="DefaultParagraphFont"/>
     <w:link w:val="BodyText2"/>
@@ -2778,7 +1333,7 @@
       <w:szCs w:val="16"/>
     </w:rPr>
   </w:style>
-  <w:style w:type="character" w:styleId="BodyText3Char" w:customStyle="1">
+  <w:style w:type="character" w:customStyle="1" w:styleId="BodyText3Char">
     <w:name w:val="Body Text 3 Char"/>
     <w:basedOn w:val="DefaultParagraphFont"/>
     <w:link w:val="BodyText3"/>
@@ -2959,7 +1514,7 @@
       <w:szCs w:val="20"/>
     </w:rPr>
   </w:style>
-  <w:style w:type="character" w:styleId="MacroTextChar" w:customStyle="1">
+  <w:style w:type="character" w:customStyle="1" w:styleId="MacroTextChar">
     <w:name w:val="Macro Text Char"/>
     <w:basedOn w:val="DefaultParagraphFont"/>
     <w:link w:val="MacroText"/>
@@ -2985,7 +1540,7 @@
       <w:color w:val="000000" w:themeColor="text1"/>
     </w:rPr>
   </w:style>
-  <w:style w:type="character" w:styleId="QuoteChar" w:customStyle="1">
+  <w:style w:type="character" w:customStyle="1" w:styleId="QuoteChar">
     <w:name w:val="Quote Char"/>
     <w:basedOn w:val="DefaultParagraphFont"/>
     <w:link w:val="Quote"/>
@@ -2997,7 +1552,7 @@
       <w:color w:val="000000" w:themeColor="text1"/>
     </w:rPr>
   </w:style>
-  <w:style w:type="character" w:styleId="Heading4Char" w:customStyle="1">
+  <w:style w:type="character" w:customStyle="1" w:styleId="Heading4Char">
     <w:name w:val="Heading 4 Char"/>
     <w:basedOn w:val="DefaultParagraphFont"/>
     <w:link w:val="Heading4"/>
@@ -3005,7 +1560,7 @@
     <w:semiHidden/>
     <w:rsid w:val="00FC693F"/>
     <w:rPr>
-      <w:rFonts w:asciiTheme="majorHAnsi" w:hAnsiTheme="majorHAnsi" w:eastAsiaTheme="majorEastAsia" w:cstheme="majorBidi"/>
+      <w:rFonts w:asciiTheme="majorHAnsi" w:eastAsiaTheme="majorEastAsia" w:hAnsiTheme="majorHAnsi" w:cstheme="majorBidi"/>
       <w:b/>
       <w:bCs/>
       <w:i/>
@@ -3013,7 +1568,7 @@
       <w:color w:val="4F81BD" w:themeColor="accent1"/>
     </w:rPr>
   </w:style>
-  <w:style w:type="character" w:styleId="Heading5Char" w:customStyle="1">
+  <w:style w:type="character" w:customStyle="1" w:styleId="Heading5Char">
     <w:name w:val="Heading 5 Char"/>
     <w:basedOn w:val="DefaultParagraphFont"/>
     <w:link w:val="Heading5"/>
@@ -3021,11 +1576,11 @@
     <w:semiHidden/>
     <w:rsid w:val="00FC693F"/>
     <w:rPr>
-      <w:rFonts w:asciiTheme="majorHAnsi" w:hAnsiTheme="majorHAnsi" w:eastAsiaTheme="majorEastAsia" w:cstheme="majorBidi"/>
+      <w:rFonts w:asciiTheme="majorHAnsi" w:eastAsiaTheme="majorEastAsia" w:hAnsiTheme="majorHAnsi" w:cstheme="majorBidi"/>
       <w:color w:val="243F60" w:themeColor="accent1" w:themeShade="7F"/>
     </w:rPr>
   </w:style>
-  <w:style w:type="character" w:styleId="Heading6Char" w:customStyle="1">
+  <w:style w:type="character" w:customStyle="1" w:styleId="Heading6Char">
     <w:name w:val="Heading 6 Char"/>
     <w:basedOn w:val="DefaultParagraphFont"/>
     <w:link w:val="Heading6"/>
@@ -3033,13 +1588,13 @@
     <w:semiHidden/>
     <w:rsid w:val="00FC693F"/>
     <w:rPr>
-      <w:rFonts w:asciiTheme="majorHAnsi" w:hAnsiTheme="majorHAnsi" w:eastAsiaTheme="majorEastAsia" w:cstheme="majorBidi"/>
+      <w:rFonts w:asciiTheme="majorHAnsi" w:eastAsiaTheme="majorEastAsia" w:hAnsiTheme="majorHAnsi" w:cstheme="majorBidi"/>
       <w:i/>
       <w:iCs/>
       <w:color w:val="243F60" w:themeColor="accent1" w:themeShade="7F"/>
     </w:rPr>
   </w:style>
-  <w:style w:type="character" w:styleId="Heading7Char" w:customStyle="1">
+  <w:style w:type="character" w:customStyle="1" w:styleId="Heading7Char">
     <w:name w:val="Heading 7 Char"/>
     <w:basedOn w:val="DefaultParagraphFont"/>
     <w:link w:val="Heading7"/>
@@ -3047,13 +1602,13 @@
     <w:semiHidden/>
     <w:rsid w:val="00FC693F"/>
     <w:rPr>
-      <w:rFonts w:asciiTheme="majorHAnsi" w:hAnsiTheme="majorHAnsi" w:eastAsiaTheme="majorEastAsia" w:cstheme="majorBidi"/>
+      <w:rFonts w:asciiTheme="majorHAnsi" w:eastAsiaTheme="majorEastAsia" w:hAnsiTheme="majorHAnsi" w:cstheme="majorBidi"/>
       <w:i/>
       <w:iCs/>
       <w:color w:val="404040" w:themeColor="text1" w:themeTint="BF"/>
     </w:rPr>
   </w:style>
-  <w:style w:type="character" w:styleId="Heading8Char" w:customStyle="1">
+  <w:style w:type="character" w:customStyle="1" w:styleId="Heading8Char">
     <w:name w:val="Heading 8 Char"/>
     <w:basedOn w:val="DefaultParagraphFont"/>
     <w:link w:val="Heading8"/>
@@ -3061,13 +1616,13 @@
     <w:semiHidden/>
     <w:rsid w:val="00FC693F"/>
     <w:rPr>
-      <w:rFonts w:asciiTheme="majorHAnsi" w:hAnsiTheme="majorHAnsi" w:eastAsiaTheme="majorEastAsia" w:cstheme="majorBidi"/>
+      <w:rFonts w:asciiTheme="majorHAnsi" w:eastAsiaTheme="majorEastAsia" w:hAnsiTheme="majorHAnsi" w:cstheme="majorBidi"/>
       <w:color w:val="4F81BD" w:themeColor="accent1"/>
       <w:sz w:val="20"/>
       <w:szCs w:val="20"/>
     </w:rPr>
   </w:style>
-  <w:style w:type="character" w:styleId="Heading9Char" w:customStyle="1">
+  <w:style w:type="character" w:customStyle="1" w:styleId="Heading9Char">
     <w:name w:val="Heading 9 Char"/>
     <w:basedOn w:val="DefaultParagraphFont"/>
     <w:link w:val="Heading9"/>
@@ -3075,7 +1630,7 @@
     <w:semiHidden/>
     <w:rsid w:val="00FC693F"/>
     <w:rPr>
-      <w:rFonts w:asciiTheme="majorHAnsi" w:hAnsiTheme="majorHAnsi" w:eastAsiaTheme="majorEastAsia" w:cstheme="majorBidi"/>
+      <w:rFonts w:asciiTheme="majorHAnsi" w:eastAsiaTheme="majorEastAsia" w:hAnsiTheme="majorHAnsi" w:cstheme="majorBidi"/>
       <w:i/>
       <w:iCs/>
       <w:color w:val="404040" w:themeColor="text1" w:themeTint="BF"/>
@@ -3135,7 +1690,7 @@
     <w:rsid w:val="00FC693F"/>
     <w:pPr>
       <w:pBdr>
-        <w:bottom w:val="single" w:color="4F81BD" w:themeColor="accent1" w:sz="4" w:space="4"/>
+        <w:bottom w:val="single" w:sz="4" w:space="4" w:color="4F81BD" w:themeColor="accent1"/>
       </w:pBdr>
       <w:spacing w:before="200" w:after="280"/>
       <w:ind w:left="936" w:right="936"/>
@@ -3148,7 +1703,7 @@
       <w:color w:val="4F81BD" w:themeColor="accent1"/>
     </w:rPr>
   </w:style>
-  <w:style w:type="character" w:styleId="IntenseQuoteChar" w:customStyle="1">
+  <w:style w:type="character" w:customStyle="1" w:styleId="IntenseQuoteChar">
     <w:name w:val="Intense Quote Char"/>
     <w:basedOn w:val="DefaultParagraphFont"/>
     <w:link w:val="IntenseQuote"/>
@@ -3252,12 +1807,12 @@
     <w:tblPr>
       <w:tblInd w:w="0" w:type="dxa"/>
       <w:tblBorders>
-        <w:top w:val="single" w:color="auto" w:sz="4" w:space="0"/>
-        <w:left w:val="single" w:color="auto" w:sz="4" w:space="0"/>
-        <w:bottom w:val="single" w:color="auto" w:sz="4" w:space="0"/>
-        <w:right w:val="single" w:color="auto" w:sz="4" w:space="0"/>
-        <w:insideH w:val="single" w:color="auto" w:sz="4" w:space="0"/>
-        <w:insideV w:val="single" w:color="auto" w:sz="4" w:space="0"/>
+        <w:top w:val="single" w:sz="4" w:space="0" w:color="auto"/>
+        <w:left w:val="single" w:sz="4" w:space="0" w:color="auto"/>
+        <w:bottom w:val="single" w:sz="4" w:space="0" w:color="auto"/>
+        <w:right w:val="single" w:sz="4" w:space="0" w:color="auto"/>
+        <w:insideH w:val="single" w:sz="4" w:space="0" w:color="auto"/>
+        <w:insideV w:val="single" w:sz="4" w:space="0" w:color="auto"/>
       </w:tblBorders>
       <w:tblCellMar>
         <w:top w:w="0" w:type="dxa"/>
@@ -3283,8 +1838,8 @@
       <w:tblStyleColBandSize w:val="1"/>
       <w:tblInd w:w="0" w:type="dxa"/>
       <w:tblBorders>
-        <w:top w:val="single" w:color="000000" w:themeColor="text1" w:sz="8" w:space="0"/>
-        <w:bottom w:val="single" w:color="000000" w:themeColor="text1" w:sz="8" w:space="0"/>
+        <w:top w:val="single" w:sz="8" w:space="0" w:color="000000" w:themeColor="text1"/>
+        <w:bottom w:val="single" w:sz="8" w:space="0" w:color="000000" w:themeColor="text1"/>
       </w:tblBorders>
       <w:tblCellMar>
         <w:top w:w="0" w:type="dxa"/>
@@ -3304,9 +1859,9 @@
       <w:tblPr/>
       <w:tcPr>
         <w:tcBorders>
-          <w:top w:val="single" w:color="000000" w:themeColor="text1" w:sz="8" w:space="0"/>
-          <w:left w:val="nil"/>
-          <w:bottom w:val="single" w:color="000000" w:themeColor="text1" w:sz="8" w:space="0"/>
+          <w:top w:val="single" w:sz="8" w:space="0" w:color="000000" w:themeColor="text1"/>
+          <w:left w:val="nil"/>
+          <w:bottom w:val="single" w:sz="8" w:space="0" w:color="000000" w:themeColor="text1"/>
           <w:right w:val="nil"/>
           <w:insideH w:val="nil"/>
           <w:insideV w:val="nil"/>
@@ -3324,9 +1879,9 @@
       <w:tblPr/>
       <w:tcPr>
         <w:tcBorders>
-          <w:top w:val="single" w:color="000000" w:themeColor="text1" w:sz="8" w:space="0"/>
-          <w:left w:val="nil"/>
-          <w:bottom w:val="single" w:color="000000" w:themeColor="text1" w:sz="8" w:space="0"/>
+          <w:top w:val="single" w:sz="8" w:space="0" w:color="000000" w:themeColor="text1"/>
+          <w:left w:val="nil"/>
+          <w:bottom w:val="single" w:sz="8" w:space="0" w:color="000000" w:themeColor="text1"/>
           <w:right w:val="nil"/>
           <w:insideH w:val="nil"/>
           <w:insideV w:val="nil"/>
@@ -3386,8 +1941,8 @@
       <w:tblStyleColBandSize w:val="1"/>
       <w:tblInd w:w="0" w:type="dxa"/>
       <w:tblBorders>
-        <w:top w:val="single" w:color="4F81BD" w:themeColor="accent1" w:sz="8" w:space="0"/>
-        <w:bottom w:val="single" w:color="4F81BD" w:themeColor="accent1" w:sz="8" w:space="0"/>
+        <w:top w:val="single" w:sz="8" w:space="0" w:color="4F81BD" w:themeColor="accent1"/>
+        <w:bottom w:val="single" w:sz="8" w:space="0" w:color="4F81BD" w:themeColor="accent1"/>
       </w:tblBorders>
       <w:tblCellMar>
         <w:top w:w="0" w:type="dxa"/>
@@ -3407,9 +1962,9 @@
       <w:tblPr/>
       <w:tcPr>
         <w:tcBorders>
-          <w:top w:val="single" w:color="4F81BD" w:themeColor="accent1" w:sz="8" w:space="0"/>
-          <w:left w:val="nil"/>
-          <w:bottom w:val="single" w:color="4F81BD" w:themeColor="accent1" w:sz="8" w:space="0"/>
+          <w:top w:val="single" w:sz="8" w:space="0" w:color="4F81BD" w:themeColor="accent1"/>
+          <w:left w:val="nil"/>
+          <w:bottom w:val="single" w:sz="8" w:space="0" w:color="4F81BD" w:themeColor="accent1"/>
           <w:right w:val="nil"/>
           <w:insideH w:val="nil"/>
           <w:insideV w:val="nil"/>
@@ -3427,9 +1982,9 @@
       <w:tblPr/>
       <w:tcPr>
         <w:tcBorders>
-          <w:top w:val="single" w:color="4F81BD" w:themeColor="accent1" w:sz="8" w:space="0"/>
-          <w:left w:val="nil"/>
-          <w:bottom w:val="single" w:color="4F81BD" w:themeColor="accent1" w:sz="8" w:space="0"/>
+          <w:top w:val="single" w:sz="8" w:space="0" w:color="4F81BD" w:themeColor="accent1"/>
+          <w:left w:val="nil"/>
+          <w:bottom w:val="single" w:sz="8" w:space="0" w:color="4F81BD" w:themeColor="accent1"/>
           <w:right w:val="nil"/>
           <w:insideH w:val="nil"/>
           <w:insideV w:val="nil"/>
@@ -3489,8 +2044,8 @@
       <w:tblStyleColBandSize w:val="1"/>
       <w:tblInd w:w="0" w:type="dxa"/>
       <w:tblBorders>
-        <w:top w:val="single" w:color="C0504D" w:themeColor="accent2" w:sz="8" w:space="0"/>
-        <w:bottom w:val="single" w:color="C0504D" w:themeColor="accent2" w:sz="8" w:space="0"/>
+        <w:top w:val="single" w:sz="8" w:space="0" w:color="C0504D" w:themeColor="accent2"/>
+        <w:bottom w:val="single" w:sz="8" w:space="0" w:color="C0504D" w:themeColor="accent2"/>
       </w:tblBorders>
       <w:tblCellMar>
         <w:top w:w="0" w:type="dxa"/>
@@ -3510,9 +2065,9 @@
       <w:tblPr/>
       <w:tcPr>
         <w:tcBorders>
-          <w:top w:val="single" w:color="C0504D" w:themeColor="accent2" w:sz="8" w:space="0"/>
-          <w:left w:val="nil"/>
-          <w:bottom w:val="single" w:color="C0504D" w:themeColor="accent2" w:sz="8" w:space="0"/>
+          <w:top w:val="single" w:sz="8" w:space="0" w:color="C0504D" w:themeColor="accent2"/>
+          <w:left w:val="nil"/>
+          <w:bottom w:val="single" w:sz="8" w:space="0" w:color="C0504D" w:themeColor="accent2"/>
           <w:right w:val="nil"/>
           <w:insideH w:val="nil"/>
           <w:insideV w:val="nil"/>
@@ -3530,9 +2085,9 @@
       <w:tblPr/>
       <w:tcPr>
         <w:tcBorders>
-          <w:top w:val="single" w:color="C0504D" w:themeColor="accent2" w:sz="8" w:space="0"/>
-          <w:left w:val="nil"/>
-          <w:bottom w:val="single" w:color="C0504D" w:themeColor="accent2" w:sz="8" w:space="0"/>
+          <w:top w:val="single" w:sz="8" w:space="0" w:color="C0504D" w:themeColor="accent2"/>
+          <w:left w:val="nil"/>
+          <w:bottom w:val="single" w:sz="8" w:space="0" w:color="C0504D" w:themeColor="accent2"/>
           <w:right w:val="nil"/>
           <w:insideH w:val="nil"/>
           <w:insideV w:val="nil"/>
@@ -3592,8 +2147,8 @@
       <w:tblStyleColBandSize w:val="1"/>
       <w:tblInd w:w="0" w:type="dxa"/>
       <w:tblBorders>
-        <w:top w:val="single" w:color="9BBB59" w:themeColor="accent3" w:sz="8" w:space="0"/>
-        <w:bottom w:val="single" w:color="9BBB59" w:themeColor="accent3" w:sz="8" w:space="0"/>
+        <w:top w:val="single" w:sz="8" w:space="0" w:color="9BBB59" w:themeColor="accent3"/>
+        <w:bottom w:val="single" w:sz="8" w:space="0" w:color="9BBB59" w:themeColor="accent3"/>
       </w:tblBorders>
       <w:tblCellMar>
         <w:top w:w="0" w:type="dxa"/>
@@ -3613,9 +2168,9 @@
       <w:tblPr/>
       <w:tcPr>
         <w:tcBorders>
-          <w:top w:val="single" w:color="9BBB59" w:themeColor="accent3" w:sz="8" w:space="0"/>
-          <w:left w:val="nil"/>
-          <w:bottom w:val="single" w:color="9BBB59" w:themeColor="accent3" w:sz="8" w:space="0"/>
+          <w:top w:val="single" w:sz="8" w:space="0" w:color="9BBB59" w:themeColor="accent3"/>
+          <w:left w:val="nil"/>
+          <w:bottom w:val="single" w:sz="8" w:space="0" w:color="9BBB59" w:themeColor="accent3"/>
           <w:right w:val="nil"/>
           <w:insideH w:val="nil"/>
           <w:insideV w:val="nil"/>
@@ -3633,9 +2188,9 @@
       <w:tblPr/>
       <w:tcPr>
         <w:tcBorders>
-          <w:top w:val="single" w:color="9BBB59" w:themeColor="accent3" w:sz="8" w:space="0"/>
-          <w:left w:val="nil"/>
-          <w:bottom w:val="single" w:color="9BBB59" w:themeColor="accent3" w:sz="8" w:space="0"/>
+          <w:top w:val="single" w:sz="8" w:space="0" w:color="9BBB59" w:themeColor="accent3"/>
+          <w:left w:val="nil"/>
+          <w:bottom w:val="single" w:sz="8" w:space="0" w:color="9BBB59" w:themeColor="accent3"/>
           <w:right w:val="nil"/>
           <w:insideH w:val="nil"/>
           <w:insideV w:val="nil"/>
@@ -3695,8 +2250,8 @@
       <w:tblStyleColBandSize w:val="1"/>
       <w:tblInd w:w="0" w:type="dxa"/>
       <w:tblBorders>
-        <w:top w:val="single" w:color="8064A2" w:themeColor="accent4" w:sz="8" w:space="0"/>
-        <w:bottom w:val="single" w:color="8064A2" w:themeColor="accent4" w:sz="8" w:space="0"/>
+        <w:top w:val="single" w:sz="8" w:space="0" w:color="8064A2" w:themeColor="accent4"/>
+        <w:bottom w:val="single" w:sz="8" w:space="0" w:color="8064A2" w:themeColor="accent4"/>
       </w:tblBorders>
       <w:tblCellMar>
         <w:top w:w="0" w:type="dxa"/>
@@ -3716,9 +2271,9 @@
       <w:tblPr/>
       <w:tcPr>
         <w:tcBorders>
-          <w:top w:val="single" w:color="8064A2" w:themeColor="accent4" w:sz="8" w:space="0"/>
-          <w:left w:val="nil"/>
-          <w:bottom w:val="single" w:color="8064A2" w:themeColor="accent4" w:sz="8" w:space="0"/>
+          <w:top w:val="single" w:sz="8" w:space="0" w:color="8064A2" w:themeColor="accent4"/>
+          <w:left w:val="nil"/>
+          <w:bottom w:val="single" w:sz="8" w:space="0" w:color="8064A2" w:themeColor="accent4"/>
           <w:right w:val="nil"/>
           <w:insideH w:val="nil"/>
           <w:insideV w:val="nil"/>
@@ -3736,9 +2291,9 @@
       <w:tblPr/>
       <w:tcPr>
         <w:tcBorders>
-          <w:top w:val="single" w:color="8064A2" w:themeColor="accent4" w:sz="8" w:space="0"/>
-          <w:left w:val="nil"/>
-          <w:bottom w:val="single" w:color="8064A2" w:themeColor="accent4" w:sz="8" w:space="0"/>
+          <w:top w:val="single" w:sz="8" w:space="0" w:color="8064A2" w:themeColor="accent4"/>
+          <w:left w:val="nil"/>
+          <w:bottom w:val="single" w:sz="8" w:space="0" w:color="8064A2" w:themeColor="accent4"/>
           <w:right w:val="nil"/>
           <w:insideH w:val="nil"/>
           <w:insideV w:val="nil"/>
@@ -3798,8 +2353,8 @@
       <w:tblStyleColBandSize w:val="1"/>
       <w:tblInd w:w="0" w:type="dxa"/>
       <w:tblBorders>
-        <w:top w:val="single" w:color="4BACC6" w:themeColor="accent5" w:sz="8" w:space="0"/>
-        <w:bottom w:val="single" w:color="4BACC6" w:themeColor="accent5" w:sz="8" w:space="0"/>
+        <w:top w:val="single" w:sz="8" w:space="0" w:color="4BACC6" w:themeColor="accent5"/>
+        <w:bottom w:val="single" w:sz="8" w:space="0" w:color="4BACC6" w:themeColor="accent5"/>
       </w:tblBorders>
       <w:tblCellMar>
         <w:top w:w="0" w:type="dxa"/>
@@ -3819,9 +2374,9 @@
       <w:tblPr/>
       <w:tcPr>
         <w:tcBorders>
-          <w:top w:val="single" w:color="4BACC6" w:themeColor="accent5" w:sz="8" w:space="0"/>
-          <w:left w:val="nil"/>
-          <w:bottom w:val="single" w:color="4BACC6" w:themeColor="accent5" w:sz="8" w:space="0"/>
+          <w:top w:val="single" w:sz="8" w:space="0" w:color="4BACC6" w:themeColor="accent5"/>
+          <w:left w:val="nil"/>
+          <w:bottom w:val="single" w:sz="8" w:space="0" w:color="4BACC6" w:themeColor="accent5"/>
           <w:right w:val="nil"/>
           <w:insideH w:val="nil"/>
           <w:insideV w:val="nil"/>
@@ -3839,9 +2394,9 @@
       <w:tblPr/>
       <w:tcPr>
         <w:tcBorders>
-          <w:top w:val="single" w:color="4BACC6" w:themeColor="accent5" w:sz="8" w:space="0"/>
-          <w:left w:val="nil"/>
-          <w:bottom w:val="single" w:color="4BACC6" w:themeColor="accent5" w:sz="8" w:space="0"/>
+          <w:top w:val="single" w:sz="8" w:space="0" w:color="4BACC6" w:themeColor="accent5"/>
+          <w:left w:val="nil"/>
+          <w:bottom w:val="single" w:sz="8" w:space="0" w:color="4BACC6" w:themeColor="accent5"/>
           <w:right w:val="nil"/>
           <w:insideH w:val="nil"/>
           <w:insideV w:val="nil"/>
@@ -3901,8 +2456,8 @@
       <w:tblStyleColBandSize w:val="1"/>
       <w:tblInd w:w="0" w:type="dxa"/>
       <w:tblBorders>
-        <w:top w:val="single" w:color="F79646" w:themeColor="accent6" w:sz="8" w:space="0"/>
-        <w:bottom w:val="single" w:color="F79646" w:themeColor="accent6" w:sz="8" w:space="0"/>
+        <w:top w:val="single" w:sz="8" w:space="0" w:color="F79646" w:themeColor="accent6"/>
+        <w:bottom w:val="single" w:sz="8" w:space="0" w:color="F79646" w:themeColor="accent6"/>
       </w:tblBorders>
       <w:tblCellMar>
         <w:top w:w="0" w:type="dxa"/>
@@ -3922,9 +2477,9 @@
       <w:tblPr/>
       <w:tcPr>
         <w:tcBorders>
-          <w:top w:val="single" w:color="F79646" w:themeColor="accent6" w:sz="8" w:space="0"/>
-          <w:left w:val="nil"/>
-          <w:bottom w:val="single" w:color="F79646" w:themeColor="accent6" w:sz="8" w:space="0"/>
+          <w:top w:val="single" w:sz="8" w:space="0" w:color="F79646" w:themeColor="accent6"/>
+          <w:left w:val="nil"/>
+          <w:bottom w:val="single" w:sz="8" w:space="0" w:color="F79646" w:themeColor="accent6"/>
           <w:right w:val="nil"/>
           <w:insideH w:val="nil"/>
           <w:insideV w:val="nil"/>
@@ -3942,9 +2497,9 @@
       <w:tblPr/>
       <w:tcPr>
         <w:tcBorders>
-          <w:top w:val="single" w:color="F79646" w:themeColor="accent6" w:sz="8" w:space="0"/>
-          <w:left w:val="nil"/>
-          <w:bottom w:val="single" w:color="F79646" w:themeColor="accent6" w:sz="8" w:space="0"/>
+          <w:top w:val="single" w:sz="8" w:space="0" w:color="F79646" w:themeColor="accent6"/>
+          <w:left w:val="nil"/>
+          <w:bottom w:val="single" w:sz="8" w:space="0" w:color="F79646" w:themeColor="accent6"/>
           <w:right w:val="nil"/>
           <w:insideH w:val="nil"/>
           <w:insideV w:val="nil"/>
@@ -4001,10 +2556,10 @@
       <w:tblStyleColBandSize w:val="1"/>
       <w:tblInd w:w="0" w:type="dxa"/>
       <w:tblBorders>
-        <w:top w:val="single" w:color="000000" w:themeColor="text1" w:sz="8" w:space="0"/>
-        <w:left w:val="single" w:color="000000" w:themeColor="text1" w:sz="8" w:space="0"/>
-        <w:bottom w:val="single" w:color="000000" w:themeColor="text1" w:sz="8" w:space="0"/>
-        <w:right w:val="single" w:color="000000" w:themeColor="text1" w:sz="8" w:space="0"/>
+        <w:top w:val="single" w:sz="8" w:space="0" w:color="000000" w:themeColor="text1"/>
+        <w:left w:val="single" w:sz="8" w:space="0" w:color="000000" w:themeColor="text1"/>
+        <w:bottom w:val="single" w:sz="8" w:space="0" w:color="000000" w:themeColor="text1"/>
+        <w:right w:val="single" w:sz="8" w:space="0" w:color="000000" w:themeColor="text1"/>
       </w:tblBorders>
       <w:tblCellMar>
         <w:top w:w="0" w:type="dxa"/>
@@ -4038,10 +2593,10 @@
       <w:tblPr/>
       <w:tcPr>
         <w:tcBorders>
-          <w:top w:val="double" w:color="000000" w:themeColor="text1" w:sz="6" w:space="0"/>
-          <w:left w:val="single" w:color="000000" w:themeColor="text1" w:sz="8" w:space="0"/>
-          <w:bottom w:val="single" w:color="000000" w:themeColor="text1" w:sz="8" w:space="0"/>
-          <w:right w:val="single" w:color="000000" w:themeColor="text1" w:sz="8" w:space="0"/>
+          <w:top w:val="double" w:sz="6" w:space="0" w:color="000000" w:themeColor="text1"/>
+          <w:left w:val="single" w:sz="8" w:space="0" w:color="000000" w:themeColor="text1"/>
+          <w:bottom w:val="single" w:sz="8" w:space="0" w:color="000000" w:themeColor="text1"/>
+          <w:right w:val="single" w:sz="8" w:space="0" w:color="000000" w:themeColor="text1"/>
         </w:tcBorders>
       </w:tcPr>
     </w:tblStylePr>
@@ -4061,10 +2616,10 @@
       <w:tblPr/>
       <w:tcPr>
         <w:tcBorders>
-          <w:top w:val="single" w:color="000000" w:themeColor="text1" w:sz="8" w:space="0"/>
-          <w:left w:val="single" w:color="000000" w:themeColor="text1" w:sz="8" w:space="0"/>
-          <w:bottom w:val="single" w:color="000000" w:themeColor="text1" w:sz="8" w:space="0"/>
-          <w:right w:val="single" w:color="000000" w:themeColor="text1" w:sz="8" w:space="0"/>
+          <w:top w:val="single" w:sz="8" w:space="0" w:color="000000" w:themeColor="text1"/>
+          <w:left w:val="single" w:sz="8" w:space="0" w:color="000000" w:themeColor="text1"/>
+          <w:bottom w:val="single" w:sz="8" w:space="0" w:color="000000" w:themeColor="text1"/>
+          <w:right w:val="single" w:sz="8" w:space="0" w:color="000000" w:themeColor="text1"/>
         </w:tcBorders>
       </w:tcPr>
     </w:tblStylePr>
@@ -4072,10 +2627,10 @@
       <w:tblPr/>
       <w:tcPr>
         <w:tcBorders>
-          <w:top w:val="single" w:color="000000" w:themeColor="text1" w:sz="8" w:space="0"/>
-          <w:left w:val="single" w:color="000000" w:themeColor="text1" w:sz="8" w:space="0"/>
-          <w:bottom w:val="single" w:color="000000" w:themeColor="text1" w:sz="8" w:space="0"/>
-          <w:right w:val="single" w:color="000000" w:themeColor="text1" w:sz="8" w:space="0"/>
+          <w:top w:val="single" w:sz="8" w:space="0" w:color="000000" w:themeColor="text1"/>
+          <w:left w:val="single" w:sz="8" w:space="0" w:color="000000" w:themeColor="text1"/>
+          <w:bottom w:val="single" w:sz="8" w:space="0" w:color="000000" w:themeColor="text1"/>
+          <w:right w:val="single" w:sz="8" w:space="0" w:color="000000" w:themeColor="text1"/>
         </w:tcBorders>
       </w:tcPr>
     </w:tblStylePr>
@@ -4093,10 +2648,10 @@
       <w:tblStyleColBandSize w:val="1"/>
       <w:tblInd w:w="0" w:type="dxa"/>
       <w:tblBorders>
-        <w:top w:val="single" w:color="4F81BD" w:themeColor="accent1" w:sz="8" w:space="0"/>
-        <w:left w:val="single" w:color="4F81BD" w:themeColor="accent1" w:sz="8" w:space="0"/>
-        <w:bottom w:val="single" w:color="4F81BD" w:themeColor="accent1" w:sz="8" w:space="0"/>
-        <w:right w:val="single" w:color="4F81BD" w:themeColor="accent1" w:sz="8" w:space="0"/>
+        <w:top w:val="single" w:sz="8" w:space="0" w:color="4F81BD" w:themeColor="accent1"/>
+        <w:left w:val="single" w:sz="8" w:space="0" w:color="4F81BD" w:themeColor="accent1"/>
+        <w:bottom w:val="single" w:sz="8" w:space="0" w:color="4F81BD" w:themeColor="accent1"/>
+        <w:right w:val="single" w:sz="8" w:space="0" w:color="4F81BD" w:themeColor="accent1"/>
       </w:tblBorders>
       <w:tblCellMar>
         <w:top w:w="0" w:type="dxa"/>
@@ -4130,10 +2685,10 @@
       <w:tblPr/>
       <w:tcPr>
         <w:tcBorders>
-          <w:top w:val="double" w:color="4F81BD" w:themeColor="accent1" w:sz="6" w:space="0"/>
-          <w:left w:val="single" w:color="4F81BD" w:themeColor="accent1" w:sz="8" w:space="0"/>
-          <w:bottom w:val="single" w:color="4F81BD" w:themeColor="accent1" w:sz="8" w:space="0"/>
-          <w:right w:val="single" w:color="4F81BD" w:themeColor="accent1" w:sz="8" w:space="0"/>
+          <w:top w:val="double" w:sz="6" w:space="0" w:color="4F81BD" w:themeColor="accent1"/>
+          <w:left w:val="single" w:sz="8" w:space="0" w:color="4F81BD" w:themeColor="accent1"/>
+          <w:bottom w:val="single" w:sz="8" w:space="0" w:color="4F81BD" w:themeColor="accent1"/>
+          <w:right w:val="single" w:sz="8" w:space="0" w:color="4F81BD" w:themeColor="accent1"/>
         </w:tcBorders>
       </w:tcPr>
     </w:tblStylePr>
@@ -4153,10 +2708,10 @@
       <w:tblPr/>
       <w:tcPr>
         <w:tcBorders>
-          <w:top w:val="single" w:color="4F81BD" w:themeColor="accent1" w:sz="8" w:space="0"/>
-          <w:left w:val="single" w:color="4F81BD" w:themeColor="accent1" w:sz="8" w:space="0"/>
-          <w:bottom w:val="single" w:color="4F81BD" w:themeColor="accent1" w:sz="8" w:space="0"/>
-          <w:right w:val="single" w:color="4F81BD" w:themeColor="accent1" w:sz="8" w:space="0"/>
+          <w:top w:val="single" w:sz="8" w:space="0" w:color="4F81BD" w:themeColor="accent1"/>
+          <w:left w:val="single" w:sz="8" w:space="0" w:color="4F81BD" w:themeColor="accent1"/>
+          <w:bottom w:val="single" w:sz="8" w:space="0" w:color="4F81BD" w:themeColor="accent1"/>
+          <w:right w:val="single" w:sz="8" w:space="0" w:color="4F81BD" w:themeColor="accent1"/>
         </w:tcBorders>
       </w:tcPr>
     </w:tblStylePr>
@@ -4164,10 +2719,10 @@
       <w:tblPr/>
       <w:tcPr>
         <w:tcBorders>
-          <w:top w:val="single" w:color="4F81BD" w:themeColor="accent1" w:sz="8" w:space="0"/>
-          <w:left w:val="single" w:color="4F81BD" w:themeColor="accent1" w:sz="8" w:space="0"/>
-          <w:bottom w:val="single" w:color="4F81BD" w:themeColor="accent1" w:sz="8" w:space="0"/>
-          <w:right w:val="single" w:color="4F81BD" w:themeColor="accent1" w:sz="8" w:space="0"/>
+          <w:top w:val="single" w:sz="8" w:space="0" w:color="4F81BD" w:themeColor="accent1"/>
+          <w:left w:val="single" w:sz="8" w:space="0" w:color="4F81BD" w:themeColor="accent1"/>
+          <w:bottom w:val="single" w:sz="8" w:space="0" w:color="4F81BD" w:themeColor="accent1"/>
+          <w:right w:val="single" w:sz="8" w:space="0" w:color="4F81BD" w:themeColor="accent1"/>
         </w:tcBorders>
       </w:tcPr>
     </w:tblStylePr>
@@ -4185,10 +2740,10 @@
       <w:tblStyleColBandSize w:val="1"/>
       <w:tblInd w:w="0" w:type="dxa"/>
       <w:tblBorders>
-        <w:top w:val="single" w:color="C0504D" w:themeColor="accent2" w:sz="8" w:space="0"/>
-        <w:left w:val="single" w:color="C0504D" w:themeColor="accent2" w:sz="8" w:space="0"/>
-        <w:bottom w:val="single" w:color="C0504D" w:themeColor="accent2" w:sz="8" w:space="0"/>
-        <w:right w:val="single" w:color="C0504D" w:themeColor="accent2" w:sz="8" w:space="0"/>
+        <w:top w:val="single" w:sz="8" w:space="0" w:color="C0504D" w:themeColor="accent2"/>
+        <w:left w:val="single" w:sz="8" w:space="0" w:color="C0504D" w:themeColor="accent2"/>
+        <w:bottom w:val="single" w:sz="8" w:space="0" w:color="C0504D" w:themeColor="accent2"/>
+        <w:right w:val="single" w:sz="8" w:space="0" w:color="C0504D" w:themeColor="accent2"/>
       </w:tblBorders>
       <w:tblCellMar>
         <w:top w:w="0" w:type="dxa"/>
@@ -4222,10 +2777,10 @@
       <w:tblPr/>
       <w:tcPr>
         <w:tcBorders>
-          <w:top w:val="double" w:color="C0504D" w:themeColor="accent2" w:sz="6" w:space="0"/>
-          <w:left w:val="single" w:color="C0504D" w:themeColor="accent2" w:sz="8" w:space="0"/>
-          <w:bottom w:val="single" w:color="C0504D" w:themeColor="accent2" w:sz="8" w:space="0"/>
-          <w:right w:val="single" w:color="C0504D" w:themeColor="accent2" w:sz="8" w:space="0"/>
+          <w:top w:val="double" w:sz="6" w:space="0" w:color="C0504D" w:themeColor="accent2"/>
+          <w:left w:val="single" w:sz="8" w:space="0" w:color="C0504D" w:themeColor="accent2"/>
+          <w:bottom w:val="single" w:sz="8" w:space="0" w:color="C0504D" w:themeColor="accent2"/>
+          <w:right w:val="single" w:sz="8" w:space="0" w:color="C0504D" w:themeColor="accent2"/>
         </w:tcBorders>
       </w:tcPr>
     </w:tblStylePr>
@@ -4245,10 +2800,10 @@
       <w:tblPr/>
       <w:tcPr>
         <w:tcBorders>
-          <w:top w:val="single" w:color="C0504D" w:themeColor="accent2" w:sz="8" w:space="0"/>
-          <w:left w:val="single" w:color="C0504D" w:themeColor="accent2" w:sz="8" w:space="0"/>
-          <w:bottom w:val="single" w:color="C0504D" w:themeColor="accent2" w:sz="8" w:space="0"/>
-          <w:right w:val="single" w:color="C0504D" w:themeColor="accent2" w:sz="8" w:space="0"/>
+          <w:top w:val="single" w:sz="8" w:space="0" w:color="C0504D" w:themeColor="accent2"/>
+          <w:left w:val="single" w:sz="8" w:space="0" w:color="C0504D" w:themeColor="accent2"/>
+          <w:bottom w:val="single" w:sz="8" w:space="0" w:color="C0504D" w:themeColor="accent2"/>
+          <w:right w:val="single" w:sz="8" w:space="0" w:color="C0504D" w:themeColor="accent2"/>
         </w:tcBorders>
       </w:tcPr>
     </w:tblStylePr>
@@ -4256,10 +2811,10 @@
       <w:tblPr/>
       <w:tcPr>
         <w:tcBorders>
-          <w:top w:val="single" w:color="C0504D" w:themeColor="accent2" w:sz="8" w:space="0"/>
-          <w:left w:val="single" w:color="C0504D" w:themeColor="accent2" w:sz="8" w:space="0"/>
-          <w:bottom w:val="single" w:color="C0504D" w:themeColor="accent2" w:sz="8" w:space="0"/>
-          <w:right w:val="single" w:color="C0504D" w:themeColor="accent2" w:sz="8" w:space="0"/>
+          <w:top w:val="single" w:sz="8" w:space="0" w:color="C0504D" w:themeColor="accent2"/>
+          <w:left w:val="single" w:sz="8" w:space="0" w:color="C0504D" w:themeColor="accent2"/>
+          <w:bottom w:val="single" w:sz="8" w:space="0" w:color="C0504D" w:themeColor="accent2"/>
+          <w:right w:val="single" w:sz="8" w:space="0" w:color="C0504D" w:themeColor="accent2"/>
         </w:tcBorders>
       </w:tcPr>
     </w:tblStylePr>
@@ -4277,10 +2832,10 @@
       <w:tblStyleColBandSize w:val="1"/>
       <w:tblInd w:w="0" w:type="dxa"/>
       <w:tblBorders>
-        <w:top w:val="single" w:color="9BBB59" w:themeColor="accent3" w:sz="8" w:space="0"/>
-        <w:left w:val="single" w:color="9BBB59" w:themeColor="accent3" w:sz="8" w:space="0"/>
-        <w:bottom w:val="single" w:color="9BBB59" w:themeColor="accent3" w:sz="8" w:space="0"/>
-        <w:right w:val="single" w:color="9BBB59" w:themeColor="accent3" w:sz="8" w:space="0"/>
+        <w:top w:val="single" w:sz="8" w:space="0" w:color="9BBB59" w:themeColor="accent3"/>
+        <w:left w:val="single" w:sz="8" w:space="0" w:color="9BBB59" w:themeColor="accent3"/>
+        <w:bottom w:val="single" w:sz="8" w:space="0" w:color="9BBB59" w:themeColor="accent3"/>
+        <w:right w:val="single" w:sz="8" w:space="0" w:color="9BBB59" w:themeColor="accent3"/>
       </w:tblBorders>
       <w:tblCellMar>
         <w:top w:w="0" w:type="dxa"/>
@@ -4314,10 +2869,10 @@
       <w:tblPr/>
       <w:tcPr>
         <w:tcBorders>
-          <w:top w:val="double" w:color="9BBB59" w:themeColor="accent3" w:sz="6" w:space="0"/>
-          <w:left w:val="single" w:color="9BBB59" w:themeColor="accent3" w:sz="8" w:space="0"/>
-          <w:bottom w:val="single" w:color="9BBB59" w:themeColor="accent3" w:sz="8" w:space="0"/>
-          <w:right w:val="single" w:color="9BBB59" w:themeColor="accent3" w:sz="8" w:space="0"/>
+          <w:top w:val="double" w:sz="6" w:space="0" w:color="9BBB59" w:themeColor="accent3"/>
+          <w:left w:val="single" w:sz="8" w:space="0" w:color="9BBB59" w:themeColor="accent3"/>
+          <w:bottom w:val="single" w:sz="8" w:space="0" w:color="9BBB59" w:themeColor="accent3"/>
+          <w:right w:val="single" w:sz="8" w:space="0" w:color="9BBB59" w:themeColor="accent3"/>
         </w:tcBorders>
       </w:tcPr>
     </w:tblStylePr>
@@ -4337,10 +2892,10 @@
       <w:tblPr/>
       <w:tcPr>
         <w:tcBorders>
-          <w:top w:val="single" w:color="9BBB59" w:themeColor="accent3" w:sz="8" w:space="0"/>
-          <w:left w:val="single" w:color="9BBB59" w:themeColor="accent3" w:sz="8" w:space="0"/>
-          <w:bottom w:val="single" w:color="9BBB59" w:themeColor="accent3" w:sz="8" w:space="0"/>
-          <w:right w:val="single" w:color="9BBB59" w:themeColor="accent3" w:sz="8" w:space="0"/>
+          <w:top w:val="single" w:sz="8" w:space="0" w:color="9BBB59" w:themeColor="accent3"/>
+          <w:left w:val="single" w:sz="8" w:space="0" w:color="9BBB59" w:themeColor="accent3"/>
+          <w:bottom w:val="single" w:sz="8" w:space="0" w:color="9BBB59" w:themeColor="accent3"/>
+          <w:right w:val="single" w:sz="8" w:space="0" w:color="9BBB59" w:themeColor="accent3"/>
         </w:tcBorders>
       </w:tcPr>
     </w:tblStylePr>
@@ -4348,10 +2903,10 @@
       <w:tblPr/>
       <w:tcPr>
         <w:tcBorders>
-          <w:top w:val="single" w:color="9BBB59" w:themeColor="accent3" w:sz="8" w:space="0"/>
-          <w:left w:val="single" w:color="9BBB59" w:themeColor="accent3" w:sz="8" w:space="0"/>
-          <w:bottom w:val="single" w:color="9BBB59" w:themeColor="accent3" w:sz="8" w:space="0"/>
-          <w:right w:val="single" w:color="9BBB59" w:themeColor="accent3" w:sz="8" w:space="0"/>
+          <w:top w:val="single" w:sz="8" w:space="0" w:color="9BBB59" w:themeColor="accent3"/>
+          <w:left w:val="single" w:sz="8" w:space="0" w:color="9BBB59" w:themeColor="accent3"/>
+          <w:bottom w:val="single" w:sz="8" w:space="0" w:color="9BBB59" w:themeColor="accent3"/>
+          <w:right w:val="single" w:sz="8" w:space="0" w:color="9BBB59" w:themeColor="accent3"/>
         </w:tcBorders>
       </w:tcPr>
     </w:tblStylePr>
@@ -4369,10 +2924,10 @@
       <w:tblStyleColBandSize w:val="1"/>
       <w:tblInd w:w="0" w:type="dxa"/>
       <w:tblBorders>
-        <w:top w:val="single" w:color="8064A2" w:themeColor="accent4" w:sz="8" w:space="0"/>
-        <w:left w:val="single" w:color="8064A2" w:themeColor="accent4" w:sz="8" w:space="0"/>
-        <w:bottom w:val="single" w:color="8064A2" w:themeColor="accent4" w:sz="8" w:space="0"/>
-        <w:right w:val="single" w:color="8064A2" w:themeColor="accent4" w:sz="8" w:space="0"/>
+        <w:top w:val="single" w:sz="8" w:space="0" w:color="8064A2" w:themeColor="accent4"/>
+        <w:left w:val="single" w:sz="8" w:space="0" w:color="8064A2" w:themeColor="accent4"/>
+        <w:bottom w:val="single" w:sz="8" w:space="0" w:color="8064A2" w:themeColor="accent4"/>
+        <w:right w:val="single" w:sz="8" w:space="0" w:color="8064A2" w:themeColor="accent4"/>
       </w:tblBorders>
       <w:tblCellMar>
         <w:top w:w="0" w:type="dxa"/>
@@ -4406,10 +2961,10 @@
       <w:tblPr/>
       <w:tcPr>
         <w:tcBorders>
-          <w:top w:val="double" w:color="8064A2" w:themeColor="accent4" w:sz="6" w:space="0"/>
-          <w:left w:val="single" w:color="8064A2" w:themeColor="accent4" w:sz="8" w:space="0"/>
-          <w:bottom w:val="single" w:color="8064A2" w:themeColor="accent4" w:sz="8" w:space="0"/>
-          <w:right w:val="single" w:color="8064A2" w:themeColor="accent4" w:sz="8" w:space="0"/>
+          <w:top w:val="double" w:sz="6" w:space="0" w:color="8064A2" w:themeColor="accent4"/>
+          <w:left w:val="single" w:sz="8" w:space="0" w:color="8064A2" w:themeColor="accent4"/>
+          <w:bottom w:val="single" w:sz="8" w:space="0" w:color="8064A2" w:themeColor="accent4"/>
+          <w:right w:val="single" w:sz="8" w:space="0" w:color="8064A2" w:themeColor="accent4"/>
         </w:tcBorders>
       </w:tcPr>
     </w:tblStylePr>
@@ -4429,10 +2984,10 @@
       <w:tblPr/>
       <w:tcPr>
         <w:tcBorders>
-          <w:top w:val="single" w:color="8064A2" w:themeColor="accent4" w:sz="8" w:space="0"/>
-          <w:left w:val="single" w:color="8064A2" w:themeColor="accent4" w:sz="8" w:space="0"/>
-          <w:bottom w:val="single" w:color="8064A2" w:themeColor="accent4" w:sz="8" w:space="0"/>
-          <w:right w:val="single" w:color="8064A2" w:themeColor="accent4" w:sz="8" w:space="0"/>
+          <w:top w:val="single" w:sz="8" w:space="0" w:color="8064A2" w:themeColor="accent4"/>
+          <w:left w:val="single" w:sz="8" w:space="0" w:color="8064A2" w:themeColor="accent4"/>
+          <w:bottom w:val="single" w:sz="8" w:space="0" w:color="8064A2" w:themeColor="accent4"/>
+          <w:right w:val="single" w:sz="8" w:space="0" w:color="8064A2" w:themeColor="accent4"/>
         </w:tcBorders>
       </w:tcPr>
     </w:tblStylePr>
@@ -4440,10 +2995,10 @@
       <w:tblPr/>
       <w:tcPr>
         <w:tcBorders>
-          <w:top w:val="single" w:color="8064A2" w:themeColor="accent4" w:sz="8" w:space="0"/>
-          <w:left w:val="single" w:color="8064A2" w:themeColor="accent4" w:sz="8" w:space="0"/>
-          <w:bottom w:val="single" w:color="8064A2" w:themeColor="accent4" w:sz="8" w:space="0"/>
-          <w:right w:val="single" w:color="8064A2" w:themeColor="accent4" w:sz="8" w:space="0"/>
+          <w:top w:val="single" w:sz="8" w:space="0" w:color="8064A2" w:themeColor="accent4"/>
+          <w:left w:val="single" w:sz="8" w:space="0" w:color="8064A2" w:themeColor="accent4"/>
+          <w:bottom w:val="single" w:sz="8" w:space="0" w:color="8064A2" w:themeColor="accent4"/>
+          <w:right w:val="single" w:sz="8" w:space="0" w:color="8064A2" w:themeColor="accent4"/>
         </w:tcBorders>
       </w:tcPr>
     </w:tblStylePr>
@@ -4461,10 +3016,10 @@
       <w:tblStyleColBandSize w:val="1"/>
       <w:tblInd w:w="0" w:type="dxa"/>
       <w:tblBorders>
-        <w:top w:val="single" w:color="4BACC6" w:themeColor="accent5" w:sz="8" w:space="0"/>
-        <w:left w:val="single" w:color="4BACC6" w:themeColor="accent5" w:sz="8" w:space="0"/>
-        <w:bottom w:val="single" w:color="4BACC6" w:themeColor="accent5" w:sz="8" w:space="0"/>
-        <w:right w:val="single" w:color="4BACC6" w:themeColor="accent5" w:sz="8" w:space="0"/>
+        <w:top w:val="single" w:sz="8" w:space="0" w:color="4BACC6" w:themeColor="accent5"/>
+        <w:left w:val="single" w:sz="8" w:space="0" w:color="4BACC6" w:themeColor="accent5"/>
+        <w:bottom w:val="single" w:sz="8" w:space="0" w:color="4BACC6" w:themeColor="accent5"/>
+        <w:right w:val="single" w:sz="8" w:space="0" w:color="4BACC6" w:themeColor="accent5"/>
       </w:tblBorders>
       <w:tblCellMar>
         <w:top w:w="0" w:type="dxa"/>
@@ -4498,10 +3053,10 @@
       <w:tblPr/>
       <w:tcPr>
         <w:tcBorders>
-          <w:top w:val="double" w:color="4BACC6" w:themeColor="accent5" w:sz="6" w:space="0"/>
-          <w:left w:val="single" w:color="4BACC6" w:themeColor="accent5" w:sz="8" w:space="0"/>
-          <w:bottom w:val="single" w:color="4BACC6" w:themeColor="accent5" w:sz="8" w:space="0"/>
-          <w:right w:val="single" w:color="4BACC6" w:themeColor="accent5" w:sz="8" w:space="0"/>
+          <w:top w:val="double" w:sz="6" w:space="0" w:color="4BACC6" w:themeColor="accent5"/>
+          <w:left w:val="single" w:sz="8" w:space="0" w:color="4BACC6" w:themeColor="accent5"/>
+          <w:bottom w:val="single" w:sz="8" w:space="0" w:color="4BACC6" w:themeColor="accent5"/>
+          <w:right w:val="single" w:sz="8" w:space="0" w:color="4BACC6" w:themeColor="accent5"/>
         </w:tcBorders>
       </w:tcPr>
     </w:tblStylePr>
@@ -4521,10 +3076,10 @@
       <w:tblPr/>
       <w:tcPr>
         <w:tcBorders>
-          <w:top w:val="single" w:color="4BACC6" w:themeColor="accent5" w:sz="8" w:space="0"/>
-          <w:left w:val="single" w:color="4BACC6" w:themeColor="accent5" w:sz="8" w:space="0"/>
-          <w:bottom w:val="single" w:color="4BACC6" w:themeColor="accent5" w:sz="8" w:space="0"/>
-          <w:right w:val="single" w:color="4BACC6" w:themeColor="accent5" w:sz="8" w:space="0"/>
+          <w:top w:val="single" w:sz="8" w:space="0" w:color="4BACC6" w:themeColor="accent5"/>
+          <w:left w:val="single" w:sz="8" w:space="0" w:color="4BACC6" w:themeColor="accent5"/>
+          <w:bottom w:val="single" w:sz="8" w:space="0" w:color="4BACC6" w:themeColor="accent5"/>
+          <w:right w:val="single" w:sz="8" w:space="0" w:color="4BACC6" w:themeColor="accent5"/>
         </w:tcBorders>
       </w:tcPr>
     </w:tblStylePr>
@@ -4532,10 +3087,10 @@
       <w:tblPr/>
       <w:tcPr>
         <w:tcBorders>
-          <w:top w:val="single" w:color="4BACC6" w:themeColor="accent5" w:sz="8" w:space="0"/>
-          <w:left w:val="single" w:color="4BACC6" w:themeColor="accent5" w:sz="8" w:space="0"/>
-          <w:bottom w:val="single" w:color="4BACC6" w:themeColor="accent5" w:sz="8" w:space="0"/>
-          <w:right w:val="single" w:color="4BACC6" w:themeColor="accent5" w:sz="8" w:space="0"/>
+          <w:top w:val="single" w:sz="8" w:space="0" w:color="4BACC6" w:themeColor="accent5"/>
+          <w:left w:val="single" w:sz="8" w:space="0" w:color="4BACC6" w:themeColor="accent5"/>
+          <w:bottom w:val="single" w:sz="8" w:space="0" w:color="4BACC6" w:themeColor="accent5"/>
+          <w:right w:val="single" w:sz="8" w:space="0" w:color="4BACC6" w:themeColor="accent5"/>
         </w:tcBorders>
       </w:tcPr>
     </w:tblStylePr>
@@ -4553,10 +3108,10 @@
       <w:tblStyleColBandSize w:val="1"/>
       <w:tblInd w:w="0" w:type="dxa"/>
       <w:tblBorders>
-        <w:top w:val="single" w:color="F79646" w:themeColor="accent6" w:sz="8" w:space="0"/>
-        <w:left w:val="single" w:color="F79646" w:themeColor="accent6" w:sz="8" w:space="0"/>
-        <w:bottom w:val="single" w:color="F79646" w:themeColor="accent6" w:sz="8" w:space="0"/>
-        <w:right w:val="single" w:color="F79646" w:themeColor="accent6" w:sz="8" w:space="0"/>
+        <w:top w:val="single" w:sz="8" w:space="0" w:color="F79646" w:themeColor="accent6"/>
+        <w:left w:val="single" w:sz="8" w:space="0" w:color="F79646" w:themeColor="accent6"/>
+        <w:bottom w:val="single" w:sz="8" w:space="0" w:color="F79646" w:themeColor="accent6"/>
+        <w:right w:val="single" w:sz="8" w:space="0" w:color="F79646" w:themeColor="accent6"/>
       </w:tblBorders>
       <w:tblCellMar>
         <w:top w:w="0" w:type="dxa"/>
@@ -4590,10 +3145,10 @@
       <w:tblPr/>
       <w:tcPr>
         <w:tcBorders>
-          <w:top w:val="double" w:color="F79646" w:themeColor="accent6" w:sz="6" w:space="0"/>
-          <w:left w:val="single" w:color="F79646" w:themeColor="accent6" w:sz="8" w:space="0"/>
-          <w:bottom w:val="single" w:color="F79646" w:themeColor="accent6" w:sz="8" w:space="0"/>
-          <w:right w:val="single" w:color="F79646" w:themeColor="accent6" w:sz="8" w:space="0"/>
+          <w:top w:val="double" w:sz="6" w:space="0" w:color="F79646" w:themeColor="accent6"/>
+          <w:left w:val="single" w:sz="8" w:space="0" w:color="F79646" w:themeColor="accent6"/>
+          <w:bottom w:val="single" w:sz="8" w:space="0" w:color="F79646" w:themeColor="accent6"/>
+          <w:right w:val="single" w:sz="8" w:space="0" w:color="F79646" w:themeColor="accent6"/>
         </w:tcBorders>
       </w:tcPr>
     </w:tblStylePr>
@@ -4613,10 +3168,10 @@
       <w:tblPr/>
       <w:tcPr>
         <w:tcBorders>
-          <w:top w:val="single" w:color="F79646" w:themeColor="accent6" w:sz="8" w:space="0"/>
-          <w:left w:val="single" w:color="F79646" w:themeColor="accent6" w:sz="8" w:space="0"/>
-          <w:bottom w:val="single" w:color="F79646" w:themeColor="accent6" w:sz="8" w:space="0"/>
-          <w:right w:val="single" w:color="F79646" w:themeColor="accent6" w:sz="8" w:space="0"/>
+          <w:top w:val="single" w:sz="8" w:space="0" w:color="F79646" w:themeColor="accent6"/>
+          <w:left w:val="single" w:sz="8" w:space="0" w:color="F79646" w:themeColor="accent6"/>
+          <w:bottom w:val="single" w:sz="8" w:space="0" w:color="F79646" w:themeColor="accent6"/>
+          <w:right w:val="single" w:sz="8" w:space="0" w:color="F79646" w:themeColor="accent6"/>
         </w:tcBorders>
       </w:tcPr>
     </w:tblStylePr>
@@ -4624,10 +3179,10 @@
       <w:tblPr/>
       <w:tcPr>
         <w:tcBorders>
-          <w:top w:val="single" w:color="F79646" w:themeColor="accent6" w:sz="8" w:space="0"/>
-          <w:left w:val="single" w:color="F79646" w:themeColor="accent6" w:sz="8" w:space="0"/>
-          <w:bottom w:val="single" w:color="F79646" w:themeColor="accent6" w:sz="8" w:space="0"/>
-          <w:right w:val="single" w:color="F79646" w:themeColor="accent6" w:sz="8" w:space="0"/>
+          <w:top w:val="single" w:sz="8" w:space="0" w:color="F79646" w:themeColor="accent6"/>
+          <w:left w:val="single" w:sz="8" w:space="0" w:color="F79646" w:themeColor="accent6"/>
+          <w:bottom w:val="single" w:sz="8" w:space="0" w:color="F79646" w:themeColor="accent6"/>
+          <w:right w:val="single" w:sz="8" w:space="0" w:color="F79646" w:themeColor="accent6"/>
         </w:tcBorders>
       </w:tcPr>
     </w:tblStylePr>
@@ -4645,12 +3200,12 @@
       <w:tblStyleColBandSize w:val="1"/>
       <w:tblInd w:w="0" w:type="dxa"/>
       <w:tblBorders>
-        <w:top w:val="single" w:color="000000" w:themeColor="text1" w:sz="8" w:space="0"/>
-        <w:left w:val="single" w:color="000000" w:themeColor="text1" w:sz="8" w:space="0"/>
-        <w:bottom w:val="single" w:color="000000" w:themeColor="text1" w:sz="8" w:space="0"/>
-        <w:right w:val="single" w:color="000000" w:themeColor="text1" w:sz="8" w:space="0"/>
-        <w:insideH w:val="single" w:color="000000" w:themeColor="text1" w:sz="8" w:space="0"/>
-        <w:insideV w:val="single" w:color="000000" w:themeColor="text1" w:sz="8" w:space="0"/>
+        <w:top w:val="single" w:sz="8" w:space="0" w:color="000000" w:themeColor="text1"/>
+        <w:left w:val="single" w:sz="8" w:space="0" w:color="000000" w:themeColor="text1"/>
+        <w:bottom w:val="single" w:sz="8" w:space="0" w:color="000000" w:themeColor="text1"/>
+        <w:right w:val="single" w:sz="8" w:space="0" w:color="000000" w:themeColor="text1"/>
+        <w:insideH w:val="single" w:sz="8" w:space="0" w:color="000000" w:themeColor="text1"/>
+        <w:insideV w:val="single" w:sz="8" w:space="0" w:color="000000" w:themeColor="text1"/>
       </w:tblBorders>
       <w:tblCellMar>
         <w:top w:w="0" w:type="dxa"/>
@@ -4664,19 +3219,19 @@
         <w:spacing w:before="0" w:after="0" w:line="240" w:lineRule="auto"/>
       </w:pPr>
       <w:rPr>
-        <w:rFonts w:asciiTheme="majorHAnsi" w:hAnsiTheme="majorHAnsi" w:eastAsiaTheme="majorEastAsia" w:cstheme="majorBidi"/>
-        <w:b/>
-        <w:bCs/>
-      </w:rPr>
-      <w:tblPr/>
-      <w:tcPr>
-        <w:tcBorders>
-          <w:top w:val="single" w:color="000000" w:themeColor="text1" w:sz="8" w:space="0"/>
-          <w:left w:val="single" w:color="000000" w:themeColor="text1" w:sz="8" w:space="0"/>
-          <w:bottom w:val="single" w:color="000000" w:themeColor="text1" w:sz="18" w:space="0"/>
-          <w:right w:val="single" w:color="000000" w:themeColor="text1" w:sz="8" w:space="0"/>
-          <w:insideH w:val="nil"/>
-          <w:insideV w:val="single" w:color="000000" w:themeColor="text1" w:sz="8" w:space="0"/>
+        <w:rFonts w:asciiTheme="majorHAnsi" w:eastAsiaTheme="majorEastAsia" w:hAnsiTheme="majorHAnsi" w:cstheme="majorBidi"/>
+        <w:b/>
+        <w:bCs/>
+      </w:rPr>
+      <w:tblPr/>
+      <w:tcPr>
+        <w:tcBorders>
+          <w:top w:val="single" w:sz="8" w:space="0" w:color="000000" w:themeColor="text1"/>
+          <w:left w:val="single" w:sz="8" w:space="0" w:color="000000" w:themeColor="text1"/>
+          <w:bottom w:val="single" w:sz="18" w:space="0" w:color="000000" w:themeColor="text1"/>
+          <w:right w:val="single" w:sz="8" w:space="0" w:color="000000" w:themeColor="text1"/>
+          <w:insideH w:val="nil"/>
+          <w:insideV w:val="single" w:sz="8" w:space="0" w:color="000000" w:themeColor="text1"/>
         </w:tcBorders>
       </w:tcPr>
     </w:tblStylePr>
@@ -4685,42 +3240,42 @@
         <w:spacing w:before="0" w:after="0" w:line="240" w:lineRule="auto"/>
       </w:pPr>
       <w:rPr>
-        <w:rFonts w:asciiTheme="majorHAnsi" w:hAnsiTheme="majorHAnsi" w:eastAsiaTheme="majorEastAsia" w:cstheme="majorBidi"/>
-        <w:b/>
-        <w:bCs/>
-      </w:rPr>
-      <w:tblPr/>
-      <w:tcPr>
-        <w:tcBorders>
-          <w:top w:val="double" w:color="000000" w:themeColor="text1" w:sz="6" w:space="0"/>
-          <w:left w:val="single" w:color="000000" w:themeColor="text1" w:sz="8" w:space="0"/>
-          <w:bottom w:val="single" w:color="000000" w:themeColor="text1" w:sz="8" w:space="0"/>
-          <w:right w:val="single" w:color="000000" w:themeColor="text1" w:sz="8" w:space="0"/>
-          <w:insideH w:val="nil"/>
-          <w:insideV w:val="single" w:color="000000" w:themeColor="text1" w:sz="8" w:space="0"/>
+        <w:rFonts w:asciiTheme="majorHAnsi" w:eastAsiaTheme="majorEastAsia" w:hAnsiTheme="majorHAnsi" w:cstheme="majorBidi"/>
+        <w:b/>
+        <w:bCs/>
+      </w:rPr>
+      <w:tblPr/>
+      <w:tcPr>
+        <w:tcBorders>
+          <w:top w:val="double" w:sz="6" w:space="0" w:color="000000" w:themeColor="text1"/>
+          <w:left w:val="single" w:sz="8" w:space="0" w:color="000000" w:themeColor="text1"/>
+          <w:bottom w:val="single" w:sz="8" w:space="0" w:color="000000" w:themeColor="text1"/>
+          <w:right w:val="single" w:sz="8" w:space="0" w:color="000000" w:themeColor="text1"/>
+          <w:insideH w:val="nil"/>
+          <w:insideV w:val="single" w:sz="8" w:space="0" w:color="000000" w:themeColor="text1"/>
         </w:tcBorders>
       </w:tcPr>
     </w:tblStylePr>
     <w:tblStylePr w:type="firstCol">
       <w:rPr>
-        <w:rFonts w:asciiTheme="majorHAnsi" w:hAnsiTheme="majorHAnsi" w:eastAsiaTheme="majorEastAsia" w:cstheme="majorBidi"/>
+        <w:rFonts w:asciiTheme="majorHAnsi" w:eastAsiaTheme="majorEastAsia" w:hAnsiTheme="majorHAnsi" w:cstheme="majorBidi"/>
         <w:b/>
         <w:bCs/>
       </w:rPr>
     </w:tblStylePr>
     <w:tblStylePr w:type="lastCol">
       <w:rPr>
-        <w:rFonts w:asciiTheme="majorHAnsi" w:hAnsiTheme="majorHAnsi" w:eastAsiaTheme="majorEastAsia" w:cstheme="majorBidi"/>
-        <w:b/>
-        <w:bCs/>
-      </w:rPr>
-      <w:tblPr/>
-      <w:tcPr>
-        <w:tcBorders>
-          <w:top w:val="single" w:color="000000" w:themeColor="text1" w:sz="8" w:space="0"/>
-          <w:left w:val="single" w:color="000000" w:themeColor="text1" w:sz="8" w:space="0"/>
-          <w:bottom w:val="single" w:color="000000" w:themeColor="text1" w:sz="8" w:space="0"/>
-          <w:right w:val="single" w:color="000000" w:themeColor="text1" w:sz="8" w:space="0"/>
+        <w:rFonts w:asciiTheme="majorHAnsi" w:eastAsiaTheme="majorEastAsia" w:hAnsiTheme="majorHAnsi" w:cstheme="majorBidi"/>
+        <w:b/>
+        <w:bCs/>
+      </w:rPr>
+      <w:tblPr/>
+      <w:tcPr>
+        <w:tcBorders>
+          <w:top w:val="single" w:sz="8" w:space="0" w:color="000000" w:themeColor="text1"/>
+          <w:left w:val="single" w:sz="8" w:space="0" w:color="000000" w:themeColor="text1"/>
+          <w:bottom w:val="single" w:sz="8" w:space="0" w:color="000000" w:themeColor="text1"/>
+          <w:right w:val="single" w:sz="8" w:space="0" w:color="000000" w:themeColor="text1"/>
         </w:tcBorders>
       </w:tcPr>
     </w:tblStylePr>
@@ -4728,10 +3283,10 @@
       <w:tblPr/>
       <w:tcPr>
         <w:tcBorders>
-          <w:top w:val="single" w:color="000000" w:themeColor="text1" w:sz="8" w:space="0"/>
-          <w:left w:val="single" w:color="000000" w:themeColor="text1" w:sz="8" w:space="0"/>
-          <w:bottom w:val="single" w:color="000000" w:themeColor="text1" w:sz="8" w:space="0"/>
-          <w:right w:val="single" w:color="000000" w:themeColor="text1" w:sz="8" w:space="0"/>
+          <w:top w:val="single" w:sz="8" w:space="0" w:color="000000" w:themeColor="text1"/>
+          <w:left w:val="single" w:sz="8" w:space="0" w:color="000000" w:themeColor="text1"/>
+          <w:bottom w:val="single" w:sz="8" w:space="0" w:color="000000" w:themeColor="text1"/>
+          <w:right w:val="single" w:sz="8" w:space="0" w:color="000000" w:themeColor="text1"/>
         </w:tcBorders>
         <w:shd w:val="clear" w:color="auto" w:fill="C0C0C0" w:themeFill="text1" w:themeFillTint="3F"/>
       </w:tcPr>
@@ -4740,11 +3295,11 @@
       <w:tblPr/>
       <w:tcPr>
         <w:tcBorders>
-          <w:top w:val="single" w:color="000000" w:themeColor="text1" w:sz="8" w:space="0"/>
-          <w:left w:val="single" w:color="000000" w:themeColor="text1" w:sz="8" w:space="0"/>
-          <w:bottom w:val="single" w:color="000000" w:themeColor="text1" w:sz="8" w:space="0"/>
-          <w:right w:val="single" w:color="000000" w:themeColor="text1" w:sz="8" w:space="0"/>
-          <w:insideV w:val="single" w:color="000000" w:themeColor="text1" w:sz="8" w:space="0"/>
+          <w:top w:val="single" w:sz="8" w:space="0" w:color="000000" w:themeColor="text1"/>
+          <w:left w:val="single" w:sz="8" w:space="0" w:color="000000" w:themeColor="text1"/>
+          <w:bottom w:val="single" w:sz="8" w:space="0" w:color="000000" w:themeColor="text1"/>
+          <w:right w:val="single" w:sz="8" w:space="0" w:color="000000" w:themeColor="text1"/>
+          <w:insideV w:val="single" w:sz="8" w:space="0" w:color="000000" w:themeColor="text1"/>
         </w:tcBorders>
         <w:shd w:val="clear" w:color="auto" w:fill="C0C0C0" w:themeFill="text1" w:themeFillTint="3F"/>
       </w:tcPr>
@@ -4753,11 +3308,11 @@
       <w:tblPr/>
       <w:tcPr>
         <w:tcBorders>
-          <w:top w:val="single" w:color="000000" w:themeColor="text1" w:sz="8" w:space="0"/>
-          <w:left w:val="single" w:color="000000" w:themeColor="text1" w:sz="8" w:space="0"/>
-          <w:bottom w:val="single" w:color="000000" w:themeColor="text1" w:sz="8" w:space="0"/>
-          <w:right w:val="single" w:color="000000" w:themeColor="text1" w:sz="8" w:space="0"/>
-          <w:insideV w:val="single" w:color="000000" w:themeColor="text1" w:sz="8" w:space="0"/>
+          <w:top w:val="single" w:sz="8" w:space="0" w:color="000000" w:themeColor="text1"/>
+          <w:left w:val="single" w:sz="8" w:space="0" w:color="000000" w:themeColor="text1"/>
+          <w:bottom w:val="single" w:sz="8" w:space="0" w:color="000000" w:themeColor="text1"/>
+          <w:right w:val="single" w:sz="8" w:space="0" w:color="000000" w:themeColor="text1"/>
+          <w:insideV w:val="single" w:sz="8" w:space="0" w:color="000000" w:themeColor="text1"/>
         </w:tcBorders>
       </w:tcPr>
     </w:tblStylePr>
@@ -4775,12 +3330,12 @@
       <w:tblStyleColBandSize w:val="1"/>
       <w:tblInd w:w="0" w:type="dxa"/>
       <w:tblBorders>
-        <w:top w:val="single" w:color="4F81BD" w:themeColor="accent1" w:sz="8" w:space="0"/>
-        <w:left w:val="single" w:color="4F81BD" w:themeColor="accent1" w:sz="8" w:space="0"/>
-        <w:bottom w:val="single" w:color="4F81BD" w:themeColor="accent1" w:sz="8" w:space="0"/>
-        <w:right w:val="single" w:color="4F81BD" w:themeColor="accent1" w:sz="8" w:space="0"/>
-        <w:insideH w:val="single" w:color="4F81BD" w:themeColor="accent1" w:sz="8" w:space="0"/>
-        <w:insideV w:val="single" w:color="4F81BD" w:themeColor="accent1" w:sz="8" w:space="0"/>
+        <w:top w:val="single" w:sz="8" w:space="0" w:color="4F81BD" w:themeColor="accent1"/>
+        <w:left w:val="single" w:sz="8" w:space="0" w:color="4F81BD" w:themeColor="accent1"/>
+        <w:bottom w:val="single" w:sz="8" w:space="0" w:color="4F81BD" w:themeColor="accent1"/>
+        <w:right w:val="single" w:sz="8" w:space="0" w:color="4F81BD" w:themeColor="accent1"/>
+        <w:insideH w:val="single" w:sz="8" w:space="0" w:color="4F81BD" w:themeColor="accent1"/>
+        <w:insideV w:val="single" w:sz="8" w:space="0" w:color="4F81BD" w:themeColor="accent1"/>
       </w:tblBorders>
       <w:tblCellMar>
         <w:top w:w="0" w:type="dxa"/>
@@ -4794,19 +3349,19 @@
         <w:spacing w:before="0" w:after="0" w:line="240" w:lineRule="auto"/>
       </w:pPr>
       <w:rPr>
-        <w:rFonts w:asciiTheme="majorHAnsi" w:hAnsiTheme="majorHAnsi" w:eastAsiaTheme="majorEastAsia" w:cstheme="majorBidi"/>
-        <w:b/>
-        <w:bCs/>
-      </w:rPr>
-      <w:tblPr/>
-      <w:tcPr>
-        <w:tcBorders>
-          <w:top w:val="single" w:color="4F81BD" w:themeColor="accent1" w:sz="8" w:space="0"/>
-          <w:left w:val="single" w:color="4F81BD" w:themeColor="accent1" w:sz="8" w:space="0"/>
-          <w:bottom w:val="single" w:color="4F81BD" w:themeColor="accent1" w:sz="18" w:space="0"/>
-          <w:right w:val="single" w:color="4F81BD" w:themeColor="accent1" w:sz="8" w:space="0"/>
-          <w:insideH w:val="nil"/>
-          <w:insideV w:val="single" w:color="4F81BD" w:themeColor="accent1" w:sz="8" w:space="0"/>
+        <w:rFonts w:asciiTheme="majorHAnsi" w:eastAsiaTheme="majorEastAsia" w:hAnsiTheme="majorHAnsi" w:cstheme="majorBidi"/>
+        <w:b/>
+        <w:bCs/>
+      </w:rPr>
+      <w:tblPr/>
+      <w:tcPr>
+        <w:tcBorders>
+          <w:top w:val="single" w:sz="8" w:space="0" w:color="4F81BD" w:themeColor="accent1"/>
+          <w:left w:val="single" w:sz="8" w:space="0" w:color="4F81BD" w:themeColor="accent1"/>
+          <w:bottom w:val="single" w:sz="18" w:space="0" w:color="4F81BD" w:themeColor="accent1"/>
+          <w:right w:val="single" w:sz="8" w:space="0" w:color="4F81BD" w:themeColor="accent1"/>
+          <w:insideH w:val="nil"/>
+          <w:insideV w:val="single" w:sz="8" w:space="0" w:color="4F81BD" w:themeColor="accent1"/>
         </w:tcBorders>
       </w:tcPr>
     </w:tblStylePr>
@@ -4815,42 +3370,42 @@
         <w:spacing w:before="0" w:after="0" w:line="240" w:lineRule="auto"/>
       </w:pPr>
       <w:rPr>
-        <w:rFonts w:asciiTheme="majorHAnsi" w:hAnsiTheme="majorHAnsi" w:eastAsiaTheme="majorEastAsia" w:cstheme="majorBidi"/>
-        <w:b/>
-        <w:bCs/>
-      </w:rPr>
-      <w:tblPr/>
-      <w:tcPr>
-        <w:tcBorders>
-          <w:top w:val="double" w:color="4F81BD" w:themeColor="accent1" w:sz="6" w:space="0"/>
-          <w:left w:val="single" w:color="4F81BD" w:themeColor="accent1" w:sz="8" w:space="0"/>
-          <w:bottom w:val="single" w:color="4F81BD" w:themeColor="accent1" w:sz="8" w:space="0"/>
-          <w:right w:val="single" w:color="4F81BD" w:themeColor="accent1" w:sz="8" w:space="0"/>
-          <w:insideH w:val="nil"/>
-          <w:insideV w:val="single" w:color="4F81BD" w:themeColor="accent1" w:sz="8" w:space="0"/>
+        <w:rFonts w:asciiTheme="majorHAnsi" w:eastAsiaTheme="majorEastAsia" w:hAnsiTheme="majorHAnsi" w:cstheme="majorBidi"/>
+        <w:b/>
+        <w:bCs/>
+      </w:rPr>
+      <w:tblPr/>
+      <w:tcPr>
+        <w:tcBorders>
+          <w:top w:val="double" w:sz="6" w:space="0" w:color="4F81BD" w:themeColor="accent1"/>
+          <w:left w:val="single" w:sz="8" w:space="0" w:color="4F81BD" w:themeColor="accent1"/>
+          <w:bottom w:val="single" w:sz="8" w:space="0" w:color="4F81BD" w:themeColor="accent1"/>
+          <w:right w:val="single" w:sz="8" w:space="0" w:color="4F81BD" w:themeColor="accent1"/>
+          <w:insideH w:val="nil"/>
+          <w:insideV w:val="single" w:sz="8" w:space="0" w:color="4F81BD" w:themeColor="accent1"/>
         </w:tcBorders>
       </w:tcPr>
     </w:tblStylePr>
     <w:tblStylePr w:type="firstCol">
       <w:rPr>
-        <w:rFonts w:asciiTheme="majorHAnsi" w:hAnsiTheme="majorHAnsi" w:eastAsiaTheme="majorEastAsia" w:cstheme="majorBidi"/>
+        <w:rFonts w:asciiTheme="majorHAnsi" w:eastAsiaTheme="majorEastAsia" w:hAnsiTheme="majorHAnsi" w:cstheme="majorBidi"/>
         <w:b/>
         <w:bCs/>
       </w:rPr>
     </w:tblStylePr>
     <w:tblStylePr w:type="lastCol">
       <w:rPr>
-        <w:rFonts w:asciiTheme="majorHAnsi" w:hAnsiTheme="majorHAnsi" w:eastAsiaTheme="majorEastAsia" w:cstheme="majorBidi"/>
-        <w:b/>
-        <w:bCs/>
-      </w:rPr>
-      <w:tblPr/>
-      <w:tcPr>
-        <w:tcBorders>
-          <w:top w:val="single" w:color="4F81BD" w:themeColor="accent1" w:sz="8" w:space="0"/>
-          <w:left w:val="single" w:color="4F81BD" w:themeColor="accent1" w:sz="8" w:space="0"/>
-          <w:bottom w:val="single" w:color="4F81BD" w:themeColor="accent1" w:sz="8" w:space="0"/>
-          <w:right w:val="single" w:color="4F81BD" w:themeColor="accent1" w:sz="8" w:space="0"/>
+        <w:rFonts w:asciiTheme="majorHAnsi" w:eastAsiaTheme="majorEastAsia" w:hAnsiTheme="majorHAnsi" w:cstheme="majorBidi"/>
+        <w:b/>
+        <w:bCs/>
+      </w:rPr>
+      <w:tblPr/>
+      <w:tcPr>
+        <w:tcBorders>
+          <w:top w:val="single" w:sz="8" w:space="0" w:color="4F81BD" w:themeColor="accent1"/>
+          <w:left w:val="single" w:sz="8" w:space="0" w:color="4F81BD" w:themeColor="accent1"/>
+          <w:bottom w:val="single" w:sz="8" w:space="0" w:color="4F81BD" w:themeColor="accent1"/>
+          <w:right w:val="single" w:sz="8" w:space="0" w:color="4F81BD" w:themeColor="accent1"/>
         </w:tcBorders>
       </w:tcPr>
     </w:tblStylePr>
@@ -4858,10 +3413,10 @@
       <w:tblPr/>
       <w:tcPr>
         <w:tcBorders>
-          <w:top w:val="single" w:color="4F81BD" w:themeColor="accent1" w:sz="8" w:space="0"/>
-          <w:left w:val="single" w:color="4F81BD" w:themeColor="accent1" w:sz="8" w:space="0"/>
-          <w:bottom w:val="single" w:color="4F81BD" w:themeColor="accent1" w:sz="8" w:space="0"/>
-          <w:right w:val="single" w:color="4F81BD" w:themeColor="accent1" w:sz="8" w:space="0"/>
+          <w:top w:val="single" w:sz="8" w:space="0" w:color="4F81BD" w:themeColor="accent1"/>
+          <w:left w:val="single" w:sz="8" w:space="0" w:color="4F81BD" w:themeColor="accent1"/>
+          <w:bottom w:val="single" w:sz="8" w:space="0" w:color="4F81BD" w:themeColor="accent1"/>
+          <w:right w:val="single" w:sz="8" w:space="0" w:color="4F81BD" w:themeColor="accent1"/>
         </w:tcBorders>
         <w:shd w:val="clear" w:color="auto" w:fill="D3DFEE" w:themeFill="accent1" w:themeFillTint="3F"/>
       </w:tcPr>
@@ -4870,11 +3425,11 @@
       <w:tblPr/>
       <w:tcPr>
         <w:tcBorders>
-          <w:top w:val="single" w:color="4F81BD" w:themeColor="accent1" w:sz="8" w:space="0"/>
-          <w:left w:val="single" w:color="4F81BD" w:themeColor="accent1" w:sz="8" w:space="0"/>
-          <w:bottom w:val="single" w:color="4F81BD" w:themeColor="accent1" w:sz="8" w:space="0"/>
-          <w:right w:val="single" w:color="4F81BD" w:themeColor="accent1" w:sz="8" w:space="0"/>
-          <w:insideV w:val="single" w:color="4F81BD" w:themeColor="accent1" w:sz="8" w:space="0"/>
+          <w:top w:val="single" w:sz="8" w:space="0" w:color="4F81BD" w:themeColor="accent1"/>
+          <w:left w:val="single" w:sz="8" w:space="0" w:color="4F81BD" w:themeColor="accent1"/>
+          <w:bottom w:val="single" w:sz="8" w:space="0" w:color="4F81BD" w:themeColor="accent1"/>
+          <w:right w:val="single" w:sz="8" w:space="0" w:color="4F81BD" w:themeColor="accent1"/>
+          <w:insideV w:val="single" w:sz="8" w:space="0" w:color="4F81BD" w:themeColor="accent1"/>
         </w:tcBorders>
         <w:shd w:val="clear" w:color="auto" w:fill="D3DFEE" w:themeFill="accent1" w:themeFillTint="3F"/>
       </w:tcPr>
@@ -4883,11 +3438,11 @@
       <w:tblPr/>
       <w:tcPr>
         <w:tcBorders>
-          <w:top w:val="single" w:color="4F81BD" w:themeColor="accent1" w:sz="8" w:space="0"/>
-          <w:left w:val="single" w:color="4F81BD" w:themeColor="accent1" w:sz="8" w:space="0"/>
-          <w:bottom w:val="single" w:color="4F81BD" w:themeColor="accent1" w:sz="8" w:space="0"/>
-          <w:right w:val="single" w:color="4F81BD" w:themeColor="accent1" w:sz="8" w:space="0"/>
-          <w:insideV w:val="single" w:color="4F81BD" w:themeColor="accent1" w:sz="8" w:space="0"/>
+          <w:top w:val="single" w:sz="8" w:space="0" w:color="4F81BD" w:themeColor="accent1"/>
+          <w:left w:val="single" w:sz="8" w:space="0" w:color="4F81BD" w:themeColor="accent1"/>
+          <w:bottom w:val="single" w:sz="8" w:space="0" w:color="4F81BD" w:themeColor="accent1"/>
+          <w:right w:val="single" w:sz="8" w:space="0" w:color="4F81BD" w:themeColor="accent1"/>
+          <w:insideV w:val="single" w:sz="8" w:space="0" w:color="4F81BD" w:themeColor="accent1"/>
         </w:tcBorders>
       </w:tcPr>
     </w:tblStylePr>
@@ -4905,12 +3460,12 @@
       <w:tblStyleColBandSize w:val="1"/>
       <w:tblInd w:w="0" w:type="dxa"/>
       <w:tblBorders>
-        <w:top w:val="single" w:color="C0504D" w:themeColor="accent2" w:sz="8" w:space="0"/>
-        <w:left w:val="single" w:color="C0504D" w:themeColor="accent2" w:sz="8" w:space="0"/>
-        <w:bottom w:val="single" w:color="C0504D" w:themeColor="accent2" w:sz="8" w:space="0"/>
-        <w:right w:val="single" w:color="C0504D" w:themeColor="accent2" w:sz="8" w:space="0"/>
-        <w:insideH w:val="single" w:color="C0504D" w:themeColor="accent2" w:sz="8" w:space="0"/>
-        <w:insideV w:val="single" w:color="C0504D" w:themeColor="accent2" w:sz="8" w:space="0"/>
+        <w:top w:val="single" w:sz="8" w:space="0" w:color="C0504D" w:themeColor="accent2"/>
+        <w:left w:val="single" w:sz="8" w:space="0" w:color="C0504D" w:themeColor="accent2"/>
+        <w:bottom w:val="single" w:sz="8" w:space="0" w:color="C0504D" w:themeColor="accent2"/>
+        <w:right w:val="single" w:sz="8" w:space="0" w:color="C0504D" w:themeColor="accent2"/>
+        <w:insideH w:val="single" w:sz="8" w:space="0" w:color="C0504D" w:themeColor="accent2"/>
+        <w:insideV w:val="single" w:sz="8" w:space="0" w:color="C0504D" w:themeColor="accent2"/>
       </w:tblBorders>
       <w:tblCellMar>
         <w:top w:w="0" w:type="dxa"/>
@@ -4924,19 +3479,19 @@
         <w:spacing w:before="0" w:after="0" w:line="240" w:lineRule="auto"/>
       </w:pPr>
       <w:rPr>
-        <w:rFonts w:asciiTheme="majorHAnsi" w:hAnsiTheme="majorHAnsi" w:eastAsiaTheme="majorEastAsia" w:cstheme="majorBidi"/>
-        <w:b/>
-        <w:bCs/>
-      </w:rPr>
-      <w:tblPr/>
-      <w:tcPr>
-        <w:tcBorders>
-          <w:top w:val="single" w:color="C0504D" w:themeColor="accent2" w:sz="8" w:space="0"/>
-          <w:left w:val="single" w:color="C0504D" w:themeColor="accent2" w:sz="8" w:space="0"/>
-          <w:bottom w:val="single" w:color="C0504D" w:themeColor="accent2" w:sz="18" w:space="0"/>
-          <w:right w:val="single" w:color="C0504D" w:themeColor="accent2" w:sz="8" w:space="0"/>
-          <w:insideH w:val="nil"/>
-          <w:insideV w:val="single" w:color="C0504D" w:themeColor="accent2" w:sz="8" w:space="0"/>
+        <w:rFonts w:asciiTheme="majorHAnsi" w:eastAsiaTheme="majorEastAsia" w:hAnsiTheme="majorHAnsi" w:cstheme="majorBidi"/>
+        <w:b/>
+        <w:bCs/>
+      </w:rPr>
+      <w:tblPr/>
+      <w:tcPr>
+        <w:tcBorders>
+          <w:top w:val="single" w:sz="8" w:space="0" w:color="C0504D" w:themeColor="accent2"/>
+          <w:left w:val="single" w:sz="8" w:space="0" w:color="C0504D" w:themeColor="accent2"/>
+          <w:bottom w:val="single" w:sz="18" w:space="0" w:color="C0504D" w:themeColor="accent2"/>
+          <w:right w:val="single" w:sz="8" w:space="0" w:color="C0504D" w:themeColor="accent2"/>
+          <w:insideH w:val="nil"/>
+          <w:insideV w:val="single" w:sz="8" w:space="0" w:color="C0504D" w:themeColor="accent2"/>
         </w:tcBorders>
       </w:tcPr>
     </w:tblStylePr>
@@ -4945,42 +3500,42 @@
         <w:spacing w:before="0" w:after="0" w:line="240" w:lineRule="auto"/>
       </w:pPr>
       <w:rPr>
-        <w:rFonts w:asciiTheme="majorHAnsi" w:hAnsiTheme="majorHAnsi" w:eastAsiaTheme="majorEastAsia" w:cstheme="majorBidi"/>
-        <w:b/>
-        <w:bCs/>
-      </w:rPr>
-      <w:tblPr/>
-      <w:tcPr>
-        <w:tcBorders>
-          <w:top w:val="double" w:color="C0504D" w:themeColor="accent2" w:sz="6" w:space="0"/>
-          <w:left w:val="single" w:color="C0504D" w:themeColor="accent2" w:sz="8" w:space="0"/>
-          <w:bottom w:val="single" w:color="C0504D" w:themeColor="accent2" w:sz="8" w:space="0"/>
-          <w:right w:val="single" w:color="C0504D" w:themeColor="accent2" w:sz="8" w:space="0"/>
-          <w:insideH w:val="nil"/>
-          <w:insideV w:val="single" w:color="C0504D" w:themeColor="accent2" w:sz="8" w:space="0"/>
+        <w:rFonts w:asciiTheme="majorHAnsi" w:eastAsiaTheme="majorEastAsia" w:hAnsiTheme="majorHAnsi" w:cstheme="majorBidi"/>
+        <w:b/>
+        <w:bCs/>
+      </w:rPr>
+      <w:tblPr/>
+      <w:tcPr>
+        <w:tcBorders>
+          <w:top w:val="double" w:sz="6" w:space="0" w:color="C0504D" w:themeColor="accent2"/>
+          <w:left w:val="single" w:sz="8" w:space="0" w:color="C0504D" w:themeColor="accent2"/>
+          <w:bottom w:val="single" w:sz="8" w:space="0" w:color="C0504D" w:themeColor="accent2"/>
+          <w:right w:val="single" w:sz="8" w:space="0" w:color="C0504D" w:themeColor="accent2"/>
+          <w:insideH w:val="nil"/>
+          <w:insideV w:val="single" w:sz="8" w:space="0" w:color="C0504D" w:themeColor="accent2"/>
         </w:tcBorders>
       </w:tcPr>
     </w:tblStylePr>
     <w:tblStylePr w:type="firstCol">
       <w:rPr>
-        <w:rFonts w:asciiTheme="majorHAnsi" w:hAnsiTheme="majorHAnsi" w:eastAsiaTheme="majorEastAsia" w:cstheme="majorBidi"/>
+        <w:rFonts w:asciiTheme="majorHAnsi" w:eastAsiaTheme="majorEastAsia" w:hAnsiTheme="majorHAnsi" w:cstheme="majorBidi"/>
         <w:b/>
         <w:bCs/>
       </w:rPr>
     </w:tblStylePr>
     <w:tblStylePr w:type="lastCol">
       <w:rPr>
-        <w:rFonts w:asciiTheme="majorHAnsi" w:hAnsiTheme="majorHAnsi" w:eastAsiaTheme="majorEastAsia" w:cstheme="majorBidi"/>
-        <w:b/>
-        <w:bCs/>
-      </w:rPr>
-      <w:tblPr/>
-      <w:tcPr>
-        <w:tcBorders>
-          <w:top w:val="single" w:color="C0504D" w:themeColor="accent2" w:sz="8" w:space="0"/>
-          <w:left w:val="single" w:color="C0504D" w:themeColor="accent2" w:sz="8" w:space="0"/>
-          <w:bottom w:val="single" w:color="C0504D" w:themeColor="accent2" w:sz="8" w:space="0"/>
-          <w:right w:val="single" w:color="C0504D" w:themeColor="accent2" w:sz="8" w:space="0"/>
+        <w:rFonts w:asciiTheme="majorHAnsi" w:eastAsiaTheme="majorEastAsia" w:hAnsiTheme="majorHAnsi" w:cstheme="majorBidi"/>
+        <w:b/>
+        <w:bCs/>
+      </w:rPr>
+      <w:tblPr/>
+      <w:tcPr>
+        <w:tcBorders>
+          <w:top w:val="single" w:sz="8" w:space="0" w:color="C0504D" w:themeColor="accent2"/>
+          <w:left w:val="single" w:sz="8" w:space="0" w:color="C0504D" w:themeColor="accent2"/>
+          <w:bottom w:val="single" w:sz="8" w:space="0" w:color="C0504D" w:themeColor="accent2"/>
+          <w:right w:val="single" w:sz="8" w:space="0" w:color="C0504D" w:themeColor="accent2"/>
         </w:tcBorders>
       </w:tcPr>
     </w:tblStylePr>
@@ -4988,10 +3543,10 @@
       <w:tblPr/>
       <w:tcPr>
         <w:tcBorders>
-          <w:top w:val="single" w:color="C0504D" w:themeColor="accent2" w:sz="8" w:space="0"/>
-          <w:left w:val="single" w:color="C0504D" w:themeColor="accent2" w:sz="8" w:space="0"/>
-          <w:bottom w:val="single" w:color="C0504D" w:themeColor="accent2" w:sz="8" w:space="0"/>
-          <w:right w:val="single" w:color="C0504D" w:themeColor="accent2" w:sz="8" w:space="0"/>
+          <w:top w:val="single" w:sz="8" w:space="0" w:color="C0504D" w:themeColor="accent2"/>
+          <w:left w:val="single" w:sz="8" w:space="0" w:color="C0504D" w:themeColor="accent2"/>
+          <w:bottom w:val="single" w:sz="8" w:space="0" w:color="C0504D" w:themeColor="accent2"/>
+          <w:right w:val="single" w:sz="8" w:space="0" w:color="C0504D" w:themeColor="accent2"/>
         </w:tcBorders>
         <w:shd w:val="clear" w:color="auto" w:fill="EFD3D2" w:themeFill="accent2" w:themeFillTint="3F"/>
       </w:tcPr>
@@ -5000,11 +3555,11 @@
       <w:tblPr/>
       <w:tcPr>
         <w:tcBorders>
-          <w:top w:val="single" w:color="C0504D" w:themeColor="accent2" w:sz="8" w:space="0"/>
-          <w:left w:val="single" w:color="C0504D" w:themeColor="accent2" w:sz="8" w:space="0"/>
-          <w:bottom w:val="single" w:color="C0504D" w:themeColor="accent2" w:sz="8" w:space="0"/>
-          <w:right w:val="single" w:color="C0504D" w:themeColor="accent2" w:sz="8" w:space="0"/>
-          <w:insideV w:val="single" w:color="C0504D" w:themeColor="accent2" w:sz="8" w:space="0"/>
+          <w:top w:val="single" w:sz="8" w:space="0" w:color="C0504D" w:themeColor="accent2"/>
+          <w:left w:val="single" w:sz="8" w:space="0" w:color="C0504D" w:themeColor="accent2"/>
+          <w:bottom w:val="single" w:sz="8" w:space="0" w:color="C0504D" w:themeColor="accent2"/>
+          <w:right w:val="single" w:sz="8" w:space="0" w:color="C0504D" w:themeColor="accent2"/>
+          <w:insideV w:val="single" w:sz="8" w:space="0" w:color="C0504D" w:themeColor="accent2"/>
         </w:tcBorders>
         <w:shd w:val="clear" w:color="auto" w:fill="EFD3D2" w:themeFill="accent2" w:themeFillTint="3F"/>
       </w:tcPr>
@@ -5013,11 +3568,11 @@
       <w:tblPr/>
       <w:tcPr>
         <w:tcBorders>
-          <w:top w:val="single" w:color="C0504D" w:themeColor="accent2" w:sz="8" w:space="0"/>
-          <w:left w:val="single" w:color="C0504D" w:themeColor="accent2" w:sz="8" w:space="0"/>
-          <w:bottom w:val="single" w:color="C0504D" w:themeColor="accent2" w:sz="8" w:space="0"/>
-          <w:right w:val="single" w:color="C0504D" w:themeColor="accent2" w:sz="8" w:space="0"/>
-          <w:insideV w:val="single" w:color="C0504D" w:themeColor="accent2" w:sz="8" w:space="0"/>
+          <w:top w:val="single" w:sz="8" w:space="0" w:color="C0504D" w:themeColor="accent2"/>
+          <w:left w:val="single" w:sz="8" w:space="0" w:color="C0504D" w:themeColor="accent2"/>
+          <w:bottom w:val="single" w:sz="8" w:space="0" w:color="C0504D" w:themeColor="accent2"/>
+          <w:right w:val="single" w:sz="8" w:space="0" w:color="C0504D" w:themeColor="accent2"/>
+          <w:insideV w:val="single" w:sz="8" w:space="0" w:color="C0504D" w:themeColor="accent2"/>
         </w:tcBorders>
       </w:tcPr>
     </w:tblStylePr>
@@ -5035,12 +3590,12 @@
       <w:tblStyleColBandSize w:val="1"/>
       <w:tblInd w:w="0" w:type="dxa"/>
       <w:tblBorders>
-        <w:top w:val="single" w:color="9BBB59" w:themeColor="accent3" w:sz="8" w:space="0"/>
-        <w:left w:val="single" w:color="9BBB59" w:themeColor="accent3" w:sz="8" w:space="0"/>
-        <w:bottom w:val="single" w:color="9BBB59" w:themeColor="accent3" w:sz="8" w:space="0"/>
-        <w:right w:val="single" w:color="9BBB59" w:themeColor="accent3" w:sz="8" w:space="0"/>
-        <w:insideH w:val="single" w:color="9BBB59" w:themeColor="accent3" w:sz="8" w:space="0"/>
-        <w:insideV w:val="single" w:color="9BBB59" w:themeColor="accent3" w:sz="8" w:space="0"/>
+        <w:top w:val="single" w:sz="8" w:space="0" w:color="9BBB59" w:themeColor="accent3"/>
+        <w:left w:val="single" w:sz="8" w:space="0" w:color="9BBB59" w:themeColor="accent3"/>
+        <w:bottom w:val="single" w:sz="8" w:space="0" w:color="9BBB59" w:themeColor="accent3"/>
+        <w:right w:val="single" w:sz="8" w:space="0" w:color="9BBB59" w:themeColor="accent3"/>
+        <w:insideH w:val="single" w:sz="8" w:space="0" w:color="9BBB59" w:themeColor="accent3"/>
+        <w:insideV w:val="single" w:sz="8" w:space="0" w:color="9BBB59" w:themeColor="accent3"/>
       </w:tblBorders>
       <w:tblCellMar>
         <w:top w:w="0" w:type="dxa"/>
@@ -5054,19 +3609,19 @@
         <w:spacing w:before="0" w:after="0" w:line="240" w:lineRule="auto"/>
       </w:pPr>
       <w:rPr>
-        <w:rFonts w:asciiTheme="majorHAnsi" w:hAnsiTheme="majorHAnsi" w:eastAsiaTheme="majorEastAsia" w:cstheme="majorBidi"/>
-        <w:b/>
-        <w:bCs/>
-      </w:rPr>
-      <w:tblPr/>
-      <w:tcPr>
-        <w:tcBorders>
-          <w:top w:val="single" w:color="9BBB59" w:themeColor="accent3" w:sz="8" w:space="0"/>
-          <w:left w:val="single" w:color="9BBB59" w:themeColor="accent3" w:sz="8" w:space="0"/>
-          <w:bottom w:val="single" w:color="9BBB59" w:themeColor="accent3" w:sz="18" w:space="0"/>
-          <w:right w:val="single" w:color="9BBB59" w:themeColor="accent3" w:sz="8" w:space="0"/>
-          <w:insideH w:val="nil"/>
-          <w:insideV w:val="single" w:color="9BBB59" w:themeColor="accent3" w:sz="8" w:space="0"/>
+        <w:rFonts w:asciiTheme="majorHAnsi" w:eastAsiaTheme="majorEastAsia" w:hAnsiTheme="majorHAnsi" w:cstheme="majorBidi"/>
+        <w:b/>
+        <w:bCs/>
+      </w:rPr>
+      <w:tblPr/>
+      <w:tcPr>
+        <w:tcBorders>
+          <w:top w:val="single" w:sz="8" w:space="0" w:color="9BBB59" w:themeColor="accent3"/>
+          <w:left w:val="single" w:sz="8" w:space="0" w:color="9BBB59" w:themeColor="accent3"/>
+          <w:bottom w:val="single" w:sz="18" w:space="0" w:color="9BBB59" w:themeColor="accent3"/>
+          <w:right w:val="single" w:sz="8" w:space="0" w:color="9BBB59" w:themeColor="accent3"/>
+          <w:insideH w:val="nil"/>
+          <w:insideV w:val="single" w:sz="8" w:space="0" w:color="9BBB59" w:themeColor="accent3"/>
         </w:tcBorders>
       </w:tcPr>
     </w:tblStylePr>
@@ -5075,42 +3630,42 @@
         <w:spacing w:before="0" w:after="0" w:line="240" w:lineRule="auto"/>
       </w:pPr>
       <w:rPr>
-        <w:rFonts w:asciiTheme="majorHAnsi" w:hAnsiTheme="majorHAnsi" w:eastAsiaTheme="majorEastAsia" w:cstheme="majorBidi"/>
-        <w:b/>
-        <w:bCs/>
-      </w:rPr>
-      <w:tblPr/>
-      <w:tcPr>
-        <w:tcBorders>
-          <w:top w:val="double" w:color="9BBB59" w:themeColor="accent3" w:sz="6" w:space="0"/>
-          <w:left w:val="single" w:color="9BBB59" w:themeColor="accent3" w:sz="8" w:space="0"/>
-          <w:bottom w:val="single" w:color="9BBB59" w:themeColor="accent3" w:sz="8" w:space="0"/>
-          <w:right w:val="single" w:color="9BBB59" w:themeColor="accent3" w:sz="8" w:space="0"/>
-          <w:insideH w:val="nil"/>
-          <w:insideV w:val="single" w:color="9BBB59" w:themeColor="accent3" w:sz="8" w:space="0"/>
+        <w:rFonts w:asciiTheme="majorHAnsi" w:eastAsiaTheme="majorEastAsia" w:hAnsiTheme="majorHAnsi" w:cstheme="majorBidi"/>
+        <w:b/>
+        <w:bCs/>
+      </w:rPr>
+      <w:tblPr/>
+      <w:tcPr>
+        <w:tcBorders>
+          <w:top w:val="double" w:sz="6" w:space="0" w:color="9BBB59" w:themeColor="accent3"/>
+          <w:left w:val="single" w:sz="8" w:space="0" w:color="9BBB59" w:themeColor="accent3"/>
+          <w:bottom w:val="single" w:sz="8" w:space="0" w:color="9BBB59" w:themeColor="accent3"/>
+          <w:right w:val="single" w:sz="8" w:space="0" w:color="9BBB59" w:themeColor="accent3"/>
+          <w:insideH w:val="nil"/>
+          <w:insideV w:val="single" w:sz="8" w:space="0" w:color="9BBB59" w:themeColor="accent3"/>
         </w:tcBorders>
       </w:tcPr>
     </w:tblStylePr>
     <w:tblStylePr w:type="firstCol">
       <w:rPr>
-        <w:rFonts w:asciiTheme="majorHAnsi" w:hAnsiTheme="majorHAnsi" w:eastAsiaTheme="majorEastAsia" w:cstheme="majorBidi"/>
+        <w:rFonts w:asciiTheme="majorHAnsi" w:eastAsiaTheme="majorEastAsia" w:hAnsiTheme="majorHAnsi" w:cstheme="majorBidi"/>
         <w:b/>
         <w:bCs/>
       </w:rPr>
     </w:tblStylePr>
     <w:tblStylePr w:type="lastCol">
       <w:rPr>
-        <w:rFonts w:asciiTheme="majorHAnsi" w:hAnsiTheme="majorHAnsi" w:eastAsiaTheme="majorEastAsia" w:cstheme="majorBidi"/>
-        <w:b/>
-        <w:bCs/>
-      </w:rPr>
-      <w:tblPr/>
-      <w:tcPr>
-        <w:tcBorders>
-          <w:top w:val="single" w:color="9BBB59" w:themeColor="accent3" w:sz="8" w:space="0"/>
-          <w:left w:val="single" w:color="9BBB59" w:themeColor="accent3" w:sz="8" w:space="0"/>
-          <w:bottom w:val="single" w:color="9BBB59" w:themeColor="accent3" w:sz="8" w:space="0"/>
-          <w:right w:val="single" w:color="9BBB59" w:themeColor="accent3" w:sz="8" w:space="0"/>
+        <w:rFonts w:asciiTheme="majorHAnsi" w:eastAsiaTheme="majorEastAsia" w:hAnsiTheme="majorHAnsi" w:cstheme="majorBidi"/>
+        <w:b/>
+        <w:bCs/>
+      </w:rPr>
+      <w:tblPr/>
+      <w:tcPr>
+        <w:tcBorders>
+          <w:top w:val="single" w:sz="8" w:space="0" w:color="9BBB59" w:themeColor="accent3"/>
+          <w:left w:val="single" w:sz="8" w:space="0" w:color="9BBB59" w:themeColor="accent3"/>
+          <w:bottom w:val="single" w:sz="8" w:space="0" w:color="9BBB59" w:themeColor="accent3"/>
+          <w:right w:val="single" w:sz="8" w:space="0" w:color="9BBB59" w:themeColor="accent3"/>
         </w:tcBorders>
       </w:tcPr>
     </w:tblStylePr>
@@ -5118,10 +3673,10 @@
       <w:tblPr/>
       <w:tcPr>
         <w:tcBorders>
-          <w:top w:val="single" w:color="9BBB59" w:themeColor="accent3" w:sz="8" w:space="0"/>
-          <w:left w:val="single" w:color="9BBB59" w:themeColor="accent3" w:sz="8" w:space="0"/>
-          <w:bottom w:val="single" w:color="9BBB59" w:themeColor="accent3" w:sz="8" w:space="0"/>
-          <w:right w:val="single" w:color="9BBB59" w:themeColor="accent3" w:sz="8" w:space="0"/>
+          <w:top w:val="single" w:sz="8" w:space="0" w:color="9BBB59" w:themeColor="accent3"/>
+          <w:left w:val="single" w:sz="8" w:space="0" w:color="9BBB59" w:themeColor="accent3"/>
+          <w:bottom w:val="single" w:sz="8" w:space="0" w:color="9BBB59" w:themeColor="accent3"/>
+          <w:right w:val="single" w:sz="8" w:space="0" w:color="9BBB59" w:themeColor="accent3"/>
         </w:tcBorders>
         <w:shd w:val="clear" w:color="auto" w:fill="E6EED5" w:themeFill="accent3" w:themeFillTint="3F"/>
       </w:tcPr>
@@ -5130,11 +3685,11 @@
       <w:tblPr/>
       <w:tcPr>
         <w:tcBorders>
-          <w:top w:val="single" w:color="9BBB59" w:themeColor="accent3" w:sz="8" w:space="0"/>
-          <w:left w:val="single" w:color="9BBB59" w:themeColor="accent3" w:sz="8" w:space="0"/>
-          <w:bottom w:val="single" w:color="9BBB59" w:themeColor="accent3" w:sz="8" w:space="0"/>
-          <w:right w:val="single" w:color="9BBB59" w:themeColor="accent3" w:sz="8" w:space="0"/>
-          <w:insideV w:val="single" w:color="9BBB59" w:themeColor="accent3" w:sz="8" w:space="0"/>
+          <w:top w:val="single" w:sz="8" w:space="0" w:color="9BBB59" w:themeColor="accent3"/>
+          <w:left w:val="single" w:sz="8" w:space="0" w:color="9BBB59" w:themeColor="accent3"/>
+          <w:bottom w:val="single" w:sz="8" w:space="0" w:color="9BBB59" w:themeColor="accent3"/>
+          <w:right w:val="single" w:sz="8" w:space="0" w:color="9BBB59" w:themeColor="accent3"/>
+          <w:insideV w:val="single" w:sz="8" w:space="0" w:color="9BBB59" w:themeColor="accent3"/>
         </w:tcBorders>
         <w:shd w:val="clear" w:color="auto" w:fill="E6EED5" w:themeFill="accent3" w:themeFillTint="3F"/>
       </w:tcPr>
@@ -5143,11 +3698,11 @@
       <w:tblPr/>
       <w:tcPr>
         <w:tcBorders>
-          <w:top w:val="single" w:color="9BBB59" w:themeColor="accent3" w:sz="8" w:space="0"/>
-          <w:left w:val="single" w:color="9BBB59" w:themeColor="accent3" w:sz="8" w:space="0"/>
-          <w:bottom w:val="single" w:color="9BBB59" w:themeColor="accent3" w:sz="8" w:space="0"/>
-          <w:right w:val="single" w:color="9BBB59" w:themeColor="accent3" w:sz="8" w:space="0"/>
-          <w:insideV w:val="single" w:color="9BBB59" w:themeColor="accent3" w:sz="8" w:space="0"/>
+          <w:top w:val="single" w:sz="8" w:space="0" w:color="9BBB59" w:themeColor="accent3"/>
+          <w:left w:val="single" w:sz="8" w:space="0" w:color="9BBB59" w:themeColor="accent3"/>
+          <w:bottom w:val="single" w:sz="8" w:space="0" w:color="9BBB59" w:themeColor="accent3"/>
+          <w:right w:val="single" w:sz="8" w:space="0" w:color="9BBB59" w:themeColor="accent3"/>
+          <w:insideV w:val="single" w:sz="8" w:space="0" w:color="9BBB59" w:themeColor="accent3"/>
         </w:tcBorders>
       </w:tcPr>
     </w:tblStylePr>
@@ -5165,12 +3720,12 @@
       <w:tblStyleColBandSize w:val="1"/>
       <w:tblInd w:w="0" w:type="dxa"/>
       <w:tblBorders>
-        <w:top w:val="single" w:color="8064A2" w:themeColor="accent4" w:sz="8" w:space="0"/>
-        <w:left w:val="single" w:color="8064A2" w:themeColor="accent4" w:sz="8" w:space="0"/>
-        <w:bottom w:val="single" w:color="8064A2" w:themeColor="accent4" w:sz="8" w:space="0"/>
-        <w:right w:val="single" w:color="8064A2" w:themeColor="accent4" w:sz="8" w:space="0"/>
-        <w:insideH w:val="single" w:color="8064A2" w:themeColor="accent4" w:sz="8" w:space="0"/>
-        <w:insideV w:val="single" w:color="8064A2" w:themeColor="accent4" w:sz="8" w:space="0"/>
+        <w:top w:val="single" w:sz="8" w:space="0" w:color="8064A2" w:themeColor="accent4"/>
+        <w:left w:val="single" w:sz="8" w:space="0" w:color="8064A2" w:themeColor="accent4"/>
+        <w:bottom w:val="single" w:sz="8" w:space="0" w:color="8064A2" w:themeColor="accent4"/>
+        <w:right w:val="single" w:sz="8" w:space="0" w:color="8064A2" w:themeColor="accent4"/>
+        <w:insideH w:val="single" w:sz="8" w:space="0" w:color="8064A2" w:themeColor="accent4"/>
+        <w:insideV w:val="single" w:sz="8" w:space="0" w:color="8064A2" w:themeColor="accent4"/>
       </w:tblBorders>
       <w:tblCellMar>
         <w:top w:w="0" w:type="dxa"/>
@@ -5184,19 +3739,19 @@
         <w:spacing w:before="0" w:after="0" w:line="240" w:lineRule="auto"/>
       </w:pPr>
       <w:rPr>
-        <w:rFonts w:asciiTheme="majorHAnsi" w:hAnsiTheme="majorHAnsi" w:eastAsiaTheme="majorEastAsia" w:cstheme="majorBidi"/>
-        <w:b/>
-        <w:bCs/>
-      </w:rPr>
-      <w:tblPr/>
-      <w:tcPr>
-        <w:tcBorders>
-          <w:top w:val="single" w:color="8064A2" w:themeColor="accent4" w:sz="8" w:space="0"/>
-          <w:left w:val="single" w:color="8064A2" w:themeColor="accent4" w:sz="8" w:space="0"/>
-          <w:bottom w:val="single" w:color="8064A2" w:themeColor="accent4" w:sz="18" w:space="0"/>
-          <w:right w:val="single" w:color="8064A2" w:themeColor="accent4" w:sz="8" w:space="0"/>
-          <w:insideH w:val="nil"/>
-          <w:insideV w:val="single" w:color="8064A2" w:themeColor="accent4" w:sz="8" w:space="0"/>
+        <w:rFonts w:asciiTheme="majorHAnsi" w:eastAsiaTheme="majorEastAsia" w:hAnsiTheme="majorHAnsi" w:cstheme="majorBidi"/>
+        <w:b/>
+        <w:bCs/>
+      </w:rPr>
+      <w:tblPr/>
+      <w:tcPr>
+        <w:tcBorders>
+          <w:top w:val="single" w:sz="8" w:space="0" w:color="8064A2" w:themeColor="accent4"/>
+          <w:left w:val="single" w:sz="8" w:space="0" w:color="8064A2" w:themeColor="accent4"/>
+          <w:bottom w:val="single" w:sz="18" w:space="0" w:color="8064A2" w:themeColor="accent4"/>
+          <w:right w:val="single" w:sz="8" w:space="0" w:color="8064A2" w:themeColor="accent4"/>
+          <w:insideH w:val="nil"/>
+          <w:insideV w:val="single" w:sz="8" w:space="0" w:color="8064A2" w:themeColor="accent4"/>
         </w:tcBorders>
       </w:tcPr>
     </w:tblStylePr>
@@ -5205,42 +3760,42 @@
         <w:spacing w:before="0" w:after="0" w:line="240" w:lineRule="auto"/>
       </w:pPr>
       <w:rPr>
-        <w:rFonts w:asciiTheme="majorHAnsi" w:hAnsiTheme="majorHAnsi" w:eastAsiaTheme="majorEastAsia" w:cstheme="majorBidi"/>
-        <w:b/>
-        <w:bCs/>
-      </w:rPr>
-      <w:tblPr/>
-      <w:tcPr>
-        <w:tcBorders>
-          <w:top w:val="double" w:color="8064A2" w:themeColor="accent4" w:sz="6" w:space="0"/>
-          <w:left w:val="single" w:color="8064A2" w:themeColor="accent4" w:sz="8" w:space="0"/>
-          <w:bottom w:val="single" w:color="8064A2" w:themeColor="accent4" w:sz="8" w:space="0"/>
-          <w:right w:val="single" w:color="8064A2" w:themeColor="accent4" w:sz="8" w:space="0"/>
-          <w:insideH w:val="nil"/>
-          <w:insideV w:val="single" w:color="8064A2" w:themeColor="accent4" w:sz="8" w:space="0"/>
+        <w:rFonts w:asciiTheme="majorHAnsi" w:eastAsiaTheme="majorEastAsia" w:hAnsiTheme="majorHAnsi" w:cstheme="majorBidi"/>
+        <w:b/>
+        <w:bCs/>
+      </w:rPr>
+      <w:tblPr/>
+      <w:tcPr>
+        <w:tcBorders>
+          <w:top w:val="double" w:sz="6" w:space="0" w:color="8064A2" w:themeColor="accent4"/>
+          <w:left w:val="single" w:sz="8" w:space="0" w:color="8064A2" w:themeColor="accent4"/>
+          <w:bottom w:val="single" w:sz="8" w:space="0" w:color="8064A2" w:themeColor="accent4"/>
+          <w:right w:val="single" w:sz="8" w:space="0" w:color="8064A2" w:themeColor="accent4"/>
+          <w:insideH w:val="nil"/>
+          <w:insideV w:val="single" w:sz="8" w:space="0" w:color="8064A2" w:themeColor="accent4"/>
         </w:tcBorders>
       </w:tcPr>
     </w:tblStylePr>
     <w:tblStylePr w:type="firstCol">
       <w:rPr>
-        <w:rFonts w:asciiTheme="majorHAnsi" w:hAnsiTheme="majorHAnsi" w:eastAsiaTheme="majorEastAsia" w:cstheme="majorBidi"/>
+        <w:rFonts w:asciiTheme="majorHAnsi" w:eastAsiaTheme="majorEastAsia" w:hAnsiTheme="majorHAnsi" w:cstheme="majorBidi"/>
         <w:b/>
         <w:bCs/>
       </w:rPr>
     </w:tblStylePr>
     <w:tblStylePr w:type="lastCol">
       <w:rPr>
-        <w:rFonts w:asciiTheme="majorHAnsi" w:hAnsiTheme="majorHAnsi" w:eastAsiaTheme="majorEastAsia" w:cstheme="majorBidi"/>
-        <w:b/>
-        <w:bCs/>
-      </w:rPr>
-      <w:tblPr/>
-      <w:tcPr>
-        <w:tcBorders>
-          <w:top w:val="single" w:color="8064A2" w:themeColor="accent4" w:sz="8" w:space="0"/>
-          <w:left w:val="single" w:color="8064A2" w:themeColor="accent4" w:sz="8" w:space="0"/>
-          <w:bottom w:val="single" w:color="8064A2" w:themeColor="accent4" w:sz="8" w:space="0"/>
-          <w:right w:val="single" w:color="8064A2" w:themeColor="accent4" w:sz="8" w:space="0"/>
+        <w:rFonts w:asciiTheme="majorHAnsi" w:eastAsiaTheme="majorEastAsia" w:hAnsiTheme="majorHAnsi" w:cstheme="majorBidi"/>
+        <w:b/>
+        <w:bCs/>
+      </w:rPr>
+      <w:tblPr/>
+      <w:tcPr>
+        <w:tcBorders>
+          <w:top w:val="single" w:sz="8" w:space="0" w:color="8064A2" w:themeColor="accent4"/>
+          <w:left w:val="single" w:sz="8" w:space="0" w:color="8064A2" w:themeColor="accent4"/>
+          <w:bottom w:val="single" w:sz="8" w:space="0" w:color="8064A2" w:themeColor="accent4"/>
+          <w:right w:val="single" w:sz="8" w:space="0" w:color="8064A2" w:themeColor="accent4"/>
         </w:tcBorders>
       </w:tcPr>
     </w:tblStylePr>
@@ -5248,10 +3803,10 @@
       <w:tblPr/>
       <w:tcPr>
         <w:tcBorders>
-          <w:top w:val="single" w:color="8064A2" w:themeColor="accent4" w:sz="8" w:space="0"/>
-          <w:left w:val="single" w:color="8064A2" w:themeColor="accent4" w:sz="8" w:space="0"/>
-          <w:bottom w:val="single" w:color="8064A2" w:themeColor="accent4" w:sz="8" w:space="0"/>
-          <w:right w:val="single" w:color="8064A2" w:themeColor="accent4" w:sz="8" w:space="0"/>
+          <w:top w:val="single" w:sz="8" w:space="0" w:color="8064A2" w:themeColor="accent4"/>
+          <w:left w:val="single" w:sz="8" w:space="0" w:color="8064A2" w:themeColor="accent4"/>
+          <w:bottom w:val="single" w:sz="8" w:space="0" w:color="8064A2" w:themeColor="accent4"/>
+          <w:right w:val="single" w:sz="8" w:space="0" w:color="8064A2" w:themeColor="accent4"/>
         </w:tcBorders>
         <w:shd w:val="clear" w:color="auto" w:fill="DFD8E8" w:themeFill="accent4" w:themeFillTint="3F"/>
       </w:tcPr>
@@ -5260,11 +3815,11 @@
       <w:tblPr/>
       <w:tcPr>
         <w:tcBorders>
-          <w:top w:val="single" w:color="8064A2" w:themeColor="accent4" w:sz="8" w:space="0"/>
-          <w:left w:val="single" w:color="8064A2" w:themeColor="accent4" w:sz="8" w:space="0"/>
-          <w:bottom w:val="single" w:color="8064A2" w:themeColor="accent4" w:sz="8" w:space="0"/>
-          <w:right w:val="single" w:color="8064A2" w:themeColor="accent4" w:sz="8" w:space="0"/>
-          <w:insideV w:val="single" w:color="8064A2" w:themeColor="accent4" w:sz="8" w:space="0"/>
+          <w:top w:val="single" w:sz="8" w:space="0" w:color="8064A2" w:themeColor="accent4"/>
+          <w:left w:val="single" w:sz="8" w:space="0" w:color="8064A2" w:themeColor="accent4"/>
+          <w:bottom w:val="single" w:sz="8" w:space="0" w:color="8064A2" w:themeColor="accent4"/>
+          <w:right w:val="single" w:sz="8" w:space="0" w:color="8064A2" w:themeColor="accent4"/>
+          <w:insideV w:val="single" w:sz="8" w:space="0" w:color="8064A2" w:themeColor="accent4"/>
         </w:tcBorders>
         <w:shd w:val="clear" w:color="auto" w:fill="DFD8E8" w:themeFill="accent4" w:themeFillTint="3F"/>
       </w:tcPr>
@@ -5273,11 +3828,11 @@
       <w:tblPr/>
       <w:tcPr>
         <w:tcBorders>
-          <w:top w:val="single" w:color="8064A2" w:themeColor="accent4" w:sz="8" w:space="0"/>
-          <w:left w:val="single" w:color="8064A2" w:themeColor="accent4" w:sz="8" w:space="0"/>
-          <w:bottom w:val="single" w:color="8064A2" w:themeColor="accent4" w:sz="8" w:space="0"/>
-          <w:right w:val="single" w:color="8064A2" w:themeColor="accent4" w:sz="8" w:space="0"/>
-          <w:insideV w:val="single" w:color="8064A2" w:themeColor="accent4" w:sz="8" w:space="0"/>
+          <w:top w:val="single" w:sz="8" w:space="0" w:color="8064A2" w:themeColor="accent4"/>
+          <w:left w:val="single" w:sz="8" w:space="0" w:color="8064A2" w:themeColor="accent4"/>
+          <w:bottom w:val="single" w:sz="8" w:space="0" w:color="8064A2" w:themeColor="accent4"/>
+          <w:right w:val="single" w:sz="8" w:space="0" w:color="8064A2" w:themeColor="accent4"/>
+          <w:insideV w:val="single" w:sz="8" w:space="0" w:color="8064A2" w:themeColor="accent4"/>
         </w:tcBorders>
       </w:tcPr>
     </w:tblStylePr>
@@ -5295,12 +3850,12 @@
       <w:tblStyleColBandSize w:val="1"/>
       <w:tblInd w:w="0" w:type="dxa"/>
       <w:tblBorders>
-        <w:top w:val="single" w:color="4BACC6" w:themeColor="accent5" w:sz="8" w:space="0"/>
-        <w:left w:val="single" w:color="4BACC6" w:themeColor="accent5" w:sz="8" w:space="0"/>
-        <w:bottom w:val="single" w:color="4BACC6" w:themeColor="accent5" w:sz="8" w:space="0"/>
-        <w:right w:val="single" w:color="4BACC6" w:themeColor="accent5" w:sz="8" w:space="0"/>
-        <w:insideH w:val="single" w:color="4BACC6" w:themeColor="accent5" w:sz="8" w:space="0"/>
-        <w:insideV w:val="single" w:color="4BACC6" w:themeColor="accent5" w:sz="8" w:space="0"/>
+        <w:top w:val="single" w:sz="8" w:space="0" w:color="4BACC6" w:themeColor="accent5"/>
+        <w:left w:val="single" w:sz="8" w:space="0" w:color="4BACC6" w:themeColor="accent5"/>
+        <w:bottom w:val="single" w:sz="8" w:space="0" w:color="4BACC6" w:themeColor="accent5"/>
+        <w:right w:val="single" w:sz="8" w:space="0" w:color="4BACC6" w:themeColor="accent5"/>
+        <w:insideH w:val="single" w:sz="8" w:space="0" w:color="4BACC6" w:themeColor="accent5"/>
+        <w:insideV w:val="single" w:sz="8" w:space="0" w:color="4BACC6" w:themeColor="accent5"/>
       </w:tblBorders>
       <w:tblCellMar>
         <w:top w:w="0" w:type="dxa"/>
@@ -5314,19 +3869,19 @@
         <w:spacing w:before="0" w:after="0" w:line="240" w:lineRule="auto"/>
       </w:pPr>
       <w:rPr>
-        <w:rFonts w:asciiTheme="majorHAnsi" w:hAnsiTheme="majorHAnsi" w:eastAsiaTheme="majorEastAsia" w:cstheme="majorBidi"/>
-        <w:b/>
-        <w:bCs/>
-      </w:rPr>
-      <w:tblPr/>
-      <w:tcPr>
-        <w:tcBorders>
-          <w:top w:val="single" w:color="4BACC6" w:themeColor="accent5" w:sz="8" w:space="0"/>
-          <w:left w:val="single" w:color="4BACC6" w:themeColor="accent5" w:sz="8" w:space="0"/>
-          <w:bottom w:val="single" w:color="4BACC6" w:themeColor="accent5" w:sz="18" w:space="0"/>
-          <w:right w:val="single" w:color="4BACC6" w:themeColor="accent5" w:sz="8" w:space="0"/>
-          <w:insideH w:val="nil"/>
-          <w:insideV w:val="single" w:color="4BACC6" w:themeColor="accent5" w:sz="8" w:space="0"/>
+        <w:rFonts w:asciiTheme="majorHAnsi" w:eastAsiaTheme="majorEastAsia" w:hAnsiTheme="majorHAnsi" w:cstheme="majorBidi"/>
+        <w:b/>
+        <w:bCs/>
+      </w:rPr>
+      <w:tblPr/>
+      <w:tcPr>
+        <w:tcBorders>
+          <w:top w:val="single" w:sz="8" w:space="0" w:color="4BACC6" w:themeColor="accent5"/>
+          <w:left w:val="single" w:sz="8" w:space="0" w:color="4BACC6" w:themeColor="accent5"/>
+          <w:bottom w:val="single" w:sz="18" w:space="0" w:color="4BACC6" w:themeColor="accent5"/>
+          <w:right w:val="single" w:sz="8" w:space="0" w:color="4BACC6" w:themeColor="accent5"/>
+          <w:insideH w:val="nil"/>
+          <w:insideV w:val="single" w:sz="8" w:space="0" w:color="4BACC6" w:themeColor="accent5"/>
         </w:tcBorders>
       </w:tcPr>
     </w:tblStylePr>
@@ -5335,42 +3890,42 @@
         <w:spacing w:before="0" w:after="0" w:line="240" w:lineRule="auto"/>
       </w:pPr>
       <w:rPr>
-        <w:rFonts w:asciiTheme="majorHAnsi" w:hAnsiTheme="majorHAnsi" w:eastAsiaTheme="majorEastAsia" w:cstheme="majorBidi"/>
-        <w:b/>
-        <w:bCs/>
-      </w:rPr>
-      <w:tblPr/>
-      <w:tcPr>
-        <w:tcBorders>
-          <w:top w:val="double" w:color="4BACC6" w:themeColor="accent5" w:sz="6" w:space="0"/>
-          <w:left w:val="single" w:color="4BACC6" w:themeColor="accent5" w:sz="8" w:space="0"/>
-          <w:bottom w:val="single" w:color="4BACC6" w:themeColor="accent5" w:sz="8" w:space="0"/>
-          <w:right w:val="single" w:color="4BACC6" w:themeColor="accent5" w:sz="8" w:space="0"/>
-          <w:insideH w:val="nil"/>
-          <w:insideV w:val="single" w:color="4BACC6" w:themeColor="accent5" w:sz="8" w:space="0"/>
+        <w:rFonts w:asciiTheme="majorHAnsi" w:eastAsiaTheme="majorEastAsia" w:hAnsiTheme="majorHAnsi" w:cstheme="majorBidi"/>
+        <w:b/>
+        <w:bCs/>
+      </w:rPr>
+      <w:tblPr/>
+      <w:tcPr>
+        <w:tcBorders>
+          <w:top w:val="double" w:sz="6" w:space="0" w:color="4BACC6" w:themeColor="accent5"/>
+          <w:left w:val="single" w:sz="8" w:space="0" w:color="4BACC6" w:themeColor="accent5"/>
+          <w:bottom w:val="single" w:sz="8" w:space="0" w:color="4BACC6" w:themeColor="accent5"/>
+          <w:right w:val="single" w:sz="8" w:space="0" w:color="4BACC6" w:themeColor="accent5"/>
+          <w:insideH w:val="nil"/>
+          <w:insideV w:val="single" w:sz="8" w:space="0" w:color="4BACC6" w:themeColor="accent5"/>
         </w:tcBorders>
       </w:tcPr>
     </w:tblStylePr>
     <w:tblStylePr w:type="firstCol">
       <w:rPr>
-        <w:rFonts w:asciiTheme="majorHAnsi" w:hAnsiTheme="majorHAnsi" w:eastAsiaTheme="majorEastAsia" w:cstheme="majorBidi"/>
+        <w:rFonts w:asciiTheme="majorHAnsi" w:eastAsiaTheme="majorEastAsia" w:hAnsiTheme="majorHAnsi" w:cstheme="majorBidi"/>
         <w:b/>
         <w:bCs/>
       </w:rPr>
     </w:tblStylePr>
     <w:tblStylePr w:type="lastCol">
       <w:rPr>
-        <w:rFonts w:asciiTheme="majorHAnsi" w:hAnsiTheme="majorHAnsi" w:eastAsiaTheme="majorEastAsia" w:cstheme="majorBidi"/>
-        <w:b/>
-        <w:bCs/>
-      </w:rPr>
-      <w:tblPr/>
-      <w:tcPr>
-        <w:tcBorders>
-          <w:top w:val="single" w:color="4BACC6" w:themeColor="accent5" w:sz="8" w:space="0"/>
-          <w:left w:val="single" w:color="4BACC6" w:themeColor="accent5" w:sz="8" w:space="0"/>
-          <w:bottom w:val="single" w:color="4BACC6" w:themeColor="accent5" w:sz="8" w:space="0"/>
-          <w:right w:val="single" w:color="4BACC6" w:themeColor="accent5" w:sz="8" w:space="0"/>
+        <w:rFonts w:asciiTheme="majorHAnsi" w:eastAsiaTheme="majorEastAsia" w:hAnsiTheme="majorHAnsi" w:cstheme="majorBidi"/>
+        <w:b/>
+        <w:bCs/>
+      </w:rPr>
+      <w:tblPr/>
+      <w:tcPr>
+        <w:tcBorders>
+          <w:top w:val="single" w:sz="8" w:space="0" w:color="4BACC6" w:themeColor="accent5"/>
+          <w:left w:val="single" w:sz="8" w:space="0" w:color="4BACC6" w:themeColor="accent5"/>
+          <w:bottom w:val="single" w:sz="8" w:space="0" w:color="4BACC6" w:themeColor="accent5"/>
+          <w:right w:val="single" w:sz="8" w:space="0" w:color="4BACC6" w:themeColor="accent5"/>
         </w:tcBorders>
       </w:tcPr>
     </w:tblStylePr>
@@ -5378,10 +3933,10 @@
       <w:tblPr/>
       <w:tcPr>
         <w:tcBorders>
-          <w:top w:val="single" w:color="4BACC6" w:themeColor="accent5" w:sz="8" w:space="0"/>
-          <w:left w:val="single" w:color="4BACC6" w:themeColor="accent5" w:sz="8" w:space="0"/>
-          <w:bottom w:val="single" w:color="4BACC6" w:themeColor="accent5" w:sz="8" w:space="0"/>
-          <w:right w:val="single" w:color="4BACC6" w:themeColor="accent5" w:sz="8" w:space="0"/>
+          <w:top w:val="single" w:sz="8" w:space="0" w:color="4BACC6" w:themeColor="accent5"/>
+          <w:left w:val="single" w:sz="8" w:space="0" w:color="4BACC6" w:themeColor="accent5"/>
+          <w:bottom w:val="single" w:sz="8" w:space="0" w:color="4BACC6" w:themeColor="accent5"/>
+          <w:right w:val="single" w:sz="8" w:space="0" w:color="4BACC6" w:themeColor="accent5"/>
         </w:tcBorders>
         <w:shd w:val="clear" w:color="auto" w:fill="D2EAF1" w:themeFill="accent5" w:themeFillTint="3F"/>
       </w:tcPr>
@@ -5390,11 +3945,11 @@
       <w:tblPr/>
       <w:tcPr>
         <w:tcBorders>
-          <w:top w:val="single" w:color="4BACC6" w:themeColor="accent5" w:sz="8" w:space="0"/>
-          <w:left w:val="single" w:color="4BACC6" w:themeColor="accent5" w:sz="8" w:space="0"/>
-          <w:bottom w:val="single" w:color="4BACC6" w:themeColor="accent5" w:sz="8" w:space="0"/>
-          <w:right w:val="single" w:color="4BACC6" w:themeColor="accent5" w:sz="8" w:space="0"/>
-          <w:insideV w:val="single" w:color="4BACC6" w:themeColor="accent5" w:sz="8" w:space="0"/>
+          <w:top w:val="single" w:sz="8" w:space="0" w:color="4BACC6" w:themeColor="accent5"/>
+          <w:left w:val="single" w:sz="8" w:space="0" w:color="4BACC6" w:themeColor="accent5"/>
+          <w:bottom w:val="single" w:sz="8" w:space="0" w:color="4BACC6" w:themeColor="accent5"/>
+          <w:right w:val="single" w:sz="8" w:space="0" w:color="4BACC6" w:themeColor="accent5"/>
+          <w:insideV w:val="single" w:sz="8" w:space="0" w:color="4BACC6" w:themeColor="accent5"/>
         </w:tcBorders>
         <w:shd w:val="clear" w:color="auto" w:fill="D2EAF1" w:themeFill="accent5" w:themeFillTint="3F"/>
       </w:tcPr>
@@ -5403,11 +3958,11 @@
       <w:tblPr/>
       <w:tcPr>
         <w:tcBorders>
-          <w:top w:val="single" w:color="4BACC6" w:themeColor="accent5" w:sz="8" w:space="0"/>
-          <w:left w:val="single" w:color="4BACC6" w:themeColor="accent5" w:sz="8" w:space="0"/>
-          <w:bottom w:val="single" w:color="4BACC6" w:themeColor="accent5" w:sz="8" w:space="0"/>
-          <w:right w:val="single" w:color="4BACC6" w:themeColor="accent5" w:sz="8" w:space="0"/>
-          <w:insideV w:val="single" w:color="4BACC6" w:themeColor="accent5" w:sz="8" w:space="0"/>
+          <w:top w:val="single" w:sz="8" w:space="0" w:color="4BACC6" w:themeColor="accent5"/>
+          <w:left w:val="single" w:sz="8" w:space="0" w:color="4BACC6" w:themeColor="accent5"/>
+          <w:bottom w:val="single" w:sz="8" w:space="0" w:color="4BACC6" w:themeColor="accent5"/>
+          <w:right w:val="single" w:sz="8" w:space="0" w:color="4BACC6" w:themeColor="accent5"/>
+          <w:insideV w:val="single" w:sz="8" w:space="0" w:color="4BACC6" w:themeColor="accent5"/>
         </w:tcBorders>
       </w:tcPr>
     </w:tblStylePr>
@@ -5425,12 +3980,12 @@
       <w:tblStyleColBandSize w:val="1"/>
       <w:tblInd w:w="0" w:type="dxa"/>
       <w:tblBorders>
-        <w:top w:val="single" w:color="F79646" w:themeColor="accent6" w:sz="8" w:space="0"/>
-        <w:left w:val="single" w:color="F79646" w:themeColor="accent6" w:sz="8" w:space="0"/>
-        <w:bottom w:val="single" w:color="F79646" w:themeColor="accent6" w:sz="8" w:space="0"/>
-        <w:right w:val="single" w:color="F79646" w:themeColor="accent6" w:sz="8" w:space="0"/>
-        <w:insideH w:val="single" w:color="F79646" w:themeColor="accent6" w:sz="8" w:space="0"/>
-        <w:insideV w:val="single" w:color="F79646" w:themeColor="accent6" w:sz="8" w:space="0"/>
+        <w:top w:val="single" w:sz="8" w:space="0" w:color="F79646" w:themeColor="accent6"/>
+        <w:left w:val="single" w:sz="8" w:space="0" w:color="F79646" w:themeColor="accent6"/>
+        <w:bottom w:val="single" w:sz="8" w:space="0" w:color="F79646" w:themeColor="accent6"/>
+        <w:right w:val="single" w:sz="8" w:space="0" w:color="F79646" w:themeColor="accent6"/>
+        <w:insideH w:val="single" w:sz="8" w:space="0" w:color="F79646" w:themeColor="accent6"/>
+        <w:insideV w:val="single" w:sz="8" w:space="0" w:color="F79646" w:themeColor="accent6"/>
       </w:tblBorders>
       <w:tblCellMar>
         <w:top w:w="0" w:type="dxa"/>
@@ -5444,19 +3999,19 @@
         <w:spacing w:before="0" w:after="0" w:line="240" w:lineRule="auto"/>
       </w:pPr>
       <w:rPr>
-        <w:rFonts w:asciiTheme="majorHAnsi" w:hAnsiTheme="majorHAnsi" w:eastAsiaTheme="majorEastAsia" w:cstheme="majorBidi"/>
-        <w:b/>
-        <w:bCs/>
-      </w:rPr>
-      <w:tblPr/>
-      <w:tcPr>
-        <w:tcBorders>
-          <w:top w:val="single" w:color="F79646" w:themeColor="accent6" w:sz="8" w:space="0"/>
-          <w:left w:val="single" w:color="F79646" w:themeColor="accent6" w:sz="8" w:space="0"/>
-          <w:bottom w:val="single" w:color="F79646" w:themeColor="accent6" w:sz="18" w:space="0"/>
-          <w:right w:val="single" w:color="F79646" w:themeColor="accent6" w:sz="8" w:space="0"/>
-          <w:insideH w:val="nil"/>
-          <w:insideV w:val="single" w:color="F79646" w:themeColor="accent6" w:sz="8" w:space="0"/>
+        <w:rFonts w:asciiTheme="majorHAnsi" w:eastAsiaTheme="majorEastAsia" w:hAnsiTheme="majorHAnsi" w:cstheme="majorBidi"/>
+        <w:b/>
+        <w:bCs/>
+      </w:rPr>
+      <w:tblPr/>
+      <w:tcPr>
+        <w:tcBorders>
+          <w:top w:val="single" w:sz="8" w:space="0" w:color="F79646" w:themeColor="accent6"/>
+          <w:left w:val="single" w:sz="8" w:space="0" w:color="F79646" w:themeColor="accent6"/>
+          <w:bottom w:val="single" w:sz="18" w:space="0" w:color="F79646" w:themeColor="accent6"/>
+          <w:right w:val="single" w:sz="8" w:space="0" w:color="F79646" w:themeColor="accent6"/>
+          <w:insideH w:val="nil"/>
+          <w:insideV w:val="single" w:sz="8" w:space="0" w:color="F79646" w:themeColor="accent6"/>
         </w:tcBorders>
       </w:tcPr>
     </w:tblStylePr>
@@ -5465,42 +4020,42 @@
         <w:spacing w:before="0" w:after="0" w:line="240" w:lineRule="auto"/>
       </w:pPr>
       <w:rPr>
-        <w:rFonts w:asciiTheme="majorHAnsi" w:hAnsiTheme="majorHAnsi" w:eastAsiaTheme="majorEastAsia" w:cstheme="majorBidi"/>
-        <w:b/>
-        <w:bCs/>
-      </w:rPr>
-      <w:tblPr/>
-      <w:tcPr>
-        <w:tcBorders>
-          <w:top w:val="double" w:color="F79646" w:themeColor="accent6" w:sz="6" w:space="0"/>
-          <w:left w:val="single" w:color="F79646" w:themeColor="accent6" w:sz="8" w:space="0"/>
-          <w:bottom w:val="single" w:color="F79646" w:themeColor="accent6" w:sz="8" w:space="0"/>
-          <w:right w:val="single" w:color="F79646" w:themeColor="accent6" w:sz="8" w:space="0"/>
-          <w:insideH w:val="nil"/>
-          <w:insideV w:val="single" w:color="F79646" w:themeColor="accent6" w:sz="8" w:space="0"/>
+        <w:rFonts w:asciiTheme="majorHAnsi" w:eastAsiaTheme="majorEastAsia" w:hAnsiTheme="majorHAnsi" w:cstheme="majorBidi"/>
+        <w:b/>
+        <w:bCs/>
+      </w:rPr>
+      <w:tblPr/>
+      <w:tcPr>
+        <w:tcBorders>
+          <w:top w:val="double" w:sz="6" w:space="0" w:color="F79646" w:themeColor="accent6"/>
+          <w:left w:val="single" w:sz="8" w:space="0" w:color="F79646" w:themeColor="accent6"/>
+          <w:bottom w:val="single" w:sz="8" w:space="0" w:color="F79646" w:themeColor="accent6"/>
+          <w:right w:val="single" w:sz="8" w:space="0" w:color="F79646" w:themeColor="accent6"/>
+          <w:insideH w:val="nil"/>
+          <w:insideV w:val="single" w:sz="8" w:space="0" w:color="F79646" w:themeColor="accent6"/>
         </w:tcBorders>
       </w:tcPr>
     </w:tblStylePr>
     <w:tblStylePr w:type="firstCol">
       <w:rPr>
-        <w:rFonts w:asciiTheme="majorHAnsi" w:hAnsiTheme="majorHAnsi" w:eastAsiaTheme="majorEastAsia" w:cstheme="majorBidi"/>
+        <w:rFonts w:asciiTheme="majorHAnsi" w:eastAsiaTheme="majorEastAsia" w:hAnsiTheme="majorHAnsi" w:cstheme="majorBidi"/>
         <w:b/>
         <w:bCs/>
       </w:rPr>
     </w:tblStylePr>
     <w:tblStylePr w:type="lastCol">
       <w:rPr>
-        <w:rFonts w:asciiTheme="majorHAnsi" w:hAnsiTheme="majorHAnsi" w:eastAsiaTheme="majorEastAsia" w:cstheme="majorBidi"/>
-        <w:b/>
-        <w:bCs/>
-      </w:rPr>
-      <w:tblPr/>
-      <w:tcPr>
-        <w:tcBorders>
-          <w:top w:val="single" w:color="F79646" w:themeColor="accent6" w:sz="8" w:space="0"/>
-          <w:left w:val="single" w:color="F79646" w:themeColor="accent6" w:sz="8" w:space="0"/>
-          <w:bottom w:val="single" w:color="F79646" w:themeColor="accent6" w:sz="8" w:space="0"/>
-          <w:right w:val="single" w:color="F79646" w:themeColor="accent6" w:sz="8" w:space="0"/>
+        <w:rFonts w:asciiTheme="majorHAnsi" w:eastAsiaTheme="majorEastAsia" w:hAnsiTheme="majorHAnsi" w:cstheme="majorBidi"/>
+        <w:b/>
+        <w:bCs/>
+      </w:rPr>
+      <w:tblPr/>
+      <w:tcPr>
+        <w:tcBorders>
+          <w:top w:val="single" w:sz="8" w:space="0" w:color="F79646" w:themeColor="accent6"/>
+          <w:left w:val="single" w:sz="8" w:space="0" w:color="F79646" w:themeColor="accent6"/>
+          <w:bottom w:val="single" w:sz="8" w:space="0" w:color="F79646" w:themeColor="accent6"/>
+          <w:right w:val="single" w:sz="8" w:space="0" w:color="F79646" w:themeColor="accent6"/>
         </w:tcBorders>
       </w:tcPr>
     </w:tblStylePr>
@@ -5508,10 +4063,10 @@
       <w:tblPr/>
       <w:tcPr>
         <w:tcBorders>
-          <w:top w:val="single" w:color="F79646" w:themeColor="accent6" w:sz="8" w:space="0"/>
-          <w:left w:val="single" w:color="F79646" w:themeColor="accent6" w:sz="8" w:space="0"/>
-          <w:bottom w:val="single" w:color="F79646" w:themeColor="accent6" w:sz="8" w:space="0"/>
-          <w:right w:val="single" w:color="F79646" w:themeColor="accent6" w:sz="8" w:space="0"/>
+          <w:top w:val="single" w:sz="8" w:space="0" w:color="F79646" w:themeColor="accent6"/>
+          <w:left w:val="single" w:sz="8" w:space="0" w:color="F79646" w:themeColor="accent6"/>
+          <w:bottom w:val="single" w:sz="8" w:space="0" w:color="F79646" w:themeColor="accent6"/>
+          <w:right w:val="single" w:sz="8" w:space="0" w:color="F79646" w:themeColor="accent6"/>
         </w:tcBorders>
         <w:shd w:val="clear" w:color="auto" w:fill="FDE4D0" w:themeFill="accent6" w:themeFillTint="3F"/>
       </w:tcPr>
@@ -5520,11 +4075,11 @@
       <w:tblPr/>
       <w:tcPr>
         <w:tcBorders>
-          <w:top w:val="single" w:color="F79646" w:themeColor="accent6" w:sz="8" w:space="0"/>
-          <w:left w:val="single" w:color="F79646" w:themeColor="accent6" w:sz="8" w:space="0"/>
-          <w:bottom w:val="single" w:color="F79646" w:themeColor="accent6" w:sz="8" w:space="0"/>
-          <w:right w:val="single" w:color="F79646" w:themeColor="accent6" w:sz="8" w:space="0"/>
-          <w:insideV w:val="single" w:color="F79646" w:themeColor="accent6" w:sz="8" w:space="0"/>
+          <w:top w:val="single" w:sz="8" w:space="0" w:color="F79646" w:themeColor="accent6"/>
+          <w:left w:val="single" w:sz="8" w:space="0" w:color="F79646" w:themeColor="accent6"/>
+          <w:bottom w:val="single" w:sz="8" w:space="0" w:color="F79646" w:themeColor="accent6"/>
+          <w:right w:val="single" w:sz="8" w:space="0" w:color="F79646" w:themeColor="accent6"/>
+          <w:insideV w:val="single" w:sz="8" w:space="0" w:color="F79646" w:themeColor="accent6"/>
         </w:tcBorders>
         <w:shd w:val="clear" w:color="auto" w:fill="FDE4D0" w:themeFill="accent6" w:themeFillTint="3F"/>
       </w:tcPr>
@@ -5533,11 +4088,11 @@
       <w:tblPr/>
       <w:tcPr>
         <w:tcBorders>
-          <w:top w:val="single" w:color="F79646" w:themeColor="accent6" w:sz="8" w:space="0"/>
-          <w:left w:val="single" w:color="F79646" w:themeColor="accent6" w:sz="8" w:space="0"/>
-          <w:bottom w:val="single" w:color="F79646" w:themeColor="accent6" w:sz="8" w:space="0"/>
-          <w:right w:val="single" w:color="F79646" w:themeColor="accent6" w:sz="8" w:space="0"/>
-          <w:insideV w:val="single" w:color="F79646" w:themeColor="accent6" w:sz="8" w:space="0"/>
+          <w:top w:val="single" w:sz="8" w:space="0" w:color="F79646" w:themeColor="accent6"/>
+          <w:left w:val="single" w:sz="8" w:space="0" w:color="F79646" w:themeColor="accent6"/>
+          <w:bottom w:val="single" w:sz="8" w:space="0" w:color="F79646" w:themeColor="accent6"/>
+          <w:right w:val="single" w:sz="8" w:space="0" w:color="F79646" w:themeColor="accent6"/>
+          <w:insideV w:val="single" w:sz="8" w:space="0" w:color="F79646" w:themeColor="accent6"/>
         </w:tcBorders>
       </w:tcPr>
     </w:tblStylePr>
@@ -5555,11 +4110,11 @@
       <w:tblStyleColBandSize w:val="1"/>
       <w:tblInd w:w="0" w:type="dxa"/>
       <w:tblBorders>
-        <w:top w:val="single" w:color="404040" w:themeColor="text1" w:themeTint="BF" w:sz="8" w:space="0"/>
-        <w:left w:val="single" w:color="404040" w:themeColor="text1" w:themeTint="BF" w:sz="8" w:space="0"/>
-        <w:bottom w:val="single" w:color="404040" w:themeColor="text1" w:themeTint="BF" w:sz="8" w:space="0"/>
-        <w:right w:val="single" w:color="404040" w:themeColor="text1" w:themeTint="BF" w:sz="8" w:space="0"/>
-        <w:insideH w:val="single" w:color="404040" w:themeColor="text1" w:themeTint="BF" w:sz="8" w:space="0"/>
+        <w:top w:val="single" w:sz="8" w:space="0" w:color="404040" w:themeColor="text1" w:themeTint="BF"/>
+        <w:left w:val="single" w:sz="8" w:space="0" w:color="404040" w:themeColor="text1" w:themeTint="BF"/>
+        <w:bottom w:val="single" w:sz="8" w:space="0" w:color="404040" w:themeColor="text1" w:themeTint="BF"/>
+        <w:right w:val="single" w:sz="8" w:space="0" w:color="404040" w:themeColor="text1" w:themeTint="BF"/>
+        <w:insideH w:val="single" w:sz="8" w:space="0" w:color="404040" w:themeColor="text1" w:themeTint="BF"/>
       </w:tblBorders>
       <w:tblCellMar>
         <w:top w:w="0" w:type="dxa"/>
@@ -5580,10 +4135,10 @@
       <w:tblPr/>
       <w:tcPr>
         <w:tcBorders>
-          <w:top w:val="single" w:color="404040" w:themeColor="text1" w:themeTint="BF" w:sz="8" w:space="0"/>
-          <w:left w:val="single" w:color="404040" w:themeColor="text1" w:themeTint="BF" w:sz="8" w:space="0"/>
-          <w:bottom w:val="single" w:color="404040" w:themeColor="text1" w:themeTint="BF" w:sz="8" w:space="0"/>
-          <w:right w:val="single" w:color="404040" w:themeColor="text1" w:themeTint="BF" w:sz="8" w:space="0"/>
+          <w:top w:val="single" w:sz="8" w:space="0" w:color="404040" w:themeColor="text1" w:themeTint="BF"/>
+          <w:left w:val="single" w:sz="8" w:space="0" w:color="404040" w:themeColor="text1" w:themeTint="BF"/>
+          <w:bottom w:val="single" w:sz="8" w:space="0" w:color="404040" w:themeColor="text1" w:themeTint="BF"/>
+          <w:right w:val="single" w:sz="8" w:space="0" w:color="404040" w:themeColor="text1" w:themeTint="BF"/>
           <w:insideH w:val="nil"/>
           <w:insideV w:val="nil"/>
         </w:tcBorders>
@@ -5601,10 +4156,10 @@
       <w:tblPr/>
       <w:tcPr>
         <w:tcBorders>
-          <w:top w:val="double" w:color="404040" w:themeColor="text1" w:themeTint="BF" w:sz="6" w:space="0"/>
-          <w:left w:val="single" w:color="404040" w:themeColor="text1" w:themeTint="BF" w:sz="8" w:space="0"/>
-          <w:bottom w:val="single" w:color="404040" w:themeColor="text1" w:themeTint="BF" w:sz="8" w:space="0"/>
-          <w:right w:val="single" w:color="404040" w:themeColor="text1" w:themeTint="BF" w:sz="8" w:space="0"/>
+          <w:top w:val="double" w:sz="6" w:space="0" w:color="404040" w:themeColor="text1" w:themeTint="BF"/>
+          <w:left w:val="single" w:sz="8" w:space="0" w:color="404040" w:themeColor="text1" w:themeTint="BF"/>
+          <w:bottom w:val="single" w:sz="8" w:space="0" w:color="404040" w:themeColor="text1" w:themeTint="BF"/>
+          <w:right w:val="single" w:sz="8" w:space="0" w:color="404040" w:themeColor="text1" w:themeTint="BF"/>
           <w:insideH w:val="nil"/>
           <w:insideV w:val="nil"/>
         </w:tcBorders>
@@ -5661,11 +4216,11 @@
       <w:tblStyleColBandSize w:val="1"/>
       <w:tblInd w:w="0" w:type="dxa"/>
       <w:tblBorders>
-        <w:top w:val="single" w:color="7BA0CD" w:themeColor="accent1" w:themeTint="BF" w:sz="8" w:space="0"/>
-        <w:left w:val="single" w:color="7BA0CD" w:themeColor="accent1" w:themeTint="BF" w:sz="8" w:space="0"/>
-        <w:bottom w:val="single" w:color="7BA0CD" w:themeColor="accent1" w:themeTint="BF" w:sz="8" w:space="0"/>
-        <w:right w:val="single" w:color="7BA0CD" w:themeColor="accent1" w:themeTint="BF" w:sz="8" w:space="0"/>
-        <w:insideH w:val="single" w:color="7BA0CD" w:themeColor="accent1" w:themeTint="BF" w:sz="8" w:space="0"/>
+        <w:top w:val="single" w:sz="8" w:space="0" w:color="7BA0CD" w:themeColor="accent1" w:themeTint="BF"/>
+        <w:left w:val="single" w:sz="8" w:space="0" w:color="7BA0CD" w:themeColor="accent1" w:themeTint="BF"/>
+        <w:bottom w:val="single" w:sz="8" w:space="0" w:color="7BA0CD" w:themeColor="accent1" w:themeTint="BF"/>
+        <w:right w:val="single" w:sz="8" w:space="0" w:color="7BA0CD" w:themeColor="accent1" w:themeTint="BF"/>
+        <w:insideH w:val="single" w:sz="8" w:space="0" w:color="7BA0CD" w:themeColor="accent1" w:themeTint="BF"/>
       </w:tblBorders>
       <w:tblCellMar>
         <w:top w:w="0" w:type="dxa"/>
@@ -5686,10 +4241,10 @@
       <w:tblPr/>
       <w:tcPr>
         <w:tcBorders>
-          <w:top w:val="single" w:color="7BA0CD" w:themeColor="accent1" w:themeTint="BF" w:sz="8" w:space="0"/>
-          <w:left w:val="single" w:color="7BA0CD" w:themeColor="accent1" w:themeTint="BF" w:sz="8" w:space="0"/>
-          <w:bottom w:val="single" w:color="7BA0CD" w:themeColor="accent1" w:themeTint="BF" w:sz="8" w:space="0"/>
-          <w:right w:val="single" w:color="7BA0CD" w:themeColor="accent1" w:themeTint="BF" w:sz="8" w:space="0"/>
+          <w:top w:val="single" w:sz="8" w:space="0" w:color="7BA0CD" w:themeColor="accent1" w:themeTint="BF"/>
+          <w:left w:val="single" w:sz="8" w:space="0" w:color="7BA0CD" w:themeColor="accent1" w:themeTint="BF"/>
+          <w:bottom w:val="single" w:sz="8" w:space="0" w:color="7BA0CD" w:themeColor="accent1" w:themeTint="BF"/>
+          <w:right w:val="single" w:sz="8" w:space="0" w:color="7BA0CD" w:themeColor="accent1" w:themeTint="BF"/>
           <w:insideH w:val="nil"/>
           <w:insideV w:val="nil"/>
         </w:tcBorders>
@@ -5707,10 +4262,10 @@
       <w:tblPr/>
       <w:tcPr>
         <w:tcBorders>
-          <w:top w:val="double" w:color="7BA0CD" w:themeColor="accent1" w:themeTint="BF" w:sz="6" w:space="0"/>
-          <w:left w:val="single" w:color="7BA0CD" w:themeColor="accent1" w:themeTint="BF" w:sz="8" w:space="0"/>
-          <w:bottom w:val="single" w:color="7BA0CD" w:themeColor="accent1" w:themeTint="BF" w:sz="8" w:space="0"/>
-          <w:right w:val="single" w:color="7BA0CD" w:themeColor="accent1" w:themeTint="BF" w:sz="8" w:space="0"/>
+          <w:top w:val="double" w:sz="6" w:space="0" w:color="7BA0CD" w:themeColor="accent1" w:themeTint="BF"/>
+          <w:left w:val="single" w:sz="8" w:space="0" w:color="7BA0CD" w:themeColor="accent1" w:themeTint="BF"/>
+          <w:bottom w:val="single" w:sz="8" w:space="0" w:color="7BA0CD" w:themeColor="accent1" w:themeTint="BF"/>
+          <w:right w:val="single" w:sz="8" w:space="0" w:color="7BA0CD" w:themeColor="accent1" w:themeTint="BF"/>
           <w:insideH w:val="nil"/>
           <w:insideV w:val="nil"/>
         </w:tcBorders>
@@ -5767,11 +4322,11 @@
       <w:tblStyleColBandSize w:val="1"/>
       <w:tblInd w:w="0" w:type="dxa"/>
       <w:tblBorders>
-        <w:top w:val="single" w:color="CF7B79" w:themeColor="accent2" w:themeTint="BF" w:sz="8" w:space="0"/>
-        <w:left w:val="single" w:color="CF7B79" w:themeColor="accent2" w:themeTint="BF" w:sz="8" w:space="0"/>
-        <w:bottom w:val="single" w:color="CF7B79" w:themeColor="accent2" w:themeTint="BF" w:sz="8" w:space="0"/>
-        <w:right w:val="single" w:color="CF7B79" w:themeColor="accent2" w:themeTint="BF" w:sz="8" w:space="0"/>
-        <w:insideH w:val="single" w:color="CF7B79" w:themeColor="accent2" w:themeTint="BF" w:sz="8" w:space="0"/>
+        <w:top w:val="single" w:sz="8" w:space="0" w:color="CF7B79" w:themeColor="accent2" w:themeTint="BF"/>
+        <w:left w:val="single" w:sz="8" w:space="0" w:color="CF7B79" w:themeColor="accent2" w:themeTint="BF"/>
+        <w:bottom w:val="single" w:sz="8" w:space="0" w:color="CF7B79" w:themeColor="accent2" w:themeTint="BF"/>
+        <w:right w:val="single" w:sz="8" w:space="0" w:color="CF7B79" w:themeColor="accent2" w:themeTint="BF"/>
+        <w:insideH w:val="single" w:sz="8" w:space="0" w:color="CF7B79" w:themeColor="accent2" w:themeTint="BF"/>
       </w:tblBorders>
       <w:tblCellMar>
         <w:top w:w="0" w:type="dxa"/>
@@ -5792,10 +4347,10 @@
       <w:tblPr/>
       <w:tcPr>
         <w:tcBorders>
-          <w:top w:val="single" w:color="CF7B79" w:themeColor="accent2" w:themeTint="BF" w:sz="8" w:space="0"/>
-          <w:left w:val="single" w:color="CF7B79" w:themeColor="accent2" w:themeTint="BF" w:sz="8" w:space="0"/>
-          <w:bottom w:val="single" w:color="CF7B79" w:themeColor="accent2" w:themeTint="BF" w:sz="8" w:space="0"/>
-          <w:right w:val="single" w:color="CF7B79" w:themeColor="accent2" w:themeTint="BF" w:sz="8" w:space="0"/>
+          <w:top w:val="single" w:sz="8" w:space="0" w:color="CF7B79" w:themeColor="accent2" w:themeTint="BF"/>
+          <w:left w:val="single" w:sz="8" w:space="0" w:color="CF7B79" w:themeColor="accent2" w:themeTint="BF"/>
+          <w:bottom w:val="single" w:sz="8" w:space="0" w:color="CF7B79" w:themeColor="accent2" w:themeTint="BF"/>
+          <w:right w:val="single" w:sz="8" w:space="0" w:color="CF7B79" w:themeColor="accent2" w:themeTint="BF"/>
           <w:insideH w:val="nil"/>
           <w:insideV w:val="nil"/>
         </w:tcBorders>
@@ -5813,10 +4368,10 @@
       <w:tblPr/>
       <w:tcPr>
         <w:tcBorders>
-          <w:top w:val="double" w:color="CF7B79" w:themeColor="accent2" w:themeTint="BF" w:sz="6" w:space="0"/>
-          <w:left w:val="single" w:color="CF7B79" w:themeColor="accent2" w:themeTint="BF" w:sz="8" w:space="0"/>
-          <w:bottom w:val="single" w:color="CF7B79" w:themeColor="accent2" w:themeTint="BF" w:sz="8" w:space="0"/>
-          <w:right w:val="single" w:color="CF7B79" w:themeColor="accent2" w:themeTint="BF" w:sz="8" w:space="0"/>
+          <w:top w:val="double" w:sz="6" w:space="0" w:color="CF7B79" w:themeColor="accent2" w:themeTint="BF"/>
+          <w:left w:val="single" w:sz="8" w:space="0" w:color="CF7B79" w:themeColor="accent2" w:themeTint="BF"/>
+          <w:bottom w:val="single" w:sz="8" w:space="0" w:color="CF7B79" w:themeColor="accent2" w:themeTint="BF"/>
+          <w:right w:val="single" w:sz="8" w:space="0" w:color="CF7B79" w:themeColor="accent2" w:themeTint="BF"/>
           <w:insideH w:val="nil"/>
           <w:insideV w:val="nil"/>
         </w:tcBorders>
@@ -5873,11 +4428,11 @@
       <w:tblStyleColBandSize w:val="1"/>
       <w:tblInd w:w="0" w:type="dxa"/>
       <w:tblBorders>
-        <w:top w:val="single" w:color="B3CC82" w:themeColor="accent3" w:themeTint="BF" w:sz="8" w:space="0"/>
-        <w:left w:val="single" w:color="B3CC82" w:themeColor="accent3" w:themeTint="BF" w:sz="8" w:space="0"/>
-        <w:bottom w:val="single" w:color="B3CC82" w:themeColor="accent3" w:themeTint="BF" w:sz="8" w:space="0"/>
-        <w:right w:val="single" w:color="B3CC82" w:themeColor="accent3" w:themeTint="BF" w:sz="8" w:space="0"/>
-        <w:insideH w:val="single" w:color="B3CC82" w:themeColor="accent3" w:themeTint="BF" w:sz="8" w:space="0"/>
+        <w:top w:val="single" w:sz="8" w:space="0" w:color="B3CC82" w:themeColor="accent3" w:themeTint="BF"/>
+        <w:left w:val="single" w:sz="8" w:space="0" w:color="B3CC82" w:themeColor="accent3" w:themeTint="BF"/>
+        <w:bottom w:val="single" w:sz="8" w:space="0" w:color="B3CC82" w:themeColor="accent3" w:themeTint="BF"/>
+        <w:right w:val="single" w:sz="8" w:space="0" w:color="B3CC82" w:themeColor="accent3" w:themeTint="BF"/>
+        <w:insideH w:val="single" w:sz="8" w:space="0" w:color="B3CC82" w:themeColor="accent3" w:themeTint="BF"/>
       </w:tblBorders>
       <w:tblCellMar>
         <w:top w:w="0" w:type="dxa"/>
@@ -5898,10 +4453,10 @@
       <w:tblPr/>
       <w:tcPr>
         <w:tcBorders>
-          <w:top w:val="single" w:color="B3CC82" w:themeColor="accent3" w:themeTint="BF" w:sz="8" w:space="0"/>
-          <w:left w:val="single" w:color="B3CC82" w:themeColor="accent3" w:themeTint="BF" w:sz="8" w:space="0"/>
-          <w:bottom w:val="single" w:color="B3CC82" w:themeColor="accent3" w:themeTint="BF" w:sz="8" w:space="0"/>
-          <w:right w:val="single" w:color="B3CC82" w:themeColor="accent3" w:themeTint="BF" w:sz="8" w:space="0"/>
+          <w:top w:val="single" w:sz="8" w:space="0" w:color="B3CC82" w:themeColor="accent3" w:themeTint="BF"/>
+          <w:left w:val="single" w:sz="8" w:space="0" w:color="B3CC82" w:themeColor="accent3" w:themeTint="BF"/>
+          <w:bottom w:val="single" w:sz="8" w:space="0" w:color="B3CC82" w:themeColor="accent3" w:themeTint="BF"/>
+          <w:right w:val="single" w:sz="8" w:space="0" w:color="B3CC82" w:themeColor="accent3" w:themeTint="BF"/>
           <w:insideH w:val="nil"/>
           <w:insideV w:val="nil"/>
         </w:tcBorders>
@@ -5919,10 +4474,10 @@
       <w:tblPr/>
       <w:tcPr>
         <w:tcBorders>
-          <w:top w:val="double" w:color="B3CC82" w:themeColor="accent3" w:themeTint="BF" w:sz="6" w:space="0"/>
-          <w:left w:val="single" w:color="B3CC82" w:themeColor="accent3" w:themeTint="BF" w:sz="8" w:space="0"/>
-          <w:bottom w:val="single" w:color="B3CC82" w:themeColor="accent3" w:themeTint="BF" w:sz="8" w:space="0"/>
-          <w:right w:val="single" w:color="B3CC82" w:themeColor="accent3" w:themeTint="BF" w:sz="8" w:space="0"/>
+          <w:top w:val="double" w:sz="6" w:space="0" w:color="B3CC82" w:themeColor="accent3" w:themeTint="BF"/>
+          <w:left w:val="single" w:sz="8" w:space="0" w:color="B3CC82" w:themeColor="accent3" w:themeTint="BF"/>
+          <w:bottom w:val="single" w:sz="8" w:space="0" w:color="B3CC82" w:themeColor="accent3" w:themeTint="BF"/>
+          <w:right w:val="single" w:sz="8" w:space="0" w:color="B3CC82" w:themeColor="accent3" w:themeTint="BF"/>
           <w:insideH w:val="nil"/>
           <w:insideV w:val="nil"/>
         </w:tcBorders>
@@ -5979,11 +4534,11 @@
       <w:tblStyleColBandSize w:val="1"/>
       <w:tblInd w:w="0" w:type="dxa"/>
       <w:tblBorders>
-        <w:top w:val="single" w:color="9F8AB9" w:themeColor="accent4" w:themeTint="BF" w:sz="8" w:space="0"/>
-        <w:left w:val="single" w:color="9F8AB9" w:themeColor="accent4" w:themeTint="BF" w:sz="8" w:space="0"/>
-        <w:bottom w:val="single" w:color="9F8AB9" w:themeColor="accent4" w:themeTint="BF" w:sz="8" w:space="0"/>
-        <w:right w:val="single" w:color="9F8AB9" w:themeColor="accent4" w:themeTint="BF" w:sz="8" w:space="0"/>
-        <w:insideH w:val="single" w:color="9F8AB9" w:themeColor="accent4" w:themeTint="BF" w:sz="8" w:space="0"/>
+        <w:top w:val="single" w:sz="8" w:space="0" w:color="9F8AB9" w:themeColor="accent4" w:themeTint="BF"/>
+        <w:left w:val="single" w:sz="8" w:space="0" w:color="9F8AB9" w:themeColor="accent4" w:themeTint="BF"/>
+        <w:bottom w:val="single" w:sz="8" w:space="0" w:color="9F8AB9" w:themeColor="accent4" w:themeTint="BF"/>
+        <w:right w:val="single" w:sz="8" w:space="0" w:color="9F8AB9" w:themeColor="accent4" w:themeTint="BF"/>
+        <w:insideH w:val="single" w:sz="8" w:space="0" w:color="9F8AB9" w:themeColor="accent4" w:themeTint="BF"/>
       </w:tblBorders>
       <w:tblCellMar>
         <w:top w:w="0" w:type="dxa"/>
@@ -6004,10 +4559,10 @@
       <w:tblPr/>
       <w:tcPr>
         <w:tcBorders>
-          <w:top w:val="single" w:color="9F8AB9" w:themeColor="accent4" w:themeTint="BF" w:sz="8" w:space="0"/>
-          <w:left w:val="single" w:color="9F8AB9" w:themeColor="accent4" w:themeTint="BF" w:sz="8" w:space="0"/>
-          <w:bottom w:val="single" w:color="9F8AB9" w:themeColor="accent4" w:themeTint="BF" w:sz="8" w:space="0"/>
-          <w:right w:val="single" w:color="9F8AB9" w:themeColor="accent4" w:themeTint="BF" w:sz="8" w:space="0"/>
+          <w:top w:val="single" w:sz="8" w:space="0" w:color="9F8AB9" w:themeColor="accent4" w:themeTint="BF"/>
+          <w:left w:val="single" w:sz="8" w:space="0" w:color="9F8AB9" w:themeColor="accent4" w:themeTint="BF"/>
+          <w:bottom w:val="single" w:sz="8" w:space="0" w:color="9F8AB9" w:themeColor="accent4" w:themeTint="BF"/>
+          <w:right w:val="single" w:sz="8" w:space="0" w:color="9F8AB9" w:themeColor="accent4" w:themeTint="BF"/>
           <w:insideH w:val="nil"/>
           <w:insideV w:val="nil"/>
         </w:tcBorders>
@@ -6025,10 +4580,10 @@
       <w:tblPr/>
       <w:tcPr>
         <w:tcBorders>
-          <w:top w:val="double" w:color="9F8AB9" w:themeColor="accent4" w:themeTint="BF" w:sz="6" w:space="0"/>
-          <w:left w:val="single" w:color="9F8AB9" w:themeColor="accent4" w:themeTint="BF" w:sz="8" w:space="0"/>
-          <w:bottom w:val="single" w:color="9F8AB9" w:themeColor="accent4" w:themeTint="BF" w:sz="8" w:space="0"/>
-          <w:right w:val="single" w:color="9F8AB9" w:themeColor="accent4" w:themeTint="BF" w:sz="8" w:space="0"/>
+          <w:top w:val="double" w:sz="6" w:space="0" w:color="9F8AB9" w:themeColor="accent4" w:themeTint="BF"/>
+          <w:left w:val="single" w:sz="8" w:space="0" w:color="9F8AB9" w:themeColor="accent4" w:themeTint="BF"/>
+          <w:bottom w:val="single" w:sz="8" w:space="0" w:color="9F8AB9" w:themeColor="accent4" w:themeTint="BF"/>
+          <w:right w:val="single" w:sz="8" w:space="0" w:color="9F8AB9" w:themeColor="accent4" w:themeTint="BF"/>
           <w:insideH w:val="nil"/>
           <w:insideV w:val="nil"/>
         </w:tcBorders>
@@ -6085,11 +4640,11 @@
       <w:tblStyleColBandSize w:val="1"/>
       <w:tblInd w:w="0" w:type="dxa"/>
       <w:tblBorders>
-        <w:top w:val="single" w:color="78C0D4" w:themeColor="accent5" w:themeTint="BF" w:sz="8" w:space="0"/>
-        <w:left w:val="single" w:color="78C0D4" w:themeColor="accent5" w:themeTint="BF" w:sz="8" w:space="0"/>
-        <w:bottom w:val="single" w:color="78C0D4" w:themeColor="accent5" w:themeTint="BF" w:sz="8" w:space="0"/>
-        <w:right w:val="single" w:color="78C0D4" w:themeColor="accent5" w:themeTint="BF" w:sz="8" w:space="0"/>
-        <w:insideH w:val="single" w:color="78C0D4" w:themeColor="accent5" w:themeTint="BF" w:sz="8" w:space="0"/>
+        <w:top w:val="single" w:sz="8" w:space="0" w:color="78C0D4" w:themeColor="accent5" w:themeTint="BF"/>
+        <w:left w:val="single" w:sz="8" w:space="0" w:color="78C0D4" w:themeColor="accent5" w:themeTint="BF"/>
+        <w:bottom w:val="single" w:sz="8" w:space="0" w:color="78C0D4" w:themeColor="accent5" w:themeTint="BF"/>
+        <w:right w:val="single" w:sz="8" w:space="0" w:color="78C0D4" w:themeColor="accent5" w:themeTint="BF"/>
+        <w:insideH w:val="single" w:sz="8" w:space="0" w:color="78C0D4" w:themeColor="accent5" w:themeTint="BF"/>
       </w:tblBorders>
       <w:tblCellMar>
         <w:top w:w="0" w:type="dxa"/>
@@ -6110,10 +4665,10 @@
       <w:tblPr/>
       <w:tcPr>
         <w:tcBorders>
-          <w:top w:val="single" w:color="78C0D4" w:themeColor="accent5" w:themeTint="BF" w:sz="8" w:space="0"/>
-          <w:left w:val="single" w:color="78C0D4" w:themeColor="accent5" w:themeTint="BF" w:sz="8" w:space="0"/>
-          <w:bottom w:val="single" w:color="78C0D4" w:themeColor="accent5" w:themeTint="BF" w:sz="8" w:space="0"/>
-          <w:right w:val="single" w:color="78C0D4" w:themeColor="accent5" w:themeTint="BF" w:sz="8" w:space="0"/>
+          <w:top w:val="single" w:sz="8" w:space="0" w:color="78C0D4" w:themeColor="accent5" w:themeTint="BF"/>
+          <w:left w:val="single" w:sz="8" w:space="0" w:color="78C0D4" w:themeColor="accent5" w:themeTint="BF"/>
+          <w:bottom w:val="single" w:sz="8" w:space="0" w:color="78C0D4" w:themeColor="accent5" w:themeTint="BF"/>
+          <w:right w:val="single" w:sz="8" w:space="0" w:color="78C0D4" w:themeColor="accent5" w:themeTint="BF"/>
           <w:insideH w:val="nil"/>
           <w:insideV w:val="nil"/>
         </w:tcBorders>
@@ -6131,10 +4686,10 @@
       <w:tblPr/>
       <w:tcPr>
         <w:tcBorders>
-          <w:top w:val="double" w:color="78C0D4" w:themeColor="accent5" w:themeTint="BF" w:sz="6" w:space="0"/>
-          <w:left w:val="single" w:color="78C0D4" w:themeColor="accent5" w:themeTint="BF" w:sz="8" w:space="0"/>
-          <w:bottom w:val="single" w:color="78C0D4" w:themeColor="accent5" w:themeTint="BF" w:sz="8" w:space="0"/>
-          <w:right w:val="single" w:color="78C0D4" w:themeColor="accent5" w:themeTint="BF" w:sz="8" w:space="0"/>
+          <w:top w:val="double" w:sz="6" w:space="0" w:color="78C0D4" w:themeColor="accent5" w:themeTint="BF"/>
+          <w:left w:val="single" w:sz="8" w:space="0" w:color="78C0D4" w:themeColor="accent5" w:themeTint="BF"/>
+          <w:bottom w:val="single" w:sz="8" w:space="0" w:color="78C0D4" w:themeColor="accent5" w:themeTint="BF"/>
+          <w:right w:val="single" w:sz="8" w:space="0" w:color="78C0D4" w:themeColor="accent5" w:themeTint="BF"/>
           <w:insideH w:val="nil"/>
           <w:insideV w:val="nil"/>
         </w:tcBorders>
@@ -6191,11 +4746,11 @@
       <w:tblStyleColBandSize w:val="1"/>
       <w:tblInd w:w="0" w:type="dxa"/>
       <w:tblBorders>
-        <w:top w:val="single" w:color="F9B074" w:themeColor="accent6" w:themeTint="BF" w:sz="8" w:space="0"/>
-        <w:left w:val="single" w:color="F9B074" w:themeColor="accent6" w:themeTint="BF" w:sz="8" w:space="0"/>
-        <w:bottom w:val="single" w:color="F9B074" w:themeColor="accent6" w:themeTint="BF" w:sz="8" w:space="0"/>
-        <w:right w:val="single" w:color="F9B074" w:themeColor="accent6" w:themeTint="BF" w:sz="8" w:space="0"/>
-        <w:insideH w:val="single" w:color="F9B074" w:themeColor="accent6" w:themeTint="BF" w:sz="8" w:space="0"/>
+        <w:top w:val="single" w:sz="8" w:space="0" w:color="F9B074" w:themeColor="accent6" w:themeTint="BF"/>
+        <w:left w:val="single" w:sz="8" w:space="0" w:color="F9B074" w:themeColor="accent6" w:themeTint="BF"/>
+        <w:bottom w:val="single" w:sz="8" w:space="0" w:color="F9B074" w:themeColor="accent6" w:themeTint="BF"/>
+        <w:right w:val="single" w:sz="8" w:space="0" w:color="F9B074" w:themeColor="accent6" w:themeTint="BF"/>
+        <w:insideH w:val="single" w:sz="8" w:space="0" w:color="F9B074" w:themeColor="accent6" w:themeTint="BF"/>
       </w:tblBorders>
       <w:tblCellMar>
         <w:top w:w="0" w:type="dxa"/>
@@ -6216,10 +4771,10 @@
       <w:tblPr/>
       <w:tcPr>
         <w:tcBorders>
-          <w:top w:val="single" w:color="F9B074" w:themeColor="accent6" w:themeTint="BF" w:sz="8" w:space="0"/>
-          <w:left w:val="single" w:color="F9B074" w:themeColor="accent6" w:themeTint="BF" w:sz="8" w:space="0"/>
-          <w:bottom w:val="single" w:color="F9B074" w:themeColor="accent6" w:themeTint="BF" w:sz="8" w:space="0"/>
-          <w:right w:val="single" w:color="F9B074" w:themeColor="accent6" w:themeTint="BF" w:sz="8" w:space="0"/>
+          <w:top w:val="single" w:sz="8" w:space="0" w:color="F9B074" w:themeColor="accent6" w:themeTint="BF"/>
+          <w:left w:val="single" w:sz="8" w:space="0" w:color="F9B074" w:themeColor="accent6" w:themeTint="BF"/>
+          <w:bottom w:val="single" w:sz="8" w:space="0" w:color="F9B074" w:themeColor="accent6" w:themeTint="BF"/>
+          <w:right w:val="single" w:sz="8" w:space="0" w:color="F9B074" w:themeColor="accent6" w:themeTint="BF"/>
           <w:insideH w:val="nil"/>
           <w:insideV w:val="nil"/>
         </w:tcBorders>
@@ -6237,10 +4792,10 @@
       <w:tblPr/>
       <w:tcPr>
         <w:tcBorders>
-          <w:top w:val="double" w:color="F9B074" w:themeColor="accent6" w:themeTint="BF" w:sz="6" w:space="0"/>
-          <w:left w:val="single" w:color="F9B074" w:themeColor="accent6" w:themeTint="BF" w:sz="8" w:space="0"/>
-          <w:bottom w:val="single" w:color="F9B074" w:themeColor="accent6" w:themeTint="BF" w:sz="8" w:space="0"/>
-          <w:right w:val="single" w:color="F9B074" w:themeColor="accent6" w:themeTint="BF" w:sz="8" w:space="0"/>
+          <w:top w:val="double" w:sz="6" w:space="0" w:color="F9B074" w:themeColor="accent6" w:themeTint="BF"/>
+          <w:left w:val="single" w:sz="8" w:space="0" w:color="F9B074" w:themeColor="accent6" w:themeTint="BF"/>
+          <w:bottom w:val="single" w:sz="8" w:space="0" w:color="F9B074" w:themeColor="accent6" w:themeTint="BF"/>
+          <w:right w:val="single" w:sz="8" w:space="0" w:color="F9B074" w:themeColor="accent6" w:themeTint="BF"/>
           <w:insideH w:val="nil"/>
           <w:insideV w:val="nil"/>
         </w:tcBorders>
@@ -6297,8 +4852,8 @@
       <w:tblStyleColBandSize w:val="1"/>
       <w:tblInd w:w="0" w:type="dxa"/>
       <w:tblBorders>
-        <w:top w:val="single" w:color="auto" w:sz="18" w:space="0"/>
-        <w:bottom w:val="single" w:color="auto" w:sz="18" w:space="0"/>
+        <w:top w:val="single" w:sz="18" w:space="0" w:color="auto"/>
+        <w:bottom w:val="single" w:sz="18" w:space="0" w:color="auto"/>
       </w:tblBorders>
       <w:tblCellMar>
         <w:top w:w="0" w:type="dxa"/>
@@ -6319,9 +4874,9 @@
       <w:tblPr/>
       <w:tcPr>
         <w:tcBorders>
-          <w:top w:val="single" w:color="auto" w:sz="18" w:space="0"/>
-          <w:left w:val="nil"/>
-          <w:bottom w:val="single" w:color="auto" w:sz="18" w:space="0"/>
+          <w:top w:val="single" w:sz="18" w:space="0" w:color="auto"/>
+          <w:left w:val="nil"/>
+          <w:bottom w:val="single" w:sz="18" w:space="0" w:color="auto"/>
           <w:right w:val="nil"/>
           <w:insideH w:val="nil"/>
           <w:insideV w:val="nil"/>
@@ -6339,9 +4894,9 @@
       <w:tblPr/>
       <w:tcPr>
         <w:tcBorders>
-          <w:top w:val="double" w:color="auto" w:sz="6" w:space="0"/>
-          <w:left w:val="nil"/>
-          <w:bottom w:val="single" w:color="auto" w:sz="18" w:space="0"/>
+          <w:top w:val="double" w:sz="6" w:space="0" w:color="auto"/>
+          <w:left w:val="nil"/>
+          <w:bottom w:val="single" w:sz="18" w:space="0" w:color="auto"/>
           <w:right w:val="nil"/>
           <w:insideH w:val="nil"/>
           <w:insideV w:val="nil"/>
@@ -6360,7 +4915,7 @@
         <w:tcBorders>
           <w:top w:val="nil"/>
           <w:left w:val="nil"/>
-          <w:bottom w:val="single" w:color="auto" w:sz="18" w:space="0"/>
+          <w:bottom w:val="single" w:sz="18" w:space="0" w:color="auto"/>
           <w:right w:val="nil"/>
           <w:insideH w:val="nil"/>
           <w:insideV w:val="nil"/>
@@ -6407,9 +4962,9 @@
       <w:tblPr/>
       <w:tcPr>
         <w:tcBorders>
-          <w:top w:val="single" w:color="auto" w:sz="18" w:space="0"/>
-          <w:left w:val="nil"/>
-          <w:bottom w:val="single" w:color="auto" w:sz="18" w:space="0"/>
+          <w:top w:val="single" w:sz="18" w:space="0" w:color="auto"/>
+          <w:left w:val="nil"/>
+          <w:bottom w:val="single" w:sz="18" w:space="0" w:color="auto"/>
           <w:right w:val="nil"/>
           <w:insideH w:val="nil"/>
           <w:insideV w:val="nil"/>
@@ -6423,9 +4978,9 @@
       <w:tblPr/>
       <w:tcPr>
         <w:tcBorders>
-          <w:top w:val="single" w:color="auto" w:sz="18" w:space="0"/>
-          <w:left w:val="nil"/>
-          <w:bottom w:val="single" w:color="auto" w:sz="18" w:space="0"/>
+          <w:top w:val="single" w:sz="18" w:space="0" w:color="auto"/>
+          <w:left w:val="nil"/>
+          <w:bottom w:val="single" w:sz="18" w:space="0" w:color="auto"/>
           <w:right w:val="nil"/>
           <w:insideH w:val="nil"/>
           <w:insideV w:val="nil"/>
@@ -6446,8 +5001,8 @@
       <w:tblStyleColBandSize w:val="1"/>
       <w:tblInd w:w="0" w:type="dxa"/>
       <w:tblBorders>
-        <w:top w:val="single" w:color="auto" w:sz="18" w:space="0"/>
-        <w:bottom w:val="single" w:color="auto" w:sz="18" w:space="0"/>
+        <w:top w:val="single" w:sz="18" w:space="0" w:color="auto"/>
+        <w:bottom w:val="single" w:sz="18" w:space="0" w:color="auto"/>
       </w:tblBorders>
       <w:tblCellMar>
         <w:top w:w="0" w:type="dxa"/>
@@ -6468,9 +5023,9 @@
       <w:tblPr/>
       <w:tcPr>
         <w:tcBorders>
-          <w:top w:val="single" w:color="auto" w:sz="18" w:space="0"/>
-          <w:left w:val="nil"/>
-          <w:bottom w:val="single" w:color="auto" w:sz="18" w:space="0"/>
+          <w:top w:val="single" w:sz="18" w:space="0" w:color="auto"/>
+          <w:left w:val="nil"/>
+          <w:bottom w:val="single" w:sz="18" w:space="0" w:color="auto"/>
           <w:right w:val="nil"/>
           <w:insideH w:val="nil"/>
           <w:insideV w:val="nil"/>
@@ -6488,9 +5043,9 @@
       <w:tblPr/>
       <w:tcPr>
         <w:tcBorders>
-          <w:top w:val="double" w:color="auto" w:sz="6" w:space="0"/>
-          <w:left w:val="nil"/>
-          <w:bottom w:val="single" w:color="auto" w:sz="18" w:space="0"/>
+          <w:top w:val="double" w:sz="6" w:space="0" w:color="auto"/>
+          <w:left w:val="nil"/>
+          <w:bottom w:val="single" w:sz="18" w:space="0" w:color="auto"/>
           <w:right w:val="nil"/>
           <w:insideH w:val="nil"/>
           <w:insideV w:val="nil"/>
@@ -6509,7 +5064,7 @@
         <w:tcBorders>
           <w:top w:val="nil"/>
           <w:left w:val="nil"/>
-          <w:bottom w:val="single" w:color="auto" w:sz="18" w:space="0"/>
+          <w:bottom w:val="single" w:sz="18" w:space="0" w:color="auto"/>
           <w:right w:val="nil"/>
           <w:insideH w:val="nil"/>
           <w:insideV w:val="nil"/>
@@ -6556,9 +5111,9 @@
       <w:tblPr/>
       <w:tcPr>
         <w:tcBorders>
-          <w:top w:val="single" w:color="auto" w:sz="18" w:space="0"/>
-          <w:left w:val="nil"/>
-          <w:bottom w:val="single" w:color="auto" w:sz="18" w:space="0"/>
+          <w:top w:val="single" w:sz="18" w:space="0" w:color="auto"/>
+          <w:left w:val="nil"/>
+          <w:bottom w:val="single" w:sz="18" w:space="0" w:color="auto"/>
           <w:right w:val="nil"/>
           <w:insideH w:val="nil"/>
           <w:insideV w:val="nil"/>
@@ -6572,9 +5127,9 @@
       <w:tblPr/>
       <w:tcPr>
         <w:tcBorders>
-          <w:top w:val="single" w:color="auto" w:sz="18" w:space="0"/>
-          <w:left w:val="nil"/>
-          <w:bottom w:val="single" w:color="auto" w:sz="18" w:space="0"/>
+          <w:top w:val="single" w:sz="18" w:space="0" w:color="auto"/>
+          <w:left w:val="nil"/>
+          <w:bottom w:val="single" w:sz="18" w:space="0" w:color="auto"/>
           <w:right w:val="nil"/>
           <w:insideH w:val="nil"/>
           <w:insideV w:val="nil"/>
@@ -6595,8 +5150,8 @@
       <w:tblStyleColBandSize w:val="1"/>
       <w:tblInd w:w="0" w:type="dxa"/>
       <w:tblBorders>
-        <w:top w:val="single" w:color="auto" w:sz="18" w:space="0"/>
-        <w:bottom w:val="single" w:color="auto" w:sz="18" w:space="0"/>
+        <w:top w:val="single" w:sz="18" w:space="0" w:color="auto"/>
+        <w:bottom w:val="single" w:sz="18" w:space="0" w:color="auto"/>
       </w:tblBorders>
       <w:tblCellMar>
         <w:top w:w="0" w:type="dxa"/>
@@ -6617,9 +5172,9 @@
       <w:tblPr/>
       <w:tcPr>
         <w:tcBorders>
-          <w:top w:val="single" w:color="auto" w:sz="18" w:space="0"/>
-          <w:left w:val="nil"/>
-          <w:bottom w:val="single" w:color="auto" w:sz="18" w:space="0"/>
+          <w:top w:val="single" w:sz="18" w:space="0" w:color="auto"/>
+          <w:left w:val="nil"/>
+          <w:bottom w:val="single" w:sz="18" w:space="0" w:color="auto"/>
           <w:right w:val="nil"/>
           <w:insideH w:val="nil"/>
           <w:insideV w:val="nil"/>
@@ -6637,9 +5192,9 @@
       <w:tblPr/>
       <w:tcPr>
         <w:tcBorders>
-          <w:top w:val="double" w:color="auto" w:sz="6" w:space="0"/>
-          <w:left w:val="nil"/>
-          <w:bottom w:val="single" w:color="auto" w:sz="18" w:space="0"/>
+          <w:top w:val="double" w:sz="6" w:space="0" w:color="auto"/>
+          <w:left w:val="nil"/>
+          <w:bottom w:val="single" w:sz="18" w:space="0" w:color="auto"/>
           <w:right w:val="nil"/>
           <w:insideH w:val="nil"/>
           <w:insideV w:val="nil"/>
@@ -6658,7 +5213,7 @@
         <w:tcBorders>
           <w:top w:val="nil"/>
           <w:left w:val="nil"/>
-          <w:bottom w:val="single" w:color="auto" w:sz="18" w:space="0"/>
+          <w:bottom w:val="single" w:sz="18" w:space="0" w:color="auto"/>
           <w:right w:val="nil"/>
           <w:insideH w:val="nil"/>
           <w:insideV w:val="nil"/>
@@ -6705,9 +5260,9 @@
       <w:tblPr/>
       <w:tcPr>
         <w:tcBorders>
-          <w:top w:val="single" w:color="auto" w:sz="18" w:space="0"/>
-          <w:left w:val="nil"/>
-          <w:bottom w:val="single" w:color="auto" w:sz="18" w:space="0"/>
+          <w:top w:val="single" w:sz="18" w:space="0" w:color="auto"/>
+          <w:left w:val="nil"/>
+          <w:bottom w:val="single" w:sz="18" w:space="0" w:color="auto"/>
           <w:right w:val="nil"/>
           <w:insideH w:val="nil"/>
           <w:insideV w:val="nil"/>
@@ -6721,9 +5276,9 @@
       <w:tblPr/>
       <w:tcPr>
         <w:tcBorders>
-          <w:top w:val="single" w:color="auto" w:sz="18" w:space="0"/>
-          <w:left w:val="nil"/>
-          <w:bottom w:val="single" w:color="auto" w:sz="18" w:space="0"/>
+          <w:top w:val="single" w:sz="18" w:space="0" w:color="auto"/>
+          <w:left w:val="nil"/>
+          <w:bottom w:val="single" w:sz="18" w:space="0" w:color="auto"/>
           <w:right w:val="nil"/>
           <w:insideH w:val="nil"/>
           <w:insideV w:val="nil"/>
@@ -6744,8 +5299,8 @@
       <w:tblStyleColBandSize w:val="1"/>
       <w:tblInd w:w="0" w:type="dxa"/>
       <w:tblBorders>
-        <w:top w:val="single" w:color="auto" w:sz="18" w:space="0"/>
-        <w:bottom w:val="single" w:color="auto" w:sz="18" w:space="0"/>
+        <w:top w:val="single" w:sz="18" w:space="0" w:color="auto"/>
+        <w:bottom w:val="single" w:sz="18" w:space="0" w:color="auto"/>
       </w:tblBorders>
       <w:tblCellMar>
         <w:top w:w="0" w:type="dxa"/>
@@ -6766,9 +5321,9 @@
       <w:tblPr/>
       <w:tcPr>
         <w:tcBorders>
-          <w:top w:val="single" w:color="auto" w:sz="18" w:space="0"/>
-          <w:left w:val="nil"/>
-          <w:bottom w:val="single" w:color="auto" w:sz="18" w:space="0"/>
+          <w:top w:val="single" w:sz="18" w:space="0" w:color="auto"/>
+          <w:left w:val="nil"/>
+          <w:bottom w:val="single" w:sz="18" w:space="0" w:color="auto"/>
           <w:right w:val="nil"/>
           <w:insideH w:val="nil"/>
           <w:insideV w:val="nil"/>
@@ -6786,9 +5341,9 @@
       <w:tblPr/>
       <w:tcPr>
         <w:tcBorders>
-          <w:top w:val="double" w:color="auto" w:sz="6" w:space="0"/>
-          <w:left w:val="nil"/>
-          <w:bottom w:val="single" w:color="auto" w:sz="18" w:space="0"/>
+          <w:top w:val="double" w:sz="6" w:space="0" w:color="auto"/>
+          <w:left w:val="nil"/>
+          <w:bottom w:val="single" w:sz="18" w:space="0" w:color="auto"/>
           <w:right w:val="nil"/>
           <w:insideH w:val="nil"/>
           <w:insideV w:val="nil"/>
@@ -6807,7 +5362,7 @@
         <w:tcBorders>
           <w:top w:val="nil"/>
           <w:left w:val="nil"/>
-          <w:bottom w:val="single" w:color="auto" w:sz="18" w:space="0"/>
+          <w:bottom w:val="single" w:sz="18" w:space="0" w:color="auto"/>
           <w:right w:val="nil"/>
           <w:insideH w:val="nil"/>
           <w:insideV w:val="nil"/>
@@ -6854,9 +5409,9 @@
       <w:tblPr/>
       <w:tcPr>
         <w:tcBorders>
-          <w:top w:val="single" w:color="auto" w:sz="18" w:space="0"/>
-          <w:left w:val="nil"/>
-          <w:bottom w:val="single" w:color="auto" w:sz="18" w:space="0"/>
+          <w:top w:val="single" w:sz="18" w:space="0" w:color="auto"/>
+          <w:left w:val="nil"/>
+          <w:bottom w:val="single" w:sz="18" w:space="0" w:color="auto"/>
           <w:right w:val="nil"/>
           <w:insideH w:val="nil"/>
           <w:insideV w:val="nil"/>
@@ -6870,9 +5425,9 @@
       <w:tblPr/>
       <w:tcPr>
         <w:tcBorders>
-          <w:top w:val="single" w:color="auto" w:sz="18" w:space="0"/>
-          <w:left w:val="nil"/>
-          <w:bottom w:val="single" w:color="auto" w:sz="18" w:space="0"/>
+          <w:top w:val="single" w:sz="18" w:space="0" w:color="auto"/>
+          <w:left w:val="nil"/>
+          <w:bottom w:val="single" w:sz="18" w:space="0" w:color="auto"/>
           <w:right w:val="nil"/>
           <w:insideH w:val="nil"/>
           <w:insideV w:val="nil"/>
@@ -6893,8 +5448,8 @@
       <w:tblStyleColBandSize w:val="1"/>
       <w:tblInd w:w="0" w:type="dxa"/>
       <w:tblBorders>
-        <w:top w:val="single" w:color="auto" w:sz="18" w:space="0"/>
-        <w:bottom w:val="single" w:color="auto" w:sz="18" w:space="0"/>
+        <w:top w:val="single" w:sz="18" w:space="0" w:color="auto"/>
+        <w:bottom w:val="single" w:sz="18" w:space="0" w:color="auto"/>
       </w:tblBorders>
       <w:tblCellMar>
         <w:top w:w="0" w:type="dxa"/>
@@ -6915,9 +5470,9 @@
       <w:tblPr/>
       <w:tcPr>
         <w:tcBorders>
-          <w:top w:val="single" w:color="auto" w:sz="18" w:space="0"/>
-          <w:left w:val="nil"/>
-          <w:bottom w:val="single" w:color="auto" w:sz="18" w:space="0"/>
+          <w:top w:val="single" w:sz="18" w:space="0" w:color="auto"/>
+          <w:left w:val="nil"/>
+          <w:bottom w:val="single" w:sz="18" w:space="0" w:color="auto"/>
           <w:right w:val="nil"/>
           <w:insideH w:val="nil"/>
           <w:insideV w:val="nil"/>
@@ -6935,9 +5490,9 @@
       <w:tblPr/>
       <w:tcPr>
         <w:tcBorders>
-          <w:top w:val="double" w:color="auto" w:sz="6" w:space="0"/>
-          <w:left w:val="nil"/>
-          <w:bottom w:val="single" w:color="auto" w:sz="18" w:space="0"/>
+          <w:top w:val="double" w:sz="6" w:space="0" w:color="auto"/>
+          <w:left w:val="nil"/>
+          <w:bottom w:val="single" w:sz="18" w:space="0" w:color="auto"/>
           <w:right w:val="nil"/>
           <w:insideH w:val="nil"/>
           <w:insideV w:val="nil"/>
@@ -6956,7 +5511,7 @@
         <w:tcBorders>
           <w:top w:val="nil"/>
           <w:left w:val="nil"/>
-          <w:bottom w:val="single" w:color="auto" w:sz="18" w:space="0"/>
+          <w:bottom w:val="single" w:sz="18" w:space="0" w:color="auto"/>
           <w:right w:val="nil"/>
           <w:insideH w:val="nil"/>
           <w:insideV w:val="nil"/>
@@ -7003,9 +5558,9 @@
       <w:tblPr/>
       <w:tcPr>
         <w:tcBorders>
-          <w:top w:val="single" w:color="auto" w:sz="18" w:space="0"/>
-          <w:left w:val="nil"/>
-          <w:bottom w:val="single" w:color="auto" w:sz="18" w:space="0"/>
+          <w:top w:val="single" w:sz="18" w:space="0" w:color="auto"/>
+          <w:left w:val="nil"/>
+          <w:bottom w:val="single" w:sz="18" w:space="0" w:color="auto"/>
           <w:right w:val="nil"/>
           <w:insideH w:val="nil"/>
           <w:insideV w:val="nil"/>
@@ -7019,9 +5574,9 @@
       <w:tblPr/>
       <w:tcPr>
         <w:tcBorders>
-          <w:top w:val="single" w:color="auto" w:sz="18" w:space="0"/>
-          <w:left w:val="nil"/>
-          <w:bottom w:val="single" w:color="auto" w:sz="18" w:space="0"/>
+          <w:top w:val="single" w:sz="18" w:space="0" w:color="auto"/>
+          <w:left w:val="nil"/>
+          <w:bottom w:val="single" w:sz="18" w:space="0" w:color="auto"/>
           <w:right w:val="nil"/>
           <w:insideH w:val="nil"/>
           <w:insideV w:val="nil"/>
@@ -7042,8 +5597,8 @@
       <w:tblStyleColBandSize w:val="1"/>
       <w:tblInd w:w="0" w:type="dxa"/>
       <w:tblBorders>
-        <w:top w:val="single" w:color="auto" w:sz="18" w:space="0"/>
-        <w:bottom w:val="single" w:color="auto" w:sz="18" w:space="0"/>
+        <w:top w:val="single" w:sz="18" w:space="0" w:color="auto"/>
+        <w:bottom w:val="single" w:sz="18" w:space="0" w:color="auto"/>
       </w:tblBorders>
       <w:tblCellMar>
         <w:top w:w="0" w:type="dxa"/>
@@ -7064,9 +5619,9 @@
       <w:tblPr/>
       <w:tcPr>
         <w:tcBorders>
-          <w:top w:val="single" w:color="auto" w:sz="18" w:space="0"/>
-          <w:left w:val="nil"/>
-          <w:bottom w:val="single" w:color="auto" w:sz="18" w:space="0"/>
+          <w:top w:val="single" w:sz="18" w:space="0" w:color="auto"/>
+          <w:left w:val="nil"/>
+          <w:bottom w:val="single" w:sz="18" w:space="0" w:color="auto"/>
           <w:right w:val="nil"/>
           <w:insideH w:val="nil"/>
           <w:insideV w:val="nil"/>
@@ -7084,9 +5639,9 @@
       <w:tblPr/>
       <w:tcPr>
         <w:tcBorders>
-          <w:top w:val="double" w:color="auto" w:sz="6" w:space="0"/>
-          <w:left w:val="nil"/>
-          <w:bottom w:val="single" w:color="auto" w:sz="18" w:space="0"/>
+          <w:top w:val="double" w:sz="6" w:space="0" w:color="auto"/>
+          <w:left w:val="nil"/>
+          <w:bottom w:val="single" w:sz="18" w:space="0" w:color="auto"/>
           <w:right w:val="nil"/>
           <w:insideH w:val="nil"/>
           <w:insideV w:val="nil"/>
@@ -7105,7 +5660,7 @@
         <w:tcBorders>
           <w:top w:val="nil"/>
           <w:left w:val="nil"/>
-          <w:bottom w:val="single" w:color="auto" w:sz="18" w:space="0"/>
+          <w:bottom w:val="single" w:sz="18" w:space="0" w:color="auto"/>
           <w:right w:val="nil"/>
           <w:insideH w:val="nil"/>
           <w:insideV w:val="nil"/>
@@ -7152,9 +5707,9 @@
       <w:tblPr/>
       <w:tcPr>
         <w:tcBorders>
-          <w:top w:val="single" w:color="auto" w:sz="18" w:space="0"/>
-          <w:left w:val="nil"/>
-          <w:bottom w:val="single" w:color="auto" w:sz="18" w:space="0"/>
+          <w:top w:val="single" w:sz="18" w:space="0" w:color="auto"/>
+          <w:left w:val="nil"/>
+          <w:bottom w:val="single" w:sz="18" w:space="0" w:color="auto"/>
           <w:right w:val="nil"/>
           <w:insideH w:val="nil"/>
           <w:insideV w:val="nil"/>
@@ -7168,9 +5723,9 @@
       <w:tblPr/>
       <w:tcPr>
         <w:tcBorders>
-          <w:top w:val="single" w:color="auto" w:sz="18" w:space="0"/>
-          <w:left w:val="nil"/>
-          <w:bottom w:val="single" w:color="auto" w:sz="18" w:space="0"/>
+          <w:top w:val="single" w:sz="18" w:space="0" w:color="auto"/>
+          <w:left w:val="nil"/>
+          <w:bottom w:val="single" w:sz="18" w:space="0" w:color="auto"/>
           <w:right w:val="nil"/>
           <w:insideH w:val="nil"/>
           <w:insideV w:val="nil"/>
@@ -7191,8 +5746,8 @@
       <w:tblStyleColBandSize w:val="1"/>
       <w:tblInd w:w="0" w:type="dxa"/>
       <w:tblBorders>
-        <w:top w:val="single" w:color="auto" w:sz="18" w:space="0"/>
-        <w:bottom w:val="single" w:color="auto" w:sz="18" w:space="0"/>
+        <w:top w:val="single" w:sz="18" w:space="0" w:color="auto"/>
+        <w:bottom w:val="single" w:sz="18" w:space="0" w:color="auto"/>
       </w:tblBorders>
       <w:tblCellMar>
         <w:top w:w="0" w:type="dxa"/>
@@ -7213,9 +5768,9 @@
       <w:tblPr/>
       <w:tcPr>
         <w:tcBorders>
-          <w:top w:val="single" w:color="auto" w:sz="18" w:space="0"/>
-          <w:left w:val="nil"/>
-          <w:bottom w:val="single" w:color="auto" w:sz="18" w:space="0"/>
+          <w:top w:val="single" w:sz="18" w:space="0" w:color="auto"/>
+          <w:left w:val="nil"/>
+          <w:bottom w:val="single" w:sz="18" w:space="0" w:color="auto"/>
           <w:right w:val="nil"/>
           <w:insideH w:val="nil"/>
           <w:insideV w:val="nil"/>
@@ -7233,9 +5788,9 @@
       <w:tblPr/>
       <w:tcPr>
         <w:tcBorders>
-          <w:top w:val="double" w:color="auto" w:sz="6" w:space="0"/>
-          <w:left w:val="nil"/>
-          <w:bottom w:val="single" w:color="auto" w:sz="18" w:space="0"/>
+          <w:top w:val="double" w:sz="6" w:space="0" w:color="auto"/>
+          <w:left w:val="nil"/>
+          <w:bottom w:val="single" w:sz="18" w:space="0" w:color="auto"/>
           <w:right w:val="nil"/>
           <w:insideH w:val="nil"/>
           <w:insideV w:val="nil"/>
@@ -7254,7 +5809,7 @@
         <w:tcBorders>
           <w:top w:val="nil"/>
           <w:left w:val="nil"/>
-          <w:bottom w:val="single" w:color="auto" w:sz="18" w:space="0"/>
+          <w:bottom w:val="single" w:sz="18" w:space="0" w:color="auto"/>
           <w:right w:val="nil"/>
           <w:insideH w:val="nil"/>
           <w:insideV w:val="nil"/>
@@ -7301,9 +5856,9 @@
       <w:tblPr/>
       <w:tcPr>
         <w:tcBorders>
-          <w:top w:val="single" w:color="auto" w:sz="18" w:space="0"/>
-          <w:left w:val="nil"/>
-          <w:bottom w:val="single" w:color="auto" w:sz="18" w:space="0"/>
+          <w:top w:val="single" w:sz="18" w:space="0" w:color="auto"/>
+          <w:left w:val="nil"/>
+          <w:bottom w:val="single" w:sz="18" w:space="0" w:color="auto"/>
           <w:right w:val="nil"/>
           <w:insideH w:val="nil"/>
           <w:insideV w:val="nil"/>
@@ -7317,9 +5872,9 @@
       <w:tblPr/>
       <w:tcPr>
         <w:tcBorders>
-          <w:top w:val="single" w:color="auto" w:sz="18" w:space="0"/>
-          <w:left w:val="nil"/>
-          <w:bottom w:val="single" w:color="auto" w:sz="18" w:space="0"/>
+          <w:top w:val="single" w:sz="18" w:space="0" w:color="auto"/>
+          <w:left w:val="nil"/>
+          <w:bottom w:val="single" w:sz="18" w:space="0" w:color="auto"/>
           <w:right w:val="nil"/>
           <w:insideH w:val="nil"/>
           <w:insideV w:val="nil"/>
@@ -7343,8 +5898,8 @@
       <w:tblStyleColBandSize w:val="1"/>
       <w:tblInd w:w="0" w:type="dxa"/>
       <w:tblBorders>
-        <w:top w:val="single" w:color="000000" w:themeColor="text1" w:sz="8" w:space="0"/>
-        <w:bottom w:val="single" w:color="000000" w:themeColor="text1" w:sz="8" w:space="0"/>
+        <w:top w:val="single" w:sz="8" w:space="0" w:color="000000" w:themeColor="text1"/>
+        <w:bottom w:val="single" w:sz="8" w:space="0" w:color="000000" w:themeColor="text1"/>
       </w:tblBorders>
       <w:tblCellMar>
         <w:top w:w="0" w:type="dxa"/>
@@ -7355,13 +5910,13 @@
     </w:tblPr>
     <w:tblStylePr w:type="firstRow">
       <w:rPr>
-        <w:rFonts w:asciiTheme="majorHAnsi" w:hAnsiTheme="majorHAnsi" w:eastAsiaTheme="majorEastAsia" w:cstheme="majorBidi"/>
-      </w:rPr>
-      <w:tblPr/>
-      <w:tcPr>
-        <w:tcBorders>
-          <w:top w:val="nil"/>
-          <w:bottom w:val="single" w:color="000000" w:themeColor="text1" w:sz="8" w:space="0"/>
+        <w:rFonts w:asciiTheme="majorHAnsi" w:eastAsiaTheme="majorEastAsia" w:hAnsiTheme="majorHAnsi" w:cstheme="majorBidi"/>
+      </w:rPr>
+      <w:tblPr/>
+      <w:tcPr>
+        <w:tcBorders>
+          <w:top w:val="nil"/>
+          <w:bottom w:val="single" w:sz="8" w:space="0" w:color="000000" w:themeColor="text1"/>
         </w:tcBorders>
       </w:tcPr>
     </w:tblStylePr>
@@ -7374,8 +5929,8 @@
       <w:tblPr/>
       <w:tcPr>
         <w:tcBorders>
-          <w:top w:val="single" w:color="000000" w:themeColor="text1" w:sz="8" w:space="0"/>
-          <w:bottom w:val="single" w:color="000000" w:themeColor="text1" w:sz="8" w:space="0"/>
+          <w:top w:val="single" w:sz="8" w:space="0" w:color="000000" w:themeColor="text1"/>
+          <w:bottom w:val="single" w:sz="8" w:space="0" w:color="000000" w:themeColor="text1"/>
         </w:tcBorders>
       </w:tcPr>
     </w:tblStylePr>
@@ -7393,8 +5948,8 @@
       <w:tblPr/>
       <w:tcPr>
         <w:tcBorders>
-          <w:top w:val="single" w:color="000000" w:themeColor="text1" w:sz="8" w:space="0"/>
-          <w:bottom w:val="single" w:color="000000" w:themeColor="text1" w:sz="8" w:space="0"/>
+          <w:top w:val="single" w:sz="8" w:space="0" w:color="000000" w:themeColor="text1"/>
+          <w:bottom w:val="single" w:sz="8" w:space="0" w:color="000000" w:themeColor="text1"/>
         </w:tcBorders>
       </w:tcPr>
     </w:tblStylePr>
@@ -7427,8 +5982,8 @@
       <w:tblStyleColBandSize w:val="1"/>
       <w:tblInd w:w="0" w:type="dxa"/>
       <w:tblBorders>
-        <w:top w:val="single" w:color="4F81BD" w:themeColor="accent1" w:sz="8" w:space="0"/>
-        <w:bottom w:val="single" w:color="4F81BD" w:themeColor="accent1" w:sz="8" w:space="0"/>
+        <w:top w:val="single" w:sz="8" w:space="0" w:color="4F81BD" w:themeColor="accent1"/>
+        <w:bottom w:val="single" w:sz="8" w:space="0" w:color="4F81BD" w:themeColor="accent1"/>
       </w:tblBorders>
       <w:tblCellMar>
         <w:top w:w="0" w:type="dxa"/>
@@ -7439,13 +5994,13 @@
     </w:tblPr>
     <w:tblStylePr w:type="firstRow">
       <w:rPr>
-        <w:rFonts w:asciiTheme="majorHAnsi" w:hAnsiTheme="majorHAnsi" w:eastAsiaTheme="majorEastAsia" w:cstheme="majorBidi"/>
-      </w:rPr>
-      <w:tblPr/>
-      <w:tcPr>
-        <w:tcBorders>
-          <w:top w:val="nil"/>
-          <w:bottom w:val="single" w:color="4F81BD" w:themeColor="accent1" w:sz="8" w:space="0"/>
+        <w:rFonts w:asciiTheme="majorHAnsi" w:eastAsiaTheme="majorEastAsia" w:hAnsiTheme="majorHAnsi" w:cstheme="majorBidi"/>
+      </w:rPr>
+      <w:tblPr/>
+      <w:tcPr>
+        <w:tcBorders>
+          <w:top w:val="nil"/>
+          <w:bottom w:val="single" w:sz="8" w:space="0" w:color="4F81BD" w:themeColor="accent1"/>
         </w:tcBorders>
       </w:tcPr>
     </w:tblStylePr>
@@ -7458,8 +6013,8 @@
       <w:tblPr/>
       <w:tcPr>
         <w:tcBorders>
-          <w:top w:val="single" w:color="4F81BD" w:themeColor="accent1" w:sz="8" w:space="0"/>
-          <w:bottom w:val="single" w:color="4F81BD" w:themeColor="accent1" w:sz="8" w:space="0"/>
+          <w:top w:val="single" w:sz="8" w:space="0" w:color="4F81BD" w:themeColor="accent1"/>
+          <w:bottom w:val="single" w:sz="8" w:space="0" w:color="4F81BD" w:themeColor="accent1"/>
         </w:tcBorders>
       </w:tcPr>
     </w:tblStylePr>
@@ -7477,8 +6032,8 @@
       <w:tblPr/>
       <w:tcPr>
         <w:tcBorders>
-          <w:top w:val="single" w:color="4F81BD" w:themeColor="accent1" w:sz="8" w:space="0"/>
-          <w:bottom w:val="single" w:color="4F81BD" w:themeColor="accent1" w:sz="8" w:space="0"/>
+          <w:top w:val="single" w:sz="8" w:space="0" w:color="4F81BD" w:themeColor="accent1"/>
+          <w:bottom w:val="single" w:sz="8" w:space="0" w:color="4F81BD" w:themeColor="accent1"/>
         </w:tcBorders>
       </w:tcPr>
     </w:tblStylePr>
@@ -7511,8 +6066,8 @@
       <w:tblStyleColBandSize w:val="1"/>
       <w:tblInd w:w="0" w:type="dxa"/>
       <w:tblBorders>
-        <w:top w:val="single" w:color="C0504D" w:themeColor="accent2" w:sz="8" w:space="0"/>
-        <w:bottom w:val="single" w:color="C0504D" w:themeColor="accent2" w:sz="8" w:space="0"/>
+        <w:top w:val="single" w:sz="8" w:space="0" w:color="C0504D" w:themeColor="accent2"/>
+        <w:bottom w:val="single" w:sz="8" w:space="0" w:color="C0504D" w:themeColor="accent2"/>
       </w:tblBorders>
       <w:tblCellMar>
         <w:top w:w="0" w:type="dxa"/>
@@ -7523,13 +6078,13 @@
     </w:tblPr>
     <w:tblStylePr w:type="firstRow">
       <w:rPr>
-        <w:rFonts w:asciiTheme="majorHAnsi" w:hAnsiTheme="majorHAnsi" w:eastAsiaTheme="majorEastAsia" w:cstheme="majorBidi"/>
-      </w:rPr>
-      <w:tblPr/>
-      <w:tcPr>
-        <w:tcBorders>
-          <w:top w:val="nil"/>
-          <w:bottom w:val="single" w:color="C0504D" w:themeColor="accent2" w:sz="8" w:space="0"/>
+        <w:rFonts w:asciiTheme="majorHAnsi" w:eastAsiaTheme="majorEastAsia" w:hAnsiTheme="majorHAnsi" w:cstheme="majorBidi"/>
+      </w:rPr>
+      <w:tblPr/>
+      <w:tcPr>
+        <w:tcBorders>
+          <w:top w:val="nil"/>
+          <w:bottom w:val="single" w:sz="8" w:space="0" w:color="C0504D" w:themeColor="accent2"/>
         </w:tcBorders>
       </w:tcPr>
     </w:tblStylePr>
@@ -7542,8 +6097,8 @@
       <w:tblPr/>
       <w:tcPr>
         <w:tcBorders>
-          <w:top w:val="single" w:color="C0504D" w:themeColor="accent2" w:sz="8" w:space="0"/>
-          <w:bottom w:val="single" w:color="C0504D" w:themeColor="accent2" w:sz="8" w:space="0"/>
+          <w:top w:val="single" w:sz="8" w:space="0" w:color="C0504D" w:themeColor="accent2"/>
+          <w:bottom w:val="single" w:sz="8" w:space="0" w:color="C0504D" w:themeColor="accent2"/>
         </w:tcBorders>
       </w:tcPr>
     </w:tblStylePr>
@@ -7561,8 +6116,8 @@
       <w:tblPr/>
       <w:tcPr>
         <w:tcBorders>
-          <w:top w:val="single" w:color="C0504D" w:themeColor="accent2" w:sz="8" w:space="0"/>
-          <w:bottom w:val="single" w:color="C0504D" w:themeColor="accent2" w:sz="8" w:space="0"/>
+          <w:top w:val="single" w:sz="8" w:space="0" w:color="C0504D" w:themeColor="accent2"/>
+          <w:bottom w:val="single" w:sz="8" w:space="0" w:color="C0504D" w:themeColor="accent2"/>
         </w:tcBorders>
       </w:tcPr>
     </w:tblStylePr>
@@ -7595,8 +6150,8 @@
       <w:tblStyleColBandSize w:val="1"/>
       <w:tblInd w:w="0" w:type="dxa"/>
       <w:tblBorders>
-        <w:top w:val="single" w:color="9BBB59" w:themeColor="accent3" w:sz="8" w:space="0"/>
-        <w:bottom w:val="single" w:color="9BBB59" w:themeColor="accent3" w:sz="8" w:space="0"/>
+        <w:top w:val="single" w:sz="8" w:space="0" w:color="9BBB59" w:themeColor="accent3"/>
+        <w:bottom w:val="single" w:sz="8" w:space="0" w:color="9BBB59" w:themeColor="accent3"/>
       </w:tblBorders>
       <w:tblCellMar>
         <w:top w:w="0" w:type="dxa"/>
@@ -7607,13 +6162,13 @@
     </w:tblPr>
     <w:tblStylePr w:type="firstRow">
       <w:rPr>
-        <w:rFonts w:asciiTheme="majorHAnsi" w:hAnsiTheme="majorHAnsi" w:eastAsiaTheme="majorEastAsia" w:cstheme="majorBidi"/>
-      </w:rPr>
-      <w:tblPr/>
-      <w:tcPr>
-        <w:tcBorders>
-          <w:top w:val="nil"/>
-          <w:bottom w:val="single" w:color="9BBB59" w:themeColor="accent3" w:sz="8" w:space="0"/>
+        <w:rFonts w:asciiTheme="majorHAnsi" w:eastAsiaTheme="majorEastAsia" w:hAnsiTheme="majorHAnsi" w:cstheme="majorBidi"/>
+      </w:rPr>
+      <w:tblPr/>
+      <w:tcPr>
+        <w:tcBorders>
+          <w:top w:val="nil"/>
+          <w:bottom w:val="single" w:sz="8" w:space="0" w:color="9BBB59" w:themeColor="accent3"/>
         </w:tcBorders>
       </w:tcPr>
     </w:tblStylePr>
@@ -7626,8 +6181,8 @@
       <w:tblPr/>
       <w:tcPr>
         <w:tcBorders>
-          <w:top w:val="single" w:color="9BBB59" w:themeColor="accent3" w:sz="8" w:space="0"/>
-          <w:bottom w:val="single" w:color="9BBB59" w:themeColor="accent3" w:sz="8" w:space="0"/>
+          <w:top w:val="single" w:sz="8" w:space="0" w:color="9BBB59" w:themeColor="accent3"/>
+          <w:bottom w:val="single" w:sz="8" w:space="0" w:color="9BBB59" w:themeColor="accent3"/>
         </w:tcBorders>
       </w:tcPr>
     </w:tblStylePr>
@@ -7645,8 +6200,8 @@
       <w:tblPr/>
       <w:tcPr>
         <w:tcBorders>
-          <w:top w:val="single" w:color="9BBB59" w:themeColor="accent3" w:sz="8" w:space="0"/>
-          <w:bottom w:val="single" w:color="9BBB59" w:themeColor="accent3" w:sz="8" w:space="0"/>
+          <w:top w:val="single" w:sz="8" w:space="0" w:color="9BBB59" w:themeColor="accent3"/>
+          <w:bottom w:val="single" w:sz="8" w:space="0" w:color="9BBB59" w:themeColor="accent3"/>
         </w:tcBorders>
       </w:tcPr>
     </w:tblStylePr>
@@ -7679,8 +6234,8 @@
       <w:tblStyleColBandSize w:val="1"/>
       <w:tblInd w:w="0" w:type="dxa"/>
       <w:tblBorders>
-        <w:top w:val="single" w:color="8064A2" w:themeColor="accent4" w:sz="8" w:space="0"/>
-        <w:bottom w:val="single" w:color="8064A2" w:themeColor="accent4" w:sz="8" w:space="0"/>
+        <w:top w:val="single" w:sz="8" w:space="0" w:color="8064A2" w:themeColor="accent4"/>
+        <w:bottom w:val="single" w:sz="8" w:space="0" w:color="8064A2" w:themeColor="accent4"/>
       </w:tblBorders>
       <w:tblCellMar>
         <w:top w:w="0" w:type="dxa"/>
@@ -7691,13 +6246,13 @@
     </w:tblPr>
     <w:tblStylePr w:type="firstRow">
       <w:rPr>
-        <w:rFonts w:asciiTheme="majorHAnsi" w:hAnsiTheme="majorHAnsi" w:eastAsiaTheme="majorEastAsia" w:cstheme="majorBidi"/>
-      </w:rPr>
-      <w:tblPr/>
-      <w:tcPr>
-        <w:tcBorders>
-          <w:top w:val="nil"/>
-          <w:bottom w:val="single" w:color="8064A2" w:themeColor="accent4" w:sz="8" w:space="0"/>
+        <w:rFonts w:asciiTheme="majorHAnsi" w:eastAsiaTheme="majorEastAsia" w:hAnsiTheme="majorHAnsi" w:cstheme="majorBidi"/>
+      </w:rPr>
+      <w:tblPr/>
+      <w:tcPr>
+        <w:tcBorders>
+          <w:top w:val="nil"/>
+          <w:bottom w:val="single" w:sz="8" w:space="0" w:color="8064A2" w:themeColor="accent4"/>
         </w:tcBorders>
       </w:tcPr>
     </w:tblStylePr>
@@ -7710,8 +6265,8 @@
       <w:tblPr/>
       <w:tcPr>
         <w:tcBorders>
-          <w:top w:val="single" w:color="8064A2" w:themeColor="accent4" w:sz="8" w:space="0"/>
-          <w:bottom w:val="single" w:color="8064A2" w:themeColor="accent4" w:sz="8" w:space="0"/>
+          <w:top w:val="single" w:sz="8" w:space="0" w:color="8064A2" w:themeColor="accent4"/>
+          <w:bottom w:val="single" w:sz="8" w:space="0" w:color="8064A2" w:themeColor="accent4"/>
         </w:tcBorders>
       </w:tcPr>
     </w:tblStylePr>
@@ -7729,8 +6284,8 @@
       <w:tblPr/>
       <w:tcPr>
         <w:tcBorders>
-          <w:top w:val="single" w:color="8064A2" w:themeColor="accent4" w:sz="8" w:space="0"/>
-          <w:bottom w:val="single" w:color="8064A2" w:themeColor="accent4" w:sz="8" w:space="0"/>
+          <w:top w:val="single" w:sz="8" w:space="0" w:color="8064A2" w:themeColor="accent4"/>
+          <w:bottom w:val="single" w:sz="8" w:space="0" w:color="8064A2" w:themeColor="accent4"/>
         </w:tcBorders>
       </w:tcPr>
     </w:tblStylePr>
@@ -7763,8 +6318,8 @@
       <w:tblStyleColBandSize w:val="1"/>
       <w:tblInd w:w="0" w:type="dxa"/>
       <w:tblBorders>
-        <w:top w:val="single" w:color="4BACC6" w:themeColor="accent5" w:sz="8" w:space="0"/>
-        <w:bottom w:val="single" w:color="4BACC6" w:themeColor="accent5" w:sz="8" w:space="0"/>
+        <w:top w:val="single" w:sz="8" w:space="0" w:color="4BACC6" w:themeColor="accent5"/>
+        <w:bottom w:val="single" w:sz="8" w:space="0" w:color="4BACC6" w:themeColor="accent5"/>
       </w:tblBorders>
       <w:tblCellMar>
         <w:top w:w="0" w:type="dxa"/>
@@ -7775,13 +6330,13 @@
     </w:tblPr>
     <w:tblStylePr w:type="firstRow">
       <w:rPr>
-        <w:rFonts w:asciiTheme="majorHAnsi" w:hAnsiTheme="majorHAnsi" w:eastAsiaTheme="majorEastAsia" w:cstheme="majorBidi"/>
-      </w:rPr>
-      <w:tblPr/>
-      <w:tcPr>
-        <w:tcBorders>
-          <w:top w:val="nil"/>
-          <w:bottom w:val="single" w:color="4BACC6" w:themeColor="accent5" w:sz="8" w:space="0"/>
+        <w:rFonts w:asciiTheme="majorHAnsi" w:eastAsiaTheme="majorEastAsia" w:hAnsiTheme="majorHAnsi" w:cstheme="majorBidi"/>
+      </w:rPr>
+      <w:tblPr/>
+      <w:tcPr>
+        <w:tcBorders>
+          <w:top w:val="nil"/>
+          <w:bottom w:val="single" w:sz="8" w:space="0" w:color="4BACC6" w:themeColor="accent5"/>
         </w:tcBorders>
       </w:tcPr>
     </w:tblStylePr>
@@ -7794,8 +6349,8 @@
       <w:tblPr/>
       <w:tcPr>
         <w:tcBorders>
-          <w:top w:val="single" w:color="4BACC6" w:themeColor="accent5" w:sz="8" w:space="0"/>
-          <w:bottom w:val="single" w:color="4BACC6" w:themeColor="accent5" w:sz="8" w:space="0"/>
+          <w:top w:val="single" w:sz="8" w:space="0" w:color="4BACC6" w:themeColor="accent5"/>
+          <w:bottom w:val="single" w:sz="8" w:space="0" w:color="4BACC6" w:themeColor="accent5"/>
         </w:tcBorders>
       </w:tcPr>
     </w:tblStylePr>
@@ -7813,8 +6368,8 @@
       <w:tblPr/>
       <w:tcPr>
         <w:tcBorders>
-          <w:top w:val="single" w:color="4BACC6" w:themeColor="accent5" w:sz="8" w:space="0"/>
-          <w:bottom w:val="single" w:color="4BACC6" w:themeColor="accent5" w:sz="8" w:space="0"/>
+          <w:top w:val="single" w:sz="8" w:space="0" w:color="4BACC6" w:themeColor="accent5"/>
+          <w:bottom w:val="single" w:sz="8" w:space="0" w:color="4BACC6" w:themeColor="accent5"/>
         </w:tcBorders>
       </w:tcPr>
     </w:tblStylePr>
@@ -7847,8 +6402,8 @@
       <w:tblStyleColBandSize w:val="1"/>
       <w:tblInd w:w="0" w:type="dxa"/>
       <w:tblBorders>
-        <w:top w:val="single" w:color="F79646" w:themeColor="accent6" w:sz="8" w:space="0"/>
-        <w:bottom w:val="single" w:color="F79646" w:themeColor="accent6" w:sz="8" w:space="0"/>
+        <w:top w:val="single" w:sz="8" w:space="0" w:color="F79646" w:themeColor="accent6"/>
+        <w:bottom w:val="single" w:sz="8" w:space="0" w:color="F79646" w:themeColor="accent6"/>
       </w:tblBorders>
       <w:tblCellMar>
         <w:top w:w="0" w:type="dxa"/>
@@ -7859,13 +6414,13 @@
     </w:tblPr>
     <w:tblStylePr w:type="firstRow">
       <w:rPr>
-        <w:rFonts w:asciiTheme="majorHAnsi" w:hAnsiTheme="majorHAnsi" w:eastAsiaTheme="majorEastAsia" w:cstheme="majorBidi"/>
-      </w:rPr>
-      <w:tblPr/>
-      <w:tcPr>
-        <w:tcBorders>
-          <w:top w:val="nil"/>
-          <w:bottom w:val="single" w:color="F79646" w:themeColor="accent6" w:sz="8" w:space="0"/>
+        <w:rFonts w:asciiTheme="majorHAnsi" w:eastAsiaTheme="majorEastAsia" w:hAnsiTheme="majorHAnsi" w:cstheme="majorBidi"/>
+      </w:rPr>
+      <w:tblPr/>
+      <w:tcPr>
+        <w:tcBorders>
+          <w:top w:val="nil"/>
+          <w:bottom w:val="single" w:sz="8" w:space="0" w:color="F79646" w:themeColor="accent6"/>
         </w:tcBorders>
       </w:tcPr>
     </w:tblStylePr>
@@ -7878,8 +6433,8 @@
       <w:tblPr/>
       <w:tcPr>
         <w:tcBorders>
-          <w:top w:val="single" w:color="F79646" w:themeColor="accent6" w:sz="8" w:space="0"/>
-          <w:bottom w:val="single" w:color="F79646" w:themeColor="accent6" w:sz="8" w:space="0"/>
+          <w:top w:val="single" w:sz="8" w:space="0" w:color="F79646" w:themeColor="accent6"/>
+          <w:bottom w:val="single" w:sz="8" w:space="0" w:color="F79646" w:themeColor="accent6"/>
         </w:tcBorders>
       </w:tcPr>
     </w:tblStylePr>
@@ -7897,8 +6452,8 @@
       <w:tblPr/>
       <w:tcPr>
         <w:tcBorders>
-          <w:top w:val="single" w:color="F79646" w:themeColor="accent6" w:sz="8" w:space="0"/>
-          <w:bottom w:val="single" w:color="F79646" w:themeColor="accent6" w:sz="8" w:space="0"/>
+          <w:top w:val="single" w:sz="8" w:space="0" w:color="F79646" w:themeColor="accent6"/>
+          <w:bottom w:val="single" w:sz="8" w:space="0" w:color="F79646" w:themeColor="accent6"/>
         </w:tcBorders>
       </w:tcPr>
     </w:tblStylePr>
@@ -7924,7 +6479,7 @@
       <w:spacing w:after="0" w:line="240" w:lineRule="auto"/>
     </w:pPr>
     <w:rPr>
-      <w:rFonts w:asciiTheme="majorHAnsi" w:hAnsiTheme="majorHAnsi" w:eastAsiaTheme="majorEastAsia" w:cstheme="majorBidi"/>
+      <w:rFonts w:asciiTheme="majorHAnsi" w:eastAsiaTheme="majorEastAsia" w:hAnsiTheme="majorHAnsi" w:cstheme="majorBidi"/>
       <w:color w:val="000000" w:themeColor="text1"/>
     </w:rPr>
     <w:tblPr>
@@ -7932,10 +6487,10 @@
       <w:tblStyleColBandSize w:val="1"/>
       <w:tblInd w:w="0" w:type="dxa"/>
       <w:tblBorders>
-        <w:top w:val="single" w:color="000000" w:themeColor="text1" w:sz="8" w:space="0"/>
-        <w:left w:val="single" w:color="000000" w:themeColor="text1" w:sz="8" w:space="0"/>
-        <w:bottom w:val="single" w:color="000000" w:themeColor="text1" w:sz="8" w:space="0"/>
-        <w:right w:val="single" w:color="000000" w:themeColor="text1" w:sz="8" w:space="0"/>
+        <w:top w:val="single" w:sz="8" w:space="0" w:color="000000" w:themeColor="text1"/>
+        <w:left w:val="single" w:sz="8" w:space="0" w:color="000000" w:themeColor="text1"/>
+        <w:bottom w:val="single" w:sz="8" w:space="0" w:color="000000" w:themeColor="text1"/>
+        <w:right w:val="single" w:sz="8" w:space="0" w:color="000000" w:themeColor="text1"/>
       </w:tblBorders>
       <w:tblCellMar>
         <w:top w:w="0" w:type="dxa"/>
@@ -7954,7 +6509,7 @@
         <w:tcBorders>
           <w:top w:val="nil"/>
           <w:left w:val="nil"/>
-          <w:bottom w:val="single" w:color="000000" w:themeColor="text1" w:sz="24" w:space="0"/>
+          <w:bottom w:val="single" w:sz="24" w:space="0" w:color="000000" w:themeColor="text1"/>
           <w:right w:val="nil"/>
           <w:insideH w:val="nil"/>
           <w:insideV w:val="nil"/>
@@ -7966,7 +6521,7 @@
       <w:tblPr/>
       <w:tcPr>
         <w:tcBorders>
-          <w:top w:val="single" w:color="000000" w:themeColor="text1" w:sz="8" w:space="0"/>
+          <w:top w:val="single" w:sz="8" w:space="0" w:color="000000" w:themeColor="text1"/>
           <w:left w:val="nil"/>
           <w:bottom w:val="nil"/>
           <w:right w:val="nil"/>
@@ -7983,7 +6538,7 @@
           <w:top w:val="nil"/>
           <w:left w:val="nil"/>
           <w:bottom w:val="nil"/>
-          <w:right w:val="single" w:color="000000" w:themeColor="text1" w:sz="8" w:space="0"/>
+          <w:right w:val="single" w:sz="8" w:space="0" w:color="000000" w:themeColor="text1"/>
           <w:insideH w:val="nil"/>
           <w:insideV w:val="nil"/>
         </w:tcBorders>
@@ -7995,7 +6550,7 @@
       <w:tcPr>
         <w:tcBorders>
           <w:top w:val="nil"/>
-          <w:left w:val="single" w:color="000000" w:themeColor="text1" w:sz="8" w:space="0"/>
+          <w:left w:val="single" w:sz="8" w:space="0" w:color="000000" w:themeColor="text1"/>
           <w:bottom w:val="nil"/>
           <w:right w:val="nil"/>
           <w:insideH w:val="nil"/>
@@ -8052,7 +6607,7 @@
       <w:spacing w:after="0" w:line="240" w:lineRule="auto"/>
     </w:pPr>
     <w:rPr>
-      <w:rFonts w:asciiTheme="majorHAnsi" w:hAnsiTheme="majorHAnsi" w:eastAsiaTheme="majorEastAsia" w:cstheme="majorBidi"/>
+      <w:rFonts w:asciiTheme="majorHAnsi" w:eastAsiaTheme="majorEastAsia" w:hAnsiTheme="majorHAnsi" w:cstheme="majorBidi"/>
       <w:color w:val="000000" w:themeColor="text1"/>
     </w:rPr>
     <w:tblPr>
@@ -8060,10 +6615,10 @@
       <w:tblStyleColBandSize w:val="1"/>
       <w:tblInd w:w="0" w:type="dxa"/>
       <w:tblBorders>
-        <w:top w:val="single" w:color="4F81BD" w:themeColor="accent1" w:sz="8" w:space="0"/>
-        <w:left w:val="single" w:color="4F81BD" w:themeColor="accent1" w:sz="8" w:space="0"/>
-        <w:bottom w:val="single" w:color="4F81BD" w:themeColor="accent1" w:sz="8" w:space="0"/>
-        <w:right w:val="single" w:color="4F81BD" w:themeColor="accent1" w:sz="8" w:space="0"/>
+        <w:top w:val="single" w:sz="8" w:space="0" w:color="4F81BD" w:themeColor="accent1"/>
+        <w:left w:val="single" w:sz="8" w:space="0" w:color="4F81BD" w:themeColor="accent1"/>
+        <w:bottom w:val="single" w:sz="8" w:space="0" w:color="4F81BD" w:themeColor="accent1"/>
+        <w:right w:val="single" w:sz="8" w:space="0" w:color="4F81BD" w:themeColor="accent1"/>
       </w:tblBorders>
       <w:tblCellMar>
         <w:top w:w="0" w:type="dxa"/>
@@ -8082,7 +6637,7 @@
         <w:tcBorders>
           <w:top w:val="nil"/>
           <w:left w:val="nil"/>
-          <w:bottom w:val="single" w:color="4F81BD" w:themeColor="accent1" w:sz="24" w:space="0"/>
+          <w:bottom w:val="single" w:sz="24" w:space="0" w:color="4F81BD" w:themeColor="accent1"/>
           <w:right w:val="nil"/>
           <w:insideH w:val="nil"/>
           <w:insideV w:val="nil"/>
@@ -8094,7 +6649,7 @@
       <w:tblPr/>
       <w:tcPr>
         <w:tcBorders>
-          <w:top w:val="single" w:color="4F81BD" w:themeColor="accent1" w:sz="8" w:space="0"/>
+          <w:top w:val="single" w:sz="8" w:space="0" w:color="4F81BD" w:themeColor="accent1"/>
           <w:left w:val="nil"/>
           <w:bottom w:val="nil"/>
           <w:right w:val="nil"/>
@@ -8111,7 +6666,7 @@
           <w:top w:val="nil"/>
           <w:left w:val="nil"/>
           <w:bottom w:val="nil"/>
-          <w:right w:val="single" w:color="4F81BD" w:themeColor="accent1" w:sz="8" w:space="0"/>
+          <w:right w:val="single" w:sz="8" w:space="0" w:color="4F81BD" w:themeColor="accent1"/>
           <w:insideH w:val="nil"/>
           <w:insideV w:val="nil"/>
         </w:tcBorders>
@@ -8123,7 +6678,7 @@
       <w:tcPr>
         <w:tcBorders>
           <w:top w:val="nil"/>
-          <w:left w:val="single" w:color="4F81BD" w:themeColor="accent1" w:sz="8" w:space="0"/>
+          <w:left w:val="single" w:sz="8" w:space="0" w:color="4F81BD" w:themeColor="accent1"/>
           <w:bottom w:val="nil"/>
           <w:right w:val="nil"/>
           <w:insideH w:val="nil"/>
@@ -8180,7 +6735,7 @@
       <w:spacing w:after="0" w:line="240" w:lineRule="auto"/>
     </w:pPr>
     <w:rPr>
-      <w:rFonts w:asciiTheme="majorHAnsi" w:hAnsiTheme="majorHAnsi" w:eastAsiaTheme="majorEastAsia" w:cstheme="majorBidi"/>
+      <w:rFonts w:asciiTheme="majorHAnsi" w:eastAsiaTheme="majorEastAsia" w:hAnsiTheme="majorHAnsi" w:cstheme="majorBidi"/>
       <w:color w:val="000000" w:themeColor="text1"/>
     </w:rPr>
     <w:tblPr>
@@ -8188,10 +6743,10 @@
       <w:tblStyleColBandSize w:val="1"/>
       <w:tblInd w:w="0" w:type="dxa"/>
       <w:tblBorders>
-        <w:top w:val="single" w:color="C0504D" w:themeColor="accent2" w:sz="8" w:space="0"/>
-        <w:left w:val="single" w:color="C0504D" w:themeColor="accent2" w:sz="8" w:space="0"/>
-        <w:bottom w:val="single" w:color="C0504D" w:themeColor="accent2" w:sz="8" w:space="0"/>
-        <w:right w:val="single" w:color="C0504D" w:themeColor="accent2" w:sz="8" w:space="0"/>
+        <w:top w:val="single" w:sz="8" w:space="0" w:color="C0504D" w:themeColor="accent2"/>
+        <w:left w:val="single" w:sz="8" w:space="0" w:color="C0504D" w:themeColor="accent2"/>
+        <w:bottom w:val="single" w:sz="8" w:space="0" w:color="C0504D" w:themeColor="accent2"/>
+        <w:right w:val="single" w:sz="8" w:space="0" w:color="C0504D" w:themeColor="accent2"/>
       </w:tblBorders>
       <w:tblCellMar>
         <w:top w:w="0" w:type="dxa"/>
@@ -8210,7 +6765,7 @@
         <w:tcBorders>
           <w:top w:val="nil"/>
           <w:left w:val="nil"/>
-          <w:bottom w:val="single" w:color="C0504D" w:themeColor="accent2" w:sz="24" w:space="0"/>
+          <w:bottom w:val="single" w:sz="24" w:space="0" w:color="C0504D" w:themeColor="accent2"/>
           <w:right w:val="nil"/>
           <w:insideH w:val="nil"/>
           <w:insideV w:val="nil"/>
@@ -8222,7 +6777,7 @@
       <w:tblPr/>
       <w:tcPr>
         <w:tcBorders>
-          <w:top w:val="single" w:color="C0504D" w:themeColor="accent2" w:sz="8" w:space="0"/>
+          <w:top w:val="single" w:sz="8" w:space="0" w:color="C0504D" w:themeColor="accent2"/>
           <w:left w:val="nil"/>
           <w:bottom w:val="nil"/>
           <w:right w:val="nil"/>
@@ -8239,7 +6794,7 @@
           <w:top w:val="nil"/>
           <w:left w:val="nil"/>
           <w:bottom w:val="nil"/>
-          <w:right w:val="single" w:color="C0504D" w:themeColor="accent2" w:sz="8" w:space="0"/>
+          <w:right w:val="single" w:sz="8" w:space="0" w:color="C0504D" w:themeColor="accent2"/>
           <w:insideH w:val="nil"/>
           <w:insideV w:val="nil"/>
         </w:tcBorders>
@@ -8251,7 +6806,7 @@
       <w:tcPr>
         <w:tcBorders>
           <w:top w:val="nil"/>
-          <w:left w:val="single" w:color="C0504D" w:themeColor="accent2" w:sz="8" w:space="0"/>
+          <w:left w:val="single" w:sz="8" w:space="0" w:color="C0504D" w:themeColor="accent2"/>
           <w:bottom w:val="nil"/>
           <w:right w:val="nil"/>
           <w:insideH w:val="nil"/>
@@ -8308,7 +6863,7 @@
       <w:spacing w:after="0" w:line="240" w:lineRule="auto"/>
     </w:pPr>
     <w:rPr>
-      <w:rFonts w:asciiTheme="majorHAnsi" w:hAnsiTheme="majorHAnsi" w:eastAsiaTheme="majorEastAsia" w:cstheme="majorBidi"/>
+      <w:rFonts w:asciiTheme="majorHAnsi" w:eastAsiaTheme="majorEastAsia" w:hAnsiTheme="majorHAnsi" w:cstheme="majorBidi"/>
       <w:color w:val="000000" w:themeColor="text1"/>
     </w:rPr>
     <w:tblPr>
@@ -8316,10 +6871,10 @@
       <w:tblStyleColBandSize w:val="1"/>
       <w:tblInd w:w="0" w:type="dxa"/>
       <w:tblBorders>
-        <w:top w:val="single" w:color="9BBB59" w:themeColor="accent3" w:sz="8" w:space="0"/>
-        <w:left w:val="single" w:color="9BBB59" w:themeColor="accent3" w:sz="8" w:space="0"/>
-        <w:bottom w:val="single" w:color="9BBB59" w:themeColor="accent3" w:sz="8" w:space="0"/>
-        <w:right w:val="single" w:color="9BBB59" w:themeColor="accent3" w:sz="8" w:space="0"/>
+        <w:top w:val="single" w:sz="8" w:space="0" w:color="9BBB59" w:themeColor="accent3"/>
+        <w:left w:val="single" w:sz="8" w:space="0" w:color="9BBB59" w:themeColor="accent3"/>
+        <w:bottom w:val="single" w:sz="8" w:space="0" w:color="9BBB59" w:themeColor="accent3"/>
+        <w:right w:val="single" w:sz="8" w:space="0" w:color="9BBB59" w:themeColor="accent3"/>
       </w:tblBorders>
       <w:tblCellMar>
         <w:top w:w="0" w:type="dxa"/>
@@ -8338,7 +6893,7 @@
         <w:tcBorders>
           <w:top w:val="nil"/>
           <w:left w:val="nil"/>
-          <w:bottom w:val="single" w:color="9BBB59" w:themeColor="accent3" w:sz="24" w:space="0"/>
+          <w:bottom w:val="single" w:sz="24" w:space="0" w:color="9BBB59" w:themeColor="accent3"/>
           <w:right w:val="nil"/>
           <w:insideH w:val="nil"/>
           <w:insideV w:val="nil"/>
@@ -8350,7 +6905,7 @@
       <w:tblPr/>
       <w:tcPr>
         <w:tcBorders>
-          <w:top w:val="single" w:color="9BBB59" w:themeColor="accent3" w:sz="8" w:space="0"/>
+          <w:top w:val="single" w:sz="8" w:space="0" w:color="9BBB59" w:themeColor="accent3"/>
           <w:left w:val="nil"/>
           <w:bottom w:val="nil"/>
           <w:right w:val="nil"/>
@@ -8367,7 +6922,7 @@
           <w:top w:val="nil"/>
           <w:left w:val="nil"/>
           <w:bottom w:val="nil"/>
-          <w:right w:val="single" w:color="9BBB59" w:themeColor="accent3" w:sz="8" w:space="0"/>
+          <w:right w:val="single" w:sz="8" w:space="0" w:color="9BBB59" w:themeColor="accent3"/>
           <w:insideH w:val="nil"/>
           <w:insideV w:val="nil"/>
         </w:tcBorders>
@@ -8379,7 +6934,7 @@
       <w:tcPr>
         <w:tcBorders>
           <w:top w:val="nil"/>
-          <w:left w:val="single" w:color="9BBB59" w:themeColor="accent3" w:sz="8" w:space="0"/>
+          <w:left w:val="single" w:sz="8" w:space="0" w:color="9BBB59" w:themeColor="accent3"/>
           <w:bottom w:val="nil"/>
           <w:right w:val="nil"/>
           <w:insideH w:val="nil"/>
@@ -8436,7 +6991,7 @@
       <w:spacing w:after="0" w:line="240" w:lineRule="auto"/>
     </w:pPr>
     <w:rPr>
-      <w:rFonts w:asciiTheme="majorHAnsi" w:hAnsiTheme="majorHAnsi" w:eastAsiaTheme="majorEastAsia" w:cstheme="majorBidi"/>
+      <w:rFonts w:asciiTheme="majorHAnsi" w:eastAsiaTheme="majorEastAsia" w:hAnsiTheme="majorHAnsi" w:cstheme="majorBidi"/>
       <w:color w:val="000000" w:themeColor="text1"/>
     </w:rPr>
     <w:tblPr>
@@ -8444,10 +6999,10 @@
       <w:tblStyleColBandSize w:val="1"/>
       <w:tblInd w:w="0" w:type="dxa"/>
       <w:tblBorders>
-        <w:top w:val="single" w:color="8064A2" w:themeColor="accent4" w:sz="8" w:space="0"/>
-        <w:left w:val="single" w:color="8064A2" w:themeColor="accent4" w:sz="8" w:space="0"/>
-        <w:bottom w:val="single" w:color="8064A2" w:themeColor="accent4" w:sz="8" w:space="0"/>
-        <w:right w:val="single" w:color="8064A2" w:themeColor="accent4" w:sz="8" w:space="0"/>
+        <w:top w:val="single" w:sz="8" w:space="0" w:color="8064A2" w:themeColor="accent4"/>
+        <w:left w:val="single" w:sz="8" w:space="0" w:color="8064A2" w:themeColor="accent4"/>
+        <w:bottom w:val="single" w:sz="8" w:space="0" w:color="8064A2" w:themeColor="accent4"/>
+        <w:right w:val="single" w:sz="8" w:space="0" w:color="8064A2" w:themeColor="accent4"/>
       </w:tblBorders>
       <w:tblCellMar>
         <w:top w:w="0" w:type="dxa"/>
@@ -8466,7 +7021,7 @@
         <w:tcBorders>
           <w:top w:val="nil"/>
           <w:left w:val="nil"/>
-          <w:bottom w:val="single" w:color="8064A2" w:themeColor="accent4" w:sz="24" w:space="0"/>
+          <w:bottom w:val="single" w:sz="24" w:space="0" w:color="8064A2" w:themeColor="accent4"/>
           <w:right w:val="nil"/>
           <w:insideH w:val="nil"/>
           <w:insideV w:val="nil"/>
@@ -8478,7 +7033,7 @@
       <w:tblPr/>
       <w:tcPr>
         <w:tcBorders>
-          <w:top w:val="single" w:color="8064A2" w:themeColor="accent4" w:sz="8" w:space="0"/>
+          <w:top w:val="single" w:sz="8" w:space="0" w:color="8064A2" w:themeColor="accent4"/>
           <w:left w:val="nil"/>
           <w:bottom w:val="nil"/>
           <w:right w:val="nil"/>
@@ -8495,7 +7050,7 @@
           <w:top w:val="nil"/>
           <w:left w:val="nil"/>
           <w:bottom w:val="nil"/>
-          <w:right w:val="single" w:color="8064A2" w:themeColor="accent4" w:sz="8" w:space="0"/>
+          <w:right w:val="single" w:sz="8" w:space="0" w:color="8064A2" w:themeColor="accent4"/>
           <w:insideH w:val="nil"/>
           <w:insideV w:val="nil"/>
         </w:tcBorders>
@@ -8507,7 +7062,7 @@
       <w:tcPr>
         <w:tcBorders>
           <w:top w:val="nil"/>
-          <w:left w:val="single" w:color="8064A2" w:themeColor="accent4" w:sz="8" w:space="0"/>
+          <w:left w:val="single" w:sz="8" w:space="0" w:color="8064A2" w:themeColor="accent4"/>
           <w:bottom w:val="nil"/>
           <w:right w:val="nil"/>
           <w:insideH w:val="nil"/>
@@ -8564,7 +7119,7 @@
       <w:spacing w:after="0" w:line="240" w:lineRule="auto"/>
     </w:pPr>
     <w:rPr>
-      <w:rFonts w:asciiTheme="majorHAnsi" w:hAnsiTheme="majorHAnsi" w:eastAsiaTheme="majorEastAsia" w:cstheme="majorBidi"/>
+      <w:rFonts w:asciiTheme="majorHAnsi" w:eastAsiaTheme="majorEastAsia" w:hAnsiTheme="majorHAnsi" w:cstheme="majorBidi"/>
       <w:color w:val="000000" w:themeColor="text1"/>
     </w:rPr>
     <w:tblPr>
@@ -8572,10 +7127,10 @@
       <w:tblStyleColBandSize w:val="1"/>
       <w:tblInd w:w="0" w:type="dxa"/>
       <w:tblBorders>
-        <w:top w:val="single" w:color="4BACC6" w:themeColor="accent5" w:sz="8" w:space="0"/>
-        <w:left w:val="single" w:color="4BACC6" w:themeColor="accent5" w:sz="8" w:space="0"/>
-        <w:bottom w:val="single" w:color="4BACC6" w:themeColor="accent5" w:sz="8" w:space="0"/>
-        <w:right w:val="single" w:color="4BACC6" w:themeColor="accent5" w:sz="8" w:space="0"/>
+        <w:top w:val="single" w:sz="8" w:space="0" w:color="4BACC6" w:themeColor="accent5"/>
+        <w:left w:val="single" w:sz="8" w:space="0" w:color="4BACC6" w:themeColor="accent5"/>
+        <w:bottom w:val="single" w:sz="8" w:space="0" w:color="4BACC6" w:themeColor="accent5"/>
+        <w:right w:val="single" w:sz="8" w:space="0" w:color="4BACC6" w:themeColor="accent5"/>
       </w:tblBorders>
       <w:tblCellMar>
         <w:top w:w="0" w:type="dxa"/>
@@ -8594,7 +7149,7 @@
         <w:tcBorders>
           <w:top w:val="nil"/>
           <w:left w:val="nil"/>
-          <w:bottom w:val="single" w:color="4BACC6" w:themeColor="accent5" w:sz="24" w:space="0"/>
+          <w:bottom w:val="single" w:sz="24" w:space="0" w:color="4BACC6" w:themeColor="accent5"/>
           <w:right w:val="nil"/>
           <w:insideH w:val="nil"/>
           <w:insideV w:val="nil"/>
@@ -8606,7 +7161,7 @@
       <w:tblPr/>
       <w:tcPr>
         <w:tcBorders>
-          <w:top w:val="single" w:color="4BACC6" w:themeColor="accent5" w:sz="8" w:space="0"/>
+          <w:top w:val="single" w:sz="8" w:space="0" w:color="4BACC6" w:themeColor="accent5"/>
           <w:left w:val="nil"/>
           <w:bottom w:val="nil"/>
           <w:right w:val="nil"/>
@@ -8623,7 +7178,7 @@
           <w:top w:val="nil"/>
           <w:left w:val="nil"/>
           <w:bottom w:val="nil"/>
-          <w:right w:val="single" w:color="4BACC6" w:themeColor="accent5" w:sz="8" w:space="0"/>
+          <w:right w:val="single" w:sz="8" w:space="0" w:color="4BACC6" w:themeColor="accent5"/>
           <w:insideH w:val="nil"/>
           <w:insideV w:val="nil"/>
         </w:tcBorders>
@@ -8635,7 +7190,7 @@
       <w:tcPr>
         <w:tcBorders>
           <w:top w:val="nil"/>
-          <w:left w:val="single" w:color="4BACC6" w:themeColor="accent5" w:sz="8" w:space="0"/>
+          <w:left w:val="single" w:sz="8" w:space="0" w:color="4BACC6" w:themeColor="accent5"/>
           <w:bottom w:val="nil"/>
           <w:right w:val="nil"/>
           <w:insideH w:val="nil"/>
@@ -8692,7 +7247,7 @@
       <w:spacing w:after="0" w:line="240" w:lineRule="auto"/>
     </w:pPr>
     <w:rPr>
-      <w:rFonts w:asciiTheme="majorHAnsi" w:hAnsiTheme="majorHAnsi" w:eastAsiaTheme="majorEastAsia" w:cstheme="majorBidi"/>
+      <w:rFonts w:asciiTheme="majorHAnsi" w:eastAsiaTheme="majorEastAsia" w:hAnsiTheme="majorHAnsi" w:cstheme="majorBidi"/>
       <w:color w:val="000000" w:themeColor="text1"/>
     </w:rPr>
     <w:tblPr>
@@ -8700,10 +7255,10 @@
       <w:tblStyleColBandSize w:val="1"/>
       <w:tblInd w:w="0" w:type="dxa"/>
       <w:tblBorders>
-        <w:top w:val="single" w:color="F79646" w:themeColor="accent6" w:sz="8" w:space="0"/>
-        <w:left w:val="single" w:color="F79646" w:themeColor="accent6" w:sz="8" w:space="0"/>
-        <w:bottom w:val="single" w:color="F79646" w:themeColor="accent6" w:sz="8" w:space="0"/>
-        <w:right w:val="single" w:color="F79646" w:themeColor="accent6" w:sz="8" w:space="0"/>
+        <w:top w:val="single" w:sz="8" w:space="0" w:color="F79646" w:themeColor="accent6"/>
+        <w:left w:val="single" w:sz="8" w:space="0" w:color="F79646" w:themeColor="accent6"/>
+        <w:bottom w:val="single" w:sz="8" w:space="0" w:color="F79646" w:themeColor="accent6"/>
+        <w:right w:val="single" w:sz="8" w:space="0" w:color="F79646" w:themeColor="accent6"/>
       </w:tblBorders>
       <w:tblCellMar>
         <w:top w:w="0" w:type="dxa"/>
@@ -8722,7 +7277,7 @@
         <w:tcBorders>
           <w:top w:val="nil"/>
           <w:left w:val="nil"/>
-          <w:bottom w:val="single" w:color="F79646" w:themeColor="accent6" w:sz="24" w:space="0"/>
+          <w:bottom w:val="single" w:sz="24" w:space="0" w:color="F79646" w:themeColor="accent6"/>
           <w:right w:val="nil"/>
           <w:insideH w:val="nil"/>
           <w:insideV w:val="nil"/>
@@ -8734,7 +7289,7 @@
       <w:tblPr/>
       <w:tcPr>
         <w:tcBorders>
-          <w:top w:val="single" w:color="F79646" w:themeColor="accent6" w:sz="8" w:space="0"/>
+          <w:top w:val="single" w:sz="8" w:space="0" w:color="F79646" w:themeColor="accent6"/>
           <w:left w:val="nil"/>
           <w:bottom w:val="nil"/>
           <w:right w:val="nil"/>
@@ -8751,7 +7306,7 @@
           <w:top w:val="nil"/>
           <w:left w:val="nil"/>
           <w:bottom w:val="nil"/>
-          <w:right w:val="single" w:color="F79646" w:themeColor="accent6" w:sz="8" w:space="0"/>
+          <w:right w:val="single" w:sz="8" w:space="0" w:color="F79646" w:themeColor="accent6"/>
           <w:insideH w:val="nil"/>
           <w:insideV w:val="nil"/>
         </w:tcBorders>
@@ -8763,7 +7318,7 @@
       <w:tcPr>
         <w:tcBorders>
           <w:top w:val="nil"/>
-          <w:left w:val="single" w:color="F79646" w:themeColor="accent6" w:sz="8" w:space="0"/>
+          <w:left w:val="single" w:sz="8" w:space="0" w:color="F79646" w:themeColor="accent6"/>
           <w:bottom w:val="nil"/>
           <w:right w:val="nil"/>
           <w:insideH w:val="nil"/>
@@ -8824,12 +7379,12 @@
       <w:tblStyleColBandSize w:val="1"/>
       <w:tblInd w:w="0" w:type="dxa"/>
       <w:tblBorders>
-        <w:top w:val="single" w:color="404040" w:themeColor="text1" w:themeTint="BF" w:sz="8" w:space="0"/>
-        <w:left w:val="single" w:color="404040" w:themeColor="text1" w:themeTint="BF" w:sz="8" w:space="0"/>
-        <w:bottom w:val="single" w:color="404040" w:themeColor="text1" w:themeTint="BF" w:sz="8" w:space="0"/>
-        <w:right w:val="single" w:color="404040" w:themeColor="text1" w:themeTint="BF" w:sz="8" w:space="0"/>
-        <w:insideH w:val="single" w:color="404040" w:themeColor="text1" w:themeTint="BF" w:sz="8" w:space="0"/>
-        <w:insideV w:val="single" w:color="404040" w:themeColor="text1" w:themeTint="BF" w:sz="8" w:space="0"/>
+        <w:top w:val="single" w:sz="8" w:space="0" w:color="404040" w:themeColor="text1" w:themeTint="BF"/>
+        <w:left w:val="single" w:sz="8" w:space="0" w:color="404040" w:themeColor="text1" w:themeTint="BF"/>
+        <w:bottom w:val="single" w:sz="8" w:space="0" w:color="404040" w:themeColor="text1" w:themeTint="BF"/>
+        <w:right w:val="single" w:sz="8" w:space="0" w:color="404040" w:themeColor="text1" w:themeTint="BF"/>
+        <w:insideH w:val="single" w:sz="8" w:space="0" w:color="404040" w:themeColor="text1" w:themeTint="BF"/>
+        <w:insideV w:val="single" w:sz="8" w:space="0" w:color="404040" w:themeColor="text1" w:themeTint="BF"/>
       </w:tblBorders>
       <w:tblCellMar>
         <w:top w:w="0" w:type="dxa"/>
@@ -8855,7 +7410,7 @@
       <w:tblPr/>
       <w:tcPr>
         <w:tcBorders>
-          <w:top w:val="single" w:color="404040" w:themeColor="text1" w:themeTint="BF" w:sz="18" w:space="0"/>
+          <w:top w:val="single" w:sz="18" w:space="0" w:color="404040" w:themeColor="text1" w:themeTint="BF"/>
         </w:tcBorders>
       </w:tcPr>
     </w:tblStylePr>
@@ -8897,12 +7452,12 @@
       <w:tblStyleColBandSize w:val="1"/>
       <w:tblInd w:w="0" w:type="dxa"/>
       <w:tblBorders>
-        <w:top w:val="single" w:color="7BA0CD" w:themeColor="accent1" w:themeTint="BF" w:sz="8" w:space="0"/>
-        <w:left w:val="single" w:color="7BA0CD" w:themeColor="accent1" w:themeTint="BF" w:sz="8" w:space="0"/>
-        <w:bottom w:val="single" w:color="7BA0CD" w:themeColor="accent1" w:themeTint="BF" w:sz="8" w:space="0"/>
-        <w:right w:val="single" w:color="7BA0CD" w:themeColor="accent1" w:themeTint="BF" w:sz="8" w:space="0"/>
-        <w:insideH w:val="single" w:color="7BA0CD" w:themeColor="accent1" w:themeTint="BF" w:sz="8" w:space="0"/>
-        <w:insideV w:val="single" w:color="7BA0CD" w:themeColor="accent1" w:themeTint="BF" w:sz="8" w:space="0"/>
+        <w:top w:val="single" w:sz="8" w:space="0" w:color="7BA0CD" w:themeColor="accent1" w:themeTint="BF"/>
+        <w:left w:val="single" w:sz="8" w:space="0" w:color="7BA0CD" w:themeColor="accent1" w:themeTint="BF"/>
+        <w:bottom w:val="single" w:sz="8" w:space="0" w:color="7BA0CD" w:themeColor="accent1" w:themeTint="BF"/>
+        <w:right w:val="single" w:sz="8" w:space="0" w:color="7BA0CD" w:themeColor="accent1" w:themeTint="BF"/>
+        <w:insideH w:val="single" w:sz="8" w:space="0" w:color="7BA0CD" w:themeColor="accent1" w:themeTint="BF"/>
+        <w:insideV w:val="single" w:sz="8" w:space="0" w:color="7BA0CD" w:themeColor="accent1" w:themeTint="BF"/>
       </w:tblBorders>
       <w:tblCellMar>
         <w:top w:w="0" w:type="dxa"/>
@@ -8928,7 +7483,7 @@
       <w:tblPr/>
       <w:tcPr>
         <w:tcBorders>
-          <w:top w:val="single" w:color="7BA0CD" w:themeColor="accent1" w:themeTint="BF" w:sz="18" w:space="0"/>
+          <w:top w:val="single" w:sz="18" w:space="0" w:color="7BA0CD" w:themeColor="accent1" w:themeTint="BF"/>
         </w:tcBorders>
       </w:tcPr>
     </w:tblStylePr>
@@ -8970,12 +7525,12 @@
       <w:tblStyleColBandSize w:val="1"/>
       <w:tblInd w:w="0" w:type="dxa"/>
       <w:tblBorders>
-        <w:top w:val="single" w:color="CF7B79" w:themeColor="accent2" w:themeTint="BF" w:sz="8" w:space="0"/>
-        <w:left w:val="single" w:color="CF7B79" w:themeColor="accent2" w:themeTint="BF" w:sz="8" w:space="0"/>
-        <w:bottom w:val="single" w:color="CF7B79" w:themeColor="accent2" w:themeTint="BF" w:sz="8" w:space="0"/>
-        <w:right w:val="single" w:color="CF7B79" w:themeColor="accent2" w:themeTint="BF" w:sz="8" w:space="0"/>
-        <w:insideH w:val="single" w:color="CF7B79" w:themeColor="accent2" w:themeTint="BF" w:sz="8" w:space="0"/>
-        <w:insideV w:val="single" w:color="CF7B79" w:themeColor="accent2" w:themeTint="BF" w:sz="8" w:space="0"/>
+        <w:top w:val="single" w:sz="8" w:space="0" w:color="CF7B79" w:themeColor="accent2" w:themeTint="BF"/>
+        <w:left w:val="single" w:sz="8" w:space="0" w:color="CF7B79" w:themeColor="accent2" w:themeTint="BF"/>
+        <w:bottom w:val="single" w:sz="8" w:space="0" w:color="CF7B79" w:themeColor="accent2" w:themeTint="BF"/>
+        <w:right w:val="single" w:sz="8" w:space="0" w:color="CF7B79" w:themeColor="accent2" w:themeTint="BF"/>
+        <w:insideH w:val="single" w:sz="8" w:space="0" w:color="CF7B79" w:themeColor="accent2" w:themeTint="BF"/>
+        <w:insideV w:val="single" w:sz="8" w:space="0" w:color="CF7B79" w:themeColor="accent2" w:themeTint="BF"/>
       </w:tblBorders>
       <w:tblCellMar>
         <w:top w:w="0" w:type="dxa"/>
@@ -9001,7 +7556,7 @@
       <w:tblPr/>
       <w:tcPr>
         <w:tcBorders>
-          <w:top w:val="single" w:color="CF7B79" w:themeColor="accent2" w:themeTint="BF" w:sz="18" w:space="0"/>
+          <w:top w:val="single" w:sz="18" w:space="0" w:color="CF7B79" w:themeColor="accent2" w:themeTint="BF"/>
         </w:tcBorders>
       </w:tcPr>
     </w:tblStylePr>
@@ -9043,12 +7598,12 @@
       <w:tblStyleColBandSize w:val="1"/>
       <w:tblInd w:w="0" w:type="dxa"/>
       <w:tblBorders>
-        <w:top w:val="single" w:color="B3CC82" w:themeColor="accent3" w:themeTint="BF" w:sz="8" w:space="0"/>
-        <w:left w:val="single" w:color="B3CC82" w:themeColor="accent3" w:themeTint="BF" w:sz="8" w:space="0"/>
-        <w:bottom w:val="single" w:color="B3CC82" w:themeColor="accent3" w:themeTint="BF" w:sz="8" w:space="0"/>
-        <w:right w:val="single" w:color="B3CC82" w:themeColor="accent3" w:themeTint="BF" w:sz="8" w:space="0"/>
-        <w:insideH w:val="single" w:color="B3CC82" w:themeColor="accent3" w:themeTint="BF" w:sz="8" w:space="0"/>
-        <w:insideV w:val="single" w:color="B3CC82" w:themeColor="accent3" w:themeTint="BF" w:sz="8" w:space="0"/>
+        <w:top w:val="single" w:sz="8" w:space="0" w:color="B3CC82" w:themeColor="accent3" w:themeTint="BF"/>
+        <w:left w:val="single" w:sz="8" w:space="0" w:color="B3CC82" w:themeColor="accent3" w:themeTint="BF"/>
+        <w:bottom w:val="single" w:sz="8" w:space="0" w:color="B3CC82" w:themeColor="accent3" w:themeTint="BF"/>
+        <w:right w:val="single" w:sz="8" w:space="0" w:color="B3CC82" w:themeColor="accent3" w:themeTint="BF"/>
+        <w:insideH w:val="single" w:sz="8" w:space="0" w:color="B3CC82" w:themeColor="accent3" w:themeTint="BF"/>
+        <w:insideV w:val="single" w:sz="8" w:space="0" w:color="B3CC82" w:themeColor="accent3" w:themeTint="BF"/>
       </w:tblBorders>
       <w:tblCellMar>
         <w:top w:w="0" w:type="dxa"/>
@@ -9074,7 +7629,7 @@
       <w:tblPr/>
       <w:tcPr>
         <w:tcBorders>
-          <w:top w:val="single" w:color="B3CC82" w:themeColor="accent3" w:themeTint="BF" w:sz="18" w:space="0"/>
+          <w:top w:val="single" w:sz="18" w:space="0" w:color="B3CC82" w:themeColor="accent3" w:themeTint="BF"/>
         </w:tcBorders>
       </w:tcPr>
     </w:tblStylePr>
@@ -9116,12 +7671,12 @@
       <w:tblStyleColBandSize w:val="1"/>
       <w:tblInd w:w="0" w:type="dxa"/>
       <w:tblBorders>
-        <w:top w:val="single" w:color="9F8AB9" w:themeColor="accent4" w:themeTint="BF" w:sz="8" w:space="0"/>
-        <w:left w:val="single" w:color="9F8AB9" w:themeColor="accent4" w:themeTint="BF" w:sz="8" w:space="0"/>
-        <w:bottom w:val="single" w:color="9F8AB9" w:themeColor="accent4" w:themeTint="BF" w:sz="8" w:space="0"/>
-        <w:right w:val="single" w:color="9F8AB9" w:themeColor="accent4" w:themeTint="BF" w:sz="8" w:space="0"/>
-        <w:insideH w:val="single" w:color="9F8AB9" w:themeColor="accent4" w:themeTint="BF" w:sz="8" w:space="0"/>
-        <w:insideV w:val="single" w:color="9F8AB9" w:themeColor="accent4" w:themeTint="BF" w:sz="8" w:space="0"/>
+        <w:top w:val="single" w:sz="8" w:space="0" w:color="9F8AB9" w:themeColor="accent4" w:themeTint="BF"/>
+        <w:left w:val="single" w:sz="8" w:space="0" w:color="9F8AB9" w:themeColor="accent4" w:themeTint="BF"/>
+        <w:bottom w:val="single" w:sz="8" w:space="0" w:color="9F8AB9" w:themeColor="accent4" w:themeTint="BF"/>
+        <w:right w:val="single" w:sz="8" w:space="0" w:color="9F8AB9" w:themeColor="accent4" w:themeTint="BF"/>
+        <w:insideH w:val="single" w:sz="8" w:space="0" w:color="9F8AB9" w:themeColor="accent4" w:themeTint="BF"/>
+        <w:insideV w:val="single" w:sz="8" w:space="0" w:color="9F8AB9" w:themeColor="accent4" w:themeTint="BF"/>
       </w:tblBorders>
       <w:tblCellMar>
         <w:top w:w="0" w:type="dxa"/>
@@ -9147,7 +7702,7 @@
       <w:tblPr/>
       <w:tcPr>
         <w:tcBorders>
-          <w:top w:val="single" w:color="9F8AB9" w:themeColor="accent4" w:themeTint="BF" w:sz="18" w:space="0"/>
+          <w:top w:val="single" w:sz="18" w:space="0" w:color="9F8AB9" w:themeColor="accent4" w:themeTint="BF"/>
         </w:tcBorders>
       </w:tcPr>
     </w:tblStylePr>
@@ -9189,12 +7744,12 @@
       <w:tblStyleColBandSize w:val="1"/>
       <w:tblInd w:w="0" w:type="dxa"/>
       <w:tblBorders>
-        <w:top w:val="single" w:color="78C0D4" w:themeColor="accent5" w:themeTint="BF" w:sz="8" w:space="0"/>
-        <w:left w:val="single" w:color="78C0D4" w:themeColor="accent5" w:themeTint="BF" w:sz="8" w:space="0"/>
-        <w:bottom w:val="single" w:color="78C0D4" w:themeColor="accent5" w:themeTint="BF" w:sz="8" w:space="0"/>
-        <w:right w:val="single" w:color="78C0D4" w:themeColor="accent5" w:themeTint="BF" w:sz="8" w:space="0"/>
-        <w:insideH w:val="single" w:color="78C0D4" w:themeColor="accent5" w:themeTint="BF" w:sz="8" w:space="0"/>
-        <w:insideV w:val="single" w:color="78C0D4" w:themeColor="accent5" w:themeTint="BF" w:sz="8" w:space="0"/>
+        <w:top w:val="single" w:sz="8" w:space="0" w:color="78C0D4" w:themeColor="accent5" w:themeTint="BF"/>
+        <w:left w:val="single" w:sz="8" w:space="0" w:color="78C0D4" w:themeColor="accent5" w:themeTint="BF"/>
+        <w:bottom w:val="single" w:sz="8" w:space="0" w:color="78C0D4" w:themeColor="accent5" w:themeTint="BF"/>
+        <w:right w:val="single" w:sz="8" w:space="0" w:color="78C0D4" w:themeColor="accent5" w:themeTint="BF"/>
+        <w:insideH w:val="single" w:sz="8" w:space="0" w:color="78C0D4" w:themeColor="accent5" w:themeTint="BF"/>
+        <w:insideV w:val="single" w:sz="8" w:space="0" w:color="78C0D4" w:themeColor="accent5" w:themeTint="BF"/>
       </w:tblBorders>
       <w:tblCellMar>
         <w:top w:w="0" w:type="dxa"/>
@@ -9220,7 +7775,7 @@
       <w:tblPr/>
       <w:tcPr>
         <w:tcBorders>
-          <w:top w:val="single" w:color="78C0D4" w:themeColor="accent5" w:themeTint="BF" w:sz="18" w:space="0"/>
+          <w:top w:val="single" w:sz="18" w:space="0" w:color="78C0D4" w:themeColor="accent5" w:themeTint="BF"/>
         </w:tcBorders>
       </w:tcPr>
     </w:tblStylePr>
@@ -9262,12 +7817,12 @@
       <w:tblStyleColBandSize w:val="1"/>
       <w:tblInd w:w="0" w:type="dxa"/>
       <w:tblBorders>
-        <w:top w:val="single" w:color="F9B074" w:themeColor="accent6" w:themeTint="BF" w:sz="8" w:space="0"/>
-        <w:left w:val="single" w:color="F9B074" w:themeColor="accent6" w:themeTint="BF" w:sz="8" w:space="0"/>
-        <w:bottom w:val="single" w:color="F9B074" w:themeColor="accent6" w:themeTint="BF" w:sz="8" w:space="0"/>
-        <w:right w:val="single" w:color="F9B074" w:themeColor="accent6" w:themeTint="BF" w:sz="8" w:space="0"/>
-        <w:insideH w:val="single" w:color="F9B074" w:themeColor="accent6" w:themeTint="BF" w:sz="8" w:space="0"/>
-        <w:insideV w:val="single" w:color="F9B074" w:themeColor="accent6" w:themeTint="BF" w:sz="8" w:space="0"/>
+        <w:top w:val="single" w:sz="8" w:space="0" w:color="F9B074" w:themeColor="accent6" w:themeTint="BF"/>
+        <w:left w:val="single" w:sz="8" w:space="0" w:color="F9B074" w:themeColor="accent6" w:themeTint="BF"/>
+        <w:bottom w:val="single" w:sz="8" w:space="0" w:color="F9B074" w:themeColor="accent6" w:themeTint="BF"/>
+        <w:right w:val="single" w:sz="8" w:space="0" w:color="F9B074" w:themeColor="accent6" w:themeTint="BF"/>
+        <w:insideH w:val="single" w:sz="8" w:space="0" w:color="F9B074" w:themeColor="accent6" w:themeTint="BF"/>
+        <w:insideV w:val="single" w:sz="8" w:space="0" w:color="F9B074" w:themeColor="accent6" w:themeTint="BF"/>
       </w:tblBorders>
       <w:tblCellMar>
         <w:top w:w="0" w:type="dxa"/>
@@ -9293,7 +7848,7 @@
       <w:tblPr/>
       <w:tcPr>
         <w:tcBorders>
-          <w:top w:val="single" w:color="F9B074" w:themeColor="accent6" w:themeTint="BF" w:sz="18" w:space="0"/>
+          <w:top w:val="single" w:sz="18" w:space="0" w:color="F9B074" w:themeColor="accent6" w:themeTint="BF"/>
         </w:tcBorders>
       </w:tcPr>
     </w:tblStylePr>
@@ -9331,7 +7886,7 @@
       <w:spacing w:after="0" w:line="240" w:lineRule="auto"/>
     </w:pPr>
     <w:rPr>
-      <w:rFonts w:asciiTheme="majorHAnsi" w:hAnsiTheme="majorHAnsi" w:eastAsiaTheme="majorEastAsia" w:cstheme="majorBidi"/>
+      <w:rFonts w:asciiTheme="majorHAnsi" w:eastAsiaTheme="majorEastAsia" w:hAnsiTheme="majorHAnsi" w:cstheme="majorBidi"/>
       <w:color w:val="000000" w:themeColor="text1"/>
     </w:rPr>
     <w:tblPr>
@@ -9339,12 +7894,12 @@
       <w:tblStyleColBandSize w:val="1"/>
       <w:tblInd w:w="0" w:type="dxa"/>
       <w:tblBorders>
-        <w:top w:val="single" w:color="000000" w:themeColor="text1" w:sz="8" w:space="0"/>
-        <w:left w:val="single" w:color="000000" w:themeColor="text1" w:sz="8" w:space="0"/>
-        <w:bottom w:val="single" w:color="000000" w:themeColor="text1" w:sz="8" w:space="0"/>
-        <w:right w:val="single" w:color="000000" w:themeColor="text1" w:sz="8" w:space="0"/>
-        <w:insideH w:val="single" w:color="000000" w:themeColor="text1" w:sz="8" w:space="0"/>
-        <w:insideV w:val="single" w:color="000000" w:themeColor="text1" w:sz="8" w:space="0"/>
+        <w:top w:val="single" w:sz="8" w:space="0" w:color="000000" w:themeColor="text1"/>
+        <w:left w:val="single" w:sz="8" w:space="0" w:color="000000" w:themeColor="text1"/>
+        <w:bottom w:val="single" w:sz="8" w:space="0" w:color="000000" w:themeColor="text1"/>
+        <w:right w:val="single" w:sz="8" w:space="0" w:color="000000" w:themeColor="text1"/>
+        <w:insideH w:val="single" w:sz="8" w:space="0" w:color="000000" w:themeColor="text1"/>
+        <w:insideV w:val="single" w:sz="8" w:space="0" w:color="000000" w:themeColor="text1"/>
       </w:tblBorders>
       <w:tblCellMar>
         <w:top w:w="0" w:type="dxa"/>
@@ -9376,7 +7931,7 @@
       <w:tblPr/>
       <w:tcPr>
         <w:tcBorders>
-          <w:top w:val="single" w:color="000000" w:themeColor="text1" w:sz="12" w:space="0"/>
+          <w:top w:val="single" w:sz="12" w:space="0" w:color="000000" w:themeColor="text1"/>
           <w:left w:val="nil"/>
           <w:bottom w:val="nil"/>
           <w:right w:val="nil"/>
@@ -9434,8 +7989,8 @@
       <w:tblPr/>
       <w:tcPr>
         <w:tcBorders>
-          <w:insideH w:val="single" w:color="000000" w:themeColor="text1" w:sz="6" w:space="0"/>
-          <w:insideV w:val="single" w:color="000000" w:themeColor="text1" w:sz="6" w:space="0"/>
+          <w:insideH w:val="single" w:sz="6" w:space="0" w:color="000000" w:themeColor="text1"/>
+          <w:insideV w:val="single" w:sz="6" w:space="0" w:color="000000" w:themeColor="text1"/>
         </w:tcBorders>
         <w:shd w:val="clear" w:color="auto" w:fill="808080" w:themeFill="text1" w:themeFillTint="7F"/>
       </w:tcPr>
@@ -9456,7 +8011,7 @@
       <w:spacing w:after="0" w:line="240" w:lineRule="auto"/>
     </w:pPr>
     <w:rPr>
-      <w:rFonts w:asciiTheme="majorHAnsi" w:hAnsiTheme="majorHAnsi" w:eastAsiaTheme="majorEastAsia" w:cstheme="majorBidi"/>
+      <w:rFonts w:asciiTheme="majorHAnsi" w:eastAsiaTheme="majorEastAsia" w:hAnsiTheme="majorHAnsi" w:cstheme="majorBidi"/>
       <w:color w:val="000000" w:themeColor="text1"/>
     </w:rPr>
     <w:tblPr>
@@ -9464,12 +8019,12 @@
       <w:tblStyleColBandSize w:val="1"/>
       <w:tblInd w:w="0" w:type="dxa"/>
       <w:tblBorders>
-        <w:top w:val="single" w:color="4F81BD" w:themeColor="accent1" w:sz="8" w:space="0"/>
-        <w:left w:val="single" w:color="4F81BD" w:themeColor="accent1" w:sz="8" w:space="0"/>
-        <w:bottom w:val="single" w:color="4F81BD" w:themeColor="accent1" w:sz="8" w:space="0"/>
-        <w:right w:val="single" w:color="4F81BD" w:themeColor="accent1" w:sz="8" w:space="0"/>
-        <w:insideH w:val="single" w:color="4F81BD" w:themeColor="accent1" w:sz="8" w:space="0"/>
-        <w:insideV w:val="single" w:color="4F81BD" w:themeColor="accent1" w:sz="8" w:space="0"/>
+        <w:top w:val="single" w:sz="8" w:space="0" w:color="4F81BD" w:themeColor="accent1"/>
+        <w:left w:val="single" w:sz="8" w:space="0" w:color="4F81BD" w:themeColor="accent1"/>
+        <w:bottom w:val="single" w:sz="8" w:space="0" w:color="4F81BD" w:themeColor="accent1"/>
+        <w:right w:val="single" w:sz="8" w:space="0" w:color="4F81BD" w:themeColor="accent1"/>
+        <w:insideH w:val="single" w:sz="8" w:space="0" w:color="4F81BD" w:themeColor="accent1"/>
+        <w:insideV w:val="single" w:sz="8" w:space="0" w:color="4F81BD" w:themeColor="accent1"/>
       </w:tblBorders>
       <w:tblCellMar>
         <w:top w:w="0" w:type="dxa"/>
@@ -9501,7 +8056,7 @@
       <w:tblPr/>
       <w:tcPr>
         <w:tcBorders>
-          <w:top w:val="single" w:color="000000" w:themeColor="text1" w:sz="12" w:space="0"/>
+          <w:top w:val="single" w:sz="12" w:space="0" w:color="000000" w:themeColor="text1"/>
           <w:left w:val="nil"/>
           <w:bottom w:val="nil"/>
           <w:right w:val="nil"/>
@@ -9559,8 +8114,8 @@
       <w:tblPr/>
       <w:tcPr>
         <w:tcBorders>
-          <w:insideH w:val="single" w:color="4F81BD" w:themeColor="accent1" w:sz="6" w:space="0"/>
-          <w:insideV w:val="single" w:color="4F81BD" w:themeColor="accent1" w:sz="6" w:space="0"/>
+          <w:insideH w:val="single" w:sz="6" w:space="0" w:color="4F81BD" w:themeColor="accent1"/>
+          <w:insideV w:val="single" w:sz="6" w:space="0" w:color="4F81BD" w:themeColor="accent1"/>
         </w:tcBorders>
         <w:shd w:val="clear" w:color="auto" w:fill="A7BFDE" w:themeFill="accent1" w:themeFillTint="7F"/>
       </w:tcPr>
@@ -9581,7 +8136,7 @@
       <w:spacing w:after="0" w:line="240" w:lineRule="auto"/>
     </w:pPr>
     <w:rPr>
-      <w:rFonts w:asciiTheme="majorHAnsi" w:hAnsiTheme="majorHAnsi" w:eastAsiaTheme="majorEastAsia" w:cstheme="majorBidi"/>
+      <w:rFonts w:asciiTheme="majorHAnsi" w:eastAsiaTheme="majorEastAsia" w:hAnsiTheme="majorHAnsi" w:cstheme="majorBidi"/>
       <w:color w:val="000000" w:themeColor="text1"/>
     </w:rPr>
     <w:tblPr>
@@ -9589,12 +8144,12 @@
       <w:tblStyleColBandSize w:val="1"/>
       <w:tblInd w:w="0" w:type="dxa"/>
       <w:tblBorders>
-        <w:top w:val="single" w:color="C0504D" w:themeColor="accent2" w:sz="8" w:space="0"/>
-        <w:left w:val="single" w:color="C0504D" w:themeColor="accent2" w:sz="8" w:space="0"/>
-        <w:bottom w:val="single" w:color="C0504D" w:themeColor="accent2" w:sz="8" w:space="0"/>
-        <w:right w:val="single" w:color="C0504D" w:themeColor="accent2" w:sz="8" w:space="0"/>
-        <w:insideH w:val="single" w:color="C0504D" w:themeColor="accent2" w:sz="8" w:space="0"/>
-        <w:insideV w:val="single" w:color="C0504D" w:themeColor="accent2" w:sz="8" w:space="0"/>
+        <w:top w:val="single" w:sz="8" w:space="0" w:color="C0504D" w:themeColor="accent2"/>
+        <w:left w:val="single" w:sz="8" w:space="0" w:color="C0504D" w:themeColor="accent2"/>
+        <w:bottom w:val="single" w:sz="8" w:space="0" w:color="C0504D" w:themeColor="accent2"/>
+        <w:right w:val="single" w:sz="8" w:space="0" w:color="C0504D" w:themeColor="accent2"/>
+        <w:insideH w:val="single" w:sz="8" w:space="0" w:color="C0504D" w:themeColor="accent2"/>
+        <w:insideV w:val="single" w:sz="8" w:space="0" w:color="C0504D" w:themeColor="accent2"/>
       </w:tblBorders>
       <w:tblCellMar>
         <w:top w:w="0" w:type="dxa"/>
@@ -9626,7 +8181,7 @@
       <w:tblPr/>
       <w:tcPr>
         <w:tcBorders>
-          <w:top w:val="single" w:color="000000" w:themeColor="text1" w:sz="12" w:space="0"/>
+          <w:top w:val="single" w:sz="12" w:space="0" w:color="000000" w:themeColor="text1"/>
           <w:left w:val="nil"/>
           <w:bottom w:val="nil"/>
           <w:right w:val="nil"/>
@@ -9684,8 +8239,8 @@
       <w:tblPr/>
       <w:tcPr>
         <w:tcBorders>
-          <w:insideH w:val="single" w:color="C0504D" w:themeColor="accent2" w:sz="6" w:space="0"/>
-          <w:insideV w:val="single" w:color="C0504D" w:themeColor="accent2" w:sz="6" w:space="0"/>
+          <w:insideH w:val="single" w:sz="6" w:space="0" w:color="C0504D" w:themeColor="accent2"/>
+          <w:insideV w:val="single" w:sz="6" w:space="0" w:color="C0504D" w:themeColor="accent2"/>
         </w:tcBorders>
         <w:shd w:val="clear" w:color="auto" w:fill="DFA7A6" w:themeFill="accent2" w:themeFillTint="7F"/>
       </w:tcPr>
@@ -9706,7 +8261,7 @@
       <w:spacing w:after="0" w:line="240" w:lineRule="auto"/>
     </w:pPr>
     <w:rPr>
-      <w:rFonts w:asciiTheme="majorHAnsi" w:hAnsiTheme="majorHAnsi" w:eastAsiaTheme="majorEastAsia" w:cstheme="majorBidi"/>
+      <w:rFonts w:asciiTheme="majorHAnsi" w:eastAsiaTheme="majorEastAsia" w:hAnsiTheme="majorHAnsi" w:cstheme="majorBidi"/>
       <w:color w:val="000000" w:themeColor="text1"/>
     </w:rPr>
     <w:tblPr>
@@ -9714,12 +8269,12 @@
       <w:tblStyleColBandSize w:val="1"/>
       <w:tblInd w:w="0" w:type="dxa"/>
       <w:tblBorders>
-        <w:top w:val="single" w:color="9BBB59" w:themeColor="accent3" w:sz="8" w:space="0"/>
-        <w:left w:val="single" w:color="9BBB59" w:themeColor="accent3" w:sz="8" w:space="0"/>
-        <w:bottom w:val="single" w:color="9BBB59" w:themeColor="accent3" w:sz="8" w:space="0"/>
-        <w:right w:val="single" w:color="9BBB59" w:themeColor="accent3" w:sz="8" w:space="0"/>
-        <w:insideH w:val="single" w:color="9BBB59" w:themeColor="accent3" w:sz="8" w:space="0"/>
-        <w:insideV w:val="single" w:color="9BBB59" w:themeColor="accent3" w:sz="8" w:space="0"/>
+        <w:top w:val="single" w:sz="8" w:space="0" w:color="9BBB59" w:themeColor="accent3"/>
+        <w:left w:val="single" w:sz="8" w:space="0" w:color="9BBB59" w:themeColor="accent3"/>
+        <w:bottom w:val="single" w:sz="8" w:space="0" w:color="9BBB59" w:themeColor="accent3"/>
+        <w:right w:val="single" w:sz="8" w:space="0" w:color="9BBB59" w:themeColor="accent3"/>
+        <w:insideH w:val="single" w:sz="8" w:space="0" w:color="9BBB59" w:themeColor="accent3"/>
+        <w:insideV w:val="single" w:sz="8" w:space="0" w:color="9BBB59" w:themeColor="accent3"/>
       </w:tblBorders>
       <w:tblCellMar>
         <w:top w:w="0" w:type="dxa"/>
@@ -9751,7 +8306,7 @@
       <w:tblPr/>
       <w:tcPr>
         <w:tcBorders>
-          <w:top w:val="single" w:color="000000" w:themeColor="text1" w:sz="12" w:space="0"/>
+          <w:top w:val="single" w:sz="12" w:space="0" w:color="000000" w:themeColor="text1"/>
           <w:left w:val="nil"/>
           <w:bottom w:val="nil"/>
           <w:right w:val="nil"/>
@@ -9809,8 +8364,8 @@
       <w:tblPr/>
       <w:tcPr>
         <w:tcBorders>
-          <w:insideH w:val="single" w:color="9BBB59" w:themeColor="accent3" w:sz="6" w:space="0"/>
-          <w:insideV w:val="single" w:color="9BBB59" w:themeColor="accent3" w:sz="6" w:space="0"/>
+          <w:insideH w:val="single" w:sz="6" w:space="0" w:color="9BBB59" w:themeColor="accent3"/>
+          <w:insideV w:val="single" w:sz="6" w:space="0" w:color="9BBB59" w:themeColor="accent3"/>
         </w:tcBorders>
         <w:shd w:val="clear" w:color="auto" w:fill="CDDDAC" w:themeFill="accent3" w:themeFillTint="7F"/>
       </w:tcPr>
@@ -9831,7 +8386,7 @@
       <w:spacing w:after="0" w:line="240" w:lineRule="auto"/>
     </w:pPr>
     <w:rPr>
-      <w:rFonts w:asciiTheme="majorHAnsi" w:hAnsiTheme="majorHAnsi" w:eastAsiaTheme="majorEastAsia" w:cstheme="majorBidi"/>
+      <w:rFonts w:asciiTheme="majorHAnsi" w:eastAsiaTheme="majorEastAsia" w:hAnsiTheme="majorHAnsi" w:cstheme="majorBidi"/>
       <w:color w:val="000000" w:themeColor="text1"/>
     </w:rPr>
     <w:tblPr>
@@ -9839,12 +8394,12 @@
       <w:tblStyleColBandSize w:val="1"/>
       <w:tblInd w:w="0" w:type="dxa"/>
       <w:tblBorders>
-        <w:top w:val="single" w:color="8064A2" w:themeColor="accent4" w:sz="8" w:space="0"/>
-        <w:left w:val="single" w:color="8064A2" w:themeColor="accent4" w:sz="8" w:space="0"/>
-        <w:bottom w:val="single" w:color="8064A2" w:themeColor="accent4" w:sz="8" w:space="0"/>
-        <w:right w:val="single" w:color="8064A2" w:themeColor="accent4" w:sz="8" w:space="0"/>
-        <w:insideH w:val="single" w:color="8064A2" w:themeColor="accent4" w:sz="8" w:space="0"/>
-        <w:insideV w:val="single" w:color="8064A2" w:themeColor="accent4" w:sz="8" w:space="0"/>
+        <w:top w:val="single" w:sz="8" w:space="0" w:color="8064A2" w:themeColor="accent4"/>
+        <w:left w:val="single" w:sz="8" w:space="0" w:color="8064A2" w:themeColor="accent4"/>
+        <w:bottom w:val="single" w:sz="8" w:space="0" w:color="8064A2" w:themeColor="accent4"/>
+        <w:right w:val="single" w:sz="8" w:space="0" w:color="8064A2" w:themeColor="accent4"/>
+        <w:insideH w:val="single" w:sz="8" w:space="0" w:color="8064A2" w:themeColor="accent4"/>
+        <w:insideV w:val="single" w:sz="8" w:space="0" w:color="8064A2" w:themeColor="accent4"/>
       </w:tblBorders>
       <w:tblCellMar>
         <w:top w:w="0" w:type="dxa"/>
@@ -9876,7 +8431,7 @@
       <w:tblPr/>
       <w:tcPr>
         <w:tcBorders>
-          <w:top w:val="single" w:color="000000" w:themeColor="text1" w:sz="12" w:space="0"/>
+          <w:top w:val="single" w:sz="12" w:space="0" w:color="000000" w:themeColor="text1"/>
           <w:left w:val="nil"/>
           <w:bottom w:val="nil"/>
           <w:right w:val="nil"/>
@@ -9934,8 +8489,8 @@
       <w:tblPr/>
       <w:tcPr>
         <w:tcBorders>
-          <w:insideH w:val="single" w:color="8064A2" w:themeColor="accent4" w:sz="6" w:space="0"/>
-          <w:insideV w:val="single" w:color="8064A2" w:themeColor="accent4" w:sz="6" w:space="0"/>
+          <w:insideH w:val="single" w:sz="6" w:space="0" w:color="8064A2" w:themeColor="accent4"/>
+          <w:insideV w:val="single" w:sz="6" w:space="0" w:color="8064A2" w:themeColor="accent4"/>
         </w:tcBorders>
         <w:shd w:val="clear" w:color="auto" w:fill="BFB1D0" w:themeFill="accent4" w:themeFillTint="7F"/>
       </w:tcPr>
@@ -9956,7 +8511,7 @@
       <w:spacing w:after="0" w:line="240" w:lineRule="auto"/>
     </w:pPr>
     <w:rPr>
-      <w:rFonts w:asciiTheme="majorHAnsi" w:hAnsiTheme="majorHAnsi" w:eastAsiaTheme="majorEastAsia" w:cstheme="majorBidi"/>
+      <w:rFonts w:asciiTheme="majorHAnsi" w:eastAsiaTheme="majorEastAsia" w:hAnsiTheme="majorHAnsi" w:cstheme="majorBidi"/>
       <w:color w:val="000000" w:themeColor="text1"/>
     </w:rPr>
     <w:tblPr>
@@ -9964,12 +8519,12 @@
       <w:tblStyleColBandSize w:val="1"/>
       <w:tblInd w:w="0" w:type="dxa"/>
       <w:tblBorders>
-        <w:top w:val="single" w:color="4BACC6" w:themeColor="accent5" w:sz="8" w:space="0"/>
-        <w:left w:val="single" w:color="4BACC6" w:themeColor="accent5" w:sz="8" w:space="0"/>
-        <w:bottom w:val="single" w:color="4BACC6" w:themeColor="accent5" w:sz="8" w:space="0"/>
-        <w:right w:val="single" w:color="4BACC6" w:themeColor="accent5" w:sz="8" w:space="0"/>
-        <w:insideH w:val="single" w:color="4BACC6" w:themeColor="accent5" w:sz="8" w:space="0"/>
-        <w:insideV w:val="single" w:color="4BACC6" w:themeColor="accent5" w:sz="8" w:space="0"/>
+        <w:top w:val="single" w:sz="8" w:space="0" w:color="4BACC6" w:themeColor="accent5"/>
+        <w:left w:val="single" w:sz="8" w:space="0" w:color="4BACC6" w:themeColor="accent5"/>
+        <w:bottom w:val="single" w:sz="8" w:space="0" w:color="4BACC6" w:themeColor="accent5"/>
+        <w:right w:val="single" w:sz="8" w:space="0" w:color="4BACC6" w:themeColor="accent5"/>
+        <w:insideH w:val="single" w:sz="8" w:space="0" w:color="4BACC6" w:themeColor="accent5"/>
+        <w:insideV w:val="single" w:sz="8" w:space="0" w:color="4BACC6" w:themeColor="accent5"/>
       </w:tblBorders>
       <w:tblCellMar>
         <w:top w:w="0" w:type="dxa"/>
@@ -10001,7 +8556,7 @@
       <w:tblPr/>
       <w:tcPr>
         <w:tcBorders>
-          <w:top w:val="single" w:color="000000" w:themeColor="text1" w:sz="12" w:space="0"/>
+          <w:top w:val="single" w:sz="12" w:space="0" w:color="000000" w:themeColor="text1"/>
           <w:left w:val="nil"/>
           <w:bottom w:val="nil"/>
           <w:right w:val="nil"/>
@@ -10059,8 +8614,8 @@
       <w:tblPr/>
       <w:tcPr>
         <w:tcBorders>
-          <w:insideH w:val="single" w:color="4BACC6" w:themeColor="accent5" w:sz="6" w:space="0"/>
-          <w:insideV w:val="single" w:color="4BACC6" w:themeColor="accent5" w:sz="6" w:space="0"/>
+          <w:insideH w:val="single" w:sz="6" w:space="0" w:color="4BACC6" w:themeColor="accent5"/>
+          <w:insideV w:val="single" w:sz="6" w:space="0" w:color="4BACC6" w:themeColor="accent5"/>
         </w:tcBorders>
         <w:shd w:val="clear" w:color="auto" w:fill="A5D5E2" w:themeFill="accent5" w:themeFillTint="7F"/>
       </w:tcPr>
@@ -10081,7 +8636,7 @@
       <w:spacing w:after="0" w:line="240" w:lineRule="auto"/>
     </w:pPr>
     <w:rPr>
-      <w:rFonts w:asciiTheme="majorHAnsi" w:hAnsiTheme="majorHAnsi" w:eastAsiaTheme="majorEastAsia" w:cstheme="majorBidi"/>
+      <w:rFonts w:asciiTheme="majorHAnsi" w:eastAsiaTheme="majorEastAsia" w:hAnsiTheme="majorHAnsi" w:cstheme="majorBidi"/>
       <w:color w:val="000000" w:themeColor="text1"/>
     </w:rPr>
     <w:tblPr>
@@ -10089,12 +8644,12 @@
       <w:tblStyleColBandSize w:val="1"/>
       <w:tblInd w:w="0" w:type="dxa"/>
       <w:tblBorders>
-        <w:top w:val="single" w:color="F79646" w:themeColor="accent6" w:sz="8" w:space="0"/>
-        <w:left w:val="single" w:color="F79646" w:themeColor="accent6" w:sz="8" w:space="0"/>
-        <w:bottom w:val="single" w:color="F79646" w:themeColor="accent6" w:sz="8" w:space="0"/>
-        <w:right w:val="single" w:color="F79646" w:themeColor="accent6" w:sz="8" w:space="0"/>
-        <w:insideH w:val="single" w:color="F79646" w:themeColor="accent6" w:sz="8" w:space="0"/>
-        <w:insideV w:val="single" w:color="F79646" w:themeColor="accent6" w:sz="8" w:space="0"/>
+        <w:top w:val="single" w:sz="8" w:space="0" w:color="F79646" w:themeColor="accent6"/>
+        <w:left w:val="single" w:sz="8" w:space="0" w:color="F79646" w:themeColor="accent6"/>
+        <w:bottom w:val="single" w:sz="8" w:space="0" w:color="F79646" w:themeColor="accent6"/>
+        <w:right w:val="single" w:sz="8" w:space="0" w:color="F79646" w:themeColor="accent6"/>
+        <w:insideH w:val="single" w:sz="8" w:space="0" w:color="F79646" w:themeColor="accent6"/>
+        <w:insideV w:val="single" w:sz="8" w:space="0" w:color="F79646" w:themeColor="accent6"/>
       </w:tblBorders>
       <w:tblCellMar>
         <w:top w:w="0" w:type="dxa"/>
@@ -10126,7 +8681,7 @@
       <w:tblPr/>
       <w:tcPr>
         <w:tcBorders>
-          <w:top w:val="single" w:color="000000" w:themeColor="text1" w:sz="12" w:space="0"/>
+          <w:top w:val="single" w:sz="12" w:space="0" w:color="000000" w:themeColor="text1"/>
           <w:left w:val="nil"/>
           <w:bottom w:val="nil"/>
           <w:right w:val="nil"/>
@@ -10184,8 +8739,8 @@
       <w:tblPr/>
       <w:tcPr>
         <w:tcBorders>
-          <w:insideH w:val="single" w:color="F79646" w:themeColor="accent6" w:sz="6" w:space="0"/>
-          <w:insideV w:val="single" w:color="F79646" w:themeColor="accent6" w:sz="6" w:space="0"/>
+          <w:insideH w:val="single" w:sz="6" w:space="0" w:color="F79646" w:themeColor="accent6"/>
+          <w:insideV w:val="single" w:sz="6" w:space="0" w:color="F79646" w:themeColor="accent6"/>
         </w:tcBorders>
         <w:shd w:val="clear" w:color="auto" w:fill="FBCAA2" w:themeFill="accent6" w:themeFillTint="7F"/>
       </w:tcPr>
@@ -10210,12 +8765,12 @@
       <w:tblStyleColBandSize w:val="1"/>
       <w:tblInd w:w="0" w:type="dxa"/>
       <w:tblBorders>
-        <w:top w:val="single" w:color="FFFFFF" w:themeColor="background1" w:sz="8" w:space="0"/>
-        <w:left w:val="single" w:color="FFFFFF" w:themeColor="background1" w:sz="8" w:space="0"/>
-        <w:bottom w:val="single" w:color="FFFFFF" w:themeColor="background1" w:sz="8" w:space="0"/>
-        <w:right w:val="single" w:color="FFFFFF" w:themeColor="background1" w:sz="8" w:space="0"/>
-        <w:insideH w:val="single" w:color="FFFFFF" w:themeColor="background1" w:sz="6" w:space="0"/>
-        <w:insideV w:val="single" w:color="FFFFFF" w:themeColor="background1" w:sz="6" w:space="0"/>
+        <w:top w:val="single" w:sz="8" w:space="0" w:color="FFFFFF" w:themeColor="background1"/>
+        <w:left w:val="single" w:sz="8" w:space="0" w:color="FFFFFF" w:themeColor="background1"/>
+        <w:bottom w:val="single" w:sz="8" w:space="0" w:color="FFFFFF" w:themeColor="background1"/>
+        <w:right w:val="single" w:sz="8" w:space="0" w:color="FFFFFF" w:themeColor="background1"/>
+        <w:insideH w:val="single" w:sz="6" w:space="0" w:color="FFFFFF" w:themeColor="background1"/>
+        <w:insideV w:val="single" w:sz="6" w:space="0" w:color="FFFFFF" w:themeColor="background1"/>
       </w:tblBorders>
       <w:tblCellMar>
         <w:top w:w="0" w:type="dxa"/>
@@ -10238,12 +8793,12 @@
       <w:tblPr/>
       <w:tcPr>
         <w:tcBorders>
-          <w:top w:val="single" w:color="FFFFFF" w:themeColor="background1" w:sz="8" w:space="0"/>
-          <w:left w:val="single" w:color="FFFFFF" w:themeColor="background1" w:sz="8" w:space="0"/>
-          <w:bottom w:val="single" w:color="FFFFFF" w:themeColor="background1" w:sz="24" w:space="0"/>
-          <w:right w:val="single" w:color="FFFFFF" w:themeColor="background1" w:sz="8" w:space="0"/>
-          <w:insideH w:val="nil"/>
-          <w:insideV w:val="single" w:color="FFFFFF" w:themeColor="background1" w:sz="8" w:space="0"/>
+          <w:top w:val="single" w:sz="8" w:space="0" w:color="FFFFFF" w:themeColor="background1"/>
+          <w:left w:val="single" w:sz="8" w:space="0" w:color="FFFFFF" w:themeColor="background1"/>
+          <w:bottom w:val="single" w:sz="24" w:space="0" w:color="FFFFFF" w:themeColor="background1"/>
+          <w:right w:val="single" w:sz="8" w:space="0" w:color="FFFFFF" w:themeColor="background1"/>
+          <w:insideH w:val="nil"/>
+          <w:insideV w:val="single" w:sz="8" w:space="0" w:color="FFFFFF" w:themeColor="background1"/>
         </w:tcBorders>
         <w:shd w:val="clear" w:color="auto" w:fill="000000" w:themeFill="text1"/>
       </w:tcPr>
@@ -10259,12 +8814,12 @@
       <w:tblPr/>
       <w:tcPr>
         <w:tcBorders>
-          <w:top w:val="single" w:color="FFFFFF" w:themeColor="background1" w:sz="24" w:space="0"/>
-          <w:left w:val="single" w:color="FFFFFF" w:themeColor="background1" w:sz="8" w:space="0"/>
-          <w:bottom w:val="single" w:color="FFFFFF" w:themeColor="background1" w:sz="8" w:space="0"/>
-          <w:right w:val="single" w:color="FFFFFF" w:themeColor="background1" w:sz="8" w:space="0"/>
-          <w:insideH w:val="nil"/>
-          <w:insideV w:val="single" w:color="FFFFFF" w:themeColor="background1" w:sz="8" w:space="0"/>
+          <w:top w:val="single" w:sz="24" w:space="0" w:color="FFFFFF" w:themeColor="background1"/>
+          <w:left w:val="single" w:sz="8" w:space="0" w:color="FFFFFF" w:themeColor="background1"/>
+          <w:bottom w:val="single" w:sz="8" w:space="0" w:color="FFFFFF" w:themeColor="background1"/>
+          <w:right w:val="single" w:sz="8" w:space="0" w:color="FFFFFF" w:themeColor="background1"/>
+          <w:insideH w:val="nil"/>
+          <w:insideV w:val="single" w:sz="8" w:space="0" w:color="FFFFFF" w:themeColor="background1"/>
         </w:tcBorders>
         <w:shd w:val="clear" w:color="auto" w:fill="000000" w:themeFill="text1"/>
       </w:tcPr>
@@ -10280,8 +8835,8 @@
       <w:tblPr/>
       <w:tcPr>
         <w:tcBorders>
-          <w:left w:val="single" w:color="FFFFFF" w:themeColor="background1" w:sz="8" w:space="0"/>
-          <w:right w:val="single" w:color="FFFFFF" w:themeColor="background1" w:sz="24" w:space="0"/>
+          <w:left w:val="single" w:sz="8" w:space="0" w:color="FFFFFF" w:themeColor="background1"/>
+          <w:right w:val="single" w:sz="24" w:space="0" w:color="FFFFFF" w:themeColor="background1"/>
           <w:insideH w:val="nil"/>
           <w:insideV w:val="nil"/>
         </w:tcBorders>
@@ -10300,7 +8855,7 @@
       <w:tcPr>
         <w:tcBorders>
           <w:top w:val="nil"/>
-          <w:left w:val="single" w:color="FFFFFF" w:themeColor="background1" w:sz="24" w:space="0"/>
+          <w:left w:val="single" w:sz="24" w:space="0" w:color="FFFFFF" w:themeColor="background1"/>
           <w:bottom w:val="nil"/>
           <w:right w:val="nil"/>
           <w:insideH w:val="nil"/>
@@ -10313,10 +8868,10 @@
       <w:tblPr/>
       <w:tcPr>
         <w:tcBorders>
-          <w:top w:val="single" w:color="FFFFFF" w:themeColor="background1" w:sz="8" w:space="0"/>
-          <w:left w:val="single" w:color="FFFFFF" w:themeColor="background1" w:sz="8" w:space="0"/>
-          <w:bottom w:val="single" w:color="FFFFFF" w:themeColor="background1" w:sz="8" w:space="0"/>
-          <w:right w:val="single" w:color="FFFFFF" w:themeColor="background1" w:sz="8" w:space="0"/>
+          <w:top w:val="single" w:sz="8" w:space="0" w:color="FFFFFF" w:themeColor="background1"/>
+          <w:left w:val="single" w:sz="8" w:space="0" w:color="FFFFFF" w:themeColor="background1"/>
+          <w:bottom w:val="single" w:sz="8" w:space="0" w:color="FFFFFF" w:themeColor="background1"/>
+          <w:right w:val="single" w:sz="8" w:space="0" w:color="FFFFFF" w:themeColor="background1"/>
           <w:insideH w:val="nil"/>
           <w:insideV w:val="nil"/>
         </w:tcBorders>
@@ -10327,12 +8882,12 @@
       <w:tblPr/>
       <w:tcPr>
         <w:tcBorders>
-          <w:top w:val="single" w:color="FFFFFF" w:themeColor="background1" w:sz="8" w:space="0"/>
-          <w:left w:val="single" w:color="FFFFFF" w:themeColor="background1" w:sz="8" w:space="0"/>
-          <w:bottom w:val="single" w:color="FFFFFF" w:themeColor="background1" w:sz="8" w:space="0"/>
-          <w:right w:val="single" w:color="FFFFFF" w:themeColor="background1" w:sz="8" w:space="0"/>
-          <w:insideH w:val="single" w:color="FFFFFF" w:themeColor="background1" w:sz="8" w:space="0"/>
-          <w:insideV w:val="single" w:color="FFFFFF" w:themeColor="background1" w:sz="8" w:space="0"/>
+          <w:top w:val="single" w:sz="8" w:space="0" w:color="FFFFFF" w:themeColor="background1"/>
+          <w:left w:val="single" w:sz="8" w:space="0" w:color="FFFFFF" w:themeColor="background1"/>
+          <w:bottom w:val="single" w:sz="8" w:space="0" w:color="FFFFFF" w:themeColor="background1"/>
+          <w:right w:val="single" w:sz="8" w:space="0" w:color="FFFFFF" w:themeColor="background1"/>
+          <w:insideH w:val="single" w:sz="8" w:space="0" w:color="FFFFFF" w:themeColor="background1"/>
+          <w:insideV w:val="single" w:sz="8" w:space="0" w:color="FFFFFF" w:themeColor="background1"/>
         </w:tcBorders>
         <w:shd w:val="clear" w:color="auto" w:fill="808080" w:themeFill="text1" w:themeFillTint="7F"/>
       </w:tcPr>
@@ -10351,12 +8906,12 @@
       <w:tblStyleColBandSize w:val="1"/>
       <w:tblInd w:w="0" w:type="dxa"/>
       <w:tblBorders>
-        <w:top w:val="single" w:color="FFFFFF" w:themeColor="background1" w:sz="8" w:space="0"/>
-        <w:left w:val="single" w:color="FFFFFF" w:themeColor="background1" w:sz="8" w:space="0"/>
-        <w:bottom w:val="single" w:color="FFFFFF" w:themeColor="background1" w:sz="8" w:space="0"/>
-        <w:right w:val="single" w:color="FFFFFF" w:themeColor="background1" w:sz="8" w:space="0"/>
-        <w:insideH w:val="single" w:color="FFFFFF" w:themeColor="background1" w:sz="6" w:space="0"/>
-        <w:insideV w:val="single" w:color="FFFFFF" w:themeColor="background1" w:sz="6" w:space="0"/>
+        <w:top w:val="single" w:sz="8" w:space="0" w:color="FFFFFF" w:themeColor="background1"/>
+        <w:left w:val="single" w:sz="8" w:space="0" w:color="FFFFFF" w:themeColor="background1"/>
+        <w:bottom w:val="single" w:sz="8" w:space="0" w:color="FFFFFF" w:themeColor="background1"/>
+        <w:right w:val="single" w:sz="8" w:space="0" w:color="FFFFFF" w:themeColor="background1"/>
+        <w:insideH w:val="single" w:sz="6" w:space="0" w:color="FFFFFF" w:themeColor="background1"/>
+        <w:insideV w:val="single" w:sz="6" w:space="0" w:color="FFFFFF" w:themeColor="background1"/>
       </w:tblBorders>
       <w:tblCellMar>
         <w:top w:w="0" w:type="dxa"/>
@@ -10379,12 +8934,12 @@
       <w:tblPr/>
       <w:tcPr>
         <w:tcBorders>
-          <w:top w:val="single" w:color="FFFFFF" w:themeColor="background1" w:sz="8" w:space="0"/>
-          <w:left w:val="single" w:color="FFFFFF" w:themeColor="background1" w:sz="8" w:space="0"/>
-          <w:bottom w:val="single" w:color="FFFFFF" w:themeColor="background1" w:sz="24" w:space="0"/>
-          <w:right w:val="single" w:color="FFFFFF" w:themeColor="background1" w:sz="8" w:space="0"/>
-          <w:insideH w:val="nil"/>
-          <w:insideV w:val="single" w:color="FFFFFF" w:themeColor="background1" w:sz="8" w:space="0"/>
+          <w:top w:val="single" w:sz="8" w:space="0" w:color="FFFFFF" w:themeColor="background1"/>
+          <w:left w:val="single" w:sz="8" w:space="0" w:color="FFFFFF" w:themeColor="background1"/>
+          <w:bottom w:val="single" w:sz="24" w:space="0" w:color="FFFFFF" w:themeColor="background1"/>
+          <w:right w:val="single" w:sz="8" w:space="0" w:color="FFFFFF" w:themeColor="background1"/>
+          <w:insideH w:val="nil"/>
+          <w:insideV w:val="single" w:sz="8" w:space="0" w:color="FFFFFF" w:themeColor="background1"/>
         </w:tcBorders>
         <w:shd w:val="clear" w:color="auto" w:fill="4F81BD" w:themeFill="accent1"/>
       </w:tcPr>
@@ -10400,12 +8955,12 @@
       <w:tblPr/>
       <w:tcPr>
         <w:tcBorders>
-          <w:top w:val="single" w:color="FFFFFF" w:themeColor="background1" w:sz="24" w:space="0"/>
-          <w:left w:val="single" w:color="FFFFFF" w:themeColor="background1" w:sz="8" w:space="0"/>
-          <w:bottom w:val="single" w:color="FFFFFF" w:themeColor="background1" w:sz="8" w:space="0"/>
-          <w:right w:val="single" w:color="FFFFFF" w:themeColor="background1" w:sz="8" w:space="0"/>
-          <w:insideH w:val="nil"/>
-          <w:insideV w:val="single" w:color="FFFFFF" w:themeColor="background1" w:sz="8" w:space="0"/>
+          <w:top w:val="single" w:sz="24" w:space="0" w:color="FFFFFF" w:themeColor="background1"/>
+          <w:left w:val="single" w:sz="8" w:space="0" w:color="FFFFFF" w:themeColor="background1"/>
+          <w:bottom w:val="single" w:sz="8" w:space="0" w:color="FFFFFF" w:themeColor="background1"/>
+          <w:right w:val="single" w:sz="8" w:space="0" w:color="FFFFFF" w:themeColor="background1"/>
+          <w:insideH w:val="nil"/>
+          <w:insideV w:val="single" w:sz="8" w:space="0" w:color="FFFFFF" w:themeColor="background1"/>
         </w:tcBorders>
         <w:shd w:val="clear" w:color="auto" w:fill="4F81BD" w:themeFill="accent1"/>
       </w:tcPr>
@@ -10421,8 +8976,8 @@
       <w:tblPr/>
       <w:tcPr>
         <w:tcBorders>
-          <w:left w:val="single" w:color="FFFFFF" w:themeColor="background1" w:sz="8" w:space="0"/>
-          <w:right w:val="single" w:color="FFFFFF" w:themeColor="background1" w:sz="24" w:space="0"/>
+          <w:left w:val="single" w:sz="8" w:space="0" w:color="FFFFFF" w:themeColor="background1"/>
+          <w:right w:val="single" w:sz="24" w:space="0" w:color="FFFFFF" w:themeColor="background1"/>
           <w:insideH w:val="nil"/>
           <w:insideV w:val="nil"/>
         </w:tcBorders>
@@ -10441,7 +8996,7 @@
       <w:tcPr>
         <w:tcBorders>
           <w:top w:val="nil"/>
-          <w:left w:val="single" w:color="FFFFFF" w:themeColor="background1" w:sz="24" w:space="0"/>
+          <w:left w:val="single" w:sz="24" w:space="0" w:color="FFFFFF" w:themeColor="background1"/>
           <w:bottom w:val="nil"/>
           <w:right w:val="nil"/>
           <w:insideH w:val="nil"/>
@@ -10454,10 +9009,10 @@
       <w:tblPr/>
       <w:tcPr>
         <w:tcBorders>
-          <w:top w:val="single" w:color="FFFFFF" w:themeColor="background1" w:sz="8" w:space="0"/>
-          <w:left w:val="single" w:color="FFFFFF" w:themeColor="background1" w:sz="8" w:space="0"/>
-          <w:bottom w:val="single" w:color="FFFFFF" w:themeColor="background1" w:sz="8" w:space="0"/>
-          <w:right w:val="single" w:color="FFFFFF" w:themeColor="background1" w:sz="8" w:space="0"/>
+          <w:top w:val="single" w:sz="8" w:space="0" w:color="FFFFFF" w:themeColor="background1"/>
+          <w:left w:val="single" w:sz="8" w:space="0" w:color="FFFFFF" w:themeColor="background1"/>
+          <w:bottom w:val="single" w:sz="8" w:space="0" w:color="FFFFFF" w:themeColor="background1"/>
+          <w:right w:val="single" w:sz="8" w:space="0" w:color="FFFFFF" w:themeColor="background1"/>
           <w:insideH w:val="nil"/>
           <w:insideV w:val="nil"/>
         </w:tcBorders>
@@ -10468,12 +9023,12 @@
       <w:tblPr/>
       <w:tcPr>
         <w:tcBorders>
-          <w:top w:val="single" w:color="FFFFFF" w:themeColor="background1" w:sz="8" w:space="0"/>
-          <w:left w:val="single" w:color="FFFFFF" w:themeColor="background1" w:sz="8" w:space="0"/>
-          <w:bottom w:val="single" w:color="FFFFFF" w:themeColor="background1" w:sz="8" w:space="0"/>
-          <w:right w:val="single" w:color="FFFFFF" w:themeColor="background1" w:sz="8" w:space="0"/>
-          <w:insideH w:val="single" w:color="FFFFFF" w:themeColor="background1" w:sz="8" w:space="0"/>
-          <w:insideV w:val="single" w:color="FFFFFF" w:themeColor="background1" w:sz="8" w:space="0"/>
+          <w:top w:val="single" w:sz="8" w:space="0" w:color="FFFFFF" w:themeColor="background1"/>
+          <w:left w:val="single" w:sz="8" w:space="0" w:color="FFFFFF" w:themeColor="background1"/>
+          <w:bottom w:val="single" w:sz="8" w:space="0" w:color="FFFFFF" w:themeColor="background1"/>
+          <w:right w:val="single" w:sz="8" w:space="0" w:color="FFFFFF" w:themeColor="background1"/>
+          <w:insideH w:val="single" w:sz="8" w:space="0" w:color="FFFFFF" w:themeColor="background1"/>
+          <w:insideV w:val="single" w:sz="8" w:space="0" w:color="FFFFFF" w:themeColor="background1"/>
         </w:tcBorders>
         <w:shd w:val="clear" w:color="auto" w:fill="A7BFDE" w:themeFill="accent1" w:themeFillTint="7F"/>
       </w:tcPr>
@@ -10492,12 +9047,12 @@
       <w:tblStyleColBandSize w:val="1"/>
       <w:tblInd w:w="0" w:type="dxa"/>
       <w:tblBorders>
-        <w:top w:val="single" w:color="FFFFFF" w:themeColor="background1" w:sz="8" w:space="0"/>
-        <w:left w:val="single" w:color="FFFFFF" w:themeColor="background1" w:sz="8" w:space="0"/>
-        <w:bottom w:val="single" w:color="FFFFFF" w:themeColor="background1" w:sz="8" w:space="0"/>
-        <w:right w:val="single" w:color="FFFFFF" w:themeColor="background1" w:sz="8" w:space="0"/>
-        <w:insideH w:val="single" w:color="FFFFFF" w:themeColor="background1" w:sz="6" w:space="0"/>
-        <w:insideV w:val="single" w:color="FFFFFF" w:themeColor="background1" w:sz="6" w:space="0"/>
+        <w:top w:val="single" w:sz="8" w:space="0" w:color="FFFFFF" w:themeColor="background1"/>
+        <w:left w:val="single" w:sz="8" w:space="0" w:color="FFFFFF" w:themeColor="background1"/>
+        <w:bottom w:val="single" w:sz="8" w:space="0" w:color="FFFFFF" w:themeColor="background1"/>
+        <w:right w:val="single" w:sz="8" w:space="0" w:color="FFFFFF" w:themeColor="background1"/>
+        <w:insideH w:val="single" w:sz="6" w:space="0" w:color="FFFFFF" w:themeColor="background1"/>
+        <w:insideV w:val="single" w:sz="6" w:space="0" w:color="FFFFFF" w:themeColor="background1"/>
       </w:tblBorders>
       <w:tblCellMar>
         <w:top w:w="0" w:type="dxa"/>
@@ -10520,12 +9075,12 @@
       <w:tblPr/>
       <w:tcPr>
         <w:tcBorders>
-          <w:top w:val="single" w:color="FFFFFF" w:themeColor="background1" w:sz="8" w:space="0"/>
-          <w:left w:val="single" w:color="FFFFFF" w:themeColor="background1" w:sz="8" w:space="0"/>
-          <w:bottom w:val="single" w:color="FFFFFF" w:themeColor="background1" w:sz="24" w:space="0"/>
-          <w:right w:val="single" w:color="FFFFFF" w:themeColor="background1" w:sz="8" w:space="0"/>
-          <w:insideH w:val="nil"/>
-          <w:insideV w:val="single" w:color="FFFFFF" w:themeColor="background1" w:sz="8" w:space="0"/>
+          <w:top w:val="single" w:sz="8" w:space="0" w:color="FFFFFF" w:themeColor="background1"/>
+          <w:left w:val="single" w:sz="8" w:space="0" w:color="FFFFFF" w:themeColor="background1"/>
+          <w:bottom w:val="single" w:sz="24" w:space="0" w:color="FFFFFF" w:themeColor="background1"/>
+          <w:right w:val="single" w:sz="8" w:space="0" w:color="FFFFFF" w:themeColor="background1"/>
+          <w:insideH w:val="nil"/>
+          <w:insideV w:val="single" w:sz="8" w:space="0" w:color="FFFFFF" w:themeColor="background1"/>
         </w:tcBorders>
         <w:shd w:val="clear" w:color="auto" w:fill="C0504D" w:themeFill="accent2"/>
       </w:tcPr>
@@ -10541,12 +9096,12 @@
       <w:tblPr/>
       <w:tcPr>
         <w:tcBorders>
-          <w:top w:val="single" w:color="FFFFFF" w:themeColor="background1" w:sz="24" w:space="0"/>
-          <w:left w:val="single" w:color="FFFFFF" w:themeColor="background1" w:sz="8" w:space="0"/>
-          <w:bottom w:val="single" w:color="FFFFFF" w:themeColor="background1" w:sz="8" w:space="0"/>
-          <w:right w:val="single" w:color="FFFFFF" w:themeColor="background1" w:sz="8" w:space="0"/>
-          <w:insideH w:val="nil"/>
-          <w:insideV w:val="single" w:color="FFFFFF" w:themeColor="background1" w:sz="8" w:space="0"/>
+          <w:top w:val="single" w:sz="24" w:space="0" w:color="FFFFFF" w:themeColor="background1"/>
+          <w:left w:val="single" w:sz="8" w:space="0" w:color="FFFFFF" w:themeColor="background1"/>
+          <w:bottom w:val="single" w:sz="8" w:space="0" w:color="FFFFFF" w:themeColor="background1"/>
+          <w:right w:val="single" w:sz="8" w:space="0" w:color="FFFFFF" w:themeColor="background1"/>
+          <w:insideH w:val="nil"/>
+          <w:insideV w:val="single" w:sz="8" w:space="0" w:color="FFFFFF" w:themeColor="background1"/>
         </w:tcBorders>
         <w:shd w:val="clear" w:color="auto" w:fill="C0504D" w:themeFill="accent2"/>
       </w:tcPr>
@@ -10562,8 +9117,8 @@
       <w:tblPr/>
       <w:tcPr>
         <w:tcBorders>
-          <w:left w:val="single" w:color="FFFFFF" w:themeColor="background1" w:sz="8" w:space="0"/>
-          <w:right w:val="single" w:color="FFFFFF" w:themeColor="background1" w:sz="24" w:space="0"/>
+          <w:left w:val="single" w:sz="8" w:space="0" w:color="FFFFFF" w:themeColor="background1"/>
+          <w:right w:val="single" w:sz="24" w:space="0" w:color="FFFFFF" w:themeColor="background1"/>
           <w:insideH w:val="nil"/>
           <w:insideV w:val="nil"/>
         </w:tcBorders>
@@ -10582,7 +9137,7 @@
       <w:tcPr>
         <w:tcBorders>
           <w:top w:val="nil"/>
-          <w:left w:val="single" w:color="FFFFFF" w:themeColor="background1" w:sz="24" w:space="0"/>
+          <w:left w:val="single" w:sz="24" w:space="0" w:color="FFFFFF" w:themeColor="background1"/>
           <w:bottom w:val="nil"/>
           <w:right w:val="nil"/>
           <w:insideH w:val="nil"/>
@@ -10595,10 +9150,10 @@
       <w:tblPr/>
       <w:tcPr>
         <w:tcBorders>
-          <w:top w:val="single" w:color="FFFFFF" w:themeColor="background1" w:sz="8" w:space="0"/>
-          <w:left w:val="single" w:color="FFFFFF" w:themeColor="background1" w:sz="8" w:space="0"/>
-          <w:bottom w:val="single" w:color="FFFFFF" w:themeColor="background1" w:sz="8" w:space="0"/>
-          <w:right w:val="single" w:color="FFFFFF" w:themeColor="background1" w:sz="8" w:space="0"/>
+          <w:top w:val="single" w:sz="8" w:space="0" w:color="FFFFFF" w:themeColor="background1"/>
+          <w:left w:val="single" w:sz="8" w:space="0" w:color="FFFFFF" w:themeColor="background1"/>
+          <w:bottom w:val="single" w:sz="8" w:space="0" w:color="FFFFFF" w:themeColor="background1"/>
+          <w:right w:val="single" w:sz="8" w:space="0" w:color="FFFFFF" w:themeColor="background1"/>
           <w:insideH w:val="nil"/>
           <w:insideV w:val="nil"/>
         </w:tcBorders>
@@ -10609,12 +9164,12 @@
       <w:tblPr/>
       <w:tcPr>
         <w:tcBorders>
-          <w:top w:val="single" w:color="FFFFFF" w:themeColor="background1" w:sz="8" w:space="0"/>
-          <w:left w:val="single" w:color="FFFFFF" w:themeColor="background1" w:sz="8" w:space="0"/>
-          <w:bottom w:val="single" w:color="FFFFFF" w:themeColor="background1" w:sz="8" w:space="0"/>
-          <w:right w:val="single" w:color="FFFFFF" w:themeColor="background1" w:sz="8" w:space="0"/>
-          <w:insideH w:val="single" w:color="FFFFFF" w:themeColor="background1" w:sz="8" w:space="0"/>
-          <w:insideV w:val="single" w:color="FFFFFF" w:themeColor="background1" w:sz="8" w:space="0"/>
+          <w:top w:val="single" w:sz="8" w:space="0" w:color="FFFFFF" w:themeColor="background1"/>
+          <w:left w:val="single" w:sz="8" w:space="0" w:color="FFFFFF" w:themeColor="background1"/>
+          <w:bottom w:val="single" w:sz="8" w:space="0" w:color="FFFFFF" w:themeColor="background1"/>
+          <w:right w:val="single" w:sz="8" w:space="0" w:color="FFFFFF" w:themeColor="background1"/>
+          <w:insideH w:val="single" w:sz="8" w:space="0" w:color="FFFFFF" w:themeColor="background1"/>
+          <w:insideV w:val="single" w:sz="8" w:space="0" w:color="FFFFFF" w:themeColor="background1"/>
         </w:tcBorders>
         <w:shd w:val="clear" w:color="auto" w:fill="DFA7A6" w:themeFill="accent2" w:themeFillTint="7F"/>
       </w:tcPr>
@@ -10633,12 +9188,12 @@
       <w:tblStyleColBandSize w:val="1"/>
       <w:tblInd w:w="0" w:type="dxa"/>
       <w:tblBorders>
-        <w:top w:val="single" w:color="FFFFFF" w:themeColor="background1" w:sz="8" w:space="0"/>
-        <w:left w:val="single" w:color="FFFFFF" w:themeColor="background1" w:sz="8" w:space="0"/>
-        <w:bottom w:val="single" w:color="FFFFFF" w:themeColor="background1" w:sz="8" w:space="0"/>
-        <w:right w:val="single" w:color="FFFFFF" w:themeColor="background1" w:sz="8" w:space="0"/>
-        <w:insideH w:val="single" w:color="FFFFFF" w:themeColor="background1" w:sz="6" w:space="0"/>
-        <w:insideV w:val="single" w:color="FFFFFF" w:themeColor="background1" w:sz="6" w:space="0"/>
+        <w:top w:val="single" w:sz="8" w:space="0" w:color="FFFFFF" w:themeColor="background1"/>
+        <w:left w:val="single" w:sz="8" w:space="0" w:color="FFFFFF" w:themeColor="background1"/>
+        <w:bottom w:val="single" w:sz="8" w:space="0" w:color="FFFFFF" w:themeColor="background1"/>
+        <w:right w:val="single" w:sz="8" w:space="0" w:color="FFFFFF" w:themeColor="background1"/>
+        <w:insideH w:val="single" w:sz="6" w:space="0" w:color="FFFFFF" w:themeColor="background1"/>
+        <w:insideV w:val="single" w:sz="6" w:space="0" w:color="FFFFFF" w:themeColor="background1"/>
       </w:tblBorders>
       <w:tblCellMar>
         <w:top w:w="0" w:type="dxa"/>
@@ -10661,12 +9216,12 @@
       <w:tblPr/>
       <w:tcPr>
         <w:tcBorders>
-          <w:top w:val="single" w:color="FFFFFF" w:themeColor="background1" w:sz="8" w:space="0"/>
-          <w:left w:val="single" w:color="FFFFFF" w:themeColor="background1" w:sz="8" w:space="0"/>
-          <w:bottom w:val="single" w:color="FFFFFF" w:themeColor="background1" w:sz="24" w:space="0"/>
-          <w:right w:val="single" w:color="FFFFFF" w:themeColor="background1" w:sz="8" w:space="0"/>
-          <w:insideH w:val="nil"/>
-          <w:insideV w:val="single" w:color="FFFFFF" w:themeColor="background1" w:sz="8" w:space="0"/>
+          <w:top w:val="single" w:sz="8" w:space="0" w:color="FFFFFF" w:themeColor="background1"/>
+          <w:left w:val="single" w:sz="8" w:space="0" w:color="FFFFFF" w:themeColor="background1"/>
+          <w:bottom w:val="single" w:sz="24" w:space="0" w:color="FFFFFF" w:themeColor="background1"/>
+          <w:right w:val="single" w:sz="8" w:space="0" w:color="FFFFFF" w:themeColor="background1"/>
+          <w:insideH w:val="nil"/>
+          <w:insideV w:val="single" w:sz="8" w:space="0" w:color="FFFFFF" w:themeColor="background1"/>
         </w:tcBorders>
         <w:shd w:val="clear" w:color="auto" w:fill="9BBB59" w:themeFill="accent3"/>
       </w:tcPr>
@@ -10682,12 +9237,12 @@
       <w:tblPr/>
       <w:tcPr>
         <w:tcBorders>
-          <w:top w:val="single" w:color="FFFFFF" w:themeColor="background1" w:sz="24" w:space="0"/>
-          <w:left w:val="single" w:color="FFFFFF" w:themeColor="background1" w:sz="8" w:space="0"/>
-          <w:bottom w:val="single" w:color="FFFFFF" w:themeColor="background1" w:sz="8" w:space="0"/>
-          <w:right w:val="single" w:color="FFFFFF" w:themeColor="background1" w:sz="8" w:space="0"/>
-          <w:insideH w:val="nil"/>
-          <w:insideV w:val="single" w:color="FFFFFF" w:themeColor="background1" w:sz="8" w:space="0"/>
+          <w:top w:val="single" w:sz="24" w:space="0" w:color="FFFFFF" w:themeColor="background1"/>
+          <w:left w:val="single" w:sz="8" w:space="0" w:color="FFFFFF" w:themeColor="background1"/>
+          <w:bottom w:val="single" w:sz="8" w:space="0" w:color="FFFFFF" w:themeColor="background1"/>
+          <w:right w:val="single" w:sz="8" w:space="0" w:color="FFFFFF" w:themeColor="background1"/>
+          <w:insideH w:val="nil"/>
+          <w:insideV w:val="single" w:sz="8" w:space="0" w:color="FFFFFF" w:themeColor="background1"/>
         </w:tcBorders>
         <w:shd w:val="clear" w:color="auto" w:fill="9BBB59" w:themeFill="accent3"/>
       </w:tcPr>
@@ -10703,8 +9258,8 @@
       <w:tblPr/>
       <w:tcPr>
         <w:tcBorders>
-          <w:left w:val="single" w:color="FFFFFF" w:themeColor="background1" w:sz="8" w:space="0"/>
-          <w:right w:val="single" w:color="FFFFFF" w:themeColor="background1" w:sz="24" w:space="0"/>
+          <w:left w:val="single" w:sz="8" w:space="0" w:color="FFFFFF" w:themeColor="background1"/>
+          <w:right w:val="single" w:sz="24" w:space="0" w:color="FFFFFF" w:themeColor="background1"/>
           <w:insideH w:val="nil"/>
           <w:insideV w:val="nil"/>
         </w:tcBorders>
@@ -10723,7 +9278,7 @@
       <w:tcPr>
         <w:tcBorders>
           <w:top w:val="nil"/>
-          <w:left w:val="single" w:color="FFFFFF" w:themeColor="background1" w:sz="24" w:space="0"/>
+          <w:left w:val="single" w:sz="24" w:space="0" w:color="FFFFFF" w:themeColor="background1"/>
           <w:bottom w:val="nil"/>
           <w:right w:val="nil"/>
           <w:insideH w:val="nil"/>
@@ -10736,10 +9291,10 @@
       <w:tblPr/>
       <w:tcPr>
         <w:tcBorders>
-          <w:top w:val="single" w:color="FFFFFF" w:themeColor="background1" w:sz="8" w:space="0"/>
-          <w:left w:val="single" w:color="FFFFFF" w:themeColor="background1" w:sz="8" w:space="0"/>
-          <w:bottom w:val="single" w:color="FFFFFF" w:themeColor="background1" w:sz="8" w:space="0"/>
-          <w:right w:val="single" w:color="FFFFFF" w:themeColor="background1" w:sz="8" w:space="0"/>
+          <w:top w:val="single" w:sz="8" w:space="0" w:color="FFFFFF" w:themeColor="background1"/>
+          <w:left w:val="single" w:sz="8" w:space="0" w:color="FFFFFF" w:themeColor="background1"/>
+          <w:bottom w:val="single" w:sz="8" w:space="0" w:color="FFFFFF" w:themeColor="background1"/>
+          <w:right w:val="single" w:sz="8" w:space="0" w:color="FFFFFF" w:themeColor="background1"/>
           <w:insideH w:val="nil"/>
           <w:insideV w:val="nil"/>
         </w:tcBorders>
@@ -10750,12 +9305,12 @@
       <w:tblPr/>
       <w:tcPr>
         <w:tcBorders>
-          <w:top w:val="single" w:color="FFFFFF" w:themeColor="background1" w:sz="8" w:space="0"/>
-          <w:left w:val="single" w:color="FFFFFF" w:themeColor="background1" w:sz="8" w:space="0"/>
-          <w:bottom w:val="single" w:color="FFFFFF" w:themeColor="background1" w:sz="8" w:space="0"/>
-          <w:right w:val="single" w:color="FFFFFF" w:themeColor="background1" w:sz="8" w:space="0"/>
-          <w:insideH w:val="single" w:color="FFFFFF" w:themeColor="background1" w:sz="8" w:space="0"/>
-          <w:insideV w:val="single" w:color="FFFFFF" w:themeColor="background1" w:sz="8" w:space="0"/>
+          <w:top w:val="single" w:sz="8" w:space="0" w:color="FFFFFF" w:themeColor="background1"/>
+          <w:left w:val="single" w:sz="8" w:space="0" w:color="FFFFFF" w:themeColor="background1"/>
+          <w:bottom w:val="single" w:sz="8" w:space="0" w:color="FFFFFF" w:themeColor="background1"/>
+          <w:right w:val="single" w:sz="8" w:space="0" w:color="FFFFFF" w:themeColor="background1"/>
+          <w:insideH w:val="single" w:sz="8" w:space="0" w:color="FFFFFF" w:themeColor="background1"/>
+          <w:insideV w:val="single" w:sz="8" w:space="0" w:color="FFFFFF" w:themeColor="background1"/>
         </w:tcBorders>
         <w:shd w:val="clear" w:color="auto" w:fill="CDDDAC" w:themeFill="accent3" w:themeFillTint="7F"/>
       </w:tcPr>
@@ -10774,12 +9329,12 @@
       <w:tblStyleColBandSize w:val="1"/>
       <w:tblInd w:w="0" w:type="dxa"/>
       <w:tblBorders>
-        <w:top w:val="single" w:color="FFFFFF" w:themeColor="background1" w:sz="8" w:space="0"/>
-        <w:left w:val="single" w:color="FFFFFF" w:themeColor="background1" w:sz="8" w:space="0"/>
-        <w:bottom w:val="single" w:color="FFFFFF" w:themeColor="background1" w:sz="8" w:space="0"/>
-        <w:right w:val="single" w:color="FFFFFF" w:themeColor="background1" w:sz="8" w:space="0"/>
-        <w:insideH w:val="single" w:color="FFFFFF" w:themeColor="background1" w:sz="6" w:space="0"/>
-        <w:insideV w:val="single" w:color="FFFFFF" w:themeColor="background1" w:sz="6" w:space="0"/>
+        <w:top w:val="single" w:sz="8" w:space="0" w:color="FFFFFF" w:themeColor="background1"/>
+        <w:left w:val="single" w:sz="8" w:space="0" w:color="FFFFFF" w:themeColor="background1"/>
+        <w:bottom w:val="single" w:sz="8" w:space="0" w:color="FFFFFF" w:themeColor="background1"/>
+        <w:right w:val="single" w:sz="8" w:space="0" w:color="FFFFFF" w:themeColor="background1"/>
+        <w:insideH w:val="single" w:sz="6" w:space="0" w:color="FFFFFF" w:themeColor="background1"/>
+        <w:insideV w:val="single" w:sz="6" w:space="0" w:color="FFFFFF" w:themeColor="background1"/>
       </w:tblBorders>
       <w:tblCellMar>
         <w:top w:w="0" w:type="dxa"/>
@@ -10802,12 +9357,12 @@
       <w:tblPr/>
       <w:tcPr>
         <w:tcBorders>
-          <w:top w:val="single" w:color="FFFFFF" w:themeColor="background1" w:sz="8" w:space="0"/>
-          <w:left w:val="single" w:color="FFFFFF" w:themeColor="background1" w:sz="8" w:space="0"/>
-          <w:bottom w:val="single" w:color="FFFFFF" w:themeColor="background1" w:sz="24" w:space="0"/>
-          <w:right w:val="single" w:color="FFFFFF" w:themeColor="background1" w:sz="8" w:space="0"/>
-          <w:insideH w:val="nil"/>
-          <w:insideV w:val="single" w:color="FFFFFF" w:themeColor="background1" w:sz="8" w:space="0"/>
+          <w:top w:val="single" w:sz="8" w:space="0" w:color="FFFFFF" w:themeColor="background1"/>
+          <w:left w:val="single" w:sz="8" w:space="0" w:color="FFFFFF" w:themeColor="background1"/>
+          <w:bottom w:val="single" w:sz="24" w:space="0" w:color="FFFFFF" w:themeColor="background1"/>
+          <w:right w:val="single" w:sz="8" w:space="0" w:color="FFFFFF" w:themeColor="background1"/>
+          <w:insideH w:val="nil"/>
+          <w:insideV w:val="single" w:sz="8" w:space="0" w:color="FFFFFF" w:themeColor="background1"/>
         </w:tcBorders>
         <w:shd w:val="clear" w:color="auto" w:fill="8064A2" w:themeFill="accent4"/>
       </w:tcPr>
@@ -10823,12 +9378,12 @@
       <w:tblPr/>
       <w:tcPr>
         <w:tcBorders>
-          <w:top w:val="single" w:color="FFFFFF" w:themeColor="background1" w:sz="24" w:space="0"/>
-          <w:left w:val="single" w:color="FFFFFF" w:themeColor="background1" w:sz="8" w:space="0"/>
-          <w:bottom w:val="single" w:color="FFFFFF" w:themeColor="background1" w:sz="8" w:space="0"/>
-          <w:right w:val="single" w:color="FFFFFF" w:themeColor="background1" w:sz="8" w:space="0"/>
-          <w:insideH w:val="nil"/>
-          <w:insideV w:val="single" w:color="FFFFFF" w:themeColor="background1" w:sz="8" w:space="0"/>
+          <w:top w:val="single" w:sz="24" w:space="0" w:color="FFFFFF" w:themeColor="background1"/>
+          <w:left w:val="single" w:sz="8" w:space="0" w:color="FFFFFF" w:themeColor="background1"/>
+          <w:bottom w:val="single" w:sz="8" w:space="0" w:color="FFFFFF" w:themeColor="background1"/>
+          <w:right w:val="single" w:sz="8" w:space="0" w:color="FFFFFF" w:themeColor="background1"/>
+          <w:insideH w:val="nil"/>
+          <w:insideV w:val="single" w:sz="8" w:space="0" w:color="FFFFFF" w:themeColor="background1"/>
         </w:tcBorders>
         <w:shd w:val="clear" w:color="auto" w:fill="8064A2" w:themeFill="accent4"/>
       </w:tcPr>
@@ -10844,8 +9399,8 @@
       <w:tblPr/>
       <w:tcPr>
         <w:tcBorders>
-          <w:left w:val="single" w:color="FFFFFF" w:themeColor="background1" w:sz="8" w:space="0"/>
-          <w:right w:val="single" w:color="FFFFFF" w:themeColor="background1" w:sz="24" w:space="0"/>
+          <w:left w:val="single" w:sz="8" w:space="0" w:color="FFFFFF" w:themeColor="background1"/>
+          <w:right w:val="single" w:sz="24" w:space="0" w:color="FFFFFF" w:themeColor="background1"/>
           <w:insideH w:val="nil"/>
           <w:insideV w:val="nil"/>
         </w:tcBorders>
@@ -10864,7 +9419,7 @@
       <w:tcPr>
         <w:tcBorders>
           <w:top w:val="nil"/>
-          <w:left w:val="single" w:color="FFFFFF" w:themeColor="background1" w:sz="24" w:space="0"/>
+          <w:left w:val="single" w:sz="24" w:space="0" w:color="FFFFFF" w:themeColor="background1"/>
           <w:bottom w:val="nil"/>
           <w:right w:val="nil"/>
           <w:insideH w:val="nil"/>
@@ -10877,10 +9432,10 @@
       <w:tblPr/>
       <w:tcPr>
         <w:tcBorders>
-          <w:top w:val="single" w:color="FFFFFF" w:themeColor="background1" w:sz="8" w:space="0"/>
-          <w:left w:val="single" w:color="FFFFFF" w:themeColor="background1" w:sz="8" w:space="0"/>
-          <w:bottom w:val="single" w:color="FFFFFF" w:themeColor="background1" w:sz="8" w:space="0"/>
-          <w:right w:val="single" w:color="FFFFFF" w:themeColor="background1" w:sz="8" w:space="0"/>
+          <w:top w:val="single" w:sz="8" w:space="0" w:color="FFFFFF" w:themeColor="background1"/>
+          <w:left w:val="single" w:sz="8" w:space="0" w:color="FFFFFF" w:themeColor="background1"/>
+          <w:bottom w:val="single" w:sz="8" w:space="0" w:color="FFFFFF" w:themeColor="background1"/>
+          <w:right w:val="single" w:sz="8" w:space="0" w:color="FFFFFF" w:themeColor="background1"/>
           <w:insideH w:val="nil"/>
           <w:insideV w:val="nil"/>
         </w:tcBorders>
@@ -10891,12 +9446,12 @@
       <w:tblPr/>
       <w:tcPr>
         <w:tcBorders>
-          <w:top w:val="single" w:color="FFFFFF" w:themeColor="background1" w:sz="8" w:space="0"/>
-          <w:left w:val="single" w:color="FFFFFF" w:themeColor="background1" w:sz="8" w:space="0"/>
-          <w:bottom w:val="single" w:color="FFFFFF" w:themeColor="background1" w:sz="8" w:space="0"/>
-          <w:right w:val="single" w:color="FFFFFF" w:themeColor="background1" w:sz="8" w:space="0"/>
-          <w:insideH w:val="single" w:color="FFFFFF" w:themeColor="background1" w:sz="8" w:space="0"/>
-          <w:insideV w:val="single" w:color="FFFFFF" w:themeColor="background1" w:sz="8" w:space="0"/>
+          <w:top w:val="single" w:sz="8" w:space="0" w:color="FFFFFF" w:themeColor="background1"/>
+          <w:left w:val="single" w:sz="8" w:space="0" w:color="FFFFFF" w:themeColor="background1"/>
+          <w:bottom w:val="single" w:sz="8" w:space="0" w:color="FFFFFF" w:themeColor="background1"/>
+          <w:right w:val="single" w:sz="8" w:space="0" w:color="FFFFFF" w:themeColor="background1"/>
+          <w:insideH w:val="single" w:sz="8" w:space="0" w:color="FFFFFF" w:themeColor="background1"/>
+          <w:insideV w:val="single" w:sz="8" w:space="0" w:color="FFFFFF" w:themeColor="background1"/>
         </w:tcBorders>
         <w:shd w:val="clear" w:color="auto" w:fill="BFB1D0" w:themeFill="accent4" w:themeFillTint="7F"/>
       </w:tcPr>
@@ -10915,12 +9470,12 @@
       <w:tblStyleColBandSize w:val="1"/>
       <w:tblInd w:w="0" w:type="dxa"/>
       <w:tblBorders>
-        <w:top w:val="single" w:color="FFFFFF" w:themeColor="background1" w:sz="8" w:space="0"/>
-        <w:left w:val="single" w:color="FFFFFF" w:themeColor="background1" w:sz="8" w:space="0"/>
-        <w:bottom w:val="single" w:color="FFFFFF" w:themeColor="background1" w:sz="8" w:space="0"/>
-        <w:right w:val="single" w:color="FFFFFF" w:themeColor="background1" w:sz="8" w:space="0"/>
-        <w:insideH w:val="single" w:color="FFFFFF" w:themeColor="background1" w:sz="6" w:space="0"/>
-        <w:insideV w:val="single" w:color="FFFFFF" w:themeColor="background1" w:sz="6" w:space="0"/>
+        <w:top w:val="single" w:sz="8" w:space="0" w:color="FFFFFF" w:themeColor="background1"/>
+        <w:left w:val="single" w:sz="8" w:space="0" w:color="FFFFFF" w:themeColor="background1"/>
+        <w:bottom w:val="single" w:sz="8" w:space="0" w:color="FFFFFF" w:themeColor="background1"/>
+        <w:right w:val="single" w:sz="8" w:space="0" w:color="FFFFFF" w:themeColor="background1"/>
+        <w:insideH w:val="single" w:sz="6" w:space="0" w:color="FFFFFF" w:themeColor="background1"/>
+        <w:insideV w:val="single" w:sz="6" w:space="0" w:color="FFFFFF" w:themeColor="background1"/>
       </w:tblBorders>
       <w:tblCellMar>
         <w:top w:w="0" w:type="dxa"/>
@@ -10943,12 +9498,12 @@
       <w:tblPr/>
       <w:tcPr>
         <w:tcBorders>
-          <w:top w:val="single" w:color="FFFFFF" w:themeColor="background1" w:sz="8" w:space="0"/>
-          <w:left w:val="single" w:color="FFFFFF" w:themeColor="background1" w:sz="8" w:space="0"/>
-          <w:bottom w:val="single" w:color="FFFFFF" w:themeColor="background1" w:sz="24" w:space="0"/>
-          <w:right w:val="single" w:color="FFFFFF" w:themeColor="background1" w:sz="8" w:space="0"/>
-          <w:insideH w:val="nil"/>
-          <w:insideV w:val="single" w:color="FFFFFF" w:themeColor="background1" w:sz="8" w:space="0"/>
+          <w:top w:val="single" w:sz="8" w:space="0" w:color="FFFFFF" w:themeColor="background1"/>
+          <w:left w:val="single" w:sz="8" w:space="0" w:color="FFFFFF" w:themeColor="background1"/>
+          <w:bottom w:val="single" w:sz="24" w:space="0" w:color="FFFFFF" w:themeColor="background1"/>
+          <w:right w:val="single" w:sz="8" w:space="0" w:color="FFFFFF" w:themeColor="background1"/>
+          <w:insideH w:val="nil"/>
+          <w:insideV w:val="single" w:sz="8" w:space="0" w:color="FFFFFF" w:themeColor="background1"/>
         </w:tcBorders>
         <w:shd w:val="clear" w:color="auto" w:fill="4BACC6" w:themeFill="accent5"/>
       </w:tcPr>
@@ -10964,12 +9519,12 @@
       <w:tblPr/>
       <w:tcPr>
         <w:tcBorders>
-          <w:top w:val="single" w:color="FFFFFF" w:themeColor="background1" w:sz="24" w:space="0"/>
-          <w:left w:val="single" w:color="FFFFFF" w:themeColor="background1" w:sz="8" w:space="0"/>
-          <w:bottom w:val="single" w:color="FFFFFF" w:themeColor="background1" w:sz="8" w:space="0"/>
-          <w:right w:val="single" w:color="FFFFFF" w:themeColor="background1" w:sz="8" w:space="0"/>
-          <w:insideH w:val="nil"/>
-          <w:insideV w:val="single" w:color="FFFFFF" w:themeColor="background1" w:sz="8" w:space="0"/>
+          <w:top w:val="single" w:sz="24" w:space="0" w:color="FFFFFF" w:themeColor="background1"/>
+          <w:left w:val="single" w:sz="8" w:space="0" w:color="FFFFFF" w:themeColor="background1"/>
+          <w:bottom w:val="single" w:sz="8" w:space="0" w:color="FFFFFF" w:themeColor="background1"/>
+          <w:right w:val="single" w:sz="8" w:space="0" w:color="FFFFFF" w:themeColor="background1"/>
+          <w:insideH w:val="nil"/>
+          <w:insideV w:val="single" w:sz="8" w:space="0" w:color="FFFFFF" w:themeColor="background1"/>
         </w:tcBorders>
         <w:shd w:val="clear" w:color="auto" w:fill="4BACC6" w:themeFill="accent5"/>
       </w:tcPr>
@@ -10985,8 +9540,8 @@
       <w:tblPr/>
       <w:tcPr>
         <w:tcBorders>
-          <w:left w:val="single" w:color="FFFFFF" w:themeColor="background1" w:sz="8" w:space="0"/>
-          <w:right w:val="single" w:color="FFFFFF" w:themeColor="background1" w:sz="24" w:space="0"/>
+          <w:left w:val="single" w:sz="8" w:space="0" w:color="FFFFFF" w:themeColor="background1"/>
+          <w:right w:val="single" w:sz="24" w:space="0" w:color="FFFFFF" w:themeColor="background1"/>
           <w:insideH w:val="nil"/>
           <w:insideV w:val="nil"/>
         </w:tcBorders>
@@ -11005,7 +9560,7 @@
       <w:tcPr>
         <w:tcBorders>
           <w:top w:val="nil"/>
-          <w:left w:val="single" w:color="FFFFFF" w:themeColor="background1" w:sz="24" w:space="0"/>
+          <w:left w:val="single" w:sz="24" w:space="0" w:color="FFFFFF" w:themeColor="background1"/>
           <w:bottom w:val="nil"/>
           <w:right w:val="nil"/>
           <w:insideH w:val="nil"/>
@@ -11018,10 +9573,10 @@
       <w:tblPr/>
       <w:tcPr>
         <w:tcBorders>
-          <w:top w:val="single" w:color="FFFFFF" w:themeColor="background1" w:sz="8" w:space="0"/>
-          <w:left w:val="single" w:color="FFFFFF" w:themeColor="background1" w:sz="8" w:space="0"/>
-          <w:bottom w:val="single" w:color="FFFFFF" w:themeColor="background1" w:sz="8" w:space="0"/>
-          <w:right w:val="single" w:color="FFFFFF" w:themeColor="background1" w:sz="8" w:space="0"/>
+          <w:top w:val="single" w:sz="8" w:space="0" w:color="FFFFFF" w:themeColor="background1"/>
+          <w:left w:val="single" w:sz="8" w:space="0" w:color="FFFFFF" w:themeColor="background1"/>
+          <w:bottom w:val="single" w:sz="8" w:space="0" w:color="FFFFFF" w:themeColor="background1"/>
+          <w:right w:val="single" w:sz="8" w:space="0" w:color="FFFFFF" w:themeColor="background1"/>
           <w:insideH w:val="nil"/>
           <w:insideV w:val="nil"/>
         </w:tcBorders>
@@ -11032,12 +9587,12 @@
       <w:tblPr/>
       <w:tcPr>
         <w:tcBorders>
-          <w:top w:val="single" w:color="FFFFFF" w:themeColor="background1" w:sz="8" w:space="0"/>
-          <w:left w:val="single" w:color="FFFFFF" w:themeColor="background1" w:sz="8" w:space="0"/>
-          <w:bottom w:val="single" w:color="FFFFFF" w:themeColor="background1" w:sz="8" w:space="0"/>
-          <w:right w:val="single" w:color="FFFFFF" w:themeColor="background1" w:sz="8" w:space="0"/>
-          <w:insideH w:val="single" w:color="FFFFFF" w:themeColor="background1" w:sz="8" w:space="0"/>
-          <w:insideV w:val="single" w:color="FFFFFF" w:themeColor="background1" w:sz="8" w:space="0"/>
+          <w:top w:val="single" w:sz="8" w:space="0" w:color="FFFFFF" w:themeColor="background1"/>
+          <w:left w:val="single" w:sz="8" w:space="0" w:color="FFFFFF" w:themeColor="background1"/>
+          <w:bottom w:val="single" w:sz="8" w:space="0" w:color="FFFFFF" w:themeColor="background1"/>
+          <w:right w:val="single" w:sz="8" w:space="0" w:color="FFFFFF" w:themeColor="background1"/>
+          <w:insideH w:val="single" w:sz="8" w:space="0" w:color="FFFFFF" w:themeColor="background1"/>
+          <w:insideV w:val="single" w:sz="8" w:space="0" w:color="FFFFFF" w:themeColor="background1"/>
         </w:tcBorders>
         <w:shd w:val="clear" w:color="auto" w:fill="A5D5E2" w:themeFill="accent5" w:themeFillTint="7F"/>
       </w:tcPr>
@@ -11056,12 +9611,12 @@
       <w:tblStyleColBandSize w:val="1"/>
       <w:tblInd w:w="0" w:type="dxa"/>
       <w:tblBorders>
-        <w:top w:val="single" w:color="FFFFFF" w:themeColor="background1" w:sz="8" w:space="0"/>
-        <w:left w:val="single" w:color="FFFFFF" w:themeColor="background1" w:sz="8" w:space="0"/>
-        <w:bottom w:val="single" w:color="FFFFFF" w:themeColor="background1" w:sz="8" w:space="0"/>
-        <w:right w:val="single" w:color="FFFFFF" w:themeColor="background1" w:sz="8" w:space="0"/>
-        <w:insideH w:val="single" w:color="FFFFFF" w:themeColor="background1" w:sz="6" w:space="0"/>
-        <w:insideV w:val="single" w:color="FFFFFF" w:themeColor="background1" w:sz="6" w:space="0"/>
+        <w:top w:val="single" w:sz="8" w:space="0" w:color="FFFFFF" w:themeColor="background1"/>
+        <w:left w:val="single" w:sz="8" w:space="0" w:color="FFFFFF" w:themeColor="background1"/>
+        <w:bottom w:val="single" w:sz="8" w:space="0" w:color="FFFFFF" w:themeColor="background1"/>
+        <w:right w:val="single" w:sz="8" w:space="0" w:color="FFFFFF" w:themeColor="background1"/>
+        <w:insideH w:val="single" w:sz="6" w:space="0" w:color="FFFFFF" w:themeColor="background1"/>
+        <w:insideV w:val="single" w:sz="6" w:space="0" w:color="FFFFFF" w:themeColor="background1"/>
       </w:tblBorders>
       <w:tblCellMar>
         <w:top w:w="0" w:type="dxa"/>
@@ -11084,12 +9639,12 @@
       <w:tblPr/>
       <w:tcPr>
         <w:tcBorders>
-          <w:top w:val="single" w:color="FFFFFF" w:themeColor="background1" w:sz="8" w:space="0"/>
-          <w:left w:val="single" w:color="FFFFFF" w:themeColor="background1" w:sz="8" w:space="0"/>
-          <w:bottom w:val="single" w:color="FFFFFF" w:themeColor="background1" w:sz="24" w:space="0"/>
-          <w:right w:val="single" w:color="FFFFFF" w:themeColor="background1" w:sz="8" w:space="0"/>
-          <w:insideH w:val="nil"/>
-          <w:insideV w:val="single" w:color="FFFFFF" w:themeColor="background1" w:sz="8" w:space="0"/>
+          <w:top w:val="single" w:sz="8" w:space="0" w:color="FFFFFF" w:themeColor="background1"/>
+          <w:left w:val="single" w:sz="8" w:space="0" w:color="FFFFFF" w:themeColor="background1"/>
+          <w:bottom w:val="single" w:sz="24" w:space="0" w:color="FFFFFF" w:themeColor="background1"/>
+          <w:right w:val="single" w:sz="8" w:space="0" w:color="FFFFFF" w:themeColor="background1"/>
+          <w:insideH w:val="nil"/>
+          <w:insideV w:val="single" w:sz="8" w:space="0" w:color="FFFFFF" w:themeColor="background1"/>
         </w:tcBorders>
         <w:shd w:val="clear" w:color="auto" w:fill="F79646" w:themeFill="accent6"/>
       </w:tcPr>
@@ -11105,12 +9660,12 @@
       <w:tblPr/>
       <w:tcPr>
         <w:tcBorders>
-          <w:top w:val="single" w:color="FFFFFF" w:themeColor="background1" w:sz="24" w:space="0"/>
-          <w:left w:val="single" w:color="FFFFFF" w:themeColor="background1" w:sz="8" w:space="0"/>
-          <w:bottom w:val="single" w:color="FFFFFF" w:themeColor="background1" w:sz="8" w:space="0"/>
-          <w:right w:val="single" w:color="FFFFFF" w:themeColor="background1" w:sz="8" w:space="0"/>
-          <w:insideH w:val="nil"/>
-          <w:insideV w:val="single" w:color="FFFFFF" w:themeColor="background1" w:sz="8" w:space="0"/>
+          <w:top w:val="single" w:sz="24" w:space="0" w:color="FFFFFF" w:themeColor="background1"/>
+          <w:left w:val="single" w:sz="8" w:space="0" w:color="FFFFFF" w:themeColor="background1"/>
+          <w:bottom w:val="single" w:sz="8" w:space="0" w:color="FFFFFF" w:themeColor="background1"/>
+          <w:right w:val="single" w:sz="8" w:space="0" w:color="FFFFFF" w:themeColor="background1"/>
+          <w:insideH w:val="nil"/>
+          <w:insideV w:val="single" w:sz="8" w:space="0" w:color="FFFFFF" w:themeColor="background1"/>
         </w:tcBorders>
         <w:shd w:val="clear" w:color="auto" w:fill="F79646" w:themeFill="accent6"/>
       </w:tcPr>
@@ -11126,8 +9681,8 @@
       <w:tblPr/>
       <w:tcPr>
         <w:tcBorders>
-          <w:left w:val="single" w:color="FFFFFF" w:themeColor="background1" w:sz="8" w:space="0"/>
-          <w:right w:val="single" w:color="FFFFFF" w:themeColor="background1" w:sz="24" w:space="0"/>
+          <w:left w:val="single" w:sz="8" w:space="0" w:color="FFFFFF" w:themeColor="background1"/>
+          <w:right w:val="single" w:sz="24" w:space="0" w:color="FFFFFF" w:themeColor="background1"/>
           <w:insideH w:val="nil"/>
           <w:insideV w:val="nil"/>
         </w:tcBorders>
@@ -11146,7 +9701,7 @@
       <w:tcPr>
         <w:tcBorders>
           <w:top w:val="nil"/>
-          <w:left w:val="single" w:color="FFFFFF" w:themeColor="background1" w:sz="24" w:space="0"/>
+          <w:left w:val="single" w:sz="24" w:space="0" w:color="FFFFFF" w:themeColor="background1"/>
           <w:bottom w:val="nil"/>
           <w:right w:val="nil"/>
           <w:insideH w:val="nil"/>
@@ -11159,10 +9714,10 @@
       <w:tblPr/>
       <w:tcPr>
         <w:tcBorders>
-          <w:top w:val="single" w:color="FFFFFF" w:themeColor="background1" w:sz="8" w:space="0"/>
-          <w:left w:val="single" w:color="FFFFFF" w:themeColor="background1" w:sz="8" w:space="0"/>
-          <w:bottom w:val="single" w:color="FFFFFF" w:themeColor="background1" w:sz="8" w:space="0"/>
-          <w:right w:val="single" w:color="FFFFFF" w:themeColor="background1" w:sz="8" w:space="0"/>
+          <w:top w:val="single" w:sz="8" w:space="0" w:color="FFFFFF" w:themeColor="background1"/>
+          <w:left w:val="single" w:sz="8" w:space="0" w:color="FFFFFF" w:themeColor="background1"/>
+          <w:bottom w:val="single" w:sz="8" w:space="0" w:color="FFFFFF" w:themeColor="background1"/>
+          <w:right w:val="single" w:sz="8" w:space="0" w:color="FFFFFF" w:themeColor="background1"/>
           <w:insideH w:val="nil"/>
           <w:insideV w:val="nil"/>
         </w:tcBorders>
@@ -11173,12 +9728,12 @@
       <w:tblPr/>
       <w:tcPr>
         <w:tcBorders>
-          <w:top w:val="single" w:color="FFFFFF" w:themeColor="background1" w:sz="8" w:space="0"/>
-          <w:left w:val="single" w:color="FFFFFF" w:themeColor="background1" w:sz="8" w:space="0"/>
-          <w:bottom w:val="single" w:color="FFFFFF" w:themeColor="background1" w:sz="8" w:space="0"/>
-          <w:right w:val="single" w:color="FFFFFF" w:themeColor="background1" w:sz="8" w:space="0"/>
-          <w:insideH w:val="single" w:color="FFFFFF" w:themeColor="background1" w:sz="8" w:space="0"/>
-          <w:insideV w:val="single" w:color="FFFFFF" w:themeColor="background1" w:sz="8" w:space="0"/>
+          <w:top w:val="single" w:sz="8" w:space="0" w:color="FFFFFF" w:themeColor="background1"/>
+          <w:left w:val="single" w:sz="8" w:space="0" w:color="FFFFFF" w:themeColor="background1"/>
+          <w:bottom w:val="single" w:sz="8" w:space="0" w:color="FFFFFF" w:themeColor="background1"/>
+          <w:right w:val="single" w:sz="8" w:space="0" w:color="FFFFFF" w:themeColor="background1"/>
+          <w:insideH w:val="single" w:sz="8" w:space="0" w:color="FFFFFF" w:themeColor="background1"/>
+          <w:insideV w:val="single" w:sz="8" w:space="0" w:color="FFFFFF" w:themeColor="background1"/>
         </w:tcBorders>
         <w:shd w:val="clear" w:color="auto" w:fill="FBCAA2" w:themeFill="accent6" w:themeFillTint="7F"/>
       </w:tcPr>
@@ -11219,7 +9774,7 @@
         <w:tcBorders>
           <w:top w:val="nil"/>
           <w:left w:val="nil"/>
-          <w:bottom w:val="single" w:color="FFFFFF" w:themeColor="background1" w:sz="18" w:space="0"/>
+          <w:bottom w:val="single" w:sz="18" w:space="0" w:color="FFFFFF" w:themeColor="background1"/>
           <w:right w:val="nil"/>
           <w:insideH w:val="nil"/>
           <w:insideV w:val="nil"/>
@@ -11231,7 +9786,7 @@
       <w:tblPr/>
       <w:tcPr>
         <w:tcBorders>
-          <w:top w:val="single" w:color="FFFFFF" w:themeColor="background1" w:sz="18" w:space="0"/>
+          <w:top w:val="single" w:sz="18" w:space="0" w:color="FFFFFF" w:themeColor="background1"/>
           <w:left w:val="nil"/>
           <w:bottom w:val="nil"/>
           <w:right w:val="nil"/>
@@ -11248,7 +9803,7 @@
           <w:top w:val="nil"/>
           <w:left w:val="nil"/>
           <w:bottom w:val="nil"/>
-          <w:right w:val="single" w:color="FFFFFF" w:themeColor="background1" w:sz="18" w:space="0"/>
+          <w:right w:val="single" w:sz="18" w:space="0" w:color="FFFFFF" w:themeColor="background1"/>
           <w:insideH w:val="nil"/>
           <w:insideV w:val="nil"/>
         </w:tcBorders>
@@ -11260,7 +9815,7 @@
       <w:tcPr>
         <w:tcBorders>
           <w:top w:val="nil"/>
-          <w:left w:val="single" w:color="FFFFFF" w:themeColor="background1" w:sz="18" w:space="0"/>
+          <w:left w:val="single" w:sz="18" w:space="0" w:color="FFFFFF" w:themeColor="background1"/>
           <w:bottom w:val="nil"/>
           <w:right w:val="nil"/>
           <w:insideH w:val="nil"/>
@@ -11333,7 +9888,7 @@
         <w:tcBorders>
           <w:top w:val="nil"/>
           <w:left w:val="nil"/>
-          <w:bottom w:val="single" w:color="FFFFFF" w:themeColor="background1" w:sz="18" w:space="0"/>
+          <w:bottom w:val="single" w:sz="18" w:space="0" w:color="FFFFFF" w:themeColor="background1"/>
           <w:right w:val="nil"/>
           <w:insideH w:val="nil"/>
           <w:insideV w:val="nil"/>
@@ -11345,7 +9900,7 @@
       <w:tblPr/>
       <w:tcPr>
         <w:tcBorders>
-          <w:top w:val="single" w:color="FFFFFF" w:themeColor="background1" w:sz="18" w:space="0"/>
+          <w:top w:val="single" w:sz="18" w:space="0" w:color="FFFFFF" w:themeColor="background1"/>
           <w:left w:val="nil"/>
           <w:bottom w:val="nil"/>
           <w:right w:val="nil"/>
@@ -11362,7 +9917,7 @@
           <w:top w:val="nil"/>
           <w:left w:val="nil"/>
           <w:bottom w:val="nil"/>
-          <w:right w:val="single" w:color="FFFFFF" w:themeColor="background1" w:sz="18" w:space="0"/>
+          <w:right w:val="single" w:sz="18" w:space="0" w:color="FFFFFF" w:themeColor="background1"/>
           <w:insideH w:val="nil"/>
           <w:insideV w:val="nil"/>
         </w:tcBorders>
@@ -11374,7 +9929,7 @@
       <w:tcPr>
         <w:tcBorders>
           <w:top w:val="nil"/>
-          <w:left w:val="single" w:color="FFFFFF" w:themeColor="background1" w:sz="18" w:space="0"/>
+          <w:left w:val="single" w:sz="18" w:space="0" w:color="FFFFFF" w:themeColor="background1"/>
           <w:bottom w:val="nil"/>
           <w:right w:val="nil"/>
           <w:insideH w:val="nil"/>
@@ -11447,7 +10002,7 @@
         <w:tcBorders>
           <w:top w:val="nil"/>
           <w:left w:val="nil"/>
-          <w:bottom w:val="single" w:color="FFFFFF" w:themeColor="background1" w:sz="18" w:space="0"/>
+          <w:bottom w:val="single" w:sz="18" w:space="0" w:color="FFFFFF" w:themeColor="background1"/>
           <w:right w:val="nil"/>
           <w:insideH w:val="nil"/>
           <w:insideV w:val="nil"/>
@@ -11459,7 +10014,7 @@
       <w:tblPr/>
       <w:tcPr>
         <w:tcBorders>
-          <w:top w:val="single" w:color="FFFFFF" w:themeColor="background1" w:sz="18" w:space="0"/>
+          <w:top w:val="single" w:sz="18" w:space="0" w:color="FFFFFF" w:themeColor="background1"/>
           <w:left w:val="nil"/>
           <w:bottom w:val="nil"/>
           <w:right w:val="nil"/>
@@ -11476,7 +10031,7 @@
           <w:top w:val="nil"/>
           <w:left w:val="nil"/>
           <w:bottom w:val="nil"/>
-          <w:right w:val="single" w:color="FFFFFF" w:themeColor="background1" w:sz="18" w:space="0"/>
+          <w:right w:val="single" w:sz="18" w:space="0" w:color="FFFFFF" w:themeColor="background1"/>
           <w:insideH w:val="nil"/>
           <w:insideV w:val="nil"/>
         </w:tcBorders>
@@ -11488,7 +10043,7 @@
       <w:tcPr>
         <w:tcBorders>
           <w:top w:val="nil"/>
-          <w:left w:val="single" w:color="FFFFFF" w:themeColor="background1" w:sz="18" w:space="0"/>
+          <w:left w:val="single" w:sz="18" w:space="0" w:color="FFFFFF" w:themeColor="background1"/>
           <w:bottom w:val="nil"/>
           <w:right w:val="nil"/>
           <w:insideH w:val="nil"/>
@@ -11561,7 +10116,7 @@
         <w:tcBorders>
           <w:top w:val="nil"/>
           <w:left w:val="nil"/>
-          <w:bottom w:val="single" w:color="FFFFFF" w:themeColor="background1" w:sz="18" w:space="0"/>
+          <w:bottom w:val="single" w:sz="18" w:space="0" w:color="FFFFFF" w:themeColor="background1"/>
           <w:right w:val="nil"/>
           <w:insideH w:val="nil"/>
           <w:insideV w:val="nil"/>
@@ -11573,7 +10128,7 @@
       <w:tblPr/>
       <w:tcPr>
         <w:tcBorders>
-          <w:top w:val="single" w:color="FFFFFF" w:themeColor="background1" w:sz="18" w:space="0"/>
+          <w:top w:val="single" w:sz="18" w:space="0" w:color="FFFFFF" w:themeColor="background1"/>
           <w:left w:val="nil"/>
           <w:bottom w:val="nil"/>
           <w:right w:val="nil"/>
@@ -11590,7 +10145,7 @@
           <w:top w:val="nil"/>
           <w:left w:val="nil"/>
           <w:bottom w:val="nil"/>
-          <w:right w:val="single" w:color="FFFFFF" w:themeColor="background1" w:sz="18" w:space="0"/>
+          <w:right w:val="single" w:sz="18" w:space="0" w:color="FFFFFF" w:themeColor="background1"/>
           <w:insideH w:val="nil"/>
           <w:insideV w:val="nil"/>
         </w:tcBorders>
@@ -11602,7 +10157,7 @@
       <w:tcPr>
         <w:tcBorders>
           <w:top w:val="nil"/>
-          <w:left w:val="single" w:color="FFFFFF" w:themeColor="background1" w:sz="18" w:space="0"/>
+          <w:left w:val="single" w:sz="18" w:space="0" w:color="FFFFFF" w:themeColor="background1"/>
           <w:bottom w:val="nil"/>
           <w:right w:val="nil"/>
           <w:insideH w:val="nil"/>
@@ -11675,7 +10230,7 @@
         <w:tcBorders>
           <w:top w:val="nil"/>
           <w:left w:val="nil"/>
-          <w:bottom w:val="single" w:color="FFFFFF" w:themeColor="background1" w:sz="18" w:space="0"/>
+          <w:bottom w:val="single" w:sz="18" w:space="0" w:color="FFFFFF" w:themeColor="background1"/>
           <w:right w:val="nil"/>
           <w:insideH w:val="nil"/>
           <w:insideV w:val="nil"/>
@@ -11687,7 +10242,7 @@
       <w:tblPr/>
       <w:tcPr>
         <w:tcBorders>
-          <w:top w:val="single" w:color="FFFFFF" w:themeColor="background1" w:sz="18" w:space="0"/>
+          <w:top w:val="single" w:sz="18" w:space="0" w:color="FFFFFF" w:themeColor="background1"/>
           <w:left w:val="nil"/>
           <w:bottom w:val="nil"/>
           <w:right w:val="nil"/>
@@ -11704,7 +10259,7 @@
           <w:top w:val="nil"/>
           <w:left w:val="nil"/>
           <w:bottom w:val="nil"/>
-          <w:right w:val="single" w:color="FFFFFF" w:themeColor="background1" w:sz="18" w:space="0"/>
+          <w:right w:val="single" w:sz="18" w:space="0" w:color="FFFFFF" w:themeColor="background1"/>
           <w:insideH w:val="nil"/>
           <w:insideV w:val="nil"/>
         </w:tcBorders>
@@ -11716,7 +10271,7 @@
       <w:tcPr>
         <w:tcBorders>
           <w:top w:val="nil"/>
-          <w:left w:val="single" w:color="FFFFFF" w:themeColor="background1" w:sz="18" w:space="0"/>
+          <w:left w:val="single" w:sz="18" w:space="0" w:color="FFFFFF" w:themeColor="background1"/>
           <w:bottom w:val="nil"/>
           <w:right w:val="nil"/>
           <w:insideH w:val="nil"/>
@@ -11789,7 +10344,7 @@
         <w:tcBorders>
           <w:top w:val="nil"/>
           <w:left w:val="nil"/>
-          <w:bottom w:val="single" w:color="FFFFFF" w:themeColor="background1" w:sz="18" w:space="0"/>
+          <w:bottom w:val="single" w:sz="18" w:space="0" w:color="FFFFFF" w:themeColor="background1"/>
           <w:right w:val="nil"/>
           <w:insideH w:val="nil"/>
           <w:insideV w:val="nil"/>
@@ -11801,7 +10356,7 @@
       <w:tblPr/>
       <w:tcPr>
         <w:tcBorders>
-          <w:top w:val="single" w:color="FFFFFF" w:themeColor="background1" w:sz="18" w:space="0"/>
+          <w:top w:val="single" w:sz="18" w:space="0" w:color="FFFFFF" w:themeColor="background1"/>
           <w:left w:val="nil"/>
           <w:bottom w:val="nil"/>
           <w:right w:val="nil"/>
@@ -11818,7 +10373,7 @@
           <w:top w:val="nil"/>
           <w:left w:val="nil"/>
           <w:bottom w:val="nil"/>
-          <w:right w:val="single" w:color="FFFFFF" w:themeColor="background1" w:sz="18" w:space="0"/>
+          <w:right w:val="single" w:sz="18" w:space="0" w:color="FFFFFF" w:themeColor="background1"/>
           <w:insideH w:val="nil"/>
           <w:insideV w:val="nil"/>
         </w:tcBorders>
@@ -11830,7 +10385,7 @@
       <w:tcPr>
         <w:tcBorders>
           <w:top w:val="nil"/>
-          <w:left w:val="single" w:color="FFFFFF" w:themeColor="background1" w:sz="18" w:space="0"/>
+          <w:left w:val="single" w:sz="18" w:space="0" w:color="FFFFFF" w:themeColor="background1"/>
           <w:bottom w:val="nil"/>
           <w:right w:val="nil"/>
           <w:insideH w:val="nil"/>
@@ -11903,7 +10458,7 @@
         <w:tcBorders>
           <w:top w:val="nil"/>
           <w:left w:val="nil"/>
-          <w:bottom w:val="single" w:color="FFFFFF" w:themeColor="background1" w:sz="18" w:space="0"/>
+          <w:bottom w:val="single" w:sz="18" w:space="0" w:color="FFFFFF" w:themeColor="background1"/>
           <w:right w:val="nil"/>
           <w:insideH w:val="nil"/>
           <w:insideV w:val="nil"/>
@@ -11915,7 +10470,7 @@
       <w:tblPr/>
       <w:tcPr>
         <w:tcBorders>
-          <w:top w:val="single" w:color="FFFFFF" w:themeColor="background1" w:sz="18" w:space="0"/>
+          <w:top w:val="single" w:sz="18" w:space="0" w:color="FFFFFF" w:themeColor="background1"/>
           <w:left w:val="nil"/>
           <w:bottom w:val="nil"/>
           <w:right w:val="nil"/>
@@ -11932,7 +10487,7 @@
           <w:top w:val="nil"/>
           <w:left w:val="nil"/>
           <w:bottom w:val="nil"/>
-          <w:right w:val="single" w:color="FFFFFF" w:themeColor="background1" w:sz="18" w:space="0"/>
+          <w:right w:val="single" w:sz="18" w:space="0" w:color="FFFFFF" w:themeColor="background1"/>
           <w:insideH w:val="nil"/>
           <w:insideV w:val="nil"/>
         </w:tcBorders>
@@ -11944,7 +10499,7 @@
       <w:tcPr>
         <w:tcBorders>
           <w:top w:val="nil"/>
-          <w:left w:val="single" w:color="FFFFFF" w:themeColor="background1" w:sz="18" w:space="0"/>
+          <w:left w:val="single" w:sz="18" w:space="0" w:color="FFFFFF" w:themeColor="background1"/>
           <w:bottom w:val="nil"/>
           <w:right w:val="nil"/>
           <w:insideH w:val="nil"/>
@@ -11998,12 +10553,12 @@
       <w:tblStyleColBandSize w:val="1"/>
       <w:tblInd w:w="0" w:type="dxa"/>
       <w:tblBorders>
-        <w:top w:val="single" w:color="C0504D" w:themeColor="accent2" w:sz="24" w:space="0"/>
-        <w:left w:val="single" w:color="000000" w:themeColor="text1" w:sz="4" w:space="0"/>
-        <w:bottom w:val="single" w:color="000000" w:themeColor="text1" w:sz="4" w:space="0"/>
-        <w:right w:val="single" w:color="000000" w:themeColor="text1" w:sz="4" w:space="0"/>
-        <w:insideH w:val="single" w:color="FFFFFF" w:themeColor="background1" w:sz="4" w:space="0"/>
-        <w:insideV w:val="single" w:color="FFFFFF" w:themeColor="background1" w:sz="4" w:space="0"/>
+        <w:top w:val="single" w:sz="24" w:space="0" w:color="C0504D" w:themeColor="accent2"/>
+        <w:left w:val="single" w:sz="4" w:space="0" w:color="000000" w:themeColor="text1"/>
+        <w:bottom w:val="single" w:sz="4" w:space="0" w:color="000000" w:themeColor="text1"/>
+        <w:right w:val="single" w:sz="4" w:space="0" w:color="000000" w:themeColor="text1"/>
+        <w:insideH w:val="single" w:sz="4" w:space="0" w:color="FFFFFF" w:themeColor="background1"/>
+        <w:insideV w:val="single" w:sz="4" w:space="0" w:color="FFFFFF" w:themeColor="background1"/>
       </w:tblBorders>
       <w:tblCellMar>
         <w:top w:w="0" w:type="dxa"/>
@@ -12025,7 +10580,7 @@
         <w:tcBorders>
           <w:top w:val="nil"/>
           <w:left w:val="nil"/>
-          <w:bottom w:val="single" w:color="C0504D" w:themeColor="accent2" w:sz="24" w:space="0"/>
+          <w:bottom w:val="single" w:sz="24" w:space="0" w:color="C0504D" w:themeColor="accent2"/>
           <w:right w:val="nil"/>
           <w:insideH w:val="nil"/>
           <w:insideV w:val="nil"/>
@@ -12042,7 +10597,7 @@
       <w:tblPr/>
       <w:tcPr>
         <w:tcBorders>
-          <w:top w:val="single" w:color="FFFFFF" w:themeColor="background1" w:sz="6" w:space="0"/>
+          <w:top w:val="single" w:sz="6" w:space="0" w:color="FFFFFF" w:themeColor="background1"/>
         </w:tcBorders>
         <w:shd w:val="clear" w:color="auto" w:fill="000000" w:themeFill="text1" w:themeFillShade="99"/>
       </w:tcPr>
@@ -12058,7 +10613,7 @@
           <w:left w:val="nil"/>
           <w:bottom w:val="nil"/>
           <w:right w:val="nil"/>
-          <w:insideH w:val="single" w:color="000000" w:themeColor="text1" w:themeShade="99" w:sz="4" w:space="0"/>
+          <w:insideH w:val="single" w:sz="4" w:space="0" w:color="000000" w:themeColor="text1" w:themeShade="99"/>
           <w:insideV w:val="nil"/>
         </w:tcBorders>
         <w:shd w:val="clear" w:color="auto" w:fill="000000" w:themeFill="text1" w:themeFillShade="99"/>
@@ -12120,12 +10675,12 @@
       <w:tblStyleColBandSize w:val="1"/>
       <w:tblInd w:w="0" w:type="dxa"/>
       <w:tblBorders>
-        <w:top w:val="single" w:color="C0504D" w:themeColor="accent2" w:sz="24" w:space="0"/>
-        <w:left w:val="single" w:color="4F81BD" w:themeColor="accent1" w:sz="4" w:space="0"/>
-        <w:bottom w:val="single" w:color="4F81BD" w:themeColor="accent1" w:sz="4" w:space="0"/>
-        <w:right w:val="single" w:color="4F81BD" w:themeColor="accent1" w:sz="4" w:space="0"/>
-        <w:insideH w:val="single" w:color="FFFFFF" w:themeColor="background1" w:sz="4" w:space="0"/>
-        <w:insideV w:val="single" w:color="FFFFFF" w:themeColor="background1" w:sz="4" w:space="0"/>
+        <w:top w:val="single" w:sz="24" w:space="0" w:color="C0504D" w:themeColor="accent2"/>
+        <w:left w:val="single" w:sz="4" w:space="0" w:color="4F81BD" w:themeColor="accent1"/>
+        <w:bottom w:val="single" w:sz="4" w:space="0" w:color="4F81BD" w:themeColor="accent1"/>
+        <w:right w:val="single" w:sz="4" w:space="0" w:color="4F81BD" w:themeColor="accent1"/>
+        <w:insideH w:val="single" w:sz="4" w:space="0" w:color="FFFFFF" w:themeColor="background1"/>
+        <w:insideV w:val="single" w:sz="4" w:space="0" w:color="FFFFFF" w:themeColor="background1"/>
       </w:tblBorders>
       <w:tblCellMar>
         <w:top w:w="0" w:type="dxa"/>
@@ -12147,7 +10702,7 @@
         <w:tcBorders>
           <w:top w:val="nil"/>
           <w:left w:val="nil"/>
-          <w:bottom w:val="single" w:color="C0504D" w:themeColor="accent2" w:sz="24" w:space="0"/>
+          <w:bottom w:val="single" w:sz="24" w:space="0" w:color="C0504D" w:themeColor="accent2"/>
           <w:right w:val="nil"/>
           <w:insideH w:val="nil"/>
           <w:insideV w:val="nil"/>
@@ -12164,7 +10719,7 @@
       <w:tblPr/>
       <w:tcPr>
         <w:tcBorders>
-          <w:top w:val="single" w:color="FFFFFF" w:themeColor="background1" w:sz="6" w:space="0"/>
+          <w:top w:val="single" w:sz="6" w:space="0" w:color="FFFFFF" w:themeColor="background1"/>
         </w:tcBorders>
         <w:shd w:val="clear" w:color="auto" w:fill="2C4C74" w:themeFill="accent1" w:themeFillShade="99"/>
       </w:tcPr>
@@ -12180,7 +10735,7 @@
           <w:left w:val="nil"/>
           <w:bottom w:val="nil"/>
           <w:right w:val="nil"/>
-          <w:insideH w:val="single" w:color="2C4C74" w:themeColor="accent1" w:themeShade="99" w:sz="4" w:space="0"/>
+          <w:insideH w:val="single" w:sz="4" w:space="0" w:color="2C4C74" w:themeColor="accent1" w:themeShade="99"/>
           <w:insideV w:val="nil"/>
         </w:tcBorders>
         <w:shd w:val="clear" w:color="auto" w:fill="2C4C74" w:themeFill="accent1" w:themeFillShade="99"/>
@@ -12242,12 +10797,12 @@
       <w:tblStyleColBandSize w:val="1"/>
       <w:tblInd w:w="0" w:type="dxa"/>
       <w:tblBorders>
-        <w:top w:val="single" w:color="C0504D" w:themeColor="accent2" w:sz="24" w:space="0"/>
-        <w:left w:val="single" w:color="C0504D" w:themeColor="accent2" w:sz="4" w:space="0"/>
-        <w:bottom w:val="single" w:color="C0504D" w:themeColor="accent2" w:sz="4" w:space="0"/>
-        <w:right w:val="single" w:color="C0504D" w:themeColor="accent2" w:sz="4" w:space="0"/>
-        <w:insideH w:val="single" w:color="FFFFFF" w:themeColor="background1" w:sz="4" w:space="0"/>
-        <w:insideV w:val="single" w:color="FFFFFF" w:themeColor="background1" w:sz="4" w:space="0"/>
+        <w:top w:val="single" w:sz="24" w:space="0" w:color="C0504D" w:themeColor="accent2"/>
+        <w:left w:val="single" w:sz="4" w:space="0" w:color="C0504D" w:themeColor="accent2"/>
+        <w:bottom w:val="single" w:sz="4" w:space="0" w:color="C0504D" w:themeColor="accent2"/>
+        <w:right w:val="single" w:sz="4" w:space="0" w:color="C0504D" w:themeColor="accent2"/>
+        <w:insideH w:val="single" w:sz="4" w:space="0" w:color="FFFFFF" w:themeColor="background1"/>
+        <w:insideV w:val="single" w:sz="4" w:space="0" w:color="FFFFFF" w:themeColor="background1"/>
       </w:tblBorders>
       <w:tblCellMar>
         <w:top w:w="0" w:type="dxa"/>
@@ -12269,7 +10824,7 @@
         <w:tcBorders>
           <w:top w:val="nil"/>
           <w:left w:val="nil"/>
-          <w:bottom w:val="single" w:color="C0504D" w:themeColor="accent2" w:sz="24" w:space="0"/>
+          <w:bottom w:val="single" w:sz="24" w:space="0" w:color="C0504D" w:themeColor="accent2"/>
           <w:right w:val="nil"/>
           <w:insideH w:val="nil"/>
           <w:insideV w:val="nil"/>
@@ -12286,7 +10841,7 @@
       <w:tblPr/>
       <w:tcPr>
         <w:tcBorders>
-          <w:top w:val="single" w:color="FFFFFF" w:themeColor="background1" w:sz="6" w:space="0"/>
+          <w:top w:val="single" w:sz="6" w:space="0" w:color="FFFFFF" w:themeColor="background1"/>
         </w:tcBorders>
         <w:shd w:val="clear" w:color="auto" w:fill="772C2A" w:themeFill="accent2" w:themeFillShade="99"/>
       </w:tcPr>
@@ -12302,7 +10857,7 @@
           <w:left w:val="nil"/>
           <w:bottom w:val="nil"/>
           <w:right w:val="nil"/>
-          <w:insideH w:val="single" w:color="772C2A" w:themeColor="accent2" w:themeShade="99" w:sz="4" w:space="0"/>
+          <w:insideH w:val="single" w:sz="4" w:space="0" w:color="772C2A" w:themeColor="accent2" w:themeShade="99"/>
           <w:insideV w:val="nil"/>
         </w:tcBorders>
         <w:shd w:val="clear" w:color="auto" w:fill="772C2A" w:themeFill="accent2" w:themeFillShade="99"/>
@@ -12364,12 +10919,12 @@
       <w:tblStyleColBandSize w:val="1"/>
       <w:tblInd w:w="0" w:type="dxa"/>
       <w:tblBorders>
-        <w:top w:val="single" w:color="8064A2" w:themeColor="accent4" w:sz="24" w:space="0"/>
-        <w:left w:val="single" w:color="9BBB59" w:themeColor="accent3" w:sz="4" w:space="0"/>
-        <w:bottom w:val="single" w:color="9BBB59" w:themeColor="accent3" w:sz="4" w:space="0"/>
-        <w:right w:val="single" w:color="9BBB59" w:themeColor="accent3" w:sz="4" w:space="0"/>
-        <w:insideH w:val="single" w:color="FFFFFF" w:themeColor="background1" w:sz="4" w:space="0"/>
-        <w:insideV w:val="single" w:color="FFFFFF" w:themeColor="background1" w:sz="4" w:space="0"/>
+        <w:top w:val="single" w:sz="24" w:space="0" w:color="8064A2" w:themeColor="accent4"/>
+        <w:left w:val="single" w:sz="4" w:space="0" w:color="9BBB59" w:themeColor="accent3"/>
+        <w:bottom w:val="single" w:sz="4" w:space="0" w:color="9BBB59" w:themeColor="accent3"/>
+        <w:right w:val="single" w:sz="4" w:space="0" w:color="9BBB59" w:themeColor="accent3"/>
+        <w:insideH w:val="single" w:sz="4" w:space="0" w:color="FFFFFF" w:themeColor="background1"/>
+        <w:insideV w:val="single" w:sz="4" w:space="0" w:color="FFFFFF" w:themeColor="background1"/>
       </w:tblBorders>
       <w:tblCellMar>
         <w:top w:w="0" w:type="dxa"/>
@@ -12391,7 +10946,7 @@
         <w:tcBorders>
           <w:top w:val="nil"/>
           <w:left w:val="nil"/>
-          <w:bottom w:val="single" w:color="8064A2" w:themeColor="accent4" w:sz="24" w:space="0"/>
+          <w:bottom w:val="single" w:sz="24" w:space="0" w:color="8064A2" w:themeColor="accent4"/>
           <w:right w:val="nil"/>
           <w:insideH w:val="nil"/>
           <w:insideV w:val="nil"/>
@@ -12408,7 +10963,7 @@
       <w:tblPr/>
       <w:tcPr>
         <w:tcBorders>
-          <w:top w:val="single" w:color="FFFFFF" w:themeColor="background1" w:sz="6" w:space="0"/>
+          <w:top w:val="single" w:sz="6" w:space="0" w:color="FFFFFF" w:themeColor="background1"/>
         </w:tcBorders>
         <w:shd w:val="clear" w:color="auto" w:fill="5E7530" w:themeFill="accent3" w:themeFillShade="99"/>
       </w:tcPr>
@@ -12424,7 +10979,7 @@
           <w:left w:val="nil"/>
           <w:bottom w:val="nil"/>
           <w:right w:val="nil"/>
-          <w:insideH w:val="single" w:color="5E7530" w:themeColor="accent3" w:themeShade="99" w:sz="4" w:space="0"/>
+          <w:insideH w:val="single" w:sz="4" w:space="0" w:color="5E7530" w:themeColor="accent3" w:themeShade="99"/>
           <w:insideV w:val="nil"/>
         </w:tcBorders>
         <w:shd w:val="clear" w:color="auto" w:fill="5E7530" w:themeFill="accent3" w:themeFillShade="99"/>
@@ -12476,12 +11031,12 @@
       <w:tblStyleColBandSize w:val="1"/>
       <w:tblInd w:w="0" w:type="dxa"/>
       <w:tblBorders>
-        <w:top w:val="single" w:color="9BBB59" w:themeColor="accent3" w:sz="24" w:space="0"/>
-        <w:left w:val="single" w:color="8064A2" w:themeColor="accent4" w:sz="4" w:space="0"/>
-        <w:bottom w:val="single" w:color="8064A2" w:themeColor="accent4" w:sz="4" w:space="0"/>
-        <w:right w:val="single" w:color="8064A2" w:themeColor="accent4" w:sz="4" w:space="0"/>
-        <w:insideH w:val="single" w:color="FFFFFF" w:themeColor="background1" w:sz="4" w:space="0"/>
-        <w:insideV w:val="single" w:color="FFFFFF" w:themeColor="background1" w:sz="4" w:space="0"/>
+        <w:top w:val="single" w:sz="24" w:space="0" w:color="9BBB59" w:themeColor="accent3"/>
+        <w:left w:val="single" w:sz="4" w:space="0" w:color="8064A2" w:themeColor="accent4"/>
+        <w:bottom w:val="single" w:sz="4" w:space="0" w:color="8064A2" w:themeColor="accent4"/>
+        <w:right w:val="single" w:sz="4" w:space="0" w:color="8064A2" w:themeColor="accent4"/>
+        <w:insideH w:val="single" w:sz="4" w:space="0" w:color="FFFFFF" w:themeColor="background1"/>
+        <w:insideV w:val="single" w:sz="4" w:space="0" w:color="FFFFFF" w:themeColor="background1"/>
       </w:tblBorders>
       <w:tblCellMar>
         <w:top w:w="0" w:type="dxa"/>
@@ -12503,7 +11058,7 @@
         <w:tcBorders>
           <w:top w:val="nil"/>
           <w:left w:val="nil"/>
-          <w:bottom w:val="single" w:color="9BBB59" w:themeColor="accent3" w:sz="24" w:space="0"/>
+          <w:bottom w:val="single" w:sz="24" w:space="0" w:color="9BBB59" w:themeColor="accent3"/>
           <w:right w:val="nil"/>
           <w:insideH w:val="nil"/>
           <w:insideV w:val="nil"/>
@@ -12520,7 +11075,7 @@
       <w:tblPr/>
       <w:tcPr>
         <w:tcBorders>
-          <w:top w:val="single" w:color="FFFFFF" w:themeColor="background1" w:sz="6" w:space="0"/>
+          <w:top w:val="single" w:sz="6" w:space="0" w:color="FFFFFF" w:themeColor="background1"/>
         </w:tcBorders>
         <w:shd w:val="clear" w:color="auto" w:fill="4C3B62" w:themeFill="accent4" w:themeFillShade="99"/>
       </w:tcPr>
@@ -12536,7 +11091,7 @@
           <w:left w:val="nil"/>
           <w:bottom w:val="nil"/>
           <w:right w:val="nil"/>
-          <w:insideH w:val="single" w:color="4C3B62" w:themeColor="accent4" w:themeShade="99" w:sz="4" w:space="0"/>
+          <w:insideH w:val="single" w:sz="4" w:space="0" w:color="4C3B62" w:themeColor="accent4" w:themeShade="99"/>
           <w:insideV w:val="nil"/>
         </w:tcBorders>
         <w:shd w:val="clear" w:color="auto" w:fill="4C3B62" w:themeFill="accent4" w:themeFillShade="99"/>
@@ -12598,12 +11153,12 @@
       <w:tblStyleColBandSize w:val="1"/>
       <w:tblInd w:w="0" w:type="dxa"/>
       <w:tblBorders>
-        <w:top w:val="single" w:color="F79646" w:themeColor="accent6" w:sz="24" w:space="0"/>
-        <w:left w:val="single" w:color="4BACC6" w:themeColor="accent5" w:sz="4" w:space="0"/>
-        <w:bottom w:val="single" w:color="4BACC6" w:themeColor="accent5" w:sz="4" w:space="0"/>
-        <w:right w:val="single" w:color="4BACC6" w:themeColor="accent5" w:sz="4" w:space="0"/>
-        <w:insideH w:val="single" w:color="FFFFFF" w:themeColor="background1" w:sz="4" w:space="0"/>
-        <w:insideV w:val="single" w:color="FFFFFF" w:themeColor="background1" w:sz="4" w:space="0"/>
+        <w:top w:val="single" w:sz="24" w:space="0" w:color="F79646" w:themeColor="accent6"/>
+        <w:left w:val="single" w:sz="4" w:space="0" w:color="4BACC6" w:themeColor="accent5"/>
+        <w:bottom w:val="single" w:sz="4" w:space="0" w:color="4BACC6" w:themeColor="accent5"/>
+        <w:right w:val="single" w:sz="4" w:space="0" w:color="4BACC6" w:themeColor="accent5"/>
+        <w:insideH w:val="single" w:sz="4" w:space="0" w:color="FFFFFF" w:themeColor="background1"/>
+        <w:insideV w:val="single" w:sz="4" w:space="0" w:color="FFFFFF" w:themeColor="background1"/>
       </w:tblBorders>
       <w:tblCellMar>
         <w:top w:w="0" w:type="dxa"/>
@@ -12625,7 +11180,7 @@
         <w:tcBorders>
           <w:top w:val="nil"/>
           <w:left w:val="nil"/>
-          <w:bottom w:val="single" w:color="F79646" w:themeColor="accent6" w:sz="24" w:space="0"/>
+          <w:bottom w:val="single" w:sz="24" w:space="0" w:color="F79646" w:themeColor="accent6"/>
           <w:right w:val="nil"/>
           <w:insideH w:val="nil"/>
           <w:insideV w:val="nil"/>
@@ -12642,7 +11197,7 @@
       <w:tblPr/>
       <w:tcPr>
         <w:tcBorders>
-          <w:top w:val="single" w:color="FFFFFF" w:themeColor="background1" w:sz="6" w:space="0"/>
+          <w:top w:val="single" w:sz="6" w:space="0" w:color="FFFFFF" w:themeColor="background1"/>
         </w:tcBorders>
         <w:shd w:val="clear" w:color="auto" w:fill="276A7C" w:themeFill="accent5" w:themeFillShade="99"/>
       </w:tcPr>
@@ -12658,7 +11213,7 @@
           <w:left w:val="nil"/>
           <w:bottom w:val="nil"/>
           <w:right w:val="nil"/>
-          <w:insideH w:val="single" w:color="276A7C" w:themeColor="accent5" w:themeShade="99" w:sz="4" w:space="0"/>
+          <w:insideH w:val="single" w:sz="4" w:space="0" w:color="276A7C" w:themeColor="accent5" w:themeShade="99"/>
           <w:insideV w:val="nil"/>
         </w:tcBorders>
         <w:shd w:val="clear" w:color="auto" w:fill="276A7C" w:themeFill="accent5" w:themeFillShade="99"/>
@@ -12720,12 +11275,12 @@
       <w:tblStyleColBandSize w:val="1"/>
       <w:tblInd w:w="0" w:type="dxa"/>
       <w:tblBorders>
-        <w:top w:val="single" w:color="4BACC6" w:themeColor="accent5" w:sz="24" w:space="0"/>
-        <w:left w:val="single" w:color="F79646" w:themeColor="accent6" w:sz="4" w:space="0"/>
-        <w:bottom w:val="single" w:color="F79646" w:themeColor="accent6" w:sz="4" w:space="0"/>
-        <w:right w:val="single" w:color="F79646" w:themeColor="accent6" w:sz="4" w:space="0"/>
-        <w:insideH w:val="single" w:color="FFFFFF" w:themeColor="background1" w:sz="4" w:space="0"/>
-        <w:insideV w:val="single" w:color="FFFFFF" w:themeColor="background1" w:sz="4" w:space="0"/>
+        <w:top w:val="single" w:sz="24" w:space="0" w:color="4BACC6" w:themeColor="accent5"/>
+        <w:left w:val="single" w:sz="4" w:space="0" w:color="F79646" w:themeColor="accent6"/>
+        <w:bottom w:val="single" w:sz="4" w:space="0" w:color="F79646" w:themeColor="accent6"/>
+        <w:right w:val="single" w:sz="4" w:space="0" w:color="F79646" w:themeColor="accent6"/>
+        <w:insideH w:val="single" w:sz="4" w:space="0" w:color="FFFFFF" w:themeColor="background1"/>
+        <w:insideV w:val="single" w:sz="4" w:space="0" w:color="FFFFFF" w:themeColor="background1"/>
       </w:tblBorders>
       <w:tblCellMar>
         <w:top w:w="0" w:type="dxa"/>
@@ -12747,7 +11302,7 @@
         <w:tcBorders>
           <w:top w:val="nil"/>
           <w:left w:val="nil"/>
-          <w:bottom w:val="single" w:color="4BACC6" w:themeColor="accent5" w:sz="24" w:space="0"/>
+          <w:bottom w:val="single" w:sz="24" w:space="0" w:color="4BACC6" w:themeColor="accent5"/>
           <w:right w:val="nil"/>
           <w:insideH w:val="nil"/>
           <w:insideV w:val="nil"/>
@@ -12764,7 +11319,7 @@
       <w:tblPr/>
       <w:tcPr>
         <w:tcBorders>
-          <w:top w:val="single" w:color="FFFFFF" w:themeColor="background1" w:sz="6" w:space="0"/>
+          <w:top w:val="single" w:sz="6" w:space="0" w:color="FFFFFF" w:themeColor="background1"/>
         </w:tcBorders>
         <w:shd w:val="clear" w:color="auto" w:fill="B65608" w:themeFill="accent6" w:themeFillShade="99"/>
       </w:tcPr>
@@ -12780,7 +11335,7 @@
           <w:left w:val="nil"/>
           <w:bottom w:val="nil"/>
           <w:right w:val="nil"/>
-          <w:insideH w:val="single" w:color="B65608" w:themeColor="accent6" w:themeShade="99" w:sz="4" w:space="0"/>
+          <w:insideH w:val="single" w:sz="4" w:space="0" w:color="B65608" w:themeColor="accent6" w:themeShade="99"/>
           <w:insideV w:val="nil"/>
         </w:tcBorders>
         <w:shd w:val="clear" w:color="auto" w:fill="B65608" w:themeFill="accent6" w:themeFillShade="99"/>
@@ -12860,7 +11415,7 @@
       <w:tblPr/>
       <w:tcPr>
         <w:tcBorders>
-          <w:bottom w:val="single" w:color="FFFFFF" w:themeColor="background1" w:sz="12" w:space="0"/>
+          <w:bottom w:val="single" w:sz="12" w:space="0" w:color="FFFFFF" w:themeColor="background1"/>
         </w:tcBorders>
         <w:shd w:val="clear" w:color="auto" w:fill="9E3A38" w:themeFill="accent2" w:themeFillShade="CC"/>
       </w:tcPr>
@@ -12874,7 +11429,7 @@
       <w:tblPr/>
       <w:tcPr>
         <w:tcBorders>
-          <w:top w:val="single" w:color="000000" w:themeColor="text1" w:sz="12" w:space="0"/>
+          <w:top w:val="single" w:sz="12" w:space="0" w:color="000000" w:themeColor="text1"/>
         </w:tcBorders>
         <w:shd w:val="clear" w:color="auto" w:fill="FFFFFF" w:themeFill="background1"/>
       </w:tcPr>
@@ -12946,7 +11501,7 @@
       <w:tblPr/>
       <w:tcPr>
         <w:tcBorders>
-          <w:bottom w:val="single" w:color="FFFFFF" w:themeColor="background1" w:sz="12" w:space="0"/>
+          <w:bottom w:val="single" w:sz="12" w:space="0" w:color="FFFFFF" w:themeColor="background1"/>
         </w:tcBorders>
         <w:shd w:val="clear" w:color="auto" w:fill="9E3A38" w:themeFill="accent2" w:themeFillShade="CC"/>
       </w:tcPr>
@@ -12960,7 +11515,7 @@
       <w:tblPr/>
       <w:tcPr>
         <w:tcBorders>
-          <w:top w:val="single" w:color="000000" w:themeColor="text1" w:sz="12" w:space="0"/>
+          <w:top w:val="single" w:sz="12" w:space="0" w:color="000000" w:themeColor="text1"/>
         </w:tcBorders>
         <w:shd w:val="clear" w:color="auto" w:fill="FFFFFF" w:themeFill="background1"/>
       </w:tcPr>
@@ -13032,7 +11587,7 @@
       <w:tblPr/>
       <w:tcPr>
         <w:tcBorders>
-          <w:bottom w:val="single" w:color="FFFFFF" w:themeColor="background1" w:sz="12" w:space="0"/>
+          <w:bottom w:val="single" w:sz="12" w:space="0" w:color="FFFFFF" w:themeColor="background1"/>
         </w:tcBorders>
         <w:shd w:val="clear" w:color="auto" w:fill="9E3A38" w:themeFill="accent2" w:themeFillShade="CC"/>
       </w:tcPr>
@@ -13046,7 +11601,7 @@
       <w:tblPr/>
       <w:tcPr>
         <w:tcBorders>
-          <w:top w:val="single" w:color="000000" w:themeColor="text1" w:sz="12" w:space="0"/>
+          <w:top w:val="single" w:sz="12" w:space="0" w:color="000000" w:themeColor="text1"/>
         </w:tcBorders>
         <w:shd w:val="clear" w:color="auto" w:fill="FFFFFF" w:themeFill="background1"/>
       </w:tcPr>
@@ -13118,7 +11673,7 @@
       <w:tblPr/>
       <w:tcPr>
         <w:tcBorders>
-          <w:bottom w:val="single" w:color="FFFFFF" w:themeColor="background1" w:sz="12" w:space="0"/>
+          <w:bottom w:val="single" w:sz="12" w:space="0" w:color="FFFFFF" w:themeColor="background1"/>
         </w:tcBorders>
         <w:shd w:val="clear" w:color="auto" w:fill="664E82" w:themeFill="accent4" w:themeFillShade="CC"/>
       </w:tcPr>
@@ -13132,7 +11687,7 @@
       <w:tblPr/>
       <w:tcPr>
         <w:tcBorders>
-          <w:top w:val="single" w:color="000000" w:themeColor="text1" w:sz="12" w:space="0"/>
+          <w:top w:val="single" w:sz="12" w:space="0" w:color="000000" w:themeColor="text1"/>
         </w:tcBorders>
         <w:shd w:val="clear" w:color="auto" w:fill="FFFFFF" w:themeFill="background1"/>
       </w:tcPr>
@@ -13204,7 +11759,7 @@
       <w:tblPr/>
       <w:tcPr>
         <w:tcBorders>
-          <w:bottom w:val="single" w:color="FFFFFF" w:themeColor="background1" w:sz="12" w:space="0"/>
+          <w:bottom w:val="single" w:sz="12" w:space="0" w:color="FFFFFF" w:themeColor="background1"/>
         </w:tcBorders>
         <w:shd w:val="clear" w:color="auto" w:fill="7E9C40" w:themeFill="accent3" w:themeFillShade="CC"/>
       </w:tcPr>
@@ -13218,7 +11773,7 @@
       <w:tblPr/>
       <w:tcPr>
         <w:tcBorders>
-          <w:top w:val="single" w:color="000000" w:themeColor="text1" w:sz="12" w:space="0"/>
+          <w:top w:val="single" w:sz="12" w:space="0" w:color="000000" w:themeColor="text1"/>
         </w:tcBorders>
         <w:shd w:val="clear" w:color="auto" w:fill="FFFFFF" w:themeFill="background1"/>
       </w:tcPr>
@@ -13290,7 +11845,7 @@
       <w:tblPr/>
       <w:tcPr>
         <w:tcBorders>
-          <w:bottom w:val="single" w:color="FFFFFF" w:themeColor="background1" w:sz="12" w:space="0"/>
+          <w:bottom w:val="single" w:sz="12" w:space="0" w:color="FFFFFF" w:themeColor="background1"/>
         </w:tcBorders>
         <w:shd w:val="clear" w:color="auto" w:fill="F2730A" w:themeFill="accent6" w:themeFillShade="CC"/>
       </w:tcPr>
@@ -13304,7 +11859,7 @@
       <w:tblPr/>
       <w:tcPr>
         <w:tcBorders>
-          <w:top w:val="single" w:color="000000" w:themeColor="text1" w:sz="12" w:space="0"/>
+          <w:top w:val="single" w:sz="12" w:space="0" w:color="000000" w:themeColor="text1"/>
         </w:tcBorders>
         <w:shd w:val="clear" w:color="auto" w:fill="FFFFFF" w:themeFill="background1"/>
       </w:tcPr>
@@ -13376,7 +11931,7 @@
       <w:tblPr/>
       <w:tcPr>
         <w:tcBorders>
-          <w:bottom w:val="single" w:color="FFFFFF" w:themeColor="background1" w:sz="12" w:space="0"/>
+          <w:bottom w:val="single" w:sz="12" w:space="0" w:color="FFFFFF" w:themeColor="background1"/>
         </w:tcBorders>
         <w:shd w:val="clear" w:color="auto" w:fill="348DA5" w:themeFill="accent5" w:themeFillShade="CC"/>
       </w:tcPr>
@@ -13390,7 +11945,7 @@
       <w:tblPr/>
       <w:tcPr>
         <w:tcBorders>
-          <w:top w:val="single" w:color="000000" w:themeColor="text1" w:sz="12" w:space="0"/>
+          <w:top w:val="single" w:sz="12" w:space="0" w:color="000000" w:themeColor="text1"/>
         </w:tcBorders>
         <w:shd w:val="clear" w:color="auto" w:fill="FFFFFF" w:themeFill="background1"/>
       </w:tcPr>
@@ -13444,7 +11999,7 @@
       <w:tblStyleColBandSize w:val="1"/>
       <w:tblInd w:w="0" w:type="dxa"/>
       <w:tblBorders>
-        <w:insideH w:val="single" w:color="FFFFFF" w:themeColor="background1" w:sz="4" w:space="0"/>
+        <w:insideH w:val="single" w:sz="4" w:space="0" w:color="FFFFFF" w:themeColor="background1"/>
       </w:tblBorders>
       <w:tblCellMar>
         <w:top w:w="0" w:type="dxa"/>
@@ -13524,7 +12079,7 @@
       <w:tblStyleColBandSize w:val="1"/>
       <w:tblInd w:w="0" w:type="dxa"/>
       <w:tblBorders>
-        <w:insideH w:val="single" w:color="FFFFFF" w:themeColor="background1" w:sz="4" w:space="0"/>
+        <w:insideH w:val="single" w:sz="4" w:space="0" w:color="FFFFFF" w:themeColor="background1"/>
       </w:tblBorders>
       <w:tblCellMar>
         <w:top w:w="0" w:type="dxa"/>
@@ -13604,7 +12159,7 @@
       <w:tblStyleColBandSize w:val="1"/>
       <w:tblInd w:w="0" w:type="dxa"/>
       <w:tblBorders>
-        <w:insideH w:val="single" w:color="FFFFFF" w:themeColor="background1" w:sz="4" w:space="0"/>
+        <w:insideH w:val="single" w:sz="4" w:space="0" w:color="FFFFFF" w:themeColor="background1"/>
       </w:tblBorders>
       <w:tblCellMar>
         <w:top w:w="0" w:type="dxa"/>
@@ -13684,7 +12239,7 @@
       <w:tblStyleColBandSize w:val="1"/>
       <w:tblInd w:w="0" w:type="dxa"/>
       <w:tblBorders>
-        <w:insideH w:val="single" w:color="FFFFFF" w:themeColor="background1" w:sz="4" w:space="0"/>
+        <w:insideH w:val="single" w:sz="4" w:space="0" w:color="FFFFFF" w:themeColor="background1"/>
       </w:tblBorders>
       <w:tblCellMar>
         <w:top w:w="0" w:type="dxa"/>
@@ -13764,7 +12319,7 @@
       <w:tblStyleColBandSize w:val="1"/>
       <w:tblInd w:w="0" w:type="dxa"/>
       <w:tblBorders>
-        <w:insideH w:val="single" w:color="FFFFFF" w:themeColor="background1" w:sz="4" w:space="0"/>
+        <w:insideH w:val="single" w:sz="4" w:space="0" w:color="FFFFFF" w:themeColor="background1"/>
       </w:tblBorders>
       <w:tblCellMar>
         <w:top w:w="0" w:type="dxa"/>
@@ -13844,7 +12399,7 @@
       <w:tblStyleColBandSize w:val="1"/>
       <w:tblInd w:w="0" w:type="dxa"/>
       <w:tblBorders>
-        <w:insideH w:val="single" w:color="FFFFFF" w:themeColor="background1" w:sz="4" w:space="0"/>
+        <w:insideH w:val="single" w:sz="4" w:space="0" w:color="FFFFFF" w:themeColor="background1"/>
       </w:tblBorders>
       <w:tblCellMar>
         <w:top w:w="0" w:type="dxa"/>
@@ -13924,7 +12479,7 @@
       <w:tblStyleColBandSize w:val="1"/>
       <w:tblInd w:w="0" w:type="dxa"/>
       <w:tblBorders>
-        <w:insideH w:val="single" w:color="FFFFFF" w:themeColor="background1" w:sz="4" w:space="0"/>
+        <w:insideH w:val="single" w:sz="4" w:space="0" w:color="FFFFFF" w:themeColor="background1"/>
       </w:tblBorders>
       <w:tblCellMar>
         <w:top w:w="0" w:type="dxa"/>
@@ -13987,17 +12542,6 @@
         <w:shd w:val="clear" w:color="auto" w:fill="FBCAA2" w:themeFill="accent6" w:themeFillTint="7F"/>
       </w:tcPr>
     </w:tblStylePr>
-  </w:style>
-  <w:style w:type="character" w:styleId="Hyperlink">
-    <w:uiPriority w:val="99"/>
-    <w:name w:val="Hyperlink"/>
-    <w:basedOn w:val="DefaultParagraphFont"/>
-    <w:unhideWhenUsed/>
-    <w:rsid w:val="1B28264E"/>
-    <w:rPr>
-      <w:color w:val="0000FF"/>
-      <w:u w:val="single"/>
-    </w:rPr>
   </w:style>
 </w:styles>
 </file>

--- a/Ian_Alloway_Resume_CV.docx
+++ b/Ian_Alloway_Resume_CV.docx
@@ -9,7 +9,7 @@
       <w:r>
         <w:rPr>
           <w:b/>
-          <w:sz w:val="36"/>
+          <w:sz w:val="34"/>
         </w:rPr>
         <w:t>Ian Alloway</w:t>
       </w:r>
@@ -19,10 +19,47 @@
         <w:jc w:val="center"/>
       </w:pPr>
       <w:r>
-        <w:rPr>
-          <w:sz w:val="17"/>
-        </w:rPr>
-        <w:t>Fairmont, WV (Remote-Friendly) | 727-470-8666 | ian@allowayllc.com | linkedin.com/in/ianit | github.com/ianalloway | ianalloway.xyz | allowayai.substack.com</w:t>
+        <w:t>Fairmont, WV (Remote-Friendly)</w:t>
+      </w:r>
+    </w:p>
+    <w:p>
+      <w:pPr>
+        <w:jc w:val="center"/>
+      </w:pPr>
+      <w:r>
+        <w:t>727-470-8666 | ian@allowayllc.com</w:t>
+      </w:r>
+    </w:p>
+    <w:p>
+      <w:pPr>
+        <w:jc w:val="center"/>
+      </w:pPr>
+      <w:r>
+        <w:t>LinkedIn: https://linkedin.com/in/ianit</w:t>
+      </w:r>
+    </w:p>
+    <w:p>
+      <w:pPr>
+        <w:jc w:val="center"/>
+      </w:pPr>
+      <w:r>
+        <w:t>GitHub: https://github.com/ianalloway</w:t>
+      </w:r>
+    </w:p>
+    <w:p>
+      <w:pPr>
+        <w:jc w:val="center"/>
+      </w:pPr>
+      <w:r>
+        <w:t>Portfolio: https://ianalloway.xyz</w:t>
+      </w:r>
+    </w:p>
+    <w:p>
+      <w:pPr>
+        <w:jc w:val="center"/>
+      </w:pPr>
+      <w:r>
+        <w:t>Substack: https://allowayai.substack.com</w:t>
       </w:r>
     </w:p>
     <w:p>
@@ -36,10 +73,7 @@
     </w:p>
     <w:p>
       <w:r>
-        <w:rPr>
-          <w:sz w:val="18"/>
-        </w:rPr>
-        <w:t>ML Engineer and Data Scientist building production ML systems, evaluation tooling, and analytics products. Completed a B.S. in Information Science at the University of South Florida and currently pursuing an M.S. in Artificial Intelligence at USF. Founder of Alloway LLC, with experience shipping applied ML, dashboards, and decision-support software across sports analytics, fintech, and cybersecurity.</w:t>
+        <w:t>ML Engineer and Data Scientist building production ML systems, LLM evaluation tooling, and analytics products. Completed a B.S. in Information Science at the University of South Florida in May 2026 and currently pursuing an M.S. in Artificial Intelligence at USF. Founder of Alloway LLC, with experience shipping applied ML, dashboards, and decision-support software across sports analytics, fintech, cybersecurity, and AI evaluation workflows.</w:t>
       </w:r>
     </w:p>
     <w:p>
@@ -53,42 +87,27 @@
     </w:p>
     <w:p>
       <w:r>
-        <w:rPr>
-          <w:sz w:val="18"/>
-        </w:rPr>
         <w:t>Languages: Python, SQL, TypeScript, JavaScript, R, Bash</w:t>
       </w:r>
     </w:p>
     <w:p>
       <w:r>
-        <w:rPr>
-          <w:sz w:val="18"/>
-        </w:rPr>
-        <w:t>ML / AI: Scikit-learn, XGBoost, PyTorch, TensorFlow, NLP, model evaluation, calibration, forecasting, computer vision</w:t>
+        <w:t>ML / AI: Scikit-learn, XGBoost, PyTorch, TensorFlow, NLP, LLM-as-judge audits, prompt-injection evaluation, model evaluation, calibration, forecasting</w:t>
       </w:r>
     </w:p>
     <w:p>
       <w:r>
-        <w:rPr>
-          <w:sz w:val="18"/>
-        </w:rPr>
         <w:t>Data / Analytics: Pandas, NumPy, Tableau, Power BI, statistical analysis, experimentation, dashboarding</w:t>
       </w:r>
     </w:p>
     <w:p>
       <w:r>
-        <w:rPr>
-          <w:sz w:val="18"/>
-        </w:rPr>
         <w:t>Backend / Infra: FastAPI, React, Node.js, PostgreSQL, SQLite, Redis, Docker, Git, GitHub Actions, AWS</w:t>
       </w:r>
     </w:p>
     <w:p>
       <w:r>
-        <w:rPr>
-          <w:sz w:val="18"/>
-        </w:rPr>
-        <w:t>Domain Experience: Sports analytics, blockchain analytics, fraud detection, decision-support systems</w:t>
+        <w:t>Domain Experience: AI evaluation, sports analytics, blockchain analytics, fraud detection, decision-support systems</w:t>
       </w:r>
     </w:p>
     <w:p>
@@ -102,17 +121,11 @@
     </w:p>
     <w:p>
       <w:r>
-        <w:rPr>
-          <w:sz w:val="18"/>
-        </w:rPr>
         <w:t>Founder &amp; Data Consultant, Alloway LLC</w:t>
       </w:r>
     </w:p>
     <w:p>
       <w:r>
-        <w:rPr>
-          <w:sz w:val="18"/>
-        </w:rPr>
         <w:t>July 2023 - Present | Morgantown, WV</w:t>
       </w:r>
     </w:p>
@@ -121,9 +134,6 @@
         <w:pStyle w:val="ListBullet"/>
       </w:pPr>
       <w:r>
-        <w:rPr>
-          <w:sz w:val="18"/>
-        </w:rPr>
         <w:t>Founded a consultancy delivering applied ML, analytics, and automation solutions for sports, fintech, and business operations use cases.</w:t>
       </w:r>
     </w:p>
@@ -132,9 +142,6 @@
         <w:pStyle w:val="ListBullet"/>
       </w:pPr>
       <w:r>
-        <w:rPr>
-          <w:sz w:val="18"/>
-        </w:rPr>
         <w:t>Developed and deployed ML-driven decision tools that improved client operational efficiency by 40%.</w:t>
       </w:r>
     </w:p>
@@ -143,9 +150,6 @@
         <w:pStyle w:val="ListBullet"/>
       </w:pPr>
       <w:r>
-        <w:rPr>
-          <w:sz w:val="18"/>
-        </w:rPr>
         <w:t>Built production dashboards and reporting workflows in Tableau and Power BI across marketing, logistics, and customer-service data.</w:t>
       </w:r>
     </w:p>
@@ -154,25 +158,16 @@
         <w:pStyle w:val="ListBullet"/>
       </w:pPr>
       <w:r>
-        <w:rPr>
-          <w:sz w:val="18"/>
-        </w:rPr>
         <w:t>Led engagements end to end: requirements gathering, implementation, deployment, documentation, and client handoff.</w:t>
       </w:r>
     </w:p>
     <w:p>
       <w:r>
-        <w:rPr>
-          <w:sz w:val="18"/>
-        </w:rPr>
         <w:t>Data Auditor / AI Engineer, Omniichain</w:t>
       </w:r>
     </w:p>
     <w:p>
       <w:r>
-        <w:rPr>
-          <w:sz w:val="18"/>
-        </w:rPr>
         <w:t>Jan 2020 - Dec 2024 | Remote</w:t>
       </w:r>
     </w:p>
@@ -181,9 +176,6 @@
         <w:pStyle w:val="ListBullet"/>
       </w:pPr>
       <w:r>
-        <w:rPr>
-          <w:sz w:val="18"/>
-        </w:rPr>
         <w:t>Extracted, normalized, and analyzed multi-chain blockchain data from Ethereum, Solana, and Polkadot networks.</w:t>
       </w:r>
     </w:p>
@@ -192,9 +184,6 @@
         <w:pStyle w:val="ListBullet"/>
       </w:pPr>
       <w:r>
-        <w:rPr>
-          <w:sz w:val="18"/>
-        </w:rPr>
         <w:t>Built anomaly-detection tooling that reduced fraud incidents by 30%.</w:t>
       </w:r>
     </w:p>
@@ -203,9 +192,6 @@
         <w:pStyle w:val="ListBullet"/>
       </w:pPr>
       <w:r>
-        <w:rPr>
-          <w:sz w:val="18"/>
-        </w:rPr>
         <w:t>Created dashboards for token flow, market movement, and transactional risk monitoring.</w:t>
       </w:r>
     </w:p>
@@ -214,25 +200,16 @@
         <w:pStyle w:val="ListBullet"/>
       </w:pPr>
       <w:r>
-        <w:rPr>
-          <w:sz w:val="18"/>
-        </w:rPr>
         <w:t>Benchmarked smart-contract performance and data quality workflows using Python and SQL.</w:t>
       </w:r>
     </w:p>
     <w:p>
       <w:r>
-        <w:rPr>
-          <w:sz w:val="18"/>
-        </w:rPr>
         <w:t>Sales &amp; Purchasing Manager, IT Parts and Spares Ltd.</w:t>
       </w:r>
     </w:p>
     <w:p>
       <w:r>
-        <w:rPr>
-          <w:sz w:val="18"/>
-        </w:rPr>
         <w:t>Sept 2018 - Aug 2020 | Miami/Fort Lauderdale, FL</w:t>
       </w:r>
     </w:p>
@@ -241,9 +218,6 @@
         <w:pStyle w:val="ListBullet"/>
       </w:pPr>
       <w:r>
-        <w:rPr>
-          <w:sz w:val="18"/>
-        </w:rPr>
         <w:t>Led procurement operations with international vendors, optimizing logistics and reducing costs by 15%.</w:t>
       </w:r>
     </w:p>
@@ -252,9 +226,6 @@
         <w:pStyle w:val="ListBullet"/>
       </w:pPr>
       <w:r>
-        <w:rPr>
-          <w:sz w:val="18"/>
-        </w:rPr>
         <w:t>Maintained inventory and purchasing systems with a strong focus on data accuracy and operational visibility.</w:t>
       </w:r>
     </w:p>
@@ -263,25 +234,16 @@
         <w:pStyle w:val="ListBullet"/>
       </w:pPr>
       <w:r>
-        <w:rPr>
-          <w:sz w:val="18"/>
-        </w:rPr>
         <w:t>Forecasted demand and negotiated pricing across major OEM contracts including HP, IBM, Lenovo, and Dell.</w:t>
       </w:r>
     </w:p>
     <w:p>
       <w:r>
-        <w:rPr>
-          <w:sz w:val="18"/>
-        </w:rPr>
         <w:t>Task Force Manager, Hilton Hotels</w:t>
       </w:r>
     </w:p>
     <w:p>
       <w:r>
-        <w:rPr>
-          <w:sz w:val="18"/>
-        </w:rPr>
         <w:t>Aug 2020 - Sept 2023 | Tampa, FL</w:t>
       </w:r>
     </w:p>
@@ -290,9 +252,6 @@
         <w:pStyle w:val="ListBullet"/>
       </w:pPr>
       <w:r>
-        <w:rPr>
-          <w:sz w:val="18"/>
-        </w:rPr>
         <w:t>Directed operational improvements across multiple properties, achieving measurable guest satisfaction increases up to 20%.</w:t>
       </w:r>
     </w:p>
@@ -301,9 +260,6 @@
         <w:pStyle w:val="ListBullet"/>
       </w:pPr>
       <w:r>
-        <w:rPr>
-          <w:sz w:val="18"/>
-        </w:rPr>
         <w:t>Managed property P&amp;L, budgets, vendor relationships, and GM-level operational coverage during transitions.</w:t>
       </w:r>
     </w:p>
@@ -318,58 +274,37 @@
     </w:p>
     <w:p>
       <w:r>
-        <w:rPr>
-          <w:sz w:val="18"/>
-        </w:rPr>
+        <w:t>juryrig: Zero-dependency Python toolkit for auditing LLM-as-judge pipelines across position bias, verbosity bias, prompt-injection susceptibility, self-consistency, judge panels, and calibration scoring. Python. https://github.com/ianalloway/juryrig</w:t>
+      </w:r>
+    </w:p>
+    <w:p>
+      <w:r>
         <w:t>AI Advantage Sports: Sports analytics platform with ML predictions, Kelly-based bet sizing, and live product workflows for NBA use cases. React, Python, XGBoost. https://aiadvantagesports.com</w:t>
       </w:r>
     </w:p>
     <w:p>
       <w:r>
-        <w:rPr>
-          <w:sz w:val="18"/>
-        </w:rPr>
         <w:t>nba-ratings: Reusable Elo, win-probability, and Kelly-sizing library for NBA-style models; designed as installable evaluation primitives. Python. https://github.com/ianalloway/nba-ratings</w:t>
       </w:r>
     </w:p>
     <w:p>
       <w:r>
-        <w:rPr>
-          <w:sz w:val="18"/>
-        </w:rPr>
         <w:t>NBA CLV Dashboard: FastAPI and Chart.js dashboard for calibration, rolling accuracy, and CLV-style evaluation reporting. Python, FastAPI, Chart.js. https://github.com/ianalloway/nba-clv-dashboard</w:t>
       </w:r>
     </w:p>
     <w:p>
       <w:r>
-        <w:rPr>
-          <w:sz w:val="18"/>
-        </w:rPr>
         <w:t>Sports Betting ML: Applied NBA/NFL modeling project using logistic regression, XGBoost, and ensemble methods for edge detection. Python, XGBoost. https://huggingface.co/spaces/ianalloway/sports-betting-ml</w:t>
       </w:r>
     </w:p>
     <w:p>
       <w:r>
-        <w:rPr>
-          <w:sz w:val="18"/>
-        </w:rPr>
         <w:t>kelly-js: TypeScript package for Kelly sizing, odds conversion, and bankroll math in lightweight decision-support workflows. TypeScript, npm. https://github.com/ianalloway/kelly-js</w:t>
       </w:r>
     </w:p>
     <w:p>
       <w:r>
-        <w:rPr>
-          <w:sz w:val="18"/>
-        </w:rPr>
         <w:t>Repo Health: CLI that scores repository quality across README quality, CI, licensing, staleness, and maintenance indicators. Python CLI. https://github.com/ianalloway/repo-health</w:t>
-      </w:r>
-    </w:p>
-    <w:p>
-      <w:r>
-        <w:rPr>
-          <w:sz w:val="18"/>
-        </w:rPr>
-        <w:t>macOS Disk Cleanup: Open-source Bash CLI that safely reclaims macOS disk space by removing regenerable caches only, with dry-run support and ShellCheck CI. Bash, GitHub Actions. https://github.com/ianalloway/macos-disk-cleanup</w:t>
       </w:r>
     </w:p>
     <w:p>
@@ -383,9 +318,6 @@
     </w:p>
     <w:p>
       <w:r>
-        <w:rPr>
-          <w:sz w:val="18"/>
-        </w:rPr>
         <w:t>OpenClaw: Contributor to the OpenClaw AI agent framework, including bug fixes, skill-system improvements, and published agent skills on ClawHub. https://github.com/openclaw/openclaw</w:t>
       </w:r>
     </w:p>
@@ -400,34 +332,22 @@
     </w:p>
     <w:p>
       <w:r>
-        <w:rPr>
-          <w:sz w:val="18"/>
-        </w:rPr>
         <w:t>M.S. Artificial Intelligence, University of South Florida</w:t>
       </w:r>
     </w:p>
     <w:p>
       <w:r>
-        <w:rPr>
-          <w:sz w:val="18"/>
-        </w:rPr>
         <w:t>In Progress</w:t>
       </w:r>
     </w:p>
     <w:p>
       <w:r>
-        <w:rPr>
-          <w:sz w:val="18"/>
-        </w:rPr>
         <w:t>B.S. Information Science, University of South Florida</w:t>
       </w:r>
     </w:p>
     <w:p>
       <w:r>
-        <w:rPr>
-          <w:sz w:val="18"/>
-        </w:rPr>
-        <w:t>Completed</w:t>
+        <w:t>Completed May 2026</w:t>
       </w:r>
     </w:p>
     <w:p>
@@ -441,55 +361,37 @@
     </w:p>
     <w:p>
       <w:r>
-        <w:rPr>
-          <w:sz w:val="18"/>
-        </w:rPr>
         <w:t>Deep Learning Specialization (Andrew Ng, Coursera)</w:t>
       </w:r>
     </w:p>
     <w:p>
       <w:r>
-        <w:rPr>
-          <w:sz w:val="18"/>
-        </w:rPr>
         <w:t>Machine Learning Engineering (Google Cloud)</w:t>
       </w:r>
     </w:p>
     <w:p>
       <w:r>
-        <w:rPr>
-          <w:sz w:val="18"/>
-        </w:rPr>
         <w:t>AWS Certified Cloud Practitioner</w:t>
       </w:r>
     </w:p>
     <w:p>
       <w:r>
-        <w:rPr>
-          <w:sz w:val="18"/>
-        </w:rPr>
         <w:t>Blockchain Fundamentals (UC Berkeley)</w:t>
       </w:r>
     </w:p>
     <w:p>
       <w:r>
-        <w:rPr>
-          <w:sz w:val="18"/>
-        </w:rPr>
         <w:t>Oracle Database SQL Certified Associate</w:t>
       </w:r>
     </w:p>
     <w:p>
       <w:r>
-        <w:rPr>
-          <w:sz w:val="18"/>
-        </w:rPr>
         <w:t>Tableau Desktop Certified Professional</w:t>
       </w:r>
     </w:p>
     <w:sectPr>
       <w:pgSz w:w="12240" w:h="15840"/>
-      <w:pgMar w:top="720" w:right="792" w:bottom="720" w:left="792" w:header="720" w:footer="720" w:gutter="0"/>
+      <w:pgMar w:top="648" w:right="792" w:bottom="648" w:left="792" w:header="720" w:footer="720" w:gutter="0"/>
       <w:cols w:space="720"/>
       <w:docGrid w:linePitch="360"/>
     </w:sectPr>
@@ -860,6 +762,10 @@
     <w:name w:val="Normal"/>
     <w:qFormat/>
     <w:rsid w:val="00FC693F"/>
+    <w:rPr>
+      <w:rFonts w:ascii="Arial" w:hAnsi="Arial"/>
+      <w:sz w:val="19"/>
+    </w:rPr>
   </w:style>
   <w:style w:type="paragraph" w:styleId="Header">
     <w:name w:val="header"/>
@@ -920,7 +826,7 @@
       <w:outlineLvl w:val="0"/>
     </w:pPr>
     <w:rPr>
-      <w:rFonts w:asciiTheme="majorHAnsi" w:eastAsiaTheme="majorEastAsia" w:hAnsiTheme="majorHAnsi" w:cstheme="majorBidi"/>
+      <w:rFonts w:asciiTheme="majorHAnsi" w:eastAsiaTheme="majorEastAsia" w:hAnsiTheme="majorHAnsi" w:cstheme="majorBidi" w:ascii="Arial" w:hAnsi="Arial"/>
       <w:b/>
       <w:bCs/>
       <w:color w:val="365F91" w:themeColor="accent1" w:themeShade="BF"/>
@@ -944,7 +850,7 @@
       <w:outlineLvl w:val="1"/>
     </w:pPr>
     <w:rPr>
-      <w:rFonts w:asciiTheme="majorHAnsi" w:eastAsiaTheme="majorEastAsia" w:hAnsiTheme="majorHAnsi" w:cstheme="majorBidi"/>
+      <w:rFonts w:asciiTheme="majorHAnsi" w:eastAsiaTheme="majorEastAsia" w:hAnsiTheme="majorHAnsi" w:cstheme="majorBidi" w:ascii="Arial" w:hAnsi="Arial"/>
       <w:b/>
       <w:bCs/>
       <w:color w:val="4F81BD" w:themeColor="accent1"/>
@@ -1209,7 +1115,7 @@
       <w:contextualSpacing/>
     </w:pPr>
     <w:rPr>
-      <w:rFonts w:asciiTheme="majorHAnsi" w:eastAsiaTheme="majorEastAsia" w:hAnsiTheme="majorHAnsi" w:cstheme="majorBidi"/>
+      <w:rFonts w:asciiTheme="majorHAnsi" w:eastAsiaTheme="majorEastAsia" w:hAnsiTheme="majorHAnsi" w:cstheme="majorBidi" w:ascii="Arial" w:hAnsi="Arial"/>
       <w:color w:val="17365D" w:themeColor="text2" w:themeShade="BF"/>
       <w:spacing w:val="5"/>
       <w:kern w:val="28"/>

--- a/Ian_Alloway_Resume_CV.docx
+++ b/Ian_Alloway_Resume_CV.docx
@@ -716,6 +716,43 @@
           <w:color w:val="114C72"/>
         </w:rPr>
         <w:t xml:space="preserve">SELECTED PROJECTS</w:t>
+      </w:r>
+    </w:p>
+    <w:p>
+      <w:pPr/>
+      <w:r>
+        <w:rPr>
+          <w:rFonts w:ascii="Helvetica Neue" w:hAnsi="Helvetica Neue" w:cs="Helvetica Neue"/>
+          <w:sz w:val="27"/>
+          <w:sz-cs w:val="27"/>
+          <w:b/>
+          <w:spacing w:val="0"/>
+          <w:color w:val="121826"/>
+        </w:rPr>
+        <w:t xml:space="preserve">Project Sunflower</w:t>
+      </w:r>
+      <w:r>
+        <w:rPr>
+          <w:rFonts w:ascii="Helvetica Neue" w:hAnsi="Helvetica Neue" w:cs="Helvetica Neue"/>
+          <w:sz w:val="27"/>
+          <w:sz-cs w:val="27"/>
+          <w:spacing w:val="0"/>
+          <w:color w:val="121826"/>
+        </w:rPr>
+        <w:t xml:space="preserve"> | ChatGPT app evaluation</w:t>
+      </w:r>
+    </w:p>
+    <w:p>
+      <w:pPr/>
+      <w:r>
+        <w:rPr>
+          <w:rFonts w:ascii="Helvetica Neue" w:hAnsi="Helvetica Neue" w:cs="Helvetica Neue"/>
+          <w:sz w:val="27"/>
+          <w:sz-cs w:val="27"/>
+          <w:spacing w:val="0"/>
+          <w:color w:val="121826"/>
+        </w:rPr>
+        <w:t xml:space="preserve">ChatGPT app-development and software-practices evaluation project focused on aesthetics, logic, taste, and overall product quality in agent-built applications.</w:t>
       </w:r>
     </w:p>
     <w:p>
